--- a/idris/.NET React/Idris_Sadiq.docx
+++ b/idris/.NET React/Idris_Sadiq.docx
@@ -1,6 +1,6 @@
 
 <file path=word/document.xml><?xml version="1.0" encoding="utf-8"?>
-<w:document xmlns:wpc="http://schemas.microsoft.com/office/word/2010/wordprocessingCanvas" xmlns:cx="http://schemas.microsoft.com/office/drawing/2014/chartex" xmlns:cx1="http://schemas.microsoft.com/office/drawing/2015/9/8/chartex" xmlns:cx2="http://schemas.microsoft.com/office/drawing/2015/10/21/chartex" xmlns:cx3="http://schemas.microsoft.com/office/drawing/2016/5/9/chartex" xmlns:cx4="http://schemas.microsoft.com/office/drawing/2016/5/10/chartex" xmlns:cx5="http://schemas.microsoft.com/office/drawing/2016/5/11/chartex" xmlns:cx6="http://schemas.microsoft.com/office/drawing/2016/5/12/chartex" xmlns:cx7="http://schemas.microsoft.com/office/drawing/2016/5/13/chartex" xmlns:cx8="http://schemas.microsoft.com/office/drawing/2016/5/14/chartex" xmlns:mc="http://schemas.openxmlformats.org/markup-compatibility/2006" xmlns:aink="http://schemas.microsoft.com/office/drawing/2016/ink" xmlns:am3d="http://schemas.microsoft.com/office/drawing/2017/model3d" xmlns:o="urn:schemas-microsoft-com:office:office" xmlns:oel="http://schemas.microsoft.com/office/2019/extlst" xmlns:r="http://schemas.openxmlformats.org/officeDocument/2006/relationships" xmlns:m="http://schemas.openxmlformats.org/officeDocument/2006/math" xmlns:v="urn:schemas-microsoft-com:vml" xmlns:wp14="http://schemas.microsoft.com/office/word/2010/wordprocessingDrawing" xmlns:wp="http://schemas.openxmlformats.org/drawingml/2006/wordprocessingDrawing" xmlns:w10="urn:schemas-microsoft-com:office:word" xmlns:w="http://schemas.openxmlformats.org/wordprocessingml/2006/main" xmlns:w14="http://schemas.microsoft.com/office/word/2010/wordml" xmlns:w15="http://schemas.microsoft.com/office/word/2012/wordml" xmlns:w16cex="http://schemas.microsoft.com/office/word/2018/wordml/cex" xmlns:w16cid="http://schemas.microsoft.com/office/word/2016/wordml/cid" xmlns:w16="http://schemas.microsoft.com/office/word/2018/wordml" xmlns:w16du="http://schemas.microsoft.com/office/word/2023/wordml/word16du" xmlns:w16sdtdh="http://schemas.microsoft.com/office/word/2020/wordml/sdtdatahash" xmlns:w16sdtfl="http://schemas.microsoft.com/office/word/2024/wordml/sdtformatlock" xmlns:w16se="http://schemas.microsoft.com/office/word/2015/wordml/symex" xmlns:wpg="http://schemas.microsoft.com/office/word/2010/wordprocessingGroup" xmlns:wpi="http://schemas.microsoft.com/office/word/2010/wordprocessingInk" xmlns:wne="http://schemas.microsoft.com/office/word/2006/wordml" xmlns:wps="http://schemas.microsoft.com/office/word/2010/wordprocessingShape" mc:Ignorable="w14 w15 w16se w16cid w16 w16cex w16sdtdh w16sdtfl w16du wp14">
+<w:document xmlns:wpc="http://schemas.microsoft.com/office/word/2010/wordprocessingCanvas" xmlns:mc="http://schemas.openxmlformats.org/markup-compatibility/2006" xmlns:o="urn:schemas-microsoft-com:office:office" xmlns:r="http://schemas.openxmlformats.org/officeDocument/2006/relationships" xmlns:m="http://schemas.openxmlformats.org/officeDocument/2006/math" xmlns:v="urn:schemas-microsoft-com:vml" xmlns:wp14="http://schemas.microsoft.com/office/word/2010/wordprocessingDrawing" xmlns:wp="http://schemas.openxmlformats.org/drawingml/2006/wordprocessingDrawing" xmlns:w10="urn:schemas-microsoft-com:office:word" xmlns:w="http://schemas.openxmlformats.org/wordprocessingml/2006/main" xmlns:w14="http://schemas.microsoft.com/office/word/2010/wordml" xmlns:wpg="http://schemas.microsoft.com/office/word/2010/wordprocessingGroup" xmlns:wpi="http://schemas.microsoft.com/office/word/2010/wordprocessingInk" xmlns:wne="http://schemas.microsoft.com/office/word/2006/wordml" xmlns:wps="http://schemas.microsoft.com/office/word/2010/wordprocessingShape" mc:Ignorable="w14 wp14">
   <w:body>
     <w:tbl>
       <w:tblPr>
@@ -20,15 +20,9 @@
         <w:tblLook w:val="0000" w:firstRow="0" w:lastRow="0" w:firstColumn="0" w:lastColumn="0" w:noHBand="0" w:noVBand="0"/>
       </w:tblPr>
       <w:tblGrid>
-        <w:gridCol w:w="10180"/>
+        <w:gridCol w:w="10420"/>
       </w:tblGrid>
       <w:tr>
-        <w:tblPrEx>
-          <w:tblCellMar>
-            <w:top w:w="0" w:type="dxa"/>
-            <w:bottom w:w="0" w:type="dxa"/>
-          </w:tblCellMar>
-        </w:tblPrEx>
         <w:tc>
           <w:tcPr>
             <w:tcW w:w="0" w:type="auto"/>
@@ -52,6 +46,7 @@
               <w:spacing w:after="40"/>
               <w:jc w:val="center"/>
             </w:pPr>
+            <w:proofErr w:type="spellStart"/>
             <w:r>
               <w:rPr>
                 <w:rFonts w:ascii="Arial" w:eastAsia="Arial" w:hAnsi="Arial" w:cs="Arial"/>
@@ -61,8 +56,33 @@
                 <w:sz w:val="48"/>
                 <w:szCs w:val="48"/>
               </w:rPr>
-              <w:t>Idris Sadiq</w:t>
+              <w:t>Idris</w:t>
             </w:r>
+            <w:proofErr w:type="spellEnd"/>
+            <w:r>
+              <w:rPr>
+                <w:rFonts w:ascii="Arial" w:eastAsia="Arial" w:hAnsi="Arial" w:cs="Arial"/>
+                <w:b/>
+                <w:bCs/>
+                <w:color w:val="FFFFFF"/>
+                <w:sz w:val="48"/>
+                <w:szCs w:val="48"/>
+              </w:rPr>
+              <w:t xml:space="preserve"> </w:t>
+            </w:r>
+            <w:proofErr w:type="spellStart"/>
+            <w:r>
+              <w:rPr>
+                <w:rFonts w:ascii="Arial" w:eastAsia="Arial" w:hAnsi="Arial" w:cs="Arial"/>
+                <w:b/>
+                <w:bCs/>
+                <w:color w:val="FFFFFF"/>
+                <w:sz w:val="48"/>
+                <w:szCs w:val="48"/>
+              </w:rPr>
+              <w:t>Sadiq</w:t>
+            </w:r>
+            <w:proofErr w:type="spellEnd"/>
           </w:p>
           <w:p>
             <w:pPr>
@@ -89,7 +109,21 @@
                 <w:rFonts w:ascii="Arial" w:eastAsia="Arial" w:hAnsi="Arial" w:cs="Arial"/>
                 <w:color w:val="BBBBBB"/>
               </w:rPr>
-              <w:t>idrissadiqdev@outlook.com  |  +1 9297829204  |  Los Angeles, California, United States</w:t>
+              <w:t xml:space="preserve">idrissadiqdev@outlook.com  </w:t>
+            </w:r>
+            <w:r>
+              <w:rPr>
+                <w:rFonts w:ascii="Arial" w:eastAsia="Arial" w:hAnsi="Arial" w:cs="Arial"/>
+                <w:color w:val="BBBBBB"/>
+              </w:rPr>
+              <w:t>+1 (424) 458-6548</w:t>
+            </w:r>
+            <w:r>
+              <w:rPr>
+                <w:rFonts w:ascii="Arial" w:eastAsia="Arial" w:hAnsi="Arial" w:cs="Arial"/>
+                <w:color w:val="BBBBBB"/>
+              </w:rPr>
+              <w:t>|  Los Angeles, California, United States</w:t>
             </w:r>
           </w:p>
           <w:p>
@@ -103,6 +137,8 @@
               </w:rPr>
               <w:t>LinkedIn: linkedin.com/in/idris-sadiq-958b453a6</w:t>
             </w:r>
+            <w:bookmarkStart w:id="0" w:name="_GoBack"/>
+            <w:bookmarkEnd w:id="0"/>
           </w:p>
         </w:tc>
       </w:tr>
@@ -142,7 +178,134 @@
           <w:sz w:val="21"/>
           <w:szCs w:val="21"/>
         </w:rPr>
-        <w:t>Senior Software Engineer with ~10 years delivering React + .NET/Node.js products end-to-end, from accessible UX and state management to robust APIs, data modeling, and production reliability. Strong focus on scalable web platforms, performance tuning, and pragmatic engineering that turns ambiguous requirements into shippable increments with clear ownership. Experienced modernizing legacy frontends, designing REST/GraphQL services, building event-driven backends, and improving observability to reduce on-call noise. Comfortable partnering with product and non-engineering stakeholders, setting measurable outcomes, and delivering features safely through testing, CI/CD, and staged rollouts.</w:t>
+        <w:t xml:space="preserve">Senior Software Engineer with ~10 years delivering React + </w:t>
+      </w:r>
+      <w:r>
+        <w:rPr>
+          <w:rFonts w:ascii="Arial" w:eastAsia="Arial" w:hAnsi="Arial" w:cs="Arial"/>
+          <w:color w:val="111111"/>
+          <w:sz w:val="21"/>
+          <w:szCs w:val="21"/>
+        </w:rPr>
+        <w:t xml:space="preserve">.NET/Node.js products end-to-end, from accessible UX and state management to robust APIs, data modeling, and production reliability. </w:t>
+      </w:r>
+      <w:proofErr w:type="gramStart"/>
+      <w:r>
+        <w:rPr>
+          <w:rFonts w:ascii="Arial" w:eastAsia="Arial" w:hAnsi="Arial" w:cs="Arial"/>
+          <w:color w:val="111111"/>
+          <w:sz w:val="21"/>
+          <w:szCs w:val="21"/>
+        </w:rPr>
+        <w:t>Strong focus on scalable web platforms, performance tuning, and pragmatic engineering that turns ambiguous requirements int</w:t>
+      </w:r>
+      <w:r>
+        <w:rPr>
+          <w:rFonts w:ascii="Arial" w:eastAsia="Arial" w:hAnsi="Arial" w:cs="Arial"/>
+          <w:color w:val="111111"/>
+          <w:sz w:val="21"/>
+          <w:szCs w:val="21"/>
+        </w:rPr>
+        <w:t>o shippable increments with clear ownership.</w:t>
+      </w:r>
+      <w:proofErr w:type="gramEnd"/>
+      <w:r>
+        <w:rPr>
+          <w:rFonts w:ascii="Arial" w:eastAsia="Arial" w:hAnsi="Arial" w:cs="Arial"/>
+          <w:color w:val="111111"/>
+          <w:sz w:val="21"/>
+          <w:szCs w:val="21"/>
+        </w:rPr>
+        <w:t xml:space="preserve"> </w:t>
+      </w:r>
+      <w:proofErr w:type="gramStart"/>
+      <w:r>
+        <w:rPr>
+          <w:rFonts w:ascii="Arial" w:eastAsia="Arial" w:hAnsi="Arial" w:cs="Arial"/>
+          <w:color w:val="111111"/>
+          <w:sz w:val="21"/>
+          <w:szCs w:val="21"/>
+        </w:rPr>
+        <w:t>Experienced modernizing legacy frontends, designing REST/</w:t>
+      </w:r>
+      <w:proofErr w:type="spellStart"/>
+      <w:r>
+        <w:rPr>
+          <w:rFonts w:ascii="Arial" w:eastAsia="Arial" w:hAnsi="Arial" w:cs="Arial"/>
+          <w:color w:val="111111"/>
+          <w:sz w:val="21"/>
+          <w:szCs w:val="21"/>
+        </w:rPr>
+        <w:t>GraphQL</w:t>
+      </w:r>
+      <w:proofErr w:type="spellEnd"/>
+      <w:r>
+        <w:rPr>
+          <w:rFonts w:ascii="Arial" w:eastAsia="Arial" w:hAnsi="Arial" w:cs="Arial"/>
+          <w:color w:val="111111"/>
+          <w:sz w:val="21"/>
+          <w:szCs w:val="21"/>
+        </w:rPr>
+        <w:t xml:space="preserve"> services, building event-driven </w:t>
+      </w:r>
+      <w:proofErr w:type="spellStart"/>
+      <w:r>
+        <w:rPr>
+          <w:rFonts w:ascii="Arial" w:eastAsia="Arial" w:hAnsi="Arial" w:cs="Arial"/>
+          <w:color w:val="111111"/>
+          <w:sz w:val="21"/>
+          <w:szCs w:val="21"/>
+        </w:rPr>
+        <w:t>backends</w:t>
+      </w:r>
+      <w:proofErr w:type="spellEnd"/>
+      <w:r>
+        <w:rPr>
+          <w:rFonts w:ascii="Arial" w:eastAsia="Arial" w:hAnsi="Arial" w:cs="Arial"/>
+          <w:color w:val="111111"/>
+          <w:sz w:val="21"/>
+          <w:szCs w:val="21"/>
+        </w:rPr>
+        <w:t xml:space="preserve">, and improving </w:t>
+      </w:r>
+      <w:proofErr w:type="spellStart"/>
+      <w:r>
+        <w:rPr>
+          <w:rFonts w:ascii="Arial" w:eastAsia="Arial" w:hAnsi="Arial" w:cs="Arial"/>
+          <w:color w:val="111111"/>
+          <w:sz w:val="21"/>
+          <w:szCs w:val="21"/>
+        </w:rPr>
+        <w:t>observability</w:t>
+      </w:r>
+      <w:proofErr w:type="spellEnd"/>
+      <w:r>
+        <w:rPr>
+          <w:rFonts w:ascii="Arial" w:eastAsia="Arial" w:hAnsi="Arial" w:cs="Arial"/>
+          <w:color w:val="111111"/>
+          <w:sz w:val="21"/>
+          <w:szCs w:val="21"/>
+        </w:rPr>
+        <w:t xml:space="preserve"> to reduce on-call noise.</w:t>
+      </w:r>
+      <w:proofErr w:type="gramEnd"/>
+      <w:r>
+        <w:rPr>
+          <w:rFonts w:ascii="Arial" w:eastAsia="Arial" w:hAnsi="Arial" w:cs="Arial"/>
+          <w:color w:val="111111"/>
+          <w:sz w:val="21"/>
+          <w:szCs w:val="21"/>
+        </w:rPr>
+        <w:t xml:space="preserve"> Comfortable partnering with product and non-enginee</w:t>
+      </w:r>
+      <w:r>
+        <w:rPr>
+          <w:rFonts w:ascii="Arial" w:eastAsia="Arial" w:hAnsi="Arial" w:cs="Arial"/>
+          <w:color w:val="111111"/>
+          <w:sz w:val="21"/>
+          <w:szCs w:val="21"/>
+        </w:rPr>
+        <w:t>ring stakeholders, setting measurable outcomes, and delivering features safely through testing, CI/CD, and staged rollouts.</w:t>
       </w:r>
     </w:p>
     <w:p>
@@ -185,7 +348,36 @@
           <w:sz w:val="21"/>
           <w:szCs w:val="21"/>
         </w:rPr>
-        <w:t>C#, .NET, .NET Core, .NET 6/7+ (migration experience), JavaScript (ES6+), TypeScript, Node.js, Python, SQL, Bash, Go (basic scripting for tooling), HTML5, CSS3</w:t>
+        <w:t xml:space="preserve">C#, .NET, .NET Core, .NET 6/7+ (migration experience), JavaScript (ES6+), </w:t>
+      </w:r>
+      <w:proofErr w:type="spellStart"/>
+      <w:r>
+        <w:rPr>
+          <w:rFonts w:ascii="Arial" w:eastAsia="Arial" w:hAnsi="Arial" w:cs="Arial"/>
+          <w:color w:val="111111"/>
+          <w:sz w:val="21"/>
+          <w:szCs w:val="21"/>
+        </w:rPr>
+        <w:t>TypeScript</w:t>
+      </w:r>
+      <w:proofErr w:type="spellEnd"/>
+      <w:r>
+        <w:rPr>
+          <w:rFonts w:ascii="Arial" w:eastAsia="Arial" w:hAnsi="Arial" w:cs="Arial"/>
+          <w:color w:val="111111"/>
+          <w:sz w:val="21"/>
+          <w:szCs w:val="21"/>
+        </w:rPr>
+        <w:t>, Node.js, Python, SQL, Bash</w:t>
+      </w:r>
+      <w:r>
+        <w:rPr>
+          <w:rFonts w:ascii="Arial" w:eastAsia="Arial" w:hAnsi="Arial" w:cs="Arial"/>
+          <w:color w:val="111111"/>
+          <w:sz w:val="21"/>
+          <w:szCs w:val="21"/>
+        </w:rPr>
+        <w:t>, Go (basic scripting for tooling), HTML5, CSS3</w:t>
       </w:r>
     </w:p>
     <w:p>
@@ -210,7 +402,96 @@
           <w:sz w:val="21"/>
           <w:szCs w:val="21"/>
         </w:rPr>
-        <w:t>React, Next.js, Redux, React Query, Formik, Vite, Webpack, Tailwind CSS, Material UI, Bootstrap, Storybook, Micro-frontend patterns, Accessibility (WCAG-minded UI), Performance profiling (Lighthouse, Web Vitals), SSR/SSG/ISR patterns, Module Federation (micro-frontend composition), Design systems (tokens, theming, component governance), Front-end security basics (CSP considerations, XSS-aware patterns)</w:t>
+        <w:t xml:space="preserve">React, Next.js, </w:t>
+      </w:r>
+      <w:proofErr w:type="spellStart"/>
+      <w:r>
+        <w:rPr>
+          <w:rFonts w:ascii="Arial" w:eastAsia="Arial" w:hAnsi="Arial" w:cs="Arial"/>
+          <w:color w:val="111111"/>
+          <w:sz w:val="21"/>
+          <w:szCs w:val="21"/>
+        </w:rPr>
+        <w:t>Redux</w:t>
+      </w:r>
+      <w:proofErr w:type="spellEnd"/>
+      <w:r>
+        <w:rPr>
+          <w:rFonts w:ascii="Arial" w:eastAsia="Arial" w:hAnsi="Arial" w:cs="Arial"/>
+          <w:color w:val="111111"/>
+          <w:sz w:val="21"/>
+          <w:szCs w:val="21"/>
+        </w:rPr>
+        <w:t xml:space="preserve">, React Query, </w:t>
+      </w:r>
+      <w:proofErr w:type="spellStart"/>
+      <w:r>
+        <w:rPr>
+          <w:rFonts w:ascii="Arial" w:eastAsia="Arial" w:hAnsi="Arial" w:cs="Arial"/>
+          <w:color w:val="111111"/>
+          <w:sz w:val="21"/>
+          <w:szCs w:val="21"/>
+        </w:rPr>
+        <w:t>Formik</w:t>
+      </w:r>
+      <w:proofErr w:type="spellEnd"/>
+      <w:r>
+        <w:rPr>
+          <w:rFonts w:ascii="Arial" w:eastAsia="Arial" w:hAnsi="Arial" w:cs="Arial"/>
+          <w:color w:val="111111"/>
+          <w:sz w:val="21"/>
+          <w:szCs w:val="21"/>
+        </w:rPr>
+        <w:t xml:space="preserve">, </w:t>
+      </w:r>
+      <w:proofErr w:type="spellStart"/>
+      <w:r>
+        <w:rPr>
+          <w:rFonts w:ascii="Arial" w:eastAsia="Arial" w:hAnsi="Arial" w:cs="Arial"/>
+          <w:color w:val="111111"/>
+          <w:sz w:val="21"/>
+          <w:szCs w:val="21"/>
+        </w:rPr>
+        <w:t>Vite</w:t>
+      </w:r>
+      <w:proofErr w:type="spellEnd"/>
+      <w:r>
+        <w:rPr>
+          <w:rFonts w:ascii="Arial" w:eastAsia="Arial" w:hAnsi="Arial" w:cs="Arial"/>
+          <w:color w:val="111111"/>
+          <w:sz w:val="21"/>
+          <w:szCs w:val="21"/>
+        </w:rPr>
+        <w:t xml:space="preserve">, </w:t>
+      </w:r>
+      <w:proofErr w:type="spellStart"/>
+      <w:r>
+        <w:rPr>
+          <w:rFonts w:ascii="Arial" w:eastAsia="Arial" w:hAnsi="Arial" w:cs="Arial"/>
+          <w:color w:val="111111"/>
+          <w:sz w:val="21"/>
+          <w:szCs w:val="21"/>
+        </w:rPr>
+        <w:t>Webpack</w:t>
+      </w:r>
+      <w:proofErr w:type="spellEnd"/>
+      <w:r>
+        <w:rPr>
+          <w:rFonts w:ascii="Arial" w:eastAsia="Arial" w:hAnsi="Arial" w:cs="Arial"/>
+          <w:color w:val="111111"/>
+          <w:sz w:val="21"/>
+          <w:szCs w:val="21"/>
+        </w:rPr>
+        <w:t>, Tailwind CSS, Material UI, Bootstrap, Storybook, Micro-frontend patterns, Accessibility (WCAG-minded UI), Performance profiling (Lighthouse</w:t>
+      </w:r>
+      <w:r>
+        <w:rPr>
+          <w:rFonts w:ascii="Arial" w:eastAsia="Arial" w:hAnsi="Arial" w:cs="Arial"/>
+          <w:color w:val="111111"/>
+          <w:sz w:val="21"/>
+          <w:szCs w:val="21"/>
+        </w:rPr>
+        <w:t>, Web Vitals), SSR/SSG/ISR patterns, Module Federation (micro-frontend composition), Design systems (tokens, theming, component governance), Front-end security basics (CSP considerations, XSS-aware patterns)</w:t>
       </w:r>
     </w:p>
     <w:p>
@@ -235,7 +516,205 @@
           <w:sz w:val="21"/>
           <w:szCs w:val="21"/>
         </w:rPr>
-        <w:t>ASP.NET Core, ASP.NET Web API, Entity Framework Core, LINQ, Dependency Injection (DI) patterns, Background Services (Hosted Services), Hangfire-style job orchestration patterns, Express.js, NestJS, REST API Design, GraphQL, WebSockets, Background Jobs, Event-Driven Architecture, Rate Limiting &amp; Retries, Idempotency Patterns, Caching Strategies, API Versioning, Auth (JWT, OAuth 2.0), Webhook Design &amp; Verification, File/Media Handling (S3-style workflows), OpenAPI/Swagger contract design</w:t>
+        <w:t>ASP.NET Core, ASP.NET Web API, Entity F</w:t>
+      </w:r>
+      <w:r>
+        <w:rPr>
+          <w:rFonts w:ascii="Arial" w:eastAsia="Arial" w:hAnsi="Arial" w:cs="Arial"/>
+          <w:color w:val="111111"/>
+          <w:sz w:val="21"/>
+          <w:szCs w:val="21"/>
+        </w:rPr>
+        <w:t xml:space="preserve">ramework Core, LINQ, Dependency Injection (DI) patterns, Background Services (Hosted Services), </w:t>
+      </w:r>
+      <w:proofErr w:type="spellStart"/>
+      <w:r>
+        <w:rPr>
+          <w:rFonts w:ascii="Arial" w:eastAsia="Arial" w:hAnsi="Arial" w:cs="Arial"/>
+          <w:color w:val="111111"/>
+          <w:sz w:val="21"/>
+          <w:szCs w:val="21"/>
+        </w:rPr>
+        <w:t>Hangfire</w:t>
+      </w:r>
+      <w:proofErr w:type="spellEnd"/>
+      <w:r>
+        <w:rPr>
+          <w:rFonts w:ascii="Arial" w:eastAsia="Arial" w:hAnsi="Arial" w:cs="Arial"/>
+          <w:color w:val="111111"/>
+          <w:sz w:val="21"/>
+          <w:szCs w:val="21"/>
+        </w:rPr>
+        <w:t xml:space="preserve">-style job orchestration patterns, Express.js, </w:t>
+      </w:r>
+      <w:proofErr w:type="spellStart"/>
+      <w:r>
+        <w:rPr>
+          <w:rFonts w:ascii="Arial" w:eastAsia="Arial" w:hAnsi="Arial" w:cs="Arial"/>
+          <w:color w:val="111111"/>
+          <w:sz w:val="21"/>
+          <w:szCs w:val="21"/>
+        </w:rPr>
+        <w:t>NestJS</w:t>
+      </w:r>
+      <w:proofErr w:type="spellEnd"/>
+      <w:r>
+        <w:rPr>
+          <w:rFonts w:ascii="Arial" w:eastAsia="Arial" w:hAnsi="Arial" w:cs="Arial"/>
+          <w:color w:val="111111"/>
+          <w:sz w:val="21"/>
+          <w:szCs w:val="21"/>
+        </w:rPr>
+        <w:t xml:space="preserve">, REST API Design, </w:t>
+      </w:r>
+      <w:proofErr w:type="spellStart"/>
+      <w:r>
+        <w:rPr>
+          <w:rFonts w:ascii="Arial" w:eastAsia="Arial" w:hAnsi="Arial" w:cs="Arial"/>
+          <w:color w:val="111111"/>
+          <w:sz w:val="21"/>
+          <w:szCs w:val="21"/>
+        </w:rPr>
+        <w:t>GraphQL</w:t>
+      </w:r>
+      <w:proofErr w:type="spellEnd"/>
+      <w:r>
+        <w:rPr>
+          <w:rFonts w:ascii="Arial" w:eastAsia="Arial" w:hAnsi="Arial" w:cs="Arial"/>
+          <w:color w:val="111111"/>
+          <w:sz w:val="21"/>
+          <w:szCs w:val="21"/>
+        </w:rPr>
+        <w:t xml:space="preserve">, </w:t>
+      </w:r>
+      <w:proofErr w:type="spellStart"/>
+      <w:r>
+        <w:rPr>
+          <w:rFonts w:ascii="Arial" w:eastAsia="Arial" w:hAnsi="Arial" w:cs="Arial"/>
+          <w:color w:val="111111"/>
+          <w:sz w:val="21"/>
+          <w:szCs w:val="21"/>
+        </w:rPr>
+        <w:t>WebSockets</w:t>
+      </w:r>
+      <w:proofErr w:type="spellEnd"/>
+      <w:r>
+        <w:rPr>
+          <w:rFonts w:ascii="Arial" w:eastAsia="Arial" w:hAnsi="Arial" w:cs="Arial"/>
+          <w:color w:val="111111"/>
+          <w:sz w:val="21"/>
+          <w:szCs w:val="21"/>
+        </w:rPr>
+        <w:t>, Background Jobs, Event-Driven Architecture, Rate Limiting &amp;</w:t>
+      </w:r>
+      <w:r>
+        <w:rPr>
+          <w:rFonts w:ascii="Arial" w:eastAsia="Arial" w:hAnsi="Arial" w:cs="Arial"/>
+          <w:color w:val="111111"/>
+          <w:sz w:val="21"/>
+          <w:szCs w:val="21"/>
+        </w:rPr>
+        <w:t xml:space="preserve"> Retries, </w:t>
+      </w:r>
+      <w:proofErr w:type="spellStart"/>
+      <w:r>
+        <w:rPr>
+          <w:rFonts w:ascii="Arial" w:eastAsia="Arial" w:hAnsi="Arial" w:cs="Arial"/>
+          <w:color w:val="111111"/>
+          <w:sz w:val="21"/>
+          <w:szCs w:val="21"/>
+        </w:rPr>
+        <w:t>Idempotency</w:t>
+      </w:r>
+      <w:proofErr w:type="spellEnd"/>
+      <w:r>
+        <w:rPr>
+          <w:rFonts w:ascii="Arial" w:eastAsia="Arial" w:hAnsi="Arial" w:cs="Arial"/>
+          <w:color w:val="111111"/>
+          <w:sz w:val="21"/>
+          <w:szCs w:val="21"/>
+        </w:rPr>
+        <w:t xml:space="preserve"> Patterns, Caching Strategies, API Versioning, </w:t>
+      </w:r>
+      <w:proofErr w:type="spellStart"/>
+      <w:r>
+        <w:rPr>
+          <w:rFonts w:ascii="Arial" w:eastAsia="Arial" w:hAnsi="Arial" w:cs="Arial"/>
+          <w:color w:val="111111"/>
+          <w:sz w:val="21"/>
+          <w:szCs w:val="21"/>
+        </w:rPr>
+        <w:t>Auth</w:t>
+      </w:r>
+      <w:proofErr w:type="spellEnd"/>
+      <w:r>
+        <w:rPr>
+          <w:rFonts w:ascii="Arial" w:eastAsia="Arial" w:hAnsi="Arial" w:cs="Arial"/>
+          <w:color w:val="111111"/>
+          <w:sz w:val="21"/>
+          <w:szCs w:val="21"/>
+        </w:rPr>
+        <w:t xml:space="preserve"> (JWT, </w:t>
+      </w:r>
+      <w:proofErr w:type="spellStart"/>
+      <w:r>
+        <w:rPr>
+          <w:rFonts w:ascii="Arial" w:eastAsia="Arial" w:hAnsi="Arial" w:cs="Arial"/>
+          <w:color w:val="111111"/>
+          <w:sz w:val="21"/>
+          <w:szCs w:val="21"/>
+        </w:rPr>
+        <w:t>OAuth</w:t>
+      </w:r>
+      <w:proofErr w:type="spellEnd"/>
+      <w:r>
+        <w:rPr>
+          <w:rFonts w:ascii="Arial" w:eastAsia="Arial" w:hAnsi="Arial" w:cs="Arial"/>
+          <w:color w:val="111111"/>
+          <w:sz w:val="21"/>
+          <w:szCs w:val="21"/>
+        </w:rPr>
+        <w:t xml:space="preserve"> 2.0), </w:t>
+      </w:r>
+      <w:proofErr w:type="spellStart"/>
+      <w:r>
+        <w:rPr>
+          <w:rFonts w:ascii="Arial" w:eastAsia="Arial" w:hAnsi="Arial" w:cs="Arial"/>
+          <w:color w:val="111111"/>
+          <w:sz w:val="21"/>
+          <w:szCs w:val="21"/>
+        </w:rPr>
+        <w:t>Webhook</w:t>
+      </w:r>
+      <w:proofErr w:type="spellEnd"/>
+      <w:r>
+        <w:rPr>
+          <w:rFonts w:ascii="Arial" w:eastAsia="Arial" w:hAnsi="Arial" w:cs="Arial"/>
+          <w:color w:val="111111"/>
+          <w:sz w:val="21"/>
+          <w:szCs w:val="21"/>
+        </w:rPr>
+        <w:t xml:space="preserve"> Design &amp; Verification, File/Media Handling (S3-style workflows), </w:t>
+      </w:r>
+      <w:proofErr w:type="spellStart"/>
+      <w:r>
+        <w:rPr>
+          <w:rFonts w:ascii="Arial" w:eastAsia="Arial" w:hAnsi="Arial" w:cs="Arial"/>
+          <w:color w:val="111111"/>
+          <w:sz w:val="21"/>
+          <w:szCs w:val="21"/>
+        </w:rPr>
+        <w:t>OpenAPI</w:t>
+      </w:r>
+      <w:proofErr w:type="spellEnd"/>
+      <w:r>
+        <w:rPr>
+          <w:rFonts w:ascii="Arial" w:eastAsia="Arial" w:hAnsi="Arial" w:cs="Arial"/>
+          <w:color w:val="111111"/>
+          <w:sz w:val="21"/>
+          <w:szCs w:val="21"/>
+        </w:rPr>
+        <w:t>/Swagger contract design</w:t>
       </w:r>
     </w:p>
     <w:p>
@@ -253,14 +732,74 @@
         </w:rPr>
         <w:t xml:space="preserve">Databases: </w:t>
       </w:r>
-      <w:r>
-        <w:rPr>
-          <w:rFonts w:ascii="Arial" w:eastAsia="Arial" w:hAnsi="Arial" w:cs="Arial"/>
-          <w:color w:val="111111"/>
-          <w:sz w:val="21"/>
-          <w:szCs w:val="21"/>
-        </w:rPr>
-        <w:t>PostgreSQL, MySQL, MongoDB, Redis, Schema Design, Indexing Strategies, SQL Query Tuning, Data Modeling for Analytics, Migration workflows (zero/low-downtime), EF Core migrations strategy, Transaction boundaries and isolation tradeoffs</w:t>
+      <w:proofErr w:type="spellStart"/>
+      <w:r>
+        <w:rPr>
+          <w:rFonts w:ascii="Arial" w:eastAsia="Arial" w:hAnsi="Arial" w:cs="Arial"/>
+          <w:color w:val="111111"/>
+          <w:sz w:val="21"/>
+          <w:szCs w:val="21"/>
+        </w:rPr>
+        <w:t>PostgreSQL</w:t>
+      </w:r>
+      <w:proofErr w:type="spellEnd"/>
+      <w:r>
+        <w:rPr>
+          <w:rFonts w:ascii="Arial" w:eastAsia="Arial" w:hAnsi="Arial" w:cs="Arial"/>
+          <w:color w:val="111111"/>
+          <w:sz w:val="21"/>
+          <w:szCs w:val="21"/>
+        </w:rPr>
+        <w:t xml:space="preserve">, MySQL, </w:t>
+      </w:r>
+      <w:proofErr w:type="spellStart"/>
+      <w:r>
+        <w:rPr>
+          <w:rFonts w:ascii="Arial" w:eastAsia="Arial" w:hAnsi="Arial" w:cs="Arial"/>
+          <w:color w:val="111111"/>
+          <w:sz w:val="21"/>
+          <w:szCs w:val="21"/>
+        </w:rPr>
+        <w:t>MongoDB</w:t>
+      </w:r>
+      <w:proofErr w:type="spellEnd"/>
+      <w:r>
+        <w:rPr>
+          <w:rFonts w:ascii="Arial" w:eastAsia="Arial" w:hAnsi="Arial" w:cs="Arial"/>
+          <w:color w:val="111111"/>
+          <w:sz w:val="21"/>
+          <w:szCs w:val="21"/>
+        </w:rPr>
+        <w:t xml:space="preserve">, </w:t>
+      </w:r>
+      <w:proofErr w:type="spellStart"/>
+      <w:r>
+        <w:rPr>
+          <w:rFonts w:ascii="Arial" w:eastAsia="Arial" w:hAnsi="Arial" w:cs="Arial"/>
+          <w:color w:val="111111"/>
+          <w:sz w:val="21"/>
+          <w:szCs w:val="21"/>
+        </w:rPr>
+        <w:t>Redis</w:t>
+      </w:r>
+      <w:proofErr w:type="spellEnd"/>
+      <w:r>
+        <w:rPr>
+          <w:rFonts w:ascii="Arial" w:eastAsia="Arial" w:hAnsi="Arial" w:cs="Arial"/>
+          <w:color w:val="111111"/>
+          <w:sz w:val="21"/>
+          <w:szCs w:val="21"/>
+        </w:rPr>
+        <w:t>, Schema Design,</w:t>
+      </w:r>
+      <w:r>
+        <w:rPr>
+          <w:rFonts w:ascii="Arial" w:eastAsia="Arial" w:hAnsi="Arial" w:cs="Arial"/>
+          <w:color w:val="111111"/>
+          <w:sz w:val="21"/>
+          <w:szCs w:val="21"/>
+        </w:rPr>
+        <w:t xml:space="preserve"> Indexing Strategies, SQL Query Tuning, Data Modeling for Analytics, Migration workflows (zero/low-downtime), EF Core migrations strategy, Transaction boundaries and isolation tradeoffs</w:t>
       </w:r>
     </w:p>
     <w:p>
@@ -285,13 +824,74 @@
           <w:sz w:val="21"/>
           <w:szCs w:val="21"/>
         </w:rPr>
-        <w:t>AWS, S3, CloudFront, API Gateway, Lambda, ECS, SQS, SNS, EventBridge, CloudWatch, IAM, Secrets Management (SSM/Secrets Manager patterns)</w:t>
-      </w:r>
-    </w:p>
-    <w:p>
-      <w:pPr>
-        <w:spacing w:after="40"/>
-      </w:pPr>
+        <w:t xml:space="preserve">AWS, S3, </w:t>
+      </w:r>
+      <w:proofErr w:type="spellStart"/>
+      <w:r>
+        <w:rPr>
+          <w:rFonts w:ascii="Arial" w:eastAsia="Arial" w:hAnsi="Arial" w:cs="Arial"/>
+          <w:color w:val="111111"/>
+          <w:sz w:val="21"/>
+          <w:szCs w:val="21"/>
+        </w:rPr>
+        <w:t>CloudFront</w:t>
+      </w:r>
+      <w:proofErr w:type="spellEnd"/>
+      <w:r>
+        <w:rPr>
+          <w:rFonts w:ascii="Arial" w:eastAsia="Arial" w:hAnsi="Arial" w:cs="Arial"/>
+          <w:color w:val="111111"/>
+          <w:sz w:val="21"/>
+          <w:szCs w:val="21"/>
+        </w:rPr>
+        <w:t xml:space="preserve">, API Gateway, Lambda, ECS, SQS, SNS, </w:t>
+      </w:r>
+      <w:proofErr w:type="spellStart"/>
+      <w:r>
+        <w:rPr>
+          <w:rFonts w:ascii="Arial" w:eastAsia="Arial" w:hAnsi="Arial" w:cs="Arial"/>
+          <w:color w:val="111111"/>
+          <w:sz w:val="21"/>
+          <w:szCs w:val="21"/>
+        </w:rPr>
+        <w:t>EventBridge</w:t>
+      </w:r>
+      <w:proofErr w:type="spellEnd"/>
+      <w:r>
+        <w:rPr>
+          <w:rFonts w:ascii="Arial" w:eastAsia="Arial" w:hAnsi="Arial" w:cs="Arial"/>
+          <w:color w:val="111111"/>
+          <w:sz w:val="21"/>
+          <w:szCs w:val="21"/>
+        </w:rPr>
+        <w:t xml:space="preserve">, </w:t>
+      </w:r>
+      <w:proofErr w:type="spellStart"/>
+      <w:r>
+        <w:rPr>
+          <w:rFonts w:ascii="Arial" w:eastAsia="Arial" w:hAnsi="Arial" w:cs="Arial"/>
+          <w:color w:val="111111"/>
+          <w:sz w:val="21"/>
+          <w:szCs w:val="21"/>
+        </w:rPr>
+        <w:t>CloudWatch</w:t>
+      </w:r>
+      <w:proofErr w:type="spellEnd"/>
+      <w:r>
+        <w:rPr>
+          <w:rFonts w:ascii="Arial" w:eastAsia="Arial" w:hAnsi="Arial" w:cs="Arial"/>
+          <w:color w:val="111111"/>
+          <w:sz w:val="21"/>
+          <w:szCs w:val="21"/>
+        </w:rPr>
+        <w:t>, IAM, Secrets Management (SSM/Secrets Manager patterns)</w:t>
+      </w:r>
+    </w:p>
+    <w:p>
+      <w:pPr>
+        <w:spacing w:after="40"/>
+      </w:pPr>
+      <w:proofErr w:type="spellStart"/>
       <w:r>
         <w:rPr>
           <w:rFonts w:ascii="Arial" w:eastAsia="Arial" w:hAnsi="Arial" w:cs="Arial"/>
@@ -301,22 +901,9 @@
           <w:sz w:val="23"/>
           <w:szCs w:val="23"/>
         </w:rPr>
-        <w:t xml:space="preserve">DevOps: </w:t>
-      </w:r>
-      <w:r>
-        <w:rPr>
-          <w:rFonts w:ascii="Arial" w:eastAsia="Arial" w:hAnsi="Arial" w:cs="Arial"/>
-          <w:color w:val="111111"/>
-          <w:sz w:val="21"/>
-          <w:szCs w:val="21"/>
-        </w:rPr>
-        <w:t>Docker, Kubernetes, Terraform, CI/CD Pipelines, GitHub Actions, Jenkins, Release Automation, Artifact Versioning &amp; Promotion, Blue/Green and Canary rollouts, Environment promotion with staged rollouts, Branching strategies (trunk-based and GitFlow familiarity)</w:t>
-      </w:r>
-    </w:p>
-    <w:p>
-      <w:pPr>
-        <w:spacing w:after="40"/>
-      </w:pPr>
+        <w:t>DevOps</w:t>
+      </w:r>
+      <w:proofErr w:type="spellEnd"/>
       <w:r>
         <w:rPr>
           <w:rFonts w:ascii="Arial" w:eastAsia="Arial" w:hAnsi="Arial" w:cs="Arial"/>
@@ -326,22 +913,123 @@
           <w:sz w:val="23"/>
           <w:szCs w:val="23"/>
         </w:rPr>
-        <w:t xml:space="preserve">Observability: </w:t>
-      </w:r>
-      <w:r>
-        <w:rPr>
-          <w:rFonts w:ascii="Arial" w:eastAsia="Arial" w:hAnsi="Arial" w:cs="Arial"/>
-          <w:color w:val="111111"/>
-          <w:sz w:val="21"/>
-          <w:szCs w:val="21"/>
-        </w:rPr>
-        <w:t>Structured Logging, Metrics &amp; Dashboards, Distributed Tracing, Prometheus, Grafana, Datadog, SLO/SLI Design, Incident Response, Postmortems and follow-ups, Alert tuning to reduce on-call noise</w:t>
-      </w:r>
-    </w:p>
-    <w:p>
-      <w:pPr>
-        <w:spacing w:after="40"/>
-      </w:pPr>
+        <w:t xml:space="preserve">: </w:t>
+      </w:r>
+      <w:proofErr w:type="spellStart"/>
+      <w:r>
+        <w:rPr>
+          <w:rFonts w:ascii="Arial" w:eastAsia="Arial" w:hAnsi="Arial" w:cs="Arial"/>
+          <w:color w:val="111111"/>
+          <w:sz w:val="21"/>
+          <w:szCs w:val="21"/>
+        </w:rPr>
+        <w:t>Docker</w:t>
+      </w:r>
+      <w:proofErr w:type="spellEnd"/>
+      <w:r>
+        <w:rPr>
+          <w:rFonts w:ascii="Arial" w:eastAsia="Arial" w:hAnsi="Arial" w:cs="Arial"/>
+          <w:color w:val="111111"/>
+          <w:sz w:val="21"/>
+          <w:szCs w:val="21"/>
+        </w:rPr>
+        <w:t xml:space="preserve">, </w:t>
+      </w:r>
+      <w:proofErr w:type="spellStart"/>
+      <w:r>
+        <w:rPr>
+          <w:rFonts w:ascii="Arial" w:eastAsia="Arial" w:hAnsi="Arial" w:cs="Arial"/>
+          <w:color w:val="111111"/>
+          <w:sz w:val="21"/>
+          <w:szCs w:val="21"/>
+        </w:rPr>
+        <w:t>Kubernetes</w:t>
+      </w:r>
+      <w:proofErr w:type="spellEnd"/>
+      <w:r>
+        <w:rPr>
+          <w:rFonts w:ascii="Arial" w:eastAsia="Arial" w:hAnsi="Arial" w:cs="Arial"/>
+          <w:color w:val="111111"/>
+          <w:sz w:val="21"/>
+          <w:szCs w:val="21"/>
+        </w:rPr>
+        <w:t xml:space="preserve">, </w:t>
+      </w:r>
+      <w:proofErr w:type="spellStart"/>
+      <w:r>
+        <w:rPr>
+          <w:rFonts w:ascii="Arial" w:eastAsia="Arial" w:hAnsi="Arial" w:cs="Arial"/>
+          <w:color w:val="111111"/>
+          <w:sz w:val="21"/>
+          <w:szCs w:val="21"/>
+        </w:rPr>
+        <w:t>Terraform</w:t>
+      </w:r>
+      <w:proofErr w:type="spellEnd"/>
+      <w:r>
+        <w:rPr>
+          <w:rFonts w:ascii="Arial" w:eastAsia="Arial" w:hAnsi="Arial" w:cs="Arial"/>
+          <w:color w:val="111111"/>
+          <w:sz w:val="21"/>
+          <w:szCs w:val="21"/>
+        </w:rPr>
+        <w:t xml:space="preserve">, CI/CD Pipelines, </w:t>
+      </w:r>
+      <w:proofErr w:type="spellStart"/>
+      <w:r>
+        <w:rPr>
+          <w:rFonts w:ascii="Arial" w:eastAsia="Arial" w:hAnsi="Arial" w:cs="Arial"/>
+          <w:color w:val="111111"/>
+          <w:sz w:val="21"/>
+          <w:szCs w:val="21"/>
+        </w:rPr>
+        <w:t>GitHub</w:t>
+      </w:r>
+      <w:proofErr w:type="spellEnd"/>
+      <w:r>
+        <w:rPr>
+          <w:rFonts w:ascii="Arial" w:eastAsia="Arial" w:hAnsi="Arial" w:cs="Arial"/>
+          <w:color w:val="111111"/>
+          <w:sz w:val="21"/>
+          <w:szCs w:val="21"/>
+        </w:rPr>
+        <w:t xml:space="preserve"> Actions, Jenkins, Release Automation, Artifact Versioning &amp; Promotion, Blue/Green and Canary rollouts, Environmen</w:t>
+      </w:r>
+      <w:r>
+        <w:rPr>
+          <w:rFonts w:ascii="Arial" w:eastAsia="Arial" w:hAnsi="Arial" w:cs="Arial"/>
+          <w:color w:val="111111"/>
+          <w:sz w:val="21"/>
+          <w:szCs w:val="21"/>
+        </w:rPr>
+        <w:t xml:space="preserve">t promotion with staged rollouts, Branching strategies (trunk-based and </w:t>
+      </w:r>
+      <w:proofErr w:type="spellStart"/>
+      <w:r>
+        <w:rPr>
+          <w:rFonts w:ascii="Arial" w:eastAsia="Arial" w:hAnsi="Arial" w:cs="Arial"/>
+          <w:color w:val="111111"/>
+          <w:sz w:val="21"/>
+          <w:szCs w:val="21"/>
+        </w:rPr>
+        <w:t>GitFlow</w:t>
+      </w:r>
+      <w:proofErr w:type="spellEnd"/>
+      <w:r>
+        <w:rPr>
+          <w:rFonts w:ascii="Arial" w:eastAsia="Arial" w:hAnsi="Arial" w:cs="Arial"/>
+          <w:color w:val="111111"/>
+          <w:sz w:val="21"/>
+          <w:szCs w:val="21"/>
+        </w:rPr>
+        <w:t xml:space="preserve"> familiarity)</w:t>
+      </w:r>
+    </w:p>
+    <w:p>
+      <w:pPr>
+        <w:spacing w:after="40"/>
+      </w:pPr>
+      <w:proofErr w:type="spellStart"/>
       <w:r>
         <w:rPr>
           <w:rFonts w:ascii="Arial" w:eastAsia="Arial" w:hAnsi="Arial" w:cs="Arial"/>
@@ -351,22 +1039,9 @@
           <w:sz w:val="23"/>
           <w:szCs w:val="23"/>
         </w:rPr>
-        <w:t xml:space="preserve">Testing: </w:t>
-      </w:r>
-      <w:r>
-        <w:rPr>
-          <w:rFonts w:ascii="Arial" w:eastAsia="Arial" w:hAnsi="Arial" w:cs="Arial"/>
-          <w:color w:val="111111"/>
-          <w:sz w:val="21"/>
-          <w:szCs w:val="21"/>
-        </w:rPr>
-        <w:t>xUnit (familiar), NUnit (familiar), Jest, React Testing Library, Cypress, Playwright (familiar), pytest, Integration Testing, Contract Testing, Load/Performance Testing (k6-like patterns), API test automation with deterministic fixtures</w:t>
-      </w:r>
-    </w:p>
-    <w:p>
-      <w:pPr>
-        <w:spacing w:after="40"/>
-      </w:pPr>
+        <w:t>Observability</w:t>
+      </w:r>
+      <w:proofErr w:type="spellEnd"/>
       <w:r>
         <w:rPr>
           <w:rFonts w:ascii="Arial" w:eastAsia="Arial" w:hAnsi="Arial" w:cs="Arial"/>
@@ -376,6 +1051,165 @@
           <w:sz w:val="23"/>
           <w:szCs w:val="23"/>
         </w:rPr>
+        <w:t xml:space="preserve">: </w:t>
+      </w:r>
+      <w:r>
+        <w:rPr>
+          <w:rFonts w:ascii="Arial" w:eastAsia="Arial" w:hAnsi="Arial" w:cs="Arial"/>
+          <w:color w:val="111111"/>
+          <w:sz w:val="21"/>
+          <w:szCs w:val="21"/>
+        </w:rPr>
+        <w:t xml:space="preserve">Structured Logging, Metrics &amp; Dashboards, Distributed Tracing, Prometheus, </w:t>
+      </w:r>
+      <w:proofErr w:type="spellStart"/>
+      <w:r>
+        <w:rPr>
+          <w:rFonts w:ascii="Arial" w:eastAsia="Arial" w:hAnsi="Arial" w:cs="Arial"/>
+          <w:color w:val="111111"/>
+          <w:sz w:val="21"/>
+          <w:szCs w:val="21"/>
+        </w:rPr>
+        <w:t>Grafana</w:t>
+      </w:r>
+      <w:proofErr w:type="spellEnd"/>
+      <w:r>
+        <w:rPr>
+          <w:rFonts w:ascii="Arial" w:eastAsia="Arial" w:hAnsi="Arial" w:cs="Arial"/>
+          <w:color w:val="111111"/>
+          <w:sz w:val="21"/>
+          <w:szCs w:val="21"/>
+        </w:rPr>
+        <w:t xml:space="preserve">, </w:t>
+      </w:r>
+      <w:proofErr w:type="spellStart"/>
+      <w:r>
+        <w:rPr>
+          <w:rFonts w:ascii="Arial" w:eastAsia="Arial" w:hAnsi="Arial" w:cs="Arial"/>
+          <w:color w:val="111111"/>
+          <w:sz w:val="21"/>
+          <w:szCs w:val="21"/>
+        </w:rPr>
+        <w:t>Datadog</w:t>
+      </w:r>
+      <w:proofErr w:type="spellEnd"/>
+      <w:r>
+        <w:rPr>
+          <w:rFonts w:ascii="Arial" w:eastAsia="Arial" w:hAnsi="Arial" w:cs="Arial"/>
+          <w:color w:val="111111"/>
+          <w:sz w:val="21"/>
+          <w:szCs w:val="21"/>
+        </w:rPr>
+        <w:t>, SLO/SLI Design, Incident Response, Postmortems and foll</w:t>
+      </w:r>
+      <w:r>
+        <w:rPr>
+          <w:rFonts w:ascii="Arial" w:eastAsia="Arial" w:hAnsi="Arial" w:cs="Arial"/>
+          <w:color w:val="111111"/>
+          <w:sz w:val="21"/>
+          <w:szCs w:val="21"/>
+        </w:rPr>
+        <w:t>ow-ups, Alert tuning to reduce on-call noise</w:t>
+      </w:r>
+    </w:p>
+    <w:p>
+      <w:pPr>
+        <w:spacing w:after="40"/>
+      </w:pPr>
+      <w:r>
+        <w:rPr>
+          <w:rFonts w:ascii="Arial" w:eastAsia="Arial" w:hAnsi="Arial" w:cs="Arial"/>
+          <w:b/>
+          <w:bCs/>
+          <w:color w:val="000000"/>
+          <w:sz w:val="23"/>
+          <w:szCs w:val="23"/>
+        </w:rPr>
+        <w:t xml:space="preserve">Testing: </w:t>
+      </w:r>
+      <w:proofErr w:type="spellStart"/>
+      <w:r>
+        <w:rPr>
+          <w:rFonts w:ascii="Arial" w:eastAsia="Arial" w:hAnsi="Arial" w:cs="Arial"/>
+          <w:color w:val="111111"/>
+          <w:sz w:val="21"/>
+          <w:szCs w:val="21"/>
+        </w:rPr>
+        <w:t>xUnit</w:t>
+      </w:r>
+      <w:proofErr w:type="spellEnd"/>
+      <w:r>
+        <w:rPr>
+          <w:rFonts w:ascii="Arial" w:eastAsia="Arial" w:hAnsi="Arial" w:cs="Arial"/>
+          <w:color w:val="111111"/>
+          <w:sz w:val="21"/>
+          <w:szCs w:val="21"/>
+        </w:rPr>
+        <w:t xml:space="preserve"> (familiar), </w:t>
+      </w:r>
+      <w:proofErr w:type="spellStart"/>
+      <w:r>
+        <w:rPr>
+          <w:rFonts w:ascii="Arial" w:eastAsia="Arial" w:hAnsi="Arial" w:cs="Arial"/>
+          <w:color w:val="111111"/>
+          <w:sz w:val="21"/>
+          <w:szCs w:val="21"/>
+        </w:rPr>
+        <w:t>NUnit</w:t>
+      </w:r>
+      <w:proofErr w:type="spellEnd"/>
+      <w:r>
+        <w:rPr>
+          <w:rFonts w:ascii="Arial" w:eastAsia="Arial" w:hAnsi="Arial" w:cs="Arial"/>
+          <w:color w:val="111111"/>
+          <w:sz w:val="21"/>
+          <w:szCs w:val="21"/>
+        </w:rPr>
+        <w:t xml:space="preserve"> (familiar), Jest, React Testing Library, Cypress, Playwright (familiar), </w:t>
+      </w:r>
+      <w:proofErr w:type="spellStart"/>
+      <w:r>
+        <w:rPr>
+          <w:rFonts w:ascii="Arial" w:eastAsia="Arial" w:hAnsi="Arial" w:cs="Arial"/>
+          <w:color w:val="111111"/>
+          <w:sz w:val="21"/>
+          <w:szCs w:val="21"/>
+        </w:rPr>
+        <w:t>pytest</w:t>
+      </w:r>
+      <w:proofErr w:type="spellEnd"/>
+      <w:r>
+        <w:rPr>
+          <w:rFonts w:ascii="Arial" w:eastAsia="Arial" w:hAnsi="Arial" w:cs="Arial"/>
+          <w:color w:val="111111"/>
+          <w:sz w:val="21"/>
+          <w:szCs w:val="21"/>
+        </w:rPr>
+        <w:t>, Integration Testing, Contract Testing, Load/Performance Testing (k6-like patterns), API test auto</w:t>
+      </w:r>
+      <w:r>
+        <w:rPr>
+          <w:rFonts w:ascii="Arial" w:eastAsia="Arial" w:hAnsi="Arial" w:cs="Arial"/>
+          <w:color w:val="111111"/>
+          <w:sz w:val="21"/>
+          <w:szCs w:val="21"/>
+        </w:rPr>
+        <w:t>mation with deterministic fixtures</w:t>
+      </w:r>
+    </w:p>
+    <w:p>
+      <w:pPr>
+        <w:spacing w:after="40"/>
+      </w:pPr>
+      <w:r>
+        <w:rPr>
+          <w:rFonts w:ascii="Arial" w:eastAsia="Arial" w:hAnsi="Arial" w:cs="Arial"/>
+          <w:b/>
+          <w:bCs/>
+          <w:color w:val="000000"/>
+          <w:sz w:val="23"/>
+          <w:szCs w:val="23"/>
+        </w:rPr>
         <w:t xml:space="preserve">Architecture &amp; Practices: </w:t>
       </w:r>
       <w:r>
@@ -385,7 +1219,56 @@
           <w:sz w:val="21"/>
           <w:szCs w:val="21"/>
         </w:rPr>
-        <w:t>System Design, Clean Architecture / Layered Services, Monolith-to-services decomposition, Secure-by-default engineering, Code Reviews &amp; Mentorship, Incremental delivery and scoping, Documentation and runbooks, Operational readiness reviews (dashboards, alerts, runbooks, rollback plans)</w:t>
+        <w:t>System Design, Clean Architecture / Layered Services, Monolith-to-services decomposition, Secure-by-default engineering, Code Reviews &amp; Mentorship, Incremental delivery and scoping, Documentation</w:t>
+      </w:r>
+      <w:r>
+        <w:rPr>
+          <w:rFonts w:ascii="Arial" w:eastAsia="Arial" w:hAnsi="Arial" w:cs="Arial"/>
+          <w:color w:val="111111"/>
+          <w:sz w:val="21"/>
+          <w:szCs w:val="21"/>
+        </w:rPr>
+        <w:t xml:space="preserve"> and </w:t>
+      </w:r>
+      <w:proofErr w:type="spellStart"/>
+      <w:r>
+        <w:rPr>
+          <w:rFonts w:ascii="Arial" w:eastAsia="Arial" w:hAnsi="Arial" w:cs="Arial"/>
+          <w:color w:val="111111"/>
+          <w:sz w:val="21"/>
+          <w:szCs w:val="21"/>
+        </w:rPr>
+        <w:t>runbooks</w:t>
+      </w:r>
+      <w:proofErr w:type="spellEnd"/>
+      <w:r>
+        <w:rPr>
+          <w:rFonts w:ascii="Arial" w:eastAsia="Arial" w:hAnsi="Arial" w:cs="Arial"/>
+          <w:color w:val="111111"/>
+          <w:sz w:val="21"/>
+          <w:szCs w:val="21"/>
+        </w:rPr>
+        <w:t xml:space="preserve">, Operational readiness reviews (dashboards, alerts, </w:t>
+      </w:r>
+      <w:proofErr w:type="spellStart"/>
+      <w:r>
+        <w:rPr>
+          <w:rFonts w:ascii="Arial" w:eastAsia="Arial" w:hAnsi="Arial" w:cs="Arial"/>
+          <w:color w:val="111111"/>
+          <w:sz w:val="21"/>
+          <w:szCs w:val="21"/>
+        </w:rPr>
+        <w:t>runbooks</w:t>
+      </w:r>
+      <w:proofErr w:type="spellEnd"/>
+      <w:r>
+        <w:rPr>
+          <w:rFonts w:ascii="Arial" w:eastAsia="Arial" w:hAnsi="Arial" w:cs="Arial"/>
+          <w:color w:val="111111"/>
+          <w:sz w:val="21"/>
+          <w:szCs w:val="21"/>
+        </w:rPr>
+        <w:t>, rollback plans)</w:t>
       </w:r>
     </w:p>
     <w:p>
@@ -425,6 +1308,8 @@
       </w:r>
     </w:p>
     <w:p>
+      <w:proofErr w:type="spellStart"/>
+      <w:proofErr w:type="gramStart"/>
       <w:r>
         <w:rPr>
           <w:rFonts w:ascii="Arial" w:eastAsia="Arial" w:hAnsi="Arial" w:cs="Arial"/>
@@ -432,23 +1317,72 @@
           <w:sz w:val="21"/>
           <w:szCs w:val="21"/>
         </w:rPr>
-        <w:t>SumatoSoft  |  January 2021 - December 2025</w:t>
-      </w:r>
-    </w:p>
-    <w:p>
-      <w:pPr>
-        <w:spacing w:after="40"/>
-        <w:ind w:left="280"/>
-        <w:jc w:val="both"/>
-      </w:pPr>
-      <w:r>
-        <w:rPr>
-          <w:rFonts w:ascii="Arial" w:eastAsia="Arial" w:hAnsi="Arial" w:cs="Arial"/>
-          <w:color w:val="111111"/>
-          <w:sz w:val="21"/>
-          <w:szCs w:val="21"/>
-        </w:rPr>
-        <w:t>- Led a React + TypeScript modernization program that replaced a brittle legacy UI with a component-driven design system, improving delivery cadence while maintaining strict regression safety through targeted automation.</w:t>
+        <w:t>SumatoSoft</w:t>
+      </w:r>
+      <w:proofErr w:type="spellEnd"/>
+      <w:r>
+        <w:rPr>
+          <w:rFonts w:ascii="Arial" w:eastAsia="Arial" w:hAnsi="Arial" w:cs="Arial"/>
+          <w:color w:val="555555"/>
+          <w:sz w:val="21"/>
+          <w:szCs w:val="21"/>
+        </w:rPr>
+        <w:t xml:space="preserve">  |</w:t>
+      </w:r>
+      <w:proofErr w:type="gramEnd"/>
+      <w:r>
+        <w:rPr>
+          <w:rFonts w:ascii="Arial" w:eastAsia="Arial" w:hAnsi="Arial" w:cs="Arial"/>
+          <w:color w:val="555555"/>
+          <w:sz w:val="21"/>
+          <w:szCs w:val="21"/>
+        </w:rPr>
+        <w:t xml:space="preserve">  January 2021 - December 2025</w:t>
+      </w:r>
+    </w:p>
+    <w:p>
+      <w:pPr>
+        <w:spacing w:after="40"/>
+        <w:ind w:left="280"/>
+        <w:jc w:val="both"/>
+      </w:pPr>
+      <w:r>
+        <w:rPr>
+          <w:rFonts w:ascii="Arial" w:eastAsia="Arial" w:hAnsi="Arial" w:cs="Arial"/>
+          <w:color w:val="111111"/>
+          <w:sz w:val="21"/>
+          <w:szCs w:val="21"/>
+        </w:rPr>
+        <w:t xml:space="preserve">- Led a React + </w:t>
+      </w:r>
+      <w:proofErr w:type="spellStart"/>
+      <w:r>
+        <w:rPr>
+          <w:rFonts w:ascii="Arial" w:eastAsia="Arial" w:hAnsi="Arial" w:cs="Arial"/>
+          <w:color w:val="111111"/>
+          <w:sz w:val="21"/>
+          <w:szCs w:val="21"/>
+        </w:rPr>
+        <w:t>TypeScript</w:t>
+      </w:r>
+      <w:proofErr w:type="spellEnd"/>
+      <w:r>
+        <w:rPr>
+          <w:rFonts w:ascii="Arial" w:eastAsia="Arial" w:hAnsi="Arial" w:cs="Arial"/>
+          <w:color w:val="111111"/>
+          <w:sz w:val="21"/>
+          <w:szCs w:val="21"/>
+        </w:rPr>
+        <w:t xml:space="preserve"> modernization program that replaced a brittle legacy UI </w:t>
+      </w:r>
+      <w:r>
+        <w:rPr>
+          <w:rFonts w:ascii="Arial" w:eastAsia="Arial" w:hAnsi="Arial" w:cs="Arial"/>
+          <w:color w:val="111111"/>
+          <w:sz w:val="21"/>
+          <w:szCs w:val="21"/>
+        </w:rPr>
+        <w:t>with a component-driven design system, improving delivery cadence while maintaining strict regression safety through targeted automation.</w:t>
       </w:r>
     </w:p>
     <w:p>
@@ -465,55 +1399,91 @@
           <w:szCs w:val="21"/>
         </w:rPr>
         <w:lastRenderedPageBreak/>
-        <w:t>- Designed and shipped React workflows for complex, multi-step customer journeys, ensuring predictable state transitions, resilient form validation, and accessible UI patterns that reduced support tickets from avoidable UX failure modes.</w:t>
-      </w:r>
-    </w:p>
-    <w:p>
-      <w:pPr>
-        <w:spacing w:after="40"/>
-        <w:ind w:left="280"/>
-        <w:jc w:val="both"/>
-      </w:pPr>
-      <w:r>
-        <w:rPr>
-          <w:rFonts w:ascii="Arial" w:eastAsia="Arial" w:hAnsi="Arial" w:cs="Arial"/>
-          <w:color w:val="111111"/>
-          <w:sz w:val="21"/>
-          <w:szCs w:val="21"/>
-        </w:rPr>
-        <w:t>- Built and owned backend services with clear REST contracts, implementing consistent pagination, filtering, and error schemas so client teams could integrate quickly without reverse-engineering inconsistent endpoint behaviors.</w:t>
-      </w:r>
-    </w:p>
-    <w:p>
-      <w:pPr>
-        <w:spacing w:after="40"/>
-        <w:ind w:left="280"/>
-        <w:jc w:val="both"/>
-      </w:pPr>
-      <w:r>
-        <w:rPr>
-          <w:rFonts w:ascii="Arial" w:eastAsia="Arial" w:hAnsi="Arial" w:cs="Arial"/>
-          <w:color w:val="111111"/>
-          <w:sz w:val="21"/>
-          <w:szCs w:val="21"/>
-        </w:rPr>
-        <w:t>- Introduced idempotent write paths and safe retry semantics across critical endpoints, preventing duplicate side effects during transient failures while keeping business operations correct under real-world network instability.</w:t>
-      </w:r>
-    </w:p>
-    <w:p>
-      <w:pPr>
-        <w:spacing w:after="40"/>
-        <w:ind w:left="280"/>
-        <w:jc w:val="both"/>
-      </w:pPr>
-      <w:r>
-        <w:rPr>
-          <w:rFonts w:ascii="Arial" w:eastAsia="Arial" w:hAnsi="Arial" w:cs="Arial"/>
-          <w:color w:val="111111"/>
-          <w:sz w:val="21"/>
-          <w:szCs w:val="21"/>
-        </w:rPr>
-        <w:t>- Optimized API latency by identifying hot query paths and tuning indexing strategies, then validating improvements with repeatable benchmarks so the team could defend performance gains with measured evidence.</w:t>
+        <w:t>- Designed and shipped React workflows for complex, multi-step customer journeys, ensuring predictable state transitio</w:t>
+      </w:r>
+      <w:r>
+        <w:rPr>
+          <w:rFonts w:ascii="Arial" w:eastAsia="Arial" w:hAnsi="Arial" w:cs="Arial"/>
+          <w:color w:val="111111"/>
+          <w:sz w:val="21"/>
+          <w:szCs w:val="21"/>
+        </w:rPr>
+        <w:t>ns, resilient form validation, and accessible UI patterns that reduced support tickets from avoidable UX failure modes.</w:t>
+      </w:r>
+    </w:p>
+    <w:p>
+      <w:pPr>
+        <w:spacing w:after="40"/>
+        <w:ind w:left="280"/>
+        <w:jc w:val="both"/>
+      </w:pPr>
+      <w:r>
+        <w:rPr>
+          <w:rFonts w:ascii="Arial" w:eastAsia="Arial" w:hAnsi="Arial" w:cs="Arial"/>
+          <w:color w:val="111111"/>
+          <w:sz w:val="21"/>
+          <w:szCs w:val="21"/>
+        </w:rPr>
+        <w:t>- Built and owned backend services with clear REST contracts, implementing consistent pagination, filtering, and error schemas so client</w:t>
+      </w:r>
+      <w:r>
+        <w:rPr>
+          <w:rFonts w:ascii="Arial" w:eastAsia="Arial" w:hAnsi="Arial" w:cs="Arial"/>
+          <w:color w:val="111111"/>
+          <w:sz w:val="21"/>
+          <w:szCs w:val="21"/>
+        </w:rPr>
+        <w:t xml:space="preserve"> teams could integrate quickly without reverse-engineering inconsistent endpoint behaviors.</w:t>
+      </w:r>
+    </w:p>
+    <w:p>
+      <w:pPr>
+        <w:spacing w:after="40"/>
+        <w:ind w:left="280"/>
+        <w:jc w:val="both"/>
+      </w:pPr>
+      <w:r>
+        <w:rPr>
+          <w:rFonts w:ascii="Arial" w:eastAsia="Arial" w:hAnsi="Arial" w:cs="Arial"/>
+          <w:color w:val="111111"/>
+          <w:sz w:val="21"/>
+          <w:szCs w:val="21"/>
+        </w:rPr>
+        <w:t>- Introduced idempotent write paths and safe retry semantics across critical endpoints, preventing duplicate side effects during transient failures while keeping bu</w:t>
+      </w:r>
+      <w:r>
+        <w:rPr>
+          <w:rFonts w:ascii="Arial" w:eastAsia="Arial" w:hAnsi="Arial" w:cs="Arial"/>
+          <w:color w:val="111111"/>
+          <w:sz w:val="21"/>
+          <w:szCs w:val="21"/>
+        </w:rPr>
+        <w:t>siness operations correct under real-world network instability.</w:t>
+      </w:r>
+    </w:p>
+    <w:p>
+      <w:pPr>
+        <w:spacing w:after="40"/>
+        <w:ind w:left="280"/>
+        <w:jc w:val="both"/>
+      </w:pPr>
+      <w:r>
+        <w:rPr>
+          <w:rFonts w:ascii="Arial" w:eastAsia="Arial" w:hAnsi="Arial" w:cs="Arial"/>
+          <w:color w:val="111111"/>
+          <w:sz w:val="21"/>
+          <w:szCs w:val="21"/>
+        </w:rPr>
+        <w:t>- Optimized API latency by identifying hot query paths and tuning indexing strategies, then validating improvements with repeatable benchmarks so the team could defend performance gains with m</w:t>
+      </w:r>
+      <w:r>
+        <w:rPr>
+          <w:rFonts w:ascii="Arial" w:eastAsia="Arial" w:hAnsi="Arial" w:cs="Arial"/>
+          <w:color w:val="111111"/>
+          <w:sz w:val="21"/>
+          <w:szCs w:val="21"/>
+        </w:rPr>
+        <w:t>easured evidence.</w:t>
       </w:r>
     </w:p>
     <w:p>
@@ -545,55 +1515,131 @@
           <w:sz w:val="21"/>
           <w:szCs w:val="21"/>
         </w:rPr>
-        <w:t>- Strengthened authentication and authorization flows with JWT and OAuth 2.0 patterns, focusing on least-privilege access and clear auditability to reduce security risk without slowing product iteration.</w:t>
-      </w:r>
-    </w:p>
-    <w:p>
-      <w:pPr>
-        <w:spacing w:after="40"/>
-        <w:ind w:left="280"/>
-        <w:jc w:val="both"/>
-      </w:pPr>
-      <w:r>
-        <w:rPr>
-          <w:rFonts w:ascii="Arial" w:eastAsia="Arial" w:hAnsi="Arial" w:cs="Arial"/>
-          <w:color w:val="111111"/>
-          <w:sz w:val="21"/>
-          <w:szCs w:val="21"/>
-        </w:rPr>
-        <w:t>- Operationalized releases with feature flags and staged rollouts, enabling safe experimentation and quick rollback paths while keeping stakeholder confidence high during frequent incremental deployments.</w:t>
-      </w:r>
-    </w:p>
-    <w:p>
-      <w:pPr>
-        <w:spacing w:after="40"/>
-        <w:ind w:left="280"/>
-        <w:jc w:val="both"/>
-      </w:pPr>
-      <w:r>
-        <w:rPr>
-          <w:rFonts w:ascii="Arial" w:eastAsia="Arial" w:hAnsi="Arial" w:cs="Arial"/>
-          <w:color w:val="111111"/>
-          <w:sz w:val="21"/>
-          <w:szCs w:val="21"/>
-        </w:rPr>
-        <w:t>- Improved observability by standardizing structured logs and actionable metrics, then tuning alerts to remove noisy signals so on-call time shifted from false positives toward real customer-impacting issues.</w:t>
-      </w:r>
-    </w:p>
-    <w:p>
-      <w:pPr>
-        <w:spacing w:after="40"/>
-        <w:ind w:left="280"/>
-        <w:jc w:val="both"/>
-      </w:pPr>
-      <w:r>
-        <w:rPr>
-          <w:rFonts w:ascii="Arial" w:eastAsia="Arial" w:hAnsi="Arial" w:cs="Arial"/>
-          <w:color w:val="111111"/>
-          <w:sz w:val="21"/>
-          <w:szCs w:val="21"/>
-        </w:rPr>
-        <w:t>- Built dashboards that mapped key business workflows to technical signals, helping product and engineering align on measurable outcomes and quickly spot regressions before they became user-reported incidents.</w:t>
+        <w:t>- Strengthened auth</w:t>
+      </w:r>
+      <w:r>
+        <w:rPr>
+          <w:rFonts w:ascii="Arial" w:eastAsia="Arial" w:hAnsi="Arial" w:cs="Arial"/>
+          <w:color w:val="111111"/>
+          <w:sz w:val="21"/>
+          <w:szCs w:val="21"/>
+        </w:rPr>
+        <w:t xml:space="preserve">entication and authorization flows with JWT and </w:t>
+      </w:r>
+      <w:proofErr w:type="spellStart"/>
+      <w:r>
+        <w:rPr>
+          <w:rFonts w:ascii="Arial" w:eastAsia="Arial" w:hAnsi="Arial" w:cs="Arial"/>
+          <w:color w:val="111111"/>
+          <w:sz w:val="21"/>
+          <w:szCs w:val="21"/>
+        </w:rPr>
+        <w:t>OAuth</w:t>
+      </w:r>
+      <w:proofErr w:type="spellEnd"/>
+      <w:r>
+        <w:rPr>
+          <w:rFonts w:ascii="Arial" w:eastAsia="Arial" w:hAnsi="Arial" w:cs="Arial"/>
+          <w:color w:val="111111"/>
+          <w:sz w:val="21"/>
+          <w:szCs w:val="21"/>
+        </w:rPr>
+        <w:t xml:space="preserve"> 2.0 patterns, focusing on least-privilege access and clear auditability to reduce security risk without slowing product iteration.</w:t>
+      </w:r>
+    </w:p>
+    <w:p>
+      <w:pPr>
+        <w:spacing w:after="40"/>
+        <w:ind w:left="280"/>
+        <w:jc w:val="both"/>
+      </w:pPr>
+      <w:r>
+        <w:rPr>
+          <w:rFonts w:ascii="Arial" w:eastAsia="Arial" w:hAnsi="Arial" w:cs="Arial"/>
+          <w:color w:val="111111"/>
+          <w:sz w:val="21"/>
+          <w:szCs w:val="21"/>
+        </w:rPr>
+        <w:t>- Operationalized releases with feature flags and staged rollouts, enab</w:t>
+      </w:r>
+      <w:r>
+        <w:rPr>
+          <w:rFonts w:ascii="Arial" w:eastAsia="Arial" w:hAnsi="Arial" w:cs="Arial"/>
+          <w:color w:val="111111"/>
+          <w:sz w:val="21"/>
+          <w:szCs w:val="21"/>
+        </w:rPr>
+        <w:t>ling safe experimentation and quick rollback paths while keeping stakeholder confidence high during frequent incremental deployments.</w:t>
+      </w:r>
+    </w:p>
+    <w:p>
+      <w:pPr>
+        <w:spacing w:after="40"/>
+        <w:ind w:left="280"/>
+        <w:jc w:val="both"/>
+      </w:pPr>
+      <w:r>
+        <w:rPr>
+          <w:rFonts w:ascii="Arial" w:eastAsia="Arial" w:hAnsi="Arial" w:cs="Arial"/>
+          <w:color w:val="111111"/>
+          <w:sz w:val="21"/>
+          <w:szCs w:val="21"/>
+        </w:rPr>
+        <w:t xml:space="preserve">- Improved </w:t>
+      </w:r>
+      <w:proofErr w:type="spellStart"/>
+      <w:r>
+        <w:rPr>
+          <w:rFonts w:ascii="Arial" w:eastAsia="Arial" w:hAnsi="Arial" w:cs="Arial"/>
+          <w:color w:val="111111"/>
+          <w:sz w:val="21"/>
+          <w:szCs w:val="21"/>
+        </w:rPr>
+        <w:t>observability</w:t>
+      </w:r>
+      <w:proofErr w:type="spellEnd"/>
+      <w:r>
+        <w:rPr>
+          <w:rFonts w:ascii="Arial" w:eastAsia="Arial" w:hAnsi="Arial" w:cs="Arial"/>
+          <w:color w:val="111111"/>
+          <w:sz w:val="21"/>
+          <w:szCs w:val="21"/>
+        </w:rPr>
+        <w:t xml:space="preserve"> by standardizing structured logs and actionable metrics, then tuning alerts to remove noisy signa</w:t>
+      </w:r>
+      <w:r>
+        <w:rPr>
+          <w:rFonts w:ascii="Arial" w:eastAsia="Arial" w:hAnsi="Arial" w:cs="Arial"/>
+          <w:color w:val="111111"/>
+          <w:sz w:val="21"/>
+          <w:szCs w:val="21"/>
+        </w:rPr>
+        <w:t>ls so on-call time shifted from false positives toward real customer-impacting issues.</w:t>
+      </w:r>
+    </w:p>
+    <w:p>
+      <w:pPr>
+        <w:spacing w:after="40"/>
+        <w:ind w:left="280"/>
+        <w:jc w:val="both"/>
+      </w:pPr>
+      <w:r>
+        <w:rPr>
+          <w:rFonts w:ascii="Arial" w:eastAsia="Arial" w:hAnsi="Arial" w:cs="Arial"/>
+          <w:color w:val="111111"/>
+          <w:sz w:val="21"/>
+          <w:szCs w:val="21"/>
+        </w:rPr>
+        <w:t>- Built dashboards that mapped key business workflows to technical signals, helping product and engineering align on measurable outcomes and quickly spot regressions bef</w:t>
+      </w:r>
+      <w:r>
+        <w:rPr>
+          <w:rFonts w:ascii="Arial" w:eastAsia="Arial" w:hAnsi="Arial" w:cs="Arial"/>
+          <w:color w:val="111111"/>
+          <w:sz w:val="21"/>
+          <w:szCs w:val="21"/>
+        </w:rPr>
+        <w:t>ore they became user-reported incidents.</w:t>
       </w:r>
     </w:p>
     <w:p>
@@ -625,55 +1671,111 @@
           <w:sz w:val="21"/>
           <w:szCs w:val="21"/>
         </w:rPr>
-        <w:t>- Drove code review standards that emphasized correctness, readability, and operational safety, mentoring engineers on pragmatic patterns so the team shipped faster without accumulating fragile coupling.</w:t>
-      </w:r>
-    </w:p>
-    <w:p>
-      <w:pPr>
-        <w:spacing w:after="40"/>
-        <w:ind w:left="280"/>
-        <w:jc w:val="both"/>
-      </w:pPr>
-      <w:r>
-        <w:rPr>
-          <w:rFonts w:ascii="Arial" w:eastAsia="Arial" w:hAnsi="Arial" w:cs="Arial"/>
-          <w:color w:val="111111"/>
-          <w:sz w:val="21"/>
-          <w:szCs w:val="21"/>
-        </w:rPr>
-        <w:t>- Coordinated cross-team integrations by defining stable API versioning rules, ensuring client applications could migrate gradually without breaking changes or last-minute release coordination emergencies.</w:t>
-      </w:r>
-    </w:p>
-    <w:p>
-      <w:pPr>
-        <w:spacing w:after="40"/>
-        <w:ind w:left="280"/>
-        <w:jc w:val="both"/>
-      </w:pPr>
-      <w:r>
-        <w:rPr>
-          <w:rFonts w:ascii="Arial" w:eastAsia="Arial" w:hAnsi="Arial" w:cs="Arial"/>
-          <w:color w:val="111111"/>
-          <w:sz w:val="21"/>
-          <w:szCs w:val="21"/>
-        </w:rPr>
-        <w:t>- Diagnosed production issues using tracing and log correlation, then wrote runbooks that captured symptom-to-fix playbooks so recurring incidents became routine resolutions instead of ad-hoc hero debugging.</w:t>
-      </w:r>
-    </w:p>
-    <w:p>
-      <w:pPr>
-        <w:spacing w:after="40"/>
-        <w:ind w:left="280"/>
-        <w:jc w:val="both"/>
-      </w:pPr>
-      <w:r>
-        <w:rPr>
-          <w:rFonts w:ascii="Arial" w:eastAsia="Arial" w:hAnsi="Arial" w:cs="Arial"/>
-          <w:color w:val="111111"/>
-          <w:sz w:val="21"/>
-          <w:szCs w:val="21"/>
-        </w:rPr>
-        <w:t>- Delivered performance improvements across front-end and backend hot paths, validating changes with profiling tools and repeatable tests so improvements were durable and not dependent on individual developer intuition.</w:t>
+        <w:t>- Drov</w:t>
+      </w:r>
+      <w:r>
+        <w:rPr>
+          <w:rFonts w:ascii="Arial" w:eastAsia="Arial" w:hAnsi="Arial" w:cs="Arial"/>
+          <w:color w:val="111111"/>
+          <w:sz w:val="21"/>
+          <w:szCs w:val="21"/>
+        </w:rPr>
+        <w:t>e code review standards that emphasized correctness, readability, and operational safety, mentoring engineers on pragmatic patterns so the team shipped faster without accumulating fragile coupling.</w:t>
+      </w:r>
+    </w:p>
+    <w:p>
+      <w:pPr>
+        <w:spacing w:after="40"/>
+        <w:ind w:left="280"/>
+        <w:jc w:val="both"/>
+      </w:pPr>
+      <w:r>
+        <w:rPr>
+          <w:rFonts w:ascii="Arial" w:eastAsia="Arial" w:hAnsi="Arial" w:cs="Arial"/>
+          <w:color w:val="111111"/>
+          <w:sz w:val="21"/>
+          <w:szCs w:val="21"/>
+        </w:rPr>
+        <w:t>- Coordinated cross-team integrations by defining stable A</w:t>
+      </w:r>
+      <w:r>
+        <w:rPr>
+          <w:rFonts w:ascii="Arial" w:eastAsia="Arial" w:hAnsi="Arial" w:cs="Arial"/>
+          <w:color w:val="111111"/>
+          <w:sz w:val="21"/>
+          <w:szCs w:val="21"/>
+        </w:rPr>
+        <w:t>PI versioning rules, ensuring client applications could migrate gradually without breaking changes or last-minute release coordination emergencies.</w:t>
+      </w:r>
+    </w:p>
+    <w:p>
+      <w:pPr>
+        <w:spacing w:after="40"/>
+        <w:ind w:left="280"/>
+        <w:jc w:val="both"/>
+      </w:pPr>
+      <w:r>
+        <w:rPr>
+          <w:rFonts w:ascii="Arial" w:eastAsia="Arial" w:hAnsi="Arial" w:cs="Arial"/>
+          <w:color w:val="111111"/>
+          <w:sz w:val="21"/>
+          <w:szCs w:val="21"/>
+        </w:rPr>
+        <w:t xml:space="preserve">- Diagnosed production issues using tracing and log correlation, then wrote </w:t>
+      </w:r>
+      <w:proofErr w:type="spellStart"/>
+      <w:r>
+        <w:rPr>
+          <w:rFonts w:ascii="Arial" w:eastAsia="Arial" w:hAnsi="Arial" w:cs="Arial"/>
+          <w:color w:val="111111"/>
+          <w:sz w:val="21"/>
+          <w:szCs w:val="21"/>
+        </w:rPr>
+        <w:t>runbooks</w:t>
+      </w:r>
+      <w:proofErr w:type="spellEnd"/>
+      <w:r>
+        <w:rPr>
+          <w:rFonts w:ascii="Arial" w:eastAsia="Arial" w:hAnsi="Arial" w:cs="Arial"/>
+          <w:color w:val="111111"/>
+          <w:sz w:val="21"/>
+          <w:szCs w:val="21"/>
+        </w:rPr>
+        <w:t xml:space="preserve"> that captured symptom-t</w:t>
+      </w:r>
+      <w:r>
+        <w:rPr>
+          <w:rFonts w:ascii="Arial" w:eastAsia="Arial" w:hAnsi="Arial" w:cs="Arial"/>
+          <w:color w:val="111111"/>
+          <w:sz w:val="21"/>
+          <w:szCs w:val="21"/>
+        </w:rPr>
+        <w:t>o-fix playbooks so recurring incidents became routine resolutions instead of ad-hoc hero debugging.</w:t>
+      </w:r>
+    </w:p>
+    <w:p>
+      <w:pPr>
+        <w:spacing w:after="40"/>
+        <w:ind w:left="280"/>
+        <w:jc w:val="both"/>
+      </w:pPr>
+      <w:r>
+        <w:rPr>
+          <w:rFonts w:ascii="Arial" w:eastAsia="Arial" w:hAnsi="Arial" w:cs="Arial"/>
+          <w:color w:val="111111"/>
+          <w:sz w:val="21"/>
+          <w:szCs w:val="21"/>
+        </w:rPr>
+        <w:t>- Delivered performance improvements across front-end and backend hot paths, validating changes with profiling tools and repeatable tests so improvements we</w:t>
+      </w:r>
+      <w:r>
+        <w:rPr>
+          <w:rFonts w:ascii="Arial" w:eastAsia="Arial" w:hAnsi="Arial" w:cs="Arial"/>
+          <w:color w:val="111111"/>
+          <w:sz w:val="21"/>
+          <w:szCs w:val="21"/>
+        </w:rPr>
+        <w:t>re durable and not dependent on individual developer intuition.</w:t>
       </w:r>
     </w:p>
     <w:p>
@@ -702,39 +1804,77 @@
           <w:sz w:val="21"/>
           <w:szCs w:val="21"/>
         </w:rPr>
-        <w:t>High Touch Technologies  |  June 2018 - December 2020</w:t>
-      </w:r>
-    </w:p>
-    <w:p>
-      <w:pPr>
-        <w:spacing w:after="40"/>
-        <w:ind w:left="280"/>
-        <w:jc w:val="both"/>
-      </w:pPr>
-      <w:r>
-        <w:rPr>
-          <w:rFonts w:ascii="Arial" w:eastAsia="Arial" w:hAnsi="Arial" w:cs="Arial"/>
-          <w:color w:val="111111"/>
-          <w:sz w:val="21"/>
-          <w:szCs w:val="21"/>
-        </w:rPr>
-        <w:t>- Owned a React single-page application that supported complex operational workflows, standardizing component patterns and shared utilities so new features shipped faster without brittle UI coupling.</w:t>
-      </w:r>
-    </w:p>
-    <w:p>
-      <w:pPr>
-        <w:spacing w:after="40"/>
-        <w:ind w:left="280"/>
-        <w:jc w:val="both"/>
-      </w:pPr>
-      <w:r>
-        <w:rPr>
-          <w:rFonts w:ascii="Arial" w:eastAsia="Arial" w:hAnsi="Arial" w:cs="Arial"/>
-          <w:color w:val="111111"/>
-          <w:sz w:val="21"/>
-          <w:szCs w:val="21"/>
-        </w:rPr>
-        <w:t>- Refactored state management into clearer boundaries, reducing accidental re-renders and improving perceived responsiveness in data-dense screens where users depended on fast feedback to do daily work.</w:t>
+        <w:t xml:space="preserve">High Touch </w:t>
+      </w:r>
+      <w:proofErr w:type="gramStart"/>
+      <w:r>
+        <w:rPr>
+          <w:rFonts w:ascii="Arial" w:eastAsia="Arial" w:hAnsi="Arial" w:cs="Arial"/>
+          <w:color w:val="555555"/>
+          <w:sz w:val="21"/>
+          <w:szCs w:val="21"/>
+        </w:rPr>
+        <w:t>Technologies  |</w:t>
+      </w:r>
+      <w:proofErr w:type="gramEnd"/>
+      <w:r>
+        <w:rPr>
+          <w:rFonts w:ascii="Arial" w:eastAsia="Arial" w:hAnsi="Arial" w:cs="Arial"/>
+          <w:color w:val="555555"/>
+          <w:sz w:val="21"/>
+          <w:szCs w:val="21"/>
+        </w:rPr>
+        <w:t xml:space="preserve">  June 2018 - December 2020</w:t>
+      </w:r>
+    </w:p>
+    <w:p>
+      <w:pPr>
+        <w:spacing w:after="40"/>
+        <w:ind w:left="280"/>
+        <w:jc w:val="both"/>
+      </w:pPr>
+      <w:r>
+        <w:rPr>
+          <w:rFonts w:ascii="Arial" w:eastAsia="Arial" w:hAnsi="Arial" w:cs="Arial"/>
+          <w:color w:val="111111"/>
+          <w:sz w:val="21"/>
+          <w:szCs w:val="21"/>
+        </w:rPr>
+        <w:t xml:space="preserve">- Owned a React single-page application that supported complex operational workflows, standardizing component </w:t>
+      </w:r>
+      <w:r>
+        <w:rPr>
+          <w:rFonts w:ascii="Arial" w:eastAsia="Arial" w:hAnsi="Arial" w:cs="Arial"/>
+          <w:color w:val="111111"/>
+          <w:sz w:val="21"/>
+          <w:szCs w:val="21"/>
+        </w:rPr>
+        <w:t>patterns and shared utilities so new features shipped faster without brittle UI coupling.</w:t>
+      </w:r>
+    </w:p>
+    <w:p>
+      <w:pPr>
+        <w:spacing w:after="40"/>
+        <w:ind w:left="280"/>
+        <w:jc w:val="both"/>
+      </w:pPr>
+      <w:r>
+        <w:rPr>
+          <w:rFonts w:ascii="Arial" w:eastAsia="Arial" w:hAnsi="Arial" w:cs="Arial"/>
+          <w:color w:val="111111"/>
+          <w:sz w:val="21"/>
+          <w:szCs w:val="21"/>
+        </w:rPr>
+        <w:t>- Refactored state management into clearer boundaries, reducing accidental re-renders and improving perceived responsiveness in data-dense screens where users depende</w:t>
+      </w:r>
+      <w:r>
+        <w:rPr>
+          <w:rFonts w:ascii="Arial" w:eastAsia="Arial" w:hAnsi="Arial" w:cs="Arial"/>
+          <w:color w:val="111111"/>
+          <w:sz w:val="21"/>
+          <w:szCs w:val="21"/>
+        </w:rPr>
+        <w:t>d on fast feedback to do daily work.</w:t>
       </w:r>
     </w:p>
     <w:p>
@@ -766,55 +1906,111 @@
           <w:sz w:val="21"/>
           <w:szCs w:val="21"/>
         </w:rPr>
-        <w:t>- Defined pagination and filtering conventions across APIs, documenting edge cases and defaults so client teams could implement consistent list views without reinventing query behavior per endpoint.</w:t>
-      </w:r>
-    </w:p>
-    <w:p>
-      <w:pPr>
-        <w:spacing w:after="40"/>
-        <w:ind w:left="280"/>
-        <w:jc w:val="both"/>
-      </w:pPr>
-      <w:r>
-        <w:rPr>
-          <w:rFonts w:ascii="Arial" w:eastAsia="Arial" w:hAnsi="Arial" w:cs="Arial"/>
-          <w:color w:val="111111"/>
-          <w:sz w:val="21"/>
-          <w:szCs w:val="21"/>
-        </w:rPr>
-        <w:t>- Improved reliability by adding defensive timeouts, retries, and backoff policies around external dependencies, keeping core workflows available even when third-party systems degraded unexpectedly.</w:t>
-      </w:r>
-    </w:p>
-    <w:p>
-      <w:pPr>
-        <w:spacing w:after="40"/>
-        <w:ind w:left="280"/>
-        <w:jc w:val="both"/>
-      </w:pPr>
-      <w:r>
-        <w:rPr>
-          <w:rFonts w:ascii="Arial" w:eastAsia="Arial" w:hAnsi="Arial" w:cs="Arial"/>
-          <w:color w:val="111111"/>
-          <w:sz w:val="21"/>
-          <w:szCs w:val="21"/>
-        </w:rPr>
-        <w:t>- Introduced structured logging patterns and correlation identifiers, making it practical to trace a user action across multiple services and diagnose production incidents without guesswork or missing context.</w:t>
-      </w:r>
-    </w:p>
-    <w:p>
-      <w:pPr>
-        <w:spacing w:after="40"/>
-        <w:ind w:left="280"/>
-        <w:jc w:val="both"/>
-      </w:pPr>
-      <w:r>
-        <w:rPr>
-          <w:rFonts w:ascii="Arial" w:eastAsia="Arial" w:hAnsi="Arial" w:cs="Arial"/>
-          <w:color w:val="111111"/>
-          <w:sz w:val="21"/>
-          <w:szCs w:val="21"/>
-        </w:rPr>
-        <w:t>- Implemented role-based access controls that matched real operational responsibilities, reducing accidental privilege exposure while keeping the authorization model understandable for audits and support staff.</w:t>
+        <w:t xml:space="preserve">- Defined pagination </w:t>
+      </w:r>
+      <w:r>
+        <w:rPr>
+          <w:rFonts w:ascii="Arial" w:eastAsia="Arial" w:hAnsi="Arial" w:cs="Arial"/>
+          <w:color w:val="111111"/>
+          <w:sz w:val="21"/>
+          <w:szCs w:val="21"/>
+        </w:rPr>
+        <w:t>and filtering conventions across APIs, documenting edge cases and defaults so client teams could implement consistent list views without reinventing query behavior per endpoint.</w:t>
+      </w:r>
+    </w:p>
+    <w:p>
+      <w:pPr>
+        <w:spacing w:after="40"/>
+        <w:ind w:left="280"/>
+        <w:jc w:val="both"/>
+      </w:pPr>
+      <w:r>
+        <w:rPr>
+          <w:rFonts w:ascii="Arial" w:eastAsia="Arial" w:hAnsi="Arial" w:cs="Arial"/>
+          <w:color w:val="111111"/>
+          <w:sz w:val="21"/>
+          <w:szCs w:val="21"/>
+        </w:rPr>
+        <w:t xml:space="preserve">- Improved reliability by adding defensive timeouts, retries, and </w:t>
+      </w:r>
+      <w:proofErr w:type="spellStart"/>
+      <w:r>
+        <w:rPr>
+          <w:rFonts w:ascii="Arial" w:eastAsia="Arial" w:hAnsi="Arial" w:cs="Arial"/>
+          <w:color w:val="111111"/>
+          <w:sz w:val="21"/>
+          <w:szCs w:val="21"/>
+        </w:rPr>
+        <w:t>backoff</w:t>
+      </w:r>
+      <w:proofErr w:type="spellEnd"/>
+      <w:r>
+        <w:rPr>
+          <w:rFonts w:ascii="Arial" w:eastAsia="Arial" w:hAnsi="Arial" w:cs="Arial"/>
+          <w:color w:val="111111"/>
+          <w:sz w:val="21"/>
+          <w:szCs w:val="21"/>
+        </w:rPr>
+        <w:t xml:space="preserve"> poli</w:t>
+      </w:r>
+      <w:r>
+        <w:rPr>
+          <w:rFonts w:ascii="Arial" w:eastAsia="Arial" w:hAnsi="Arial" w:cs="Arial"/>
+          <w:color w:val="111111"/>
+          <w:sz w:val="21"/>
+          <w:szCs w:val="21"/>
+        </w:rPr>
+        <w:t>cies around external dependencies, keeping core workflows available even when third-party systems degraded unexpectedly.</w:t>
+      </w:r>
+    </w:p>
+    <w:p>
+      <w:pPr>
+        <w:spacing w:after="40"/>
+        <w:ind w:left="280"/>
+        <w:jc w:val="both"/>
+      </w:pPr>
+      <w:r>
+        <w:rPr>
+          <w:rFonts w:ascii="Arial" w:eastAsia="Arial" w:hAnsi="Arial" w:cs="Arial"/>
+          <w:color w:val="111111"/>
+          <w:sz w:val="21"/>
+          <w:szCs w:val="21"/>
+        </w:rPr>
+        <w:t>- Introduced structured logging patterns and correlation identifiers, making it practical to trace a user action across multiple servic</w:t>
+      </w:r>
+      <w:r>
+        <w:rPr>
+          <w:rFonts w:ascii="Arial" w:eastAsia="Arial" w:hAnsi="Arial" w:cs="Arial"/>
+          <w:color w:val="111111"/>
+          <w:sz w:val="21"/>
+          <w:szCs w:val="21"/>
+        </w:rPr>
+        <w:t>es and diagnose production incidents without guesswork or missing context.</w:t>
+      </w:r>
+    </w:p>
+    <w:p>
+      <w:pPr>
+        <w:spacing w:after="40"/>
+        <w:ind w:left="280"/>
+        <w:jc w:val="both"/>
+      </w:pPr>
+      <w:r>
+        <w:rPr>
+          <w:rFonts w:ascii="Arial" w:eastAsia="Arial" w:hAnsi="Arial" w:cs="Arial"/>
+          <w:color w:val="111111"/>
+          <w:sz w:val="21"/>
+          <w:szCs w:val="21"/>
+        </w:rPr>
+        <w:t xml:space="preserve">- Implemented role-based access controls that matched real operational responsibilities, reducing accidental privilege exposure while keeping the authorization model understandable </w:t>
+      </w:r>
+      <w:r>
+        <w:rPr>
+          <w:rFonts w:ascii="Arial" w:eastAsia="Arial" w:hAnsi="Arial" w:cs="Arial"/>
+          <w:color w:val="111111"/>
+          <w:sz w:val="21"/>
+          <w:szCs w:val="21"/>
+        </w:rPr>
+        <w:t>for audits and support staff.</w:t>
       </w:r>
     </w:p>
     <w:p>
@@ -846,40 +2042,67 @@
           <w:sz w:val="21"/>
           <w:szCs w:val="21"/>
         </w:rPr>
-        <w:t>- Partnered closely with stakeholders to clarify requirements and acceptance criteria, turning ambiguous requests into implementable slices that could be delivered iteratively with visible progress.</w:t>
-      </w:r>
-    </w:p>
-    <w:p>
-      <w:pPr>
-        <w:spacing w:after="40"/>
-        <w:ind w:left="280"/>
-        <w:jc w:val="both"/>
-      </w:pPr>
-      <w:r>
-        <w:rPr>
-          <w:rFonts w:ascii="Arial" w:eastAsia="Arial" w:hAnsi="Arial" w:cs="Arial"/>
-          <w:color w:val="111111"/>
-          <w:sz w:val="21"/>
-          <w:szCs w:val="21"/>
-        </w:rPr>
         <w:lastRenderedPageBreak/>
-        <w:t>- Reduced support escalations by addressing recurring UX confusion points, simplifying form behaviors and providing clearer validation messages so users could self-correct without needing manual intervention.</w:t>
-      </w:r>
-    </w:p>
-    <w:p>
-      <w:pPr>
-        <w:spacing w:after="40"/>
-        <w:ind w:left="280"/>
-        <w:jc w:val="both"/>
-      </w:pPr>
-      <w:r>
-        <w:rPr>
-          <w:rFonts w:ascii="Arial" w:eastAsia="Arial" w:hAnsi="Arial" w:cs="Arial"/>
-          <w:color w:val="111111"/>
-          <w:sz w:val="21"/>
-          <w:szCs w:val="21"/>
-        </w:rPr>
-        <w:t>- Upgraded performance of critical list and search experiences by reducing redundant network calls, caching stable data, and tuning rendering paths so the UI remained responsive at scale.</w:t>
+        <w:t>- Partnered closely with stake</w:t>
+      </w:r>
+      <w:r>
+        <w:rPr>
+          <w:rFonts w:ascii="Arial" w:eastAsia="Arial" w:hAnsi="Arial" w:cs="Arial"/>
+          <w:color w:val="111111"/>
+          <w:sz w:val="21"/>
+          <w:szCs w:val="21"/>
+        </w:rPr>
+        <w:t>holders to clarify requirements and acceptance criteria, turning ambiguous requests into implementable slices that could be delivered iteratively with visible progress.</w:t>
+      </w:r>
+    </w:p>
+    <w:p>
+      <w:pPr>
+        <w:spacing w:after="40"/>
+        <w:ind w:left="280"/>
+        <w:jc w:val="both"/>
+      </w:pPr>
+      <w:r>
+        <w:rPr>
+          <w:rFonts w:ascii="Arial" w:eastAsia="Arial" w:hAnsi="Arial" w:cs="Arial"/>
+          <w:color w:val="111111"/>
+          <w:sz w:val="21"/>
+          <w:szCs w:val="21"/>
+        </w:rPr>
+        <w:t xml:space="preserve">- Reduced support escalations by addressing recurring UX confusion points, simplifying </w:t>
+      </w:r>
+      <w:r>
+        <w:rPr>
+          <w:rFonts w:ascii="Arial" w:eastAsia="Arial" w:hAnsi="Arial" w:cs="Arial"/>
+          <w:color w:val="111111"/>
+          <w:sz w:val="21"/>
+          <w:szCs w:val="21"/>
+        </w:rPr>
+        <w:t>form behaviors and providing clearer validation messages so users could self-correct without needing manual intervention.</w:t>
+      </w:r>
+    </w:p>
+    <w:p>
+      <w:pPr>
+        <w:spacing w:after="40"/>
+        <w:ind w:left="280"/>
+        <w:jc w:val="both"/>
+      </w:pPr>
+      <w:r>
+        <w:rPr>
+          <w:rFonts w:ascii="Arial" w:eastAsia="Arial" w:hAnsi="Arial" w:cs="Arial"/>
+          <w:color w:val="111111"/>
+          <w:sz w:val="21"/>
+          <w:szCs w:val="21"/>
+        </w:rPr>
+        <w:t>- Upgraded performance of critical list and search experiences by reducing redundant network calls, caching stable data, and tuning re</w:t>
+      </w:r>
+      <w:r>
+        <w:rPr>
+          <w:rFonts w:ascii="Arial" w:eastAsia="Arial" w:hAnsi="Arial" w:cs="Arial"/>
+          <w:color w:val="111111"/>
+          <w:sz w:val="21"/>
+          <w:szCs w:val="21"/>
+        </w:rPr>
+        <w:t>ndering paths so the UI remained responsive at scale.</w:t>
       </w:r>
     </w:p>
     <w:p>
@@ -911,7 +2134,16 @@
           <w:sz w:val="21"/>
           <w:szCs w:val="21"/>
         </w:rPr>
-        <w:t>- Supported incident response with calm, repeatable triage steps, focusing on containment and root-cause fixes so the organization could learn and prevent recurrence rather than repeatedly firefighting.</w:t>
+        <w:t>- Supported i</w:t>
+      </w:r>
+      <w:r>
+        <w:rPr>
+          <w:rFonts w:ascii="Arial" w:eastAsia="Arial" w:hAnsi="Arial" w:cs="Arial"/>
+          <w:color w:val="111111"/>
+          <w:sz w:val="21"/>
+          <w:szCs w:val="21"/>
+        </w:rPr>
+        <w:t>ncident response with calm, repeatable triage steps, focusing on containment and root-cause fixes so the organization could learn and prevent recurrence rather than repeatedly firefighting.</w:t>
       </w:r>
     </w:p>
     <w:p>
@@ -933,6 +2165,7 @@
       </w:r>
     </w:p>
     <w:p>
+      <w:proofErr w:type="gramStart"/>
       <w:r>
         <w:rPr>
           <w:rFonts w:ascii="Arial" w:eastAsia="Arial" w:hAnsi="Arial" w:cs="Arial"/>
@@ -940,7 +2173,37 @@
           <w:sz w:val="21"/>
           <w:szCs w:val="21"/>
         </w:rPr>
-        <w:t>Centric Tech Inc.  |  September 2015 - May 2018</w:t>
+        <w:t>Centric Tech Inc.</w:t>
+      </w:r>
+      <w:proofErr w:type="gramEnd"/>
+      <w:r>
+        <w:rPr>
+          <w:rFonts w:ascii="Arial" w:eastAsia="Arial" w:hAnsi="Arial" w:cs="Arial"/>
+          <w:color w:val="555555"/>
+          <w:sz w:val="21"/>
+          <w:szCs w:val="21"/>
+        </w:rPr>
+        <w:t xml:space="preserve">  </w:t>
+      </w:r>
+      <w:proofErr w:type="gramStart"/>
+      <w:r>
+        <w:rPr>
+          <w:rFonts w:ascii="Arial" w:eastAsia="Arial" w:hAnsi="Arial" w:cs="Arial"/>
+          <w:color w:val="555555"/>
+          <w:sz w:val="21"/>
+          <w:szCs w:val="21"/>
+        </w:rPr>
+        <w:t>|  September</w:t>
+      </w:r>
+      <w:proofErr w:type="gramEnd"/>
+      <w:r>
+        <w:rPr>
+          <w:rFonts w:ascii="Arial" w:eastAsia="Arial" w:hAnsi="Arial" w:cs="Arial"/>
+          <w:color w:val="555555"/>
+          <w:sz w:val="21"/>
+          <w:szCs w:val="21"/>
+        </w:rPr>
+        <w:t xml:space="preserve"> 2015 - May 2018</w:t>
       </w:r>
     </w:p>
     <w:p>
@@ -972,39 +2235,66 @@
           <w:sz w:val="21"/>
           <w:szCs w:val="21"/>
         </w:rPr>
-        <w:t>- Implemented API integrations with careful error handling and user-friendly fallback states, so the interface remained predictable even when back-end services returned partial failures or slow responses.</w:t>
-      </w:r>
-    </w:p>
-    <w:p>
-      <w:pPr>
-        <w:spacing w:after="40"/>
-        <w:ind w:left="280"/>
-        <w:jc w:val="both"/>
-      </w:pPr>
-      <w:r>
-        <w:rPr>
-          <w:rFonts w:ascii="Arial" w:eastAsia="Arial" w:hAnsi="Arial" w:cs="Arial"/>
-          <w:color w:val="111111"/>
-          <w:sz w:val="21"/>
-          <w:szCs w:val="21"/>
-        </w:rPr>
-        <w:t>- Built server-side modules with consistent request validation and clear response contracts, reducing ambiguity for support teams and making integrations easier to reason about under pressure.</w:t>
-      </w:r>
-    </w:p>
-    <w:p>
-      <w:pPr>
-        <w:spacing w:after="40"/>
-        <w:ind w:left="280"/>
-        <w:jc w:val="both"/>
-      </w:pPr>
-      <w:r>
-        <w:rPr>
-          <w:rFonts w:ascii="Arial" w:eastAsia="Arial" w:hAnsi="Arial" w:cs="Arial"/>
-          <w:color w:val="111111"/>
-          <w:sz w:val="21"/>
-          <w:szCs w:val="21"/>
-        </w:rPr>
-        <w:t>- Improved data access performance by reviewing queries and indexing approaches, then validating improvements with realistic datasets so optimizations reflected real usage rather than synthetic assumptions.</w:t>
+        <w:t>- Implemented API integrations with careful error handling and user</w:t>
+      </w:r>
+      <w:r>
+        <w:rPr>
+          <w:rFonts w:ascii="Arial" w:eastAsia="Arial" w:hAnsi="Arial" w:cs="Arial"/>
+          <w:color w:val="111111"/>
+          <w:sz w:val="21"/>
+          <w:szCs w:val="21"/>
+        </w:rPr>
+        <w:t>-friendly fallback states, so the interface remained predictable even when back-end services returned partial failures or slow responses.</w:t>
+      </w:r>
+    </w:p>
+    <w:p>
+      <w:pPr>
+        <w:spacing w:after="40"/>
+        <w:ind w:left="280"/>
+        <w:jc w:val="both"/>
+      </w:pPr>
+      <w:r>
+        <w:rPr>
+          <w:rFonts w:ascii="Arial" w:eastAsia="Arial" w:hAnsi="Arial" w:cs="Arial"/>
+          <w:color w:val="111111"/>
+          <w:sz w:val="21"/>
+          <w:szCs w:val="21"/>
+        </w:rPr>
+        <w:t>- Built server-side modules with consistent request validation and clear response contracts, reducing ambiguity for su</w:t>
+      </w:r>
+      <w:r>
+        <w:rPr>
+          <w:rFonts w:ascii="Arial" w:eastAsia="Arial" w:hAnsi="Arial" w:cs="Arial"/>
+          <w:color w:val="111111"/>
+          <w:sz w:val="21"/>
+          <w:szCs w:val="21"/>
+        </w:rPr>
+        <w:t>pport teams and making integrations easier to reason about under pressure.</w:t>
+      </w:r>
+    </w:p>
+    <w:p>
+      <w:pPr>
+        <w:spacing w:after="40"/>
+        <w:ind w:left="280"/>
+        <w:jc w:val="both"/>
+      </w:pPr>
+      <w:r>
+        <w:rPr>
+          <w:rFonts w:ascii="Arial" w:eastAsia="Arial" w:hAnsi="Arial" w:cs="Arial"/>
+          <w:color w:val="111111"/>
+          <w:sz w:val="21"/>
+          <w:szCs w:val="21"/>
+        </w:rPr>
+        <w:t>- Improved data access performance by reviewing queries and indexing approaches, then validating improvements with realistic datasets so optimizations reflected real usage rather th</w:t>
+      </w:r>
+      <w:r>
+        <w:rPr>
+          <w:rFonts w:ascii="Arial" w:eastAsia="Arial" w:hAnsi="Arial" w:cs="Arial"/>
+          <w:color w:val="111111"/>
+          <w:sz w:val="21"/>
+          <w:szCs w:val="21"/>
+        </w:rPr>
+        <w:t>an synthetic assumptions.</w:t>
       </w:r>
     </w:p>
     <w:p>
@@ -1036,39 +2326,66 @@
           <w:sz w:val="21"/>
           <w:szCs w:val="21"/>
         </w:rPr>
-        <w:t>- Added targeted automated tests around core workflows, increasing confidence in refactors and helping the team ship iterative improvements without fear of breaking high-traffic customer paths.</w:t>
-      </w:r>
-    </w:p>
-    <w:p>
-      <w:pPr>
-        <w:spacing w:after="40"/>
-        <w:ind w:left="280"/>
-        <w:jc w:val="both"/>
-      </w:pPr>
-      <w:r>
-        <w:rPr>
-          <w:rFonts w:ascii="Arial" w:eastAsia="Arial" w:hAnsi="Arial" w:cs="Arial"/>
-          <w:color w:val="111111"/>
-          <w:sz w:val="21"/>
-          <w:szCs w:val="21"/>
-        </w:rPr>
-        <w:t>- Enhanced maintainability by extracting reusable UI components and documenting usage patterns, reducing duplication and making future feature work faster and less error-prone.</w:t>
-      </w:r>
-    </w:p>
-    <w:p>
-      <w:pPr>
-        <w:spacing w:after="40"/>
-        <w:ind w:left="280"/>
-        <w:jc w:val="both"/>
-      </w:pPr>
-      <w:r>
-        <w:rPr>
-          <w:rFonts w:ascii="Arial" w:eastAsia="Arial" w:hAnsi="Arial" w:cs="Arial"/>
-          <w:color w:val="111111"/>
-          <w:sz w:val="21"/>
-          <w:szCs w:val="21"/>
-        </w:rPr>
-        <w:t>- Contributed to deployment readiness by improving logging and monitoring hooks, ensuring production issues could be detected and understood quickly without relying on manual reproduction steps.</w:t>
+        <w:t>- Added targeted automated te</w:t>
+      </w:r>
+      <w:r>
+        <w:rPr>
+          <w:rFonts w:ascii="Arial" w:eastAsia="Arial" w:hAnsi="Arial" w:cs="Arial"/>
+          <w:color w:val="111111"/>
+          <w:sz w:val="21"/>
+          <w:szCs w:val="21"/>
+        </w:rPr>
+        <w:t>sts around core workflows, increasing confidence in refactors and helping the team ship iterative improvements without fear of breaking high-traffic customer paths.</w:t>
+      </w:r>
+    </w:p>
+    <w:p>
+      <w:pPr>
+        <w:spacing w:after="40"/>
+        <w:ind w:left="280"/>
+        <w:jc w:val="both"/>
+      </w:pPr>
+      <w:r>
+        <w:rPr>
+          <w:rFonts w:ascii="Arial" w:eastAsia="Arial" w:hAnsi="Arial" w:cs="Arial"/>
+          <w:color w:val="111111"/>
+          <w:sz w:val="21"/>
+          <w:szCs w:val="21"/>
+        </w:rPr>
+        <w:t>- Enhanced maintainability by extracting reusable UI components and documenting usage patte</w:t>
+      </w:r>
+      <w:r>
+        <w:rPr>
+          <w:rFonts w:ascii="Arial" w:eastAsia="Arial" w:hAnsi="Arial" w:cs="Arial"/>
+          <w:color w:val="111111"/>
+          <w:sz w:val="21"/>
+          <w:szCs w:val="21"/>
+        </w:rPr>
+        <w:t>rns, reducing duplication and making future feature work faster and less error-prone.</w:t>
+      </w:r>
+    </w:p>
+    <w:p>
+      <w:pPr>
+        <w:spacing w:after="40"/>
+        <w:ind w:left="280"/>
+        <w:jc w:val="both"/>
+      </w:pPr>
+      <w:r>
+        <w:rPr>
+          <w:rFonts w:ascii="Arial" w:eastAsia="Arial" w:hAnsi="Arial" w:cs="Arial"/>
+          <w:color w:val="111111"/>
+          <w:sz w:val="21"/>
+          <w:szCs w:val="21"/>
+        </w:rPr>
+        <w:t xml:space="preserve">- Contributed to deployment readiness by improving logging and monitoring hooks, ensuring production issues could be detected and understood quickly without relying on </w:t>
+      </w:r>
+      <w:r>
+        <w:rPr>
+          <w:rFonts w:ascii="Arial" w:eastAsia="Arial" w:hAnsi="Arial" w:cs="Arial"/>
+          <w:color w:val="111111"/>
+          <w:sz w:val="21"/>
+          <w:szCs w:val="21"/>
+        </w:rPr>
+        <w:t>manual reproduction steps.</w:t>
       </w:r>
     </w:p>
     <w:p>
@@ -1100,23 +2417,41 @@
           <w:sz w:val="21"/>
           <w:szCs w:val="21"/>
         </w:rPr>
-        <w:t>- Fixed production bugs with a root-cause mindset, writing follow-up notes and small guardrails so common failure classes were prevented rather than repeatedly patched.</w:t>
-      </w:r>
-    </w:p>
-    <w:p>
-      <w:pPr>
-        <w:spacing w:after="40"/>
-        <w:ind w:left="280"/>
-        <w:jc w:val="both"/>
-      </w:pPr>
-      <w:r>
-        <w:rPr>
-          <w:rFonts w:ascii="Arial" w:eastAsia="Arial" w:hAnsi="Arial" w:cs="Arial"/>
-          <w:color w:val="111111"/>
-          <w:sz w:val="21"/>
-          <w:szCs w:val="21"/>
-        </w:rPr>
-        <w:t>- Worked closely with teammates to keep delivery predictable, communicating risks early and proposing alternatives when requirements shifted so stakeholders were never surprised at release time.</w:t>
+        <w:t xml:space="preserve">- Fixed production bugs with a root-cause </w:t>
+      </w:r>
+      <w:r>
+        <w:rPr>
+          <w:rFonts w:ascii="Arial" w:eastAsia="Arial" w:hAnsi="Arial" w:cs="Arial"/>
+          <w:color w:val="111111"/>
+          <w:sz w:val="21"/>
+          <w:szCs w:val="21"/>
+        </w:rPr>
+        <w:t>mindset, writing follow-up notes and small guardrails so common failure classes were prevented rather than repeatedly patched.</w:t>
+      </w:r>
+    </w:p>
+    <w:p>
+      <w:pPr>
+        <w:spacing w:after="40"/>
+        <w:ind w:left="280"/>
+        <w:jc w:val="both"/>
+      </w:pPr>
+      <w:r>
+        <w:rPr>
+          <w:rFonts w:ascii="Arial" w:eastAsia="Arial" w:hAnsi="Arial" w:cs="Arial"/>
+          <w:color w:val="111111"/>
+          <w:sz w:val="21"/>
+          <w:szCs w:val="21"/>
+        </w:rPr>
+        <w:t>- Worked closely with teammates to keep delivery predictable, communicating risks early and proposing alternatives when requireme</w:t>
+      </w:r>
+      <w:r>
+        <w:rPr>
+          <w:rFonts w:ascii="Arial" w:eastAsia="Arial" w:hAnsi="Arial" w:cs="Arial"/>
+          <w:color w:val="111111"/>
+          <w:sz w:val="21"/>
+          <w:szCs w:val="21"/>
+        </w:rPr>
+        <w:t>nts shifted so stakeholders were never surprised at release time.</w:t>
       </w:r>
     </w:p>
     <w:p>
@@ -1138,6 +2473,7 @@
       </w:r>
     </w:p>
     <w:p>
+      <w:proofErr w:type="gramStart"/>
       <w:r>
         <w:rPr>
           <w:rFonts w:ascii="Arial" w:eastAsia="Arial" w:hAnsi="Arial" w:cs="Arial"/>
@@ -1145,39 +2481,67 @@
           <w:sz w:val="21"/>
           <w:szCs w:val="21"/>
         </w:rPr>
-        <w:t>Microsoft  |  September 2014 - August 2015</w:t>
-      </w:r>
-    </w:p>
-    <w:p>
-      <w:pPr>
-        <w:spacing w:after="40"/>
-        <w:ind w:left="280"/>
-        <w:jc w:val="both"/>
-      </w:pPr>
-      <w:r>
-        <w:rPr>
-          <w:rFonts w:ascii="Arial" w:eastAsia="Arial" w:hAnsi="Arial" w:cs="Arial"/>
-          <w:color w:val="111111"/>
-          <w:sz w:val="21"/>
-          <w:szCs w:val="21"/>
-        </w:rPr>
-        <w:t>- Contributed to a web-facing product area by implementing UI enhancements and reliability improvements, delivering changes through review gates and aligning with established engineering quality standards.</w:t>
-      </w:r>
-    </w:p>
-    <w:p>
-      <w:pPr>
-        <w:spacing w:after="40"/>
-        <w:ind w:left="280"/>
-        <w:jc w:val="both"/>
-      </w:pPr>
-      <w:r>
-        <w:rPr>
-          <w:rFonts w:ascii="Arial" w:eastAsia="Arial" w:hAnsi="Arial" w:cs="Arial"/>
-          <w:color w:val="111111"/>
-          <w:sz w:val="21"/>
-          <w:szCs w:val="21"/>
-        </w:rPr>
-        <w:t>- Built small service utilities and endpoints to support internal workflows, emphasizing clear input validation and predictable outputs so the tools were safe to reuse across different teams.</w:t>
+        <w:t>Microsoft  |</w:t>
+      </w:r>
+      <w:proofErr w:type="gramEnd"/>
+      <w:r>
+        <w:rPr>
+          <w:rFonts w:ascii="Arial" w:eastAsia="Arial" w:hAnsi="Arial" w:cs="Arial"/>
+          <w:color w:val="555555"/>
+          <w:sz w:val="21"/>
+          <w:szCs w:val="21"/>
+        </w:rPr>
+        <w:t xml:space="preserve">  September 2014 - August 2015</w:t>
+      </w:r>
+    </w:p>
+    <w:p>
+      <w:pPr>
+        <w:spacing w:after="40"/>
+        <w:ind w:left="280"/>
+        <w:jc w:val="both"/>
+      </w:pPr>
+      <w:r>
+        <w:rPr>
+          <w:rFonts w:ascii="Arial" w:eastAsia="Arial" w:hAnsi="Arial" w:cs="Arial"/>
+          <w:color w:val="111111"/>
+          <w:sz w:val="21"/>
+          <w:szCs w:val="21"/>
+        </w:rPr>
+        <w:t>- Contributed to a web-facing product area by implementing UI enhancements and reliability improvements, delivering chang</w:t>
+      </w:r>
+      <w:r>
+        <w:rPr>
+          <w:rFonts w:ascii="Arial" w:eastAsia="Arial" w:hAnsi="Arial" w:cs="Arial"/>
+          <w:color w:val="111111"/>
+          <w:sz w:val="21"/>
+          <w:szCs w:val="21"/>
+        </w:rPr>
+        <w:t>es through review gates and aligning with established engineering quality standards.</w:t>
+      </w:r>
+    </w:p>
+    <w:p>
+      <w:pPr>
+        <w:spacing w:after="40"/>
+        <w:ind w:left="280"/>
+        <w:jc w:val="both"/>
+      </w:pPr>
+      <w:r>
+        <w:rPr>
+          <w:rFonts w:ascii="Arial" w:eastAsia="Arial" w:hAnsi="Arial" w:cs="Arial"/>
+          <w:color w:val="111111"/>
+          <w:sz w:val="21"/>
+          <w:szCs w:val="21"/>
+        </w:rPr>
+        <w:t>- Built small service utilities and endpoints to support internal workflows, emphasizing clear input validation and predictable outputs so the tools were safe to reuse acr</w:t>
+      </w:r>
+      <w:r>
+        <w:rPr>
+          <w:rFonts w:ascii="Arial" w:eastAsia="Arial" w:hAnsi="Arial" w:cs="Arial"/>
+          <w:color w:val="111111"/>
+          <w:sz w:val="21"/>
+          <w:szCs w:val="21"/>
+        </w:rPr>
+        <w:t>oss different teams.</w:t>
       </w:r>
     </w:p>
     <w:p>
@@ -1209,39 +2573,66 @@
           <w:sz w:val="21"/>
           <w:szCs w:val="21"/>
         </w:rPr>
-        <w:t>- Improved maintainability by cleaning up fragile areas and adding lightweight documentation, helping reduce ramp-up time for teammates who later touched the same components.</w:t>
-      </w:r>
-    </w:p>
-    <w:p>
-      <w:pPr>
-        <w:spacing w:after="40"/>
-        <w:ind w:left="280"/>
-        <w:jc w:val="both"/>
-      </w:pPr>
-      <w:r>
-        <w:rPr>
-          <w:rFonts w:ascii="Arial" w:eastAsia="Arial" w:hAnsi="Arial" w:cs="Arial"/>
-          <w:color w:val="111111"/>
-          <w:sz w:val="21"/>
-          <w:szCs w:val="21"/>
-        </w:rPr>
-        <w:t>- Assisted with diagnosing issues by reproducing bugs and validating fixes, providing crisp reports that accelerated resolution while ensuring the final changes fully addressed root causes.</w:t>
-      </w:r>
-    </w:p>
-    <w:p>
-      <w:pPr>
-        <w:spacing w:after="40"/>
-        <w:ind w:left="280"/>
-        <w:jc w:val="both"/>
-      </w:pPr>
-      <w:r>
-        <w:rPr>
-          <w:rFonts w:ascii="Arial" w:eastAsia="Arial" w:hAnsi="Arial" w:cs="Arial"/>
-          <w:color w:val="111111"/>
-          <w:sz w:val="21"/>
-          <w:szCs w:val="21"/>
-        </w:rPr>
-        <w:t>- Learned and applied team conventions around testing and deployment hygiene, contributing changes that were safe to ship and easy to support without introducing hidden operational surprises.</w:t>
+        <w:t xml:space="preserve">- Improved maintainability by cleaning </w:t>
+      </w:r>
+      <w:r>
+        <w:rPr>
+          <w:rFonts w:ascii="Arial" w:eastAsia="Arial" w:hAnsi="Arial" w:cs="Arial"/>
+          <w:color w:val="111111"/>
+          <w:sz w:val="21"/>
+          <w:szCs w:val="21"/>
+        </w:rPr>
+        <w:t>up fragile areas and adding lightweight documentation, helping reduce ramp-up time for teammates who later touched the same components.</w:t>
+      </w:r>
+    </w:p>
+    <w:p>
+      <w:pPr>
+        <w:spacing w:after="40"/>
+        <w:ind w:left="280"/>
+        <w:jc w:val="both"/>
+      </w:pPr>
+      <w:r>
+        <w:rPr>
+          <w:rFonts w:ascii="Arial" w:eastAsia="Arial" w:hAnsi="Arial" w:cs="Arial"/>
+          <w:color w:val="111111"/>
+          <w:sz w:val="21"/>
+          <w:szCs w:val="21"/>
+        </w:rPr>
+        <w:t>- Assisted with diagnosing issues by reproducing bugs and validating fixes, providing crisp reports that accelerated res</w:t>
+      </w:r>
+      <w:r>
+        <w:rPr>
+          <w:rFonts w:ascii="Arial" w:eastAsia="Arial" w:hAnsi="Arial" w:cs="Arial"/>
+          <w:color w:val="111111"/>
+          <w:sz w:val="21"/>
+          <w:szCs w:val="21"/>
+        </w:rPr>
+        <w:t>olution while ensuring the final changes fully addressed root causes.</w:t>
+      </w:r>
+    </w:p>
+    <w:p>
+      <w:pPr>
+        <w:spacing w:after="40"/>
+        <w:ind w:left="280"/>
+        <w:jc w:val="both"/>
+      </w:pPr>
+      <w:r>
+        <w:rPr>
+          <w:rFonts w:ascii="Arial" w:eastAsia="Arial" w:hAnsi="Arial" w:cs="Arial"/>
+          <w:color w:val="111111"/>
+          <w:sz w:val="21"/>
+          <w:szCs w:val="21"/>
+        </w:rPr>
+        <w:t>- Learned and applied team conventions around testing and deployment hygiene, contributing changes that were safe to ship and easy to support without introducing hidden operational surpr</w:t>
+      </w:r>
+      <w:r>
+        <w:rPr>
+          <w:rFonts w:ascii="Arial" w:eastAsia="Arial" w:hAnsi="Arial" w:cs="Arial"/>
+          <w:color w:val="111111"/>
+          <w:sz w:val="21"/>
+          <w:szCs w:val="21"/>
+        </w:rPr>
+        <w:t>ises.</w:t>
       </w:r>
     </w:p>
     <w:p>
@@ -1293,6 +2684,7 @@
           <w:sz w:val="23"/>
           <w:szCs w:val="23"/>
         </w:rPr>
+        <w:lastRenderedPageBreak/>
         <w:t>Harvard University</w:t>
       </w:r>
     </w:p>
@@ -1315,7 +2707,16 @@
           <w:sz w:val="19"/>
           <w:szCs w:val="19"/>
         </w:rPr>
-        <w:t>2010 - 2014</w:t>
+        <w:t>2</w:t>
+      </w:r>
+      <w:r>
+        <w:rPr>
+          <w:rFonts w:ascii="Arial" w:eastAsia="Arial" w:hAnsi="Arial" w:cs="Arial"/>
+          <w:color w:val="777777"/>
+          <w:sz w:val="19"/>
+          <w:szCs w:val="19"/>
+        </w:rPr>
+        <w:t>010 - 2014</w:t>
       </w:r>
     </w:p>
     <w:sectPr>
@@ -1329,8 +2730,8 @@
 </file>
 
 <file path=word/numbering.xml><?xml version="1.0" encoding="utf-8"?>
-<w:numbering xmlns:wpc="http://schemas.microsoft.com/office/word/2010/wordprocessingCanvas" xmlns:cx="http://schemas.microsoft.com/office/drawing/2014/chartex" xmlns:cx1="http://schemas.microsoft.com/office/drawing/2015/9/8/chartex" xmlns:cx2="http://schemas.microsoft.com/office/drawing/2015/10/21/chartex" xmlns:cx3="http://schemas.microsoft.com/office/drawing/2016/5/9/chartex" xmlns:cx4="http://schemas.microsoft.com/office/drawing/2016/5/10/chartex" xmlns:cx5="http://schemas.microsoft.com/office/drawing/2016/5/11/chartex" xmlns:cx6="http://schemas.microsoft.com/office/drawing/2016/5/12/chartex" xmlns:cx7="http://schemas.microsoft.com/office/drawing/2016/5/13/chartex" xmlns:cx8="http://schemas.microsoft.com/office/drawing/2016/5/14/chartex" xmlns:mc="http://schemas.openxmlformats.org/markup-compatibility/2006" xmlns:aink="http://schemas.microsoft.com/office/drawing/2016/ink" xmlns:am3d="http://schemas.microsoft.com/office/drawing/2017/model3d" xmlns:o="urn:schemas-microsoft-com:office:office" xmlns:oel="http://schemas.microsoft.com/office/2019/extlst" xmlns:r="http://schemas.openxmlformats.org/officeDocument/2006/relationships" xmlns:m="http://schemas.openxmlformats.org/officeDocument/2006/math" xmlns:v="urn:schemas-microsoft-com:vml" xmlns:wp14="http://schemas.microsoft.com/office/word/2010/wordprocessingDrawing" xmlns:wp="http://schemas.openxmlformats.org/drawingml/2006/wordprocessingDrawing" xmlns:w10="urn:schemas-microsoft-com:office:word" xmlns:w="http://schemas.openxmlformats.org/wordprocessingml/2006/main" xmlns:w14="http://schemas.microsoft.com/office/word/2010/wordml" xmlns:w15="http://schemas.microsoft.com/office/word/2012/wordml" xmlns:w16cex="http://schemas.microsoft.com/office/word/2018/wordml/cex" xmlns:w16cid="http://schemas.microsoft.com/office/word/2016/wordml/cid" xmlns:w16="http://schemas.microsoft.com/office/word/2018/wordml" xmlns:w16du="http://schemas.microsoft.com/office/word/2023/wordml/word16du" xmlns:w16sdtdh="http://schemas.microsoft.com/office/word/2020/wordml/sdtdatahash" xmlns:w16sdtfl="http://schemas.microsoft.com/office/word/2024/wordml/sdtformatlock" xmlns:w16se="http://schemas.microsoft.com/office/word/2015/wordml/symex" xmlns:wpg="http://schemas.microsoft.com/office/word/2010/wordprocessingGroup" xmlns:wpi="http://schemas.microsoft.com/office/word/2010/wordprocessingInk" xmlns:wne="http://schemas.microsoft.com/office/word/2006/wordml" xmlns:wps="http://schemas.microsoft.com/office/word/2010/wordprocessingShape" mc:Ignorable="w14 w15 w16se w16cid w16 w16cex w16sdtdh w16sdtfl w16du wp14">
-  <w:abstractNum w:abstractNumId="0" w15:restartNumberingAfterBreak="0">
+<w:numbering xmlns:wpc="http://schemas.microsoft.com/office/word/2010/wordprocessingCanvas" xmlns:mc="http://schemas.openxmlformats.org/markup-compatibility/2006" xmlns:o="urn:schemas-microsoft-com:office:office" xmlns:r="http://schemas.openxmlformats.org/officeDocument/2006/relationships" xmlns:m="http://schemas.openxmlformats.org/officeDocument/2006/math" xmlns:v="urn:schemas-microsoft-com:vml" xmlns:wp14="http://schemas.microsoft.com/office/word/2010/wordprocessingDrawing" xmlns:wp="http://schemas.openxmlformats.org/drawingml/2006/wordprocessingDrawing" xmlns:w10="urn:schemas-microsoft-com:office:word" xmlns:w="http://schemas.openxmlformats.org/wordprocessingml/2006/main" xmlns:w14="http://schemas.microsoft.com/office/word/2010/wordml" xmlns:wpg="http://schemas.microsoft.com/office/word/2010/wordprocessingGroup" xmlns:wpi="http://schemas.microsoft.com/office/word/2010/wordprocessingInk" xmlns:wne="http://schemas.microsoft.com/office/word/2006/wordml" xmlns:wps="http://schemas.microsoft.com/office/word/2010/wordprocessingShape" mc:Ignorable="w14 wp14">
+  <w:abstractNum w:abstractNumId="0">
     <w:nsid w:val="6D9B2A13"/>
     <w:multiLevelType w:val="hybridMultilevel"/>
     <w:tmpl w:val="65DE594E"/>
@@ -1416,7 +2817,7 @@
       </w:pPr>
     </w:lvl>
   </w:abstractNum>
-  <w:num w:numId="1" w16cid:durableId="571432455">
+  <w:num w:numId="1">
     <w:abstractNumId w:val="0"/>
     <w:lvlOverride w:ilvl="0">
       <w:startOverride w:val="1"/>
@@ -1426,7 +2827,7 @@
 </file>
 
 <file path=word/styles.xml><?xml version="1.0" encoding="utf-8"?>
-<w:styles xmlns:mc="http://schemas.openxmlformats.org/markup-compatibility/2006" xmlns:r="http://schemas.openxmlformats.org/officeDocument/2006/relationships" xmlns:w="http://schemas.openxmlformats.org/wordprocessingml/2006/main" xmlns:w14="http://schemas.microsoft.com/office/word/2010/wordml" xmlns:w15="http://schemas.microsoft.com/office/word/2012/wordml" xmlns:w16cex="http://schemas.microsoft.com/office/word/2018/wordml/cex" xmlns:w16cid="http://schemas.microsoft.com/office/word/2016/wordml/cid" xmlns:w16="http://schemas.microsoft.com/office/word/2018/wordml" xmlns:w16du="http://schemas.microsoft.com/office/word/2023/wordml/word16du" xmlns:w16sdtdh="http://schemas.microsoft.com/office/word/2020/wordml/sdtdatahash" xmlns:w16sdtfl="http://schemas.microsoft.com/office/word/2024/wordml/sdtformatlock" xmlns:w16se="http://schemas.microsoft.com/office/word/2015/wordml/symex" mc:Ignorable="w14 w15 w16se w16cid w16 w16cex w16sdtdh w16sdtfl w16du">
+<w:styles xmlns:mc="http://schemas.openxmlformats.org/markup-compatibility/2006" xmlns:r="http://schemas.openxmlformats.org/officeDocument/2006/relationships" xmlns:w="http://schemas.openxmlformats.org/wordprocessingml/2006/main" xmlns:w14="http://schemas.microsoft.com/office/word/2010/wordml" mc:Ignorable="w14">
   <w:docDefaults>
     <w:rPrDefault>
       <w:rPr>
@@ -1436,383 +2837,469 @@
     </w:rPrDefault>
     <w:pPrDefault/>
   </w:docDefaults>
-  <w:latentStyles w:defLockedState="0" w:defUIPriority="99" w:defSemiHidden="0" w:defUnhideWhenUsed="0" w:defQFormat="0" w:count="376">
-    <w:lsdException w:name="Normal" w:uiPriority="0" w:qFormat="1"/>
-    <w:lsdException w:name="heading 1" w:uiPriority="9" w:qFormat="1"/>
-    <w:lsdException w:name="heading 2" w:semiHidden="1" w:uiPriority="9" w:unhideWhenUsed="1" w:qFormat="1"/>
-    <w:lsdException w:name="heading 3" w:semiHidden="1" w:uiPriority="9" w:unhideWhenUsed="1" w:qFormat="1"/>
-    <w:lsdException w:name="heading 4" w:semiHidden="1" w:uiPriority="9" w:unhideWhenUsed="1" w:qFormat="1"/>
-    <w:lsdException w:name="heading 5" w:semiHidden="1" w:uiPriority="9" w:unhideWhenUsed="1" w:qFormat="1"/>
-    <w:lsdException w:name="heading 6" w:semiHidden="1" w:uiPriority="9" w:unhideWhenUsed="1" w:qFormat="1"/>
-    <w:lsdException w:name="heading 7" w:semiHidden="1" w:uiPriority="9" w:unhideWhenUsed="1" w:qFormat="1"/>
-    <w:lsdException w:name="heading 8" w:semiHidden="1" w:uiPriority="9" w:unhideWhenUsed="1" w:qFormat="1"/>
-    <w:lsdException w:name="heading 9" w:semiHidden="1" w:uiPriority="9" w:unhideWhenUsed="1" w:qFormat="1"/>
-    <w:lsdException w:name="index 1" w:semiHidden="1" w:unhideWhenUsed="1"/>
-    <w:lsdException w:name="index 2" w:semiHidden="1" w:unhideWhenUsed="1"/>
-    <w:lsdException w:name="index 3" w:semiHidden="1" w:unhideWhenUsed="1"/>
-    <w:lsdException w:name="index 4" w:semiHidden="1" w:unhideWhenUsed="1"/>
-    <w:lsdException w:name="index 5" w:semiHidden="1" w:unhideWhenUsed="1"/>
-    <w:lsdException w:name="index 6" w:semiHidden="1" w:unhideWhenUsed="1"/>
-    <w:lsdException w:name="index 7" w:semiHidden="1" w:unhideWhenUsed="1"/>
-    <w:lsdException w:name="index 8" w:semiHidden="1" w:unhideWhenUsed="1"/>
-    <w:lsdException w:name="index 9" w:semiHidden="1" w:unhideWhenUsed="1"/>
-    <w:lsdException w:name="toc 1" w:semiHidden="1" w:uiPriority="39" w:unhideWhenUsed="1"/>
-    <w:lsdException w:name="toc 2" w:semiHidden="1" w:uiPriority="39" w:unhideWhenUsed="1"/>
-    <w:lsdException w:name="toc 3" w:semiHidden="1" w:uiPriority="39" w:unhideWhenUsed="1"/>
-    <w:lsdException w:name="toc 4" w:semiHidden="1" w:uiPriority="39" w:unhideWhenUsed="1"/>
-    <w:lsdException w:name="toc 5" w:semiHidden="1" w:uiPriority="39" w:unhideWhenUsed="1"/>
-    <w:lsdException w:name="toc 6" w:semiHidden="1" w:uiPriority="39" w:unhideWhenUsed="1"/>
-    <w:lsdException w:name="toc 7" w:semiHidden="1" w:uiPriority="39" w:unhideWhenUsed="1"/>
-    <w:lsdException w:name="toc 8" w:semiHidden="1" w:uiPriority="39" w:unhideWhenUsed="1"/>
-    <w:lsdException w:name="toc 9" w:semiHidden="1" w:uiPriority="39" w:unhideWhenUsed="1"/>
-    <w:lsdException w:name="Normal Indent" w:semiHidden="1" w:unhideWhenUsed="1"/>
-    <w:lsdException w:name="footnote text" w:semiHidden="1" w:unhideWhenUsed="1"/>
-    <w:lsdException w:name="annotation text" w:semiHidden="1" w:unhideWhenUsed="1"/>
-    <w:lsdException w:name="header" w:semiHidden="1" w:unhideWhenUsed="1"/>
-    <w:lsdException w:name="footer" w:semiHidden="1" w:unhideWhenUsed="1"/>
-    <w:lsdException w:name="index heading" w:semiHidden="1" w:unhideWhenUsed="1"/>
-    <w:lsdException w:name="caption" w:semiHidden="1" w:uiPriority="35" w:unhideWhenUsed="1" w:qFormat="1"/>
-    <w:lsdException w:name="table of figures" w:semiHidden="1" w:unhideWhenUsed="1"/>
-    <w:lsdException w:name="envelope address" w:semiHidden="1" w:unhideWhenUsed="1"/>
-    <w:lsdException w:name="envelope return" w:semiHidden="1" w:unhideWhenUsed="1"/>
-    <w:lsdException w:name="footnote reference" w:semiHidden="1" w:unhideWhenUsed="1"/>
-    <w:lsdException w:name="annotation reference" w:semiHidden="1" w:unhideWhenUsed="1"/>
-    <w:lsdException w:name="line number" w:semiHidden="1" w:unhideWhenUsed="1"/>
-    <w:lsdException w:name="page number" w:semiHidden="1" w:unhideWhenUsed="1"/>
-    <w:lsdException w:name="endnote reference" w:semiHidden="1" w:unhideWhenUsed="1"/>
-    <w:lsdException w:name="endnote text" w:semiHidden="1" w:unhideWhenUsed="1"/>
-    <w:lsdException w:name="table of authorities" w:semiHidden="1" w:unhideWhenUsed="1"/>
-    <w:lsdException w:name="macro" w:semiHidden="1" w:unhideWhenUsed="1"/>
-    <w:lsdException w:name="toa heading" w:semiHidden="1" w:unhideWhenUsed="1"/>
-    <w:lsdException w:name="List" w:semiHidden="1" w:unhideWhenUsed="1"/>
-    <w:lsdException w:name="List Bullet" w:semiHidden="1" w:unhideWhenUsed="1"/>
-    <w:lsdException w:name="List Number" w:semiHidden="1" w:unhideWhenUsed="1"/>
-    <w:lsdException w:name="List 2" w:semiHidden="1" w:unhideWhenUsed="1"/>
-    <w:lsdException w:name="List 3" w:semiHidden="1" w:unhideWhenUsed="1"/>
-    <w:lsdException w:name="List 4" w:semiHidden="1" w:unhideWhenUsed="1"/>
-    <w:lsdException w:name="List 5" w:semiHidden="1" w:unhideWhenUsed="1"/>
-    <w:lsdException w:name="List Bullet 2" w:semiHidden="1" w:unhideWhenUsed="1"/>
-    <w:lsdException w:name="List Bullet 3" w:semiHidden="1" w:unhideWhenUsed="1"/>
-    <w:lsdException w:name="List Bullet 4" w:semiHidden="1" w:unhideWhenUsed="1"/>
-    <w:lsdException w:name="List Bullet 5" w:semiHidden="1" w:unhideWhenUsed="1"/>
-    <w:lsdException w:name="List Number 2" w:semiHidden="1" w:unhideWhenUsed="1"/>
-    <w:lsdException w:name="List Number 3" w:semiHidden="1" w:unhideWhenUsed="1"/>
-    <w:lsdException w:name="List Number 4" w:semiHidden="1" w:unhideWhenUsed="1"/>
-    <w:lsdException w:name="List Number 5" w:semiHidden="1" w:unhideWhenUsed="1"/>
-    <w:lsdException w:name="Title" w:uiPriority="10" w:qFormat="1"/>
-    <w:lsdException w:name="Closing" w:semiHidden="1" w:unhideWhenUsed="1"/>
-    <w:lsdException w:name="Signature" w:semiHidden="1" w:unhideWhenUsed="1"/>
-    <w:lsdException w:name="Default Paragraph Font" w:semiHidden="1" w:uiPriority="1" w:unhideWhenUsed="1"/>
-    <w:lsdException w:name="Body Text" w:semiHidden="1" w:unhideWhenUsed="1"/>
-    <w:lsdException w:name="Body Text Indent" w:semiHidden="1" w:unhideWhenUsed="1"/>
-    <w:lsdException w:name="List Continue" w:semiHidden="1" w:unhideWhenUsed="1"/>
-    <w:lsdException w:name="List Continue 2" w:semiHidden="1" w:unhideWhenUsed="1"/>
-    <w:lsdException w:name="List Continue 3" w:semiHidden="1" w:unhideWhenUsed="1"/>
-    <w:lsdException w:name="List Continue 4" w:semiHidden="1" w:unhideWhenUsed="1"/>
-    <w:lsdException w:name="List Continue 5" w:semiHidden="1" w:unhideWhenUsed="1"/>
-    <w:lsdException w:name="Message Header" w:semiHidden="1" w:unhideWhenUsed="1"/>
-    <w:lsdException w:name="Subtitle" w:uiPriority="11" w:qFormat="1"/>
-    <w:lsdException w:name="Salutation" w:semiHidden="1" w:unhideWhenUsed="1"/>
-    <w:lsdException w:name="Date" w:semiHidden="1" w:unhideWhenUsed="1"/>
-    <w:lsdException w:name="Body Text First Indent" w:semiHidden="1" w:unhideWhenUsed="1"/>
-    <w:lsdException w:name="Body Text First Indent 2" w:semiHidden="1" w:unhideWhenUsed="1"/>
-    <w:lsdException w:name="Note Heading" w:semiHidden="1" w:unhideWhenUsed="1"/>
-    <w:lsdException w:name="Body Text 2" w:semiHidden="1" w:unhideWhenUsed="1"/>
-    <w:lsdException w:name="Body Text 3" w:semiHidden="1" w:unhideWhenUsed="1"/>
-    <w:lsdException w:name="Body Text Indent 2" w:semiHidden="1" w:unhideWhenUsed="1"/>
-    <w:lsdException w:name="Body Text Indent 3" w:semiHidden="1" w:unhideWhenUsed="1"/>
-    <w:lsdException w:name="Block Text" w:semiHidden="1" w:unhideWhenUsed="1"/>
-    <w:lsdException w:name="Hyperlink" w:semiHidden="1" w:unhideWhenUsed="1"/>
-    <w:lsdException w:name="FollowedHyperlink" w:semiHidden="1" w:unhideWhenUsed="1"/>
-    <w:lsdException w:name="Strong" w:uiPriority="22" w:qFormat="1"/>
-    <w:lsdException w:name="Emphasis" w:uiPriority="20" w:qFormat="1"/>
-    <w:lsdException w:name="Document Map" w:semiHidden="1" w:unhideWhenUsed="1"/>
-    <w:lsdException w:name="Plain Text" w:semiHidden="1" w:unhideWhenUsed="1"/>
-    <w:lsdException w:name="E-mail Signature" w:semiHidden="1" w:unhideWhenUsed="1"/>
-    <w:lsdException w:name="HTML Top of Form" w:semiHidden="1" w:unhideWhenUsed="1"/>
-    <w:lsdException w:name="HTML Bottom of Form" w:semiHidden="1" w:unhideWhenUsed="1"/>
-    <w:lsdException w:name="Normal (Web)" w:semiHidden="1" w:unhideWhenUsed="1"/>
-    <w:lsdException w:name="HTML Acronym" w:semiHidden="1" w:unhideWhenUsed="1"/>
-    <w:lsdException w:name="HTML Address" w:semiHidden="1" w:unhideWhenUsed="1"/>
-    <w:lsdException w:name="HTML Cite" w:semiHidden="1" w:unhideWhenUsed="1"/>
-    <w:lsdException w:name="HTML Code" w:semiHidden="1" w:unhideWhenUsed="1"/>
-    <w:lsdException w:name="HTML Definition" w:semiHidden="1" w:unhideWhenUsed="1"/>
-    <w:lsdException w:name="HTML Keyboard" w:semiHidden="1" w:unhideWhenUsed="1"/>
-    <w:lsdException w:name="HTML Preformatted" w:semiHidden="1" w:unhideWhenUsed="1"/>
-    <w:lsdException w:name="HTML Sample" w:semiHidden="1" w:unhideWhenUsed="1"/>
-    <w:lsdException w:name="HTML Typewriter" w:semiHidden="1" w:unhideWhenUsed="1"/>
-    <w:lsdException w:name="HTML Variable" w:semiHidden="1" w:unhideWhenUsed="1"/>
-    <w:lsdException w:name="Normal Table" w:semiHidden="1" w:unhideWhenUsed="1"/>
-    <w:lsdException w:name="annotation subject" w:semiHidden="1" w:unhideWhenUsed="1"/>
-    <w:lsdException w:name="No List" w:semiHidden="1" w:unhideWhenUsed="1"/>
-    <w:lsdException w:name="Outline List 1" w:semiHidden="1" w:unhideWhenUsed="1"/>
-    <w:lsdException w:name="Outline List 2" w:semiHidden="1" w:unhideWhenUsed="1"/>
-    <w:lsdException w:name="Outline List 3" w:semiHidden="1" w:unhideWhenUsed="1"/>
-    <w:lsdException w:name="Table Simple 1" w:semiHidden="1" w:unhideWhenUsed="1"/>
-    <w:lsdException w:name="Table Simple 2" w:semiHidden="1" w:unhideWhenUsed="1"/>
-    <w:lsdException w:name="Table Simple 3" w:semiHidden="1" w:unhideWhenUsed="1"/>
-    <w:lsdException w:name="Table Classic 1" w:semiHidden="1" w:unhideWhenUsed="1"/>
-    <w:lsdException w:name="Table Classic 2" w:semiHidden="1" w:unhideWhenUsed="1"/>
-    <w:lsdException w:name="Table Classic 3" w:semiHidden="1" w:unhideWhenUsed="1"/>
-    <w:lsdException w:name="Table Classic 4" w:semiHidden="1" w:unhideWhenUsed="1"/>
-    <w:lsdException w:name="Table Colorful 1" w:semiHidden="1" w:unhideWhenUsed="1"/>
-    <w:lsdException w:name="Table Colorful 2" w:semiHidden="1" w:unhideWhenUsed="1"/>
-    <w:lsdException w:name="Table Colorful 3" w:semiHidden="1" w:unhideWhenUsed="1"/>
-    <w:lsdException w:name="Table Columns 1" w:semiHidden="1" w:unhideWhenUsed="1"/>
-    <w:lsdException w:name="Table Columns 2" w:semiHidden="1" w:unhideWhenUsed="1"/>
-    <w:lsdException w:name="Table Columns 3" w:semiHidden="1" w:unhideWhenUsed="1"/>
-    <w:lsdException w:name="Table Columns 4" w:semiHidden="1" w:unhideWhenUsed="1"/>
-    <w:lsdException w:name="Table Columns 5" w:semiHidden="1" w:unhideWhenUsed="1"/>
-    <w:lsdException w:name="Table Grid 1" w:semiHidden="1" w:unhideWhenUsed="1"/>
-    <w:lsdException w:name="Table Grid 2" w:semiHidden="1" w:unhideWhenUsed="1"/>
-    <w:lsdException w:name="Table Grid 3" w:semiHidden="1" w:unhideWhenUsed="1"/>
-    <w:lsdException w:name="Table Grid 4" w:semiHidden="1" w:unhideWhenUsed="1"/>
-    <w:lsdException w:name="Table Grid 5" w:semiHidden="1" w:unhideWhenUsed="1"/>
-    <w:lsdException w:name="Table Grid 6" w:semiHidden="1" w:unhideWhenUsed="1"/>
-    <w:lsdException w:name="Table Grid 7" w:semiHidden="1" w:unhideWhenUsed="1"/>
-    <w:lsdException w:name="Table Grid 8" w:semiHidden="1" w:unhideWhenUsed="1"/>
-    <w:lsdException w:name="Table List 1" w:semiHidden="1" w:unhideWhenUsed="1"/>
-    <w:lsdException w:name="Table List 2" w:semiHidden="1" w:unhideWhenUsed="1"/>
-    <w:lsdException w:name="Table List 3" w:semiHidden="1" w:unhideWhenUsed="1"/>
-    <w:lsdException w:name="Table List 4" w:semiHidden="1" w:unhideWhenUsed="1"/>
-    <w:lsdException w:name="Table List 5" w:semiHidden="1" w:unhideWhenUsed="1"/>
-    <w:lsdException w:name="Table List 6" w:semiHidden="1" w:unhideWhenUsed="1"/>
-    <w:lsdException w:name="Table List 7" w:semiHidden="1" w:unhideWhenUsed="1"/>
-    <w:lsdException w:name="Table List 8" w:semiHidden="1" w:unhideWhenUsed="1"/>
-    <w:lsdException w:name="Table 3D effects 1" w:semiHidden="1" w:unhideWhenUsed="1"/>
-    <w:lsdException w:name="Table 3D effects 2" w:semiHidden="1" w:unhideWhenUsed="1"/>
-    <w:lsdException w:name="Table 3D effects 3" w:semiHidden="1" w:unhideWhenUsed="1"/>
-    <w:lsdException w:name="Table Contemporary" w:semiHidden="1" w:unhideWhenUsed="1"/>
-    <w:lsdException w:name="Table Elegant" w:semiHidden="1" w:unhideWhenUsed="1"/>
-    <w:lsdException w:name="Table Professional" w:semiHidden="1" w:unhideWhenUsed="1"/>
-    <w:lsdException w:name="Table Subtle 1" w:semiHidden="1" w:unhideWhenUsed="1"/>
-    <w:lsdException w:name="Table Subtle 2" w:semiHidden="1" w:unhideWhenUsed="1"/>
-    <w:lsdException w:name="Table Web 1" w:semiHidden="1" w:unhideWhenUsed="1"/>
-    <w:lsdException w:name="Table Web 2" w:semiHidden="1" w:unhideWhenUsed="1"/>
-    <w:lsdException w:name="Table Web 3" w:semiHidden="1" w:unhideWhenUsed="1"/>
-    <w:lsdException w:name="Balloon Text" w:semiHidden="1" w:unhideWhenUsed="1"/>
-    <w:lsdException w:name="Table Grid" w:uiPriority="39"/>
-    <w:lsdException w:name="Table Theme" w:semiHidden="1" w:unhideWhenUsed="1"/>
-    <w:lsdException w:name="Placeholder Text" w:semiHidden="1"/>
-    <w:lsdException w:name="No Spacing" w:uiPriority="1" w:qFormat="1"/>
-    <w:lsdException w:name="Light Shading" w:uiPriority="60"/>
-    <w:lsdException w:name="Light List" w:uiPriority="61"/>
-    <w:lsdException w:name="Light Grid" w:uiPriority="62"/>
-    <w:lsdException w:name="Medium Shading 1" w:uiPriority="63"/>
-    <w:lsdException w:name="Medium Shading 2" w:uiPriority="64"/>
-    <w:lsdException w:name="Medium List 1" w:uiPriority="65"/>
-    <w:lsdException w:name="Medium List 2" w:uiPriority="66"/>
-    <w:lsdException w:name="Medium Grid 1" w:uiPriority="67"/>
-    <w:lsdException w:name="Medium Grid 2" w:uiPriority="68"/>
-    <w:lsdException w:name="Medium Grid 3" w:uiPriority="69"/>
-    <w:lsdException w:name="Dark List" w:uiPriority="70"/>
-    <w:lsdException w:name="Colorful Shading" w:uiPriority="71"/>
-    <w:lsdException w:name="Colorful List" w:uiPriority="72"/>
-    <w:lsdException w:name="Colorful Grid" w:uiPriority="73"/>
-    <w:lsdException w:name="Light Shading Accent 1" w:uiPriority="60"/>
-    <w:lsdException w:name="Light List Accent 1" w:uiPriority="61"/>
-    <w:lsdException w:name="Light Grid Accent 1" w:uiPriority="62"/>
-    <w:lsdException w:name="Medium Shading 1 Accent 1" w:uiPriority="63"/>
-    <w:lsdException w:name="Medium Shading 2 Accent 1" w:uiPriority="64"/>
-    <w:lsdException w:name="Medium List 1 Accent 1" w:uiPriority="65"/>
-    <w:lsdException w:name="Revision" w:semiHidden="1"/>
-    <w:lsdException w:name="List Paragraph" w:uiPriority="34" w:qFormat="1"/>
-    <w:lsdException w:name="Quote" w:uiPriority="29" w:qFormat="1"/>
-    <w:lsdException w:name="Intense Quote" w:uiPriority="30" w:qFormat="1"/>
-    <w:lsdException w:name="Medium List 2 Accent 1" w:uiPriority="66"/>
-    <w:lsdException w:name="Medium Grid 1 Accent 1" w:uiPriority="67"/>
-    <w:lsdException w:name="Medium Grid 2 Accent 1" w:uiPriority="68"/>
-    <w:lsdException w:name="Medium Grid 3 Accent 1" w:uiPriority="69"/>
-    <w:lsdException w:name="Dark List Accent 1" w:uiPriority="70"/>
-    <w:lsdException w:name="Colorful Shading Accent 1" w:uiPriority="71"/>
-    <w:lsdException w:name="Colorful List Accent 1" w:uiPriority="72"/>
-    <w:lsdException w:name="Colorful Grid Accent 1" w:uiPriority="73"/>
-    <w:lsdException w:name="Light Shading Accent 2" w:uiPriority="60"/>
-    <w:lsdException w:name="Light List Accent 2" w:uiPriority="61"/>
-    <w:lsdException w:name="Light Grid Accent 2" w:uiPriority="62"/>
-    <w:lsdException w:name="Medium Shading 1 Accent 2" w:uiPriority="63"/>
-    <w:lsdException w:name="Medium Shading 2 Accent 2" w:uiPriority="64"/>
-    <w:lsdException w:name="Medium List 1 Accent 2" w:uiPriority="65"/>
-    <w:lsdException w:name="Medium List 2 Accent 2" w:uiPriority="66"/>
-    <w:lsdException w:name="Medium Grid 1 Accent 2" w:uiPriority="67"/>
-    <w:lsdException w:name="Medium Grid 2 Accent 2" w:uiPriority="68"/>
-    <w:lsdException w:name="Medium Grid 3 Accent 2" w:uiPriority="69"/>
-    <w:lsdException w:name="Dark List Accent 2" w:uiPriority="70"/>
-    <w:lsdException w:name="Colorful Shading Accent 2" w:uiPriority="71"/>
-    <w:lsdException w:name="Colorful List Accent 2" w:uiPriority="72"/>
-    <w:lsdException w:name="Colorful Grid Accent 2" w:uiPriority="73"/>
-    <w:lsdException w:name="Light Shading Accent 3" w:uiPriority="60"/>
-    <w:lsdException w:name="Light List Accent 3" w:uiPriority="61"/>
-    <w:lsdException w:name="Light Grid Accent 3" w:uiPriority="62"/>
-    <w:lsdException w:name="Medium Shading 1 Accent 3" w:uiPriority="63"/>
-    <w:lsdException w:name="Medium Shading 2 Accent 3" w:uiPriority="64"/>
-    <w:lsdException w:name="Medium List 1 Accent 3" w:uiPriority="65"/>
-    <w:lsdException w:name="Medium List 2 Accent 3" w:uiPriority="66"/>
-    <w:lsdException w:name="Medium Grid 1 Accent 3" w:uiPriority="67"/>
-    <w:lsdException w:name="Medium Grid 2 Accent 3" w:uiPriority="68"/>
-    <w:lsdException w:name="Medium Grid 3 Accent 3" w:uiPriority="69"/>
-    <w:lsdException w:name="Dark List Accent 3" w:uiPriority="70"/>
-    <w:lsdException w:name="Colorful Shading Accent 3" w:uiPriority="71"/>
-    <w:lsdException w:name="Colorful List Accent 3" w:uiPriority="72"/>
-    <w:lsdException w:name="Colorful Grid Accent 3" w:uiPriority="73"/>
-    <w:lsdException w:name="Light Shading Accent 4" w:uiPriority="60"/>
-    <w:lsdException w:name="Light List Accent 4" w:uiPriority="61"/>
-    <w:lsdException w:name="Light Grid Accent 4" w:uiPriority="62"/>
-    <w:lsdException w:name="Medium Shading 1 Accent 4" w:uiPriority="63"/>
-    <w:lsdException w:name="Medium Shading 2 Accent 4" w:uiPriority="64"/>
-    <w:lsdException w:name="Medium List 1 Accent 4" w:uiPriority="65"/>
-    <w:lsdException w:name="Medium List 2 Accent 4" w:uiPriority="66"/>
-    <w:lsdException w:name="Medium Grid 1 Accent 4" w:uiPriority="67"/>
-    <w:lsdException w:name="Medium Grid 2 Accent 4" w:uiPriority="68"/>
-    <w:lsdException w:name="Medium Grid 3 Accent 4" w:uiPriority="69"/>
-    <w:lsdException w:name="Dark List Accent 4" w:uiPriority="70"/>
-    <w:lsdException w:name="Colorful Shading Accent 4" w:uiPriority="71"/>
-    <w:lsdException w:name="Colorful List Accent 4" w:uiPriority="72"/>
-    <w:lsdException w:name="Colorful Grid Accent 4" w:uiPriority="73"/>
-    <w:lsdException w:name="Light Shading Accent 5" w:uiPriority="60"/>
-    <w:lsdException w:name="Light List Accent 5" w:uiPriority="61"/>
-    <w:lsdException w:name="Light Grid Accent 5" w:uiPriority="62"/>
-    <w:lsdException w:name="Medium Shading 1 Accent 5" w:uiPriority="63"/>
-    <w:lsdException w:name="Medium Shading 2 Accent 5" w:uiPriority="64"/>
-    <w:lsdException w:name="Medium List 1 Accent 5" w:uiPriority="65"/>
-    <w:lsdException w:name="Medium List 2 Accent 5" w:uiPriority="66"/>
-    <w:lsdException w:name="Medium Grid 1 Accent 5" w:uiPriority="67"/>
-    <w:lsdException w:name="Medium Grid 2 Accent 5" w:uiPriority="68"/>
-    <w:lsdException w:name="Medium Grid 3 Accent 5" w:uiPriority="69"/>
-    <w:lsdException w:name="Dark List Accent 5" w:uiPriority="70"/>
-    <w:lsdException w:name="Colorful Shading Accent 5" w:uiPriority="71"/>
-    <w:lsdException w:name="Colorful List Accent 5" w:uiPriority="72"/>
-    <w:lsdException w:name="Colorful Grid Accent 5" w:uiPriority="73"/>
-    <w:lsdException w:name="Light Shading Accent 6" w:uiPriority="60"/>
-    <w:lsdException w:name="Light List Accent 6" w:uiPriority="61"/>
-    <w:lsdException w:name="Light Grid Accent 6" w:uiPriority="62"/>
-    <w:lsdException w:name="Medium Shading 1 Accent 6" w:uiPriority="63"/>
-    <w:lsdException w:name="Medium Shading 2 Accent 6" w:uiPriority="64"/>
-    <w:lsdException w:name="Medium List 1 Accent 6" w:uiPriority="65"/>
-    <w:lsdException w:name="Medium List 2 Accent 6" w:uiPriority="66"/>
-    <w:lsdException w:name="Medium Grid 1 Accent 6" w:uiPriority="67"/>
-    <w:lsdException w:name="Medium Grid 2 Accent 6" w:uiPriority="68"/>
-    <w:lsdException w:name="Medium Grid 3 Accent 6" w:uiPriority="69"/>
-    <w:lsdException w:name="Dark List Accent 6" w:uiPriority="70"/>
-    <w:lsdException w:name="Colorful Shading Accent 6" w:uiPriority="71"/>
-    <w:lsdException w:name="Colorful List Accent 6" w:uiPriority="72"/>
-    <w:lsdException w:name="Colorful Grid Accent 6" w:uiPriority="73"/>
-    <w:lsdException w:name="Subtle Emphasis" w:uiPriority="19" w:qFormat="1"/>
-    <w:lsdException w:name="Intense Emphasis" w:uiPriority="21" w:qFormat="1"/>
-    <w:lsdException w:name="Subtle Reference" w:uiPriority="31" w:qFormat="1"/>
-    <w:lsdException w:name="Intense Reference" w:uiPriority="32" w:qFormat="1"/>
-    <w:lsdException w:name="Book Title" w:uiPriority="33" w:qFormat="1"/>
-    <w:lsdException w:name="Bibliography" w:semiHidden="1" w:uiPriority="37" w:unhideWhenUsed="1"/>
-    <w:lsdException w:name="TOC Heading" w:semiHidden="1" w:uiPriority="39" w:unhideWhenUsed="1" w:qFormat="1"/>
-    <w:lsdException w:name="Plain Table 1" w:uiPriority="41"/>
-    <w:lsdException w:name="Plain Table 2" w:uiPriority="42"/>
-    <w:lsdException w:name="Plain Table 3" w:uiPriority="43"/>
-    <w:lsdException w:name="Plain Table 4" w:uiPriority="44"/>
-    <w:lsdException w:name="Plain Table 5" w:uiPriority="45"/>
-    <w:lsdException w:name="Grid Table Light" w:uiPriority="40"/>
-    <w:lsdException w:name="Grid Table 1 Light" w:uiPriority="46"/>
-    <w:lsdException w:name="Grid Table 2" w:uiPriority="47"/>
-    <w:lsdException w:name="Grid Table 3" w:uiPriority="48"/>
-    <w:lsdException w:name="Grid Table 4" w:uiPriority="49"/>
-    <w:lsdException w:name="Grid Table 5 Dark" w:uiPriority="50"/>
-    <w:lsdException w:name="Grid Table 6 Colorful" w:uiPriority="51"/>
-    <w:lsdException w:name="Grid Table 7 Colorful" w:uiPriority="52"/>
-    <w:lsdException w:name="Grid Table 1 Light Accent 1" w:uiPriority="46"/>
-    <w:lsdException w:name="Grid Table 2 Accent 1" w:uiPriority="47"/>
-    <w:lsdException w:name="Grid Table 3 Accent 1" w:uiPriority="48"/>
-    <w:lsdException w:name="Grid Table 4 Accent 1" w:uiPriority="49"/>
-    <w:lsdException w:name="Grid Table 5 Dark Accent 1" w:uiPriority="50"/>
-    <w:lsdException w:name="Grid Table 6 Colorful Accent 1" w:uiPriority="51"/>
-    <w:lsdException w:name="Grid Table 7 Colorful Accent 1" w:uiPriority="52"/>
-    <w:lsdException w:name="Grid Table 1 Light Accent 2" w:uiPriority="46"/>
-    <w:lsdException w:name="Grid Table 2 Accent 2" w:uiPriority="47"/>
-    <w:lsdException w:name="Grid Table 3 Accent 2" w:uiPriority="48"/>
-    <w:lsdException w:name="Grid Table 4 Accent 2" w:uiPriority="49"/>
-    <w:lsdException w:name="Grid Table 5 Dark Accent 2" w:uiPriority="50"/>
-    <w:lsdException w:name="Grid Table 6 Colorful Accent 2" w:uiPriority="51"/>
-    <w:lsdException w:name="Grid Table 7 Colorful Accent 2" w:uiPriority="52"/>
-    <w:lsdException w:name="Grid Table 1 Light Accent 3" w:uiPriority="46"/>
-    <w:lsdException w:name="Grid Table 2 Accent 3" w:uiPriority="47"/>
-    <w:lsdException w:name="Grid Table 3 Accent 3" w:uiPriority="48"/>
-    <w:lsdException w:name="Grid Table 4 Accent 3" w:uiPriority="49"/>
-    <w:lsdException w:name="Grid Table 5 Dark Accent 3" w:uiPriority="50"/>
-    <w:lsdException w:name="Grid Table 6 Colorful Accent 3" w:uiPriority="51"/>
-    <w:lsdException w:name="Grid Table 7 Colorful Accent 3" w:uiPriority="52"/>
-    <w:lsdException w:name="Grid Table 1 Light Accent 4" w:uiPriority="46"/>
-    <w:lsdException w:name="Grid Table 2 Accent 4" w:uiPriority="47"/>
-    <w:lsdException w:name="Grid Table 3 Accent 4" w:uiPriority="48"/>
-    <w:lsdException w:name="Grid Table 4 Accent 4" w:uiPriority="49"/>
-    <w:lsdException w:name="Grid Table 5 Dark Accent 4" w:uiPriority="50"/>
-    <w:lsdException w:name="Grid Table 6 Colorful Accent 4" w:uiPriority="51"/>
-    <w:lsdException w:name="Grid Table 7 Colorful Accent 4" w:uiPriority="52"/>
-    <w:lsdException w:name="Grid Table 1 Light Accent 5" w:uiPriority="46"/>
-    <w:lsdException w:name="Grid Table 2 Accent 5" w:uiPriority="47"/>
-    <w:lsdException w:name="Grid Table 3 Accent 5" w:uiPriority="48"/>
-    <w:lsdException w:name="Grid Table 4 Accent 5" w:uiPriority="49"/>
-    <w:lsdException w:name="Grid Table 5 Dark Accent 5" w:uiPriority="50"/>
-    <w:lsdException w:name="Grid Table 6 Colorful Accent 5" w:uiPriority="51"/>
-    <w:lsdException w:name="Grid Table 7 Colorful Accent 5" w:uiPriority="52"/>
-    <w:lsdException w:name="Grid Table 1 Light Accent 6" w:uiPriority="46"/>
-    <w:lsdException w:name="Grid Table 2 Accent 6" w:uiPriority="47"/>
-    <w:lsdException w:name="Grid Table 3 Accent 6" w:uiPriority="48"/>
-    <w:lsdException w:name="Grid Table 4 Accent 6" w:uiPriority="49"/>
-    <w:lsdException w:name="Grid Table 5 Dark Accent 6" w:uiPriority="50"/>
-    <w:lsdException w:name="Grid Table 6 Colorful Accent 6" w:uiPriority="51"/>
-    <w:lsdException w:name="Grid Table 7 Colorful Accent 6" w:uiPriority="52"/>
-    <w:lsdException w:name="List Table 1 Light" w:uiPriority="46"/>
-    <w:lsdException w:name="List Table 2" w:uiPriority="47"/>
-    <w:lsdException w:name="List Table 3" w:uiPriority="48"/>
-    <w:lsdException w:name="List Table 4" w:uiPriority="49"/>
-    <w:lsdException w:name="List Table 5 Dark" w:uiPriority="50"/>
-    <w:lsdException w:name="List Table 6 Colorful" w:uiPriority="51"/>
-    <w:lsdException w:name="List Table 7 Colorful" w:uiPriority="52"/>
-    <w:lsdException w:name="List Table 1 Light Accent 1" w:uiPriority="46"/>
-    <w:lsdException w:name="List Table 2 Accent 1" w:uiPriority="47"/>
-    <w:lsdException w:name="List Table 3 Accent 1" w:uiPriority="48"/>
-    <w:lsdException w:name="List Table 4 Accent 1" w:uiPriority="49"/>
-    <w:lsdException w:name="List Table 5 Dark Accent 1" w:uiPriority="50"/>
-    <w:lsdException w:name="List Table 6 Colorful Accent 1" w:uiPriority="51"/>
-    <w:lsdException w:name="List Table 7 Colorful Accent 1" w:uiPriority="52"/>
-    <w:lsdException w:name="List Table 1 Light Accent 2" w:uiPriority="46"/>
-    <w:lsdException w:name="List Table 2 Accent 2" w:uiPriority="47"/>
-    <w:lsdException w:name="List Table 3 Accent 2" w:uiPriority="48"/>
-    <w:lsdException w:name="List Table 4 Accent 2" w:uiPriority="49"/>
-    <w:lsdException w:name="List Table 5 Dark Accent 2" w:uiPriority="50"/>
-    <w:lsdException w:name="List Table 6 Colorful Accent 2" w:uiPriority="51"/>
-    <w:lsdException w:name="List Table 7 Colorful Accent 2" w:uiPriority="52"/>
-    <w:lsdException w:name="List Table 1 Light Accent 3" w:uiPriority="46"/>
-    <w:lsdException w:name="List Table 2 Accent 3" w:uiPriority="47"/>
-    <w:lsdException w:name="List Table 3 Accent 3" w:uiPriority="48"/>
-    <w:lsdException w:name="List Table 4 Accent 3" w:uiPriority="49"/>
-    <w:lsdException w:name="List Table 5 Dark Accent 3" w:uiPriority="50"/>
-    <w:lsdException w:name="List Table 6 Colorful Accent 3" w:uiPriority="51"/>
-    <w:lsdException w:name="List Table 7 Colorful Accent 3" w:uiPriority="52"/>
-    <w:lsdException w:name="List Table 1 Light Accent 4" w:uiPriority="46"/>
-    <w:lsdException w:name="List Table 2 Accent 4" w:uiPriority="47"/>
-    <w:lsdException w:name="List Table 3 Accent 4" w:uiPriority="48"/>
-    <w:lsdException w:name="List Table 4 Accent 4" w:uiPriority="49"/>
-    <w:lsdException w:name="List Table 5 Dark Accent 4" w:uiPriority="50"/>
-    <w:lsdException w:name="List Table 6 Colorful Accent 4" w:uiPriority="51"/>
-    <w:lsdException w:name="List Table 7 Colorful Accent 4" w:uiPriority="52"/>
-    <w:lsdException w:name="List Table 1 Light Accent 5" w:uiPriority="46"/>
-    <w:lsdException w:name="List Table 2 Accent 5" w:uiPriority="47"/>
-    <w:lsdException w:name="List Table 3 Accent 5" w:uiPriority="48"/>
-    <w:lsdException w:name="List Table 4 Accent 5" w:uiPriority="49"/>
-    <w:lsdException w:name="List Table 5 Dark Accent 5" w:uiPriority="50"/>
-    <w:lsdException w:name="List Table 6 Colorful Accent 5" w:uiPriority="51"/>
-    <w:lsdException w:name="List Table 7 Colorful Accent 5" w:uiPriority="52"/>
-    <w:lsdException w:name="List Table 1 Light Accent 6" w:uiPriority="46"/>
-    <w:lsdException w:name="List Table 2 Accent 6" w:uiPriority="47"/>
-    <w:lsdException w:name="List Table 3 Accent 6" w:uiPriority="48"/>
-    <w:lsdException w:name="List Table 4 Accent 6" w:uiPriority="49"/>
-    <w:lsdException w:name="List Table 5 Dark Accent 6" w:uiPriority="50"/>
-    <w:lsdException w:name="List Table 6 Colorful Accent 6" w:uiPriority="51"/>
-    <w:lsdException w:name="List Table 7 Colorful Accent 6" w:uiPriority="52"/>
-    <w:lsdException w:name="Mention" w:semiHidden="1" w:unhideWhenUsed="1"/>
-    <w:lsdException w:name="Smart Hyperlink" w:semiHidden="1" w:unhideWhenUsed="1"/>
-    <w:lsdException w:name="Hashtag" w:semiHidden="1" w:unhideWhenUsed="1"/>
-    <w:lsdException w:name="Unresolved Mention" w:semiHidden="1" w:unhideWhenUsed="1"/>
-    <w:lsdException w:name="Smart Link" w:semiHidden="1" w:unhideWhenUsed="1"/>
+  <w:latentStyles w:defLockedState="0" w:defUIPriority="99" w:defSemiHidden="1" w:defUnhideWhenUsed="1" w:defQFormat="0" w:count="267">
+    <w:lsdException w:name="Normal" w:semiHidden="0" w:uiPriority="0" w:unhideWhenUsed="0" w:qFormat="1"/>
+    <w:lsdException w:name="heading 1" w:semiHidden="0" w:uiPriority="9" w:unhideWhenUsed="0" w:qFormat="1"/>
+    <w:lsdException w:name="heading 2" w:uiPriority="9" w:qFormat="1"/>
+    <w:lsdException w:name="heading 3" w:uiPriority="9" w:qFormat="1"/>
+    <w:lsdException w:name="heading 4" w:uiPriority="9" w:qFormat="1"/>
+    <w:lsdException w:name="heading 5" w:uiPriority="9" w:qFormat="1"/>
+    <w:lsdException w:name="heading 6" w:uiPriority="9" w:qFormat="1"/>
+    <w:lsdException w:name="heading 7" w:uiPriority="9" w:qFormat="1"/>
+    <w:lsdException w:name="heading 8" w:uiPriority="9" w:qFormat="1"/>
+    <w:lsdException w:name="heading 9" w:uiPriority="9" w:qFormat="1"/>
+    <w:lsdException w:name="toc 1" w:uiPriority="39"/>
+    <w:lsdException w:name="toc 2" w:uiPriority="39"/>
+    <w:lsdException w:name="toc 3" w:uiPriority="39"/>
+    <w:lsdException w:name="toc 4" w:uiPriority="39"/>
+    <w:lsdException w:name="toc 5" w:uiPriority="39"/>
+    <w:lsdException w:name="toc 6" w:uiPriority="39"/>
+    <w:lsdException w:name="toc 7" w:uiPriority="39"/>
+    <w:lsdException w:name="toc 8" w:uiPriority="39"/>
+    <w:lsdException w:name="toc 9" w:uiPriority="39"/>
+    <w:lsdException w:name="caption" w:uiPriority="35" w:qFormat="1"/>
+    <w:lsdException w:name="Title" w:semiHidden="0" w:uiPriority="10" w:unhideWhenUsed="0" w:qFormat="1"/>
+    <w:lsdException w:name="Default Paragraph Font" w:uiPriority="1"/>
+    <w:lsdException w:name="Subtitle" w:semiHidden="0" w:uiPriority="11" w:unhideWhenUsed="0" w:qFormat="1"/>
+    <w:lsdException w:name="Strong" w:semiHidden="0" w:uiPriority="22" w:unhideWhenUsed="0" w:qFormat="1"/>
+    <w:lsdException w:name="Emphasis" w:semiHidden="0" w:uiPriority="20" w:unhideWhenUsed="0" w:qFormat="1"/>
+    <w:lsdException w:name="Table Grid" w:semiHidden="0" w:uiPriority="39" w:unhideWhenUsed="0"/>
+    <w:lsdException w:name="Placeholder Text" w:unhideWhenUsed="0"/>
+    <w:lsdException w:name="No Spacing" w:semiHidden="0" w:uiPriority="1" w:unhideWhenUsed="0" w:qFormat="1"/>
+    <w:lsdException w:name="Light Shading" w:semiHidden="0" w:uiPriority="60" w:unhideWhenUsed="0"/>
+    <w:lsdException w:name="Light List" w:semiHidden="0" w:uiPriority="61" w:unhideWhenUsed="0"/>
+    <w:lsdException w:name="Light Grid" w:semiHidden="0" w:uiPriority="62" w:unhideWhenUsed="0"/>
+    <w:lsdException w:name="Medium Shading 1" w:semiHidden="0" w:uiPriority="63" w:unhideWhenUsed="0"/>
+    <w:lsdException w:name="Medium Shading 2" w:semiHidden="0" w:uiPriority="64" w:unhideWhenUsed="0"/>
+    <w:lsdException w:name="Medium List 1" w:semiHidden="0" w:uiPriority="65" w:unhideWhenUsed="0"/>
+    <w:lsdException w:name="Medium List 2" w:semiHidden="0" w:uiPriority="66" w:unhideWhenUsed="0"/>
+    <w:lsdException w:name="Medium Grid 1" w:semiHidden="0" w:uiPriority="67" w:unhideWhenUsed="0"/>
+    <w:lsdException w:name="Medium Grid 2" w:semiHidden="0" w:uiPriority="68" w:unhideWhenUsed="0"/>
+    <w:lsdException w:name="Medium Grid 3" w:semiHidden="0" w:uiPriority="69" w:unhideWhenUsed="0"/>
+    <w:lsdException w:name="Dark List" w:semiHidden="0" w:uiPriority="70" w:unhideWhenUsed="0"/>
+    <w:lsdException w:name="Colorful Shading" w:semiHidden="0" w:uiPriority="71" w:unhideWhenUsed="0"/>
+    <w:lsdException w:name="Colorful List" w:semiHidden="0" w:uiPriority="72" w:unhideWhenUsed="0"/>
+    <w:lsdException w:name="Colorful Grid" w:semiHidden="0" w:uiPriority="73" w:unhideWhenUsed="0"/>
+    <w:lsdException w:name="Light Shading Accent 1" w:semiHidden="0" w:uiPriority="60" w:unhideWhenUsed="0"/>
+    <w:lsdException w:name="Light List Accent 1" w:semiHidden="0" w:uiPriority="61" w:unhideWhenUsed="0"/>
+    <w:lsdException w:name="Light Grid Accent 1" w:semiHidden="0" w:uiPriority="62" w:unhideWhenUsed="0"/>
+    <w:lsdException w:name="Medium Shading 1 Accent 1" w:semiHidden="0" w:uiPriority="63" w:unhideWhenUsed="0"/>
+    <w:lsdException w:name="Medium Shading 2 Accent 1" w:semiHidden="0" w:uiPriority="64" w:unhideWhenUsed="0"/>
+    <w:lsdException w:name="Medium List 1 Accent 1" w:semiHidden="0" w:uiPriority="65" w:unhideWhenUsed="0"/>
+    <w:lsdException w:name="Revision" w:unhideWhenUsed="0"/>
+    <w:lsdException w:name="List Paragraph" w:semiHidden="0" w:uiPriority="34" w:unhideWhenUsed="0" w:qFormat="1"/>
+    <w:lsdException w:name="Quote" w:semiHidden="0" w:uiPriority="29" w:unhideWhenUsed="0" w:qFormat="1"/>
+    <w:lsdException w:name="Intense Quote" w:semiHidden="0" w:uiPriority="30" w:unhideWhenUsed="0" w:qFormat="1"/>
+    <w:lsdException w:name="Medium List 2 Accent 1" w:semiHidden="0" w:uiPriority="66" w:unhideWhenUsed="0"/>
+    <w:lsdException w:name="Medium Grid 1 Accent 1" w:semiHidden="0" w:uiPriority="67" w:unhideWhenUsed="0"/>
+    <w:lsdException w:name="Medium Grid 2 Accent 1" w:semiHidden="0" w:uiPriority="68" w:unhideWhenUsed="0"/>
+    <w:lsdException w:name="Medium Grid 3 Accent 1" w:semiHidden="0" w:uiPriority="69" w:unhideWhenUsed="0"/>
+    <w:lsdException w:name="Dark List Accent 1" w:semiHidden="0" w:uiPriority="70" w:unhideWhenUsed="0"/>
+    <w:lsdException w:name="Colorful Shading Accent 1" w:semiHidden="0" w:uiPriority="71" w:unhideWhenUsed="0"/>
+    <w:lsdException w:name="Colorful List Accent 1" w:semiHidden="0" w:uiPriority="72" w:unhideWhenUsed="0"/>
+    <w:lsdException w:name="Colorful Grid Accent 1" w:semiHidden="0" w:uiPriority="73" w:unhideWhenUsed="0"/>
+    <w:lsdException w:name="Light Shading Accent 2" w:semiHidden="0" w:uiPriority="60" w:unhideWhenUsed="0"/>
+    <w:lsdException w:name="Light List Accent 2" w:semiHidden="0" w:uiPriority="61" w:unhideWhenUsed="0"/>
+    <w:lsdException w:name="Light Grid Accent 2" w:semiHidden="0" w:uiPriority="62" w:unhideWhenUsed="0"/>
+    <w:lsdException w:name="Medium Shading 1 Accent 2" w:semiHidden="0" w:uiPriority="63" w:unhideWhenUsed="0"/>
+    <w:lsdException w:name="Medium Shading 2 Accent 2" w:semiHidden="0" w:uiPriority="64" w:unhideWhenUsed="0"/>
+    <w:lsdException w:name="Medium List 1 Accent 2" w:semiHidden="0" w:uiPriority="65" w:unhideWhenUsed="0"/>
+    <w:lsdException w:name="Medium List 2 Accent 2" w:semiHidden="0" w:uiPriority="66" w:unhideWhenUsed="0"/>
+    <w:lsdException w:name="Medium Grid 1 Accent 2" w:semiHidden="0" w:uiPriority="67" w:unhideWhenUsed="0"/>
+    <w:lsdException w:name="Medium Grid 2 Accent 2" w:semiHidden="0" w:uiPriority="68" w:unhideWhenUsed="0"/>
+    <w:lsdException w:name="Medium Grid 3 Accent 2" w:semiHidden="0" w:uiPriority="69" w:unhideWhenUsed="0"/>
+    <w:lsdException w:name="Dark List Accent 2" w:semiHidden="0" w:uiPriority="70" w:unhideWhenUsed="0"/>
+    <w:lsdException w:name="Colorful Shading Accent 2" w:semiHidden="0" w:uiPriority="71" w:unhideWhenUsed="0"/>
+    <w:lsdException w:name="Colorful List Accent 2" w:semiHidden="0" w:uiPriority="72" w:unhideWhenUsed="0"/>
+    <w:lsdException w:name="Colorful Grid Accent 2" w:semiHidden="0" w:uiPriority="73" w:unhideWhenUsed="0"/>
+    <w:lsdException w:name="Light Shading Accent 3" w:semiHidden="0" w:uiPriority="60" w:unhideWhenUsed="0"/>
+    <w:lsdException w:name="Light List Accent 3" w:semiHidden="0" w:uiPriority="61" w:unhideWhenUsed="0"/>
+    <w:lsdException w:name="Light Grid Accent 3" w:semiHidden="0" w:uiPriority="62" w:unhideWhenUsed="0"/>
+    <w:lsdException w:name="Medium Shading 1 Accent 3" w:semiHidden="0" w:uiPriority="63" w:unhideWhenUsed="0"/>
+    <w:lsdException w:name="Medium Shading 2 Accent 3" w:semiHidden="0" w:uiPriority="64" w:unhideWhenUsed="0"/>
+    <w:lsdException w:name="Medium List 1 Accent 3" w:semiHidden="0" w:uiPriority="65" w:unhideWhenUsed="0"/>
+    <w:lsdException w:name="Medium List 2 Accent 3" w:semiHidden="0" w:uiPriority="66" w:unhideWhenUsed="0"/>
+    <w:lsdException w:name="Medium Grid 1 Accent 3" w:semiHidden="0" w:uiPriority="67" w:unhideWhenUsed="0"/>
+    <w:lsdException w:name="Medium Grid 2 Accent 3" w:semiHidden="0" w:uiPriority="68" w:unhideWhenUsed="0"/>
+    <w:lsdException w:name="Medium Grid 3 Accent 3" w:semiHidden="0" w:uiPriority="69" w:unhideWhenUsed="0"/>
+    <w:lsdException w:name="Dark List Accent 3" w:semiHidden="0" w:uiPriority="70" w:unhideWhenUsed="0"/>
+    <w:lsdException w:name="Colorful Shading Accent 3" w:semiHidden="0" w:uiPriority="71" w:unhideWhenUsed="0"/>
+    <w:lsdException w:name="Colorful List Accent 3" w:semiHidden="0" w:uiPriority="72" w:unhideWhenUsed="0"/>
+    <w:lsdException w:name="Colorful Grid Accent 3" w:semiHidden="0" w:uiPriority="73" w:unhideWhenUsed="0"/>
+    <w:lsdException w:name="Light Shading Accent 4" w:semiHidden="0" w:uiPriority="60" w:unhideWhenUsed="0"/>
+    <w:lsdException w:name="Light List Accent 4" w:semiHidden="0" w:uiPriority="61" w:unhideWhenUsed="0"/>
+    <w:lsdException w:name="Light Grid Accent 4" w:semiHidden="0" w:uiPriority="62" w:unhideWhenUsed="0"/>
+    <w:lsdException w:name="Medium Shading 1 Accent 4" w:semiHidden="0" w:uiPriority="63" w:unhideWhenUsed="0"/>
+    <w:lsdException w:name="Medium Shading 2 Accent 4" w:semiHidden="0" w:uiPriority="64" w:unhideWhenUsed="0"/>
+    <w:lsdException w:name="Medium List 1 Accent 4" w:semiHidden="0" w:uiPriority="65" w:unhideWhenUsed="0"/>
+    <w:lsdException w:name="Medium List 2 Accent 4" w:semiHidden="0" w:uiPriority="66" w:unhideWhenUsed="0"/>
+    <w:lsdException w:name="Medium Grid 1 Accent 4" w:semiHidden="0" w:uiPriority="67" w:unhideWhenUsed="0"/>
+    <w:lsdException w:name="Medium Grid 2 Accent 4" w:semiHidden="0" w:uiPriority="68" w:unhideWhenUsed="0"/>
+    <w:lsdException w:name="Medium Grid 3 Accent 4" w:semiHidden="0" w:uiPriority="69" w:unhideWhenUsed="0"/>
+    <w:lsdException w:name="Dark List Accent 4" w:semiHidden="0" w:uiPriority="70" w:unhideWhenUsed="0"/>
+    <w:lsdException w:name="Colorful Shading Accent 4" w:semiHidden="0" w:uiPriority="71" w:unhideWhenUsed="0"/>
+    <w:lsdException w:name="Colorful List Accent 4" w:semiHidden="0" w:uiPriority="72" w:unhideWhenUsed="0"/>
+    <w:lsdException w:name="Colorful Grid Accent 4" w:semiHidden="0" w:uiPriority="73" w:unhideWhenUsed="0"/>
+    <w:lsdException w:name="Light Shading Accent 5" w:semiHidden="0" w:uiPriority="60" w:unhideWhenUsed="0"/>
+    <w:lsdException w:name="Light List Accent 5" w:semiHidden="0" w:uiPriority="61" w:unhideWhenUsed="0"/>
+    <w:lsdException w:name="Light Grid Accent 5" w:semiHidden="0" w:uiPriority="62" w:unhideWhenUsed="0"/>
+    <w:lsdException w:name="Medium Shading 1 Accent 5" w:semiHidden="0" w:uiPriority="63" w:unhideWhenUsed="0"/>
+    <w:lsdException w:name="Medium Shading 2 Accent 5" w:semiHidden="0" w:uiPriority="64" w:unhideWhenUsed="0"/>
+    <w:lsdException w:name="Medium List 1 Accent 5" w:semiHidden="0" w:uiPriority="65" w:unhideWhenUsed="0"/>
+    <w:lsdException w:name="Medium List 2 Accent 5" w:semiHidden="0" w:uiPriority="66" w:unhideWhenUsed="0"/>
+    <w:lsdException w:name="Medium Grid 1 Accent 5" w:semiHidden="0" w:uiPriority="67" w:unhideWhenUsed="0"/>
+    <w:lsdException w:name="Medium Grid 2 Accent 5" w:semiHidden="0" w:uiPriority="68" w:unhideWhenUsed="0"/>
+    <w:lsdException w:name="Medium Grid 3 Accent 5" w:semiHidden="0" w:uiPriority="69" w:unhideWhenUsed="0"/>
+    <w:lsdException w:name="Dark List Accent 5" w:semiHidden="0" w:uiPriority="70" w:unhideWhenUsed="0"/>
+    <w:lsdException w:name="Colorful Shading Accent 5" w:semiHidden="0" w:uiPriority="71" w:unhideWhenUsed="0"/>
+    <w:lsdException w:name="Colorful List Accent 5" w:semiHidden="0" w:uiPriority="72" w:unhideWhenUsed="0"/>
+    <w:lsdException w:name="Colorful Grid Accent 5" w:semiHidden="0" w:uiPriority="73" w:unhideWhenUsed="0"/>
+    <w:lsdException w:name="Light Shading Accent 6" w:semiHidden="0" w:uiPriority="60" w:unhideWhenUsed="0"/>
+    <w:lsdException w:name="Light List Accent 6" w:semiHidden="0" w:uiPriority="61" w:unhideWhenUsed="0"/>
+    <w:lsdException w:name="Light Grid Accent 6" w:semiHidden="0" w:uiPriority="62" w:unhideWhenUsed="0"/>
+    <w:lsdException w:name="Medium Shading 1 Accent 6" w:semiHidden="0" w:uiPriority="63" w:unhideWhenUsed="0"/>
+    <w:lsdException w:name="Medium Shading 2 Accent 6" w:semiHidden="0" w:uiPriority="64" w:unhideWhenUsed="0"/>
+    <w:lsdException w:name="Medium List 1 Accent 6" w:semiHidden="0" w:uiPriority="65" w:unhideWhenUsed="0"/>
+    <w:lsdException w:name="Medium List 2 Accent 6" w:semiHidden="0" w:uiPriority="66" w:unhideWhenUsed="0"/>
+    <w:lsdException w:name="Medium Grid 1 Accent 6" w:semiHidden="0" w:uiPriority="67" w:unhideWhenUsed="0"/>
+    <w:lsdException w:name="Medium Grid 2 Accent 6" w:semiHidden="0" w:uiPriority="68" w:unhideWhenUsed="0"/>
+    <w:lsdException w:name="Medium Grid 3 Accent 6" w:semiHidden="0" w:uiPriority="69" w:unhideWhenUsed="0"/>
+    <w:lsdException w:name="Dark List Accent 6" w:semiHidden="0" w:uiPriority="70" w:unhideWhenUsed="0"/>
+    <w:lsdException w:name="Colorful Shading Accent 6" w:semiHidden="0" w:uiPriority="71" w:unhideWhenUsed="0"/>
+    <w:lsdException w:name="Colorful List Accent 6" w:semiHidden="0" w:uiPriority="72" w:unhideWhenUsed="0"/>
+    <w:lsdException w:name="Colorful Grid Accent 6" w:semiHidden="0" w:uiPriority="73" w:unhideWhenUsed="0"/>
+    <w:lsdException w:name="Subtle Emphasis" w:semiHidden="0" w:uiPriority="19" w:unhideWhenUsed="0" w:qFormat="1"/>
+    <w:lsdException w:name="Intense Emphasis" w:semiHidden="0" w:uiPriority="21" w:unhideWhenUsed="0" w:qFormat="1"/>
+    <w:lsdException w:name="Subtle Reference" w:semiHidden="0" w:uiPriority="31" w:unhideWhenUsed="0" w:qFormat="1"/>
+    <w:lsdException w:name="Intense Reference" w:semiHidden="0" w:uiPriority="32" w:unhideWhenUsed="0" w:qFormat="1"/>
+    <w:lsdException w:name="Book Title" w:semiHidden="0" w:uiPriority="33" w:unhideWhenUsed="0" w:qFormat="1"/>
+    <w:lsdException w:name="Bibliography" w:uiPriority="37"/>
+    <w:lsdException w:name="TOC Heading" w:uiPriority="39" w:qFormat="1"/>
+  </w:latentStyles>
+  <w:style w:type="paragraph" w:default="1" w:styleId="Normal">
+    <w:name w:val="Normal"/>
+    <w:qFormat/>
+  </w:style>
+  <w:style w:type="paragraph" w:styleId="Heading1">
+    <w:name w:val="heading 1"/>
+    <w:uiPriority w:val="9"/>
+    <w:qFormat/>
+    <w:pPr>
+      <w:outlineLvl w:val="0"/>
+    </w:pPr>
+    <w:rPr>
+      <w:color w:val="2E74B5"/>
+      <w:sz w:val="32"/>
+      <w:szCs w:val="32"/>
+    </w:rPr>
+  </w:style>
+  <w:style w:type="paragraph" w:styleId="Heading2">
+    <w:name w:val="heading 2"/>
+    <w:uiPriority w:val="9"/>
+    <w:semiHidden/>
+    <w:unhideWhenUsed/>
+    <w:qFormat/>
+    <w:pPr>
+      <w:outlineLvl w:val="1"/>
+    </w:pPr>
+    <w:rPr>
+      <w:color w:val="2E74B5"/>
+      <w:sz w:val="26"/>
+      <w:szCs w:val="26"/>
+    </w:rPr>
+  </w:style>
+  <w:style w:type="paragraph" w:styleId="Heading3">
+    <w:name w:val="heading 3"/>
+    <w:uiPriority w:val="9"/>
+    <w:semiHidden/>
+    <w:unhideWhenUsed/>
+    <w:qFormat/>
+    <w:pPr>
+      <w:outlineLvl w:val="2"/>
+    </w:pPr>
+    <w:rPr>
+      <w:color w:val="1F4D78"/>
+      <w:sz w:val="24"/>
+      <w:szCs w:val="24"/>
+    </w:rPr>
+  </w:style>
+  <w:style w:type="paragraph" w:styleId="Heading4">
+    <w:name w:val="heading 4"/>
+    <w:uiPriority w:val="9"/>
+    <w:semiHidden/>
+    <w:unhideWhenUsed/>
+    <w:qFormat/>
+    <w:pPr>
+      <w:outlineLvl w:val="3"/>
+    </w:pPr>
+    <w:rPr>
+      <w:i/>
+      <w:iCs/>
+      <w:color w:val="2E74B5"/>
+    </w:rPr>
+  </w:style>
+  <w:style w:type="paragraph" w:styleId="Heading5">
+    <w:name w:val="heading 5"/>
+    <w:uiPriority w:val="9"/>
+    <w:semiHidden/>
+    <w:unhideWhenUsed/>
+    <w:qFormat/>
+    <w:pPr>
+      <w:outlineLvl w:val="4"/>
+    </w:pPr>
+    <w:rPr>
+      <w:color w:val="2E74B5"/>
+    </w:rPr>
+  </w:style>
+  <w:style w:type="paragraph" w:styleId="Heading6">
+    <w:name w:val="heading 6"/>
+    <w:uiPriority w:val="9"/>
+    <w:semiHidden/>
+    <w:unhideWhenUsed/>
+    <w:qFormat/>
+    <w:pPr>
+      <w:outlineLvl w:val="5"/>
+    </w:pPr>
+    <w:rPr>
+      <w:color w:val="1F4D78"/>
+    </w:rPr>
+  </w:style>
+  <w:style w:type="character" w:default="1" w:styleId="DefaultParagraphFont">
+    <w:name w:val="Default Paragraph Font"/>
+    <w:uiPriority w:val="1"/>
+    <w:semiHidden/>
+    <w:unhideWhenUsed/>
+  </w:style>
+  <w:style w:type="table" w:default="1" w:styleId="TableNormal">
+    <w:name w:val="Normal Table"/>
+    <w:uiPriority w:val="99"/>
+    <w:semiHidden/>
+    <w:unhideWhenUsed/>
+    <w:tblPr>
+      <w:tblInd w:w="0" w:type="dxa"/>
+      <w:tblCellMar>
+        <w:top w:w="0" w:type="dxa"/>
+        <w:left w:w="108" w:type="dxa"/>
+        <w:bottom w:w="0" w:type="dxa"/>
+        <w:right w:w="108" w:type="dxa"/>
+      </w:tblCellMar>
+    </w:tblPr>
+  </w:style>
+  <w:style w:type="numbering" w:default="1" w:styleId="NoList">
+    <w:name w:val="No List"/>
+    <w:uiPriority w:val="99"/>
+    <w:semiHidden/>
+    <w:unhideWhenUsed/>
+  </w:style>
+  <w:style w:type="paragraph" w:styleId="Title">
+    <w:name w:val="Title"/>
+    <w:uiPriority w:val="10"/>
+    <w:qFormat/>
+    <w:rPr>
+      <w:sz w:val="56"/>
+      <w:szCs w:val="56"/>
+    </w:rPr>
+  </w:style>
+  <w:style w:type="paragraph" w:customStyle="1" w:styleId="Strong1">
+    <w:name w:val="Strong1"/>
+    <w:qFormat/>
+    <w:rPr>
+      <w:b/>
+      <w:bCs/>
+    </w:rPr>
+  </w:style>
+  <w:style w:type="paragraph" w:styleId="ListParagraph">
+    <w:name w:val="List Paragraph"/>
+    <w:qFormat/>
+  </w:style>
+  <w:style w:type="character" w:styleId="Hyperlink">
+    <w:name w:val="Hyperlink"/>
+    <w:uiPriority w:val="99"/>
+    <w:unhideWhenUsed/>
+    <w:rPr>
+      <w:color w:val="0563C1"/>
+      <w:u w:val="single"/>
+    </w:rPr>
+  </w:style>
+  <w:style w:type="character" w:styleId="FootnoteReference">
+    <w:name w:val="footnote reference"/>
+    <w:uiPriority w:val="99"/>
+    <w:semiHidden/>
+    <w:unhideWhenUsed/>
+    <w:rPr>
+      <w:vertAlign w:val="superscript"/>
+    </w:rPr>
+  </w:style>
+  <w:style w:type="paragraph" w:styleId="FootnoteText">
+    <w:name w:val="footnote text"/>
+    <w:link w:val="FootnoteTextChar"/>
+    <w:uiPriority w:val="99"/>
+    <w:semiHidden/>
+    <w:unhideWhenUsed/>
+  </w:style>
+  <w:style w:type="character" w:customStyle="1" w:styleId="FootnoteTextChar">
+    <w:name w:val="Footnote Text Char"/>
+    <w:link w:val="FootnoteText"/>
+    <w:uiPriority w:val="99"/>
+    <w:semiHidden/>
+    <w:unhideWhenUsed/>
+    <w:rPr>
+      <w:sz w:val="20"/>
+      <w:szCs w:val="20"/>
+    </w:rPr>
+  </w:style>
+</w:styles>
+</file>
+
+<file path=word/stylesWithEffects.xml><?xml version="1.0" encoding="utf-8"?>
+<w:styles xmlns:wpc="http://schemas.microsoft.com/office/word/2010/wordprocessingCanvas" xmlns:mc="http://schemas.openxmlformats.org/markup-compatibility/2006" xmlns:o="urn:schemas-microsoft-com:office:office" xmlns:r="http://schemas.openxmlformats.org/officeDocument/2006/relationships" xmlns:m="http://schemas.openxmlformats.org/officeDocument/2006/math" xmlns:v="urn:schemas-microsoft-com:vml" xmlns:wp14="http://schemas.microsoft.com/office/word/2010/wordprocessingDrawing" xmlns:wp="http://schemas.openxmlformats.org/drawingml/2006/wordprocessingDrawing" xmlns:w10="urn:schemas-microsoft-com:office:word" xmlns:w="http://schemas.openxmlformats.org/wordprocessingml/2006/main" xmlns:w14="http://schemas.microsoft.com/office/word/2010/wordml" xmlns:wpg="http://schemas.microsoft.com/office/word/2010/wordprocessingGroup" xmlns:wpi="http://schemas.microsoft.com/office/word/2010/wordprocessingInk" xmlns:wne="http://schemas.microsoft.com/office/word/2006/wordml" xmlns:wps="http://schemas.microsoft.com/office/word/2010/wordprocessingShape" mc:Ignorable="w14 wp14">
+  <w:docDefaults>
+    <w:rPrDefault>
+      <w:rPr>
+        <w:rFonts w:ascii="Times New Roman" w:eastAsia="Times New Roman" w:hAnsi="Times New Roman" w:cs="Times New Roman"/>
+        <w:lang w:val="en-US" w:eastAsia="en-US" w:bidi="ar-SA"/>
+      </w:rPr>
+    </w:rPrDefault>
+    <w:pPrDefault/>
+  </w:docDefaults>
+  <w:latentStyles w:defLockedState="0" w:defUIPriority="99" w:defSemiHidden="1" w:defUnhideWhenUsed="1" w:defQFormat="0" w:count="267">
+    <w:lsdException w:name="Normal" w:semiHidden="0" w:uiPriority="0" w:unhideWhenUsed="0" w:qFormat="1"/>
+    <w:lsdException w:name="heading 1" w:semiHidden="0" w:uiPriority="9" w:unhideWhenUsed="0" w:qFormat="1"/>
+    <w:lsdException w:name="heading 2" w:uiPriority="9" w:qFormat="1"/>
+    <w:lsdException w:name="heading 3" w:uiPriority="9" w:qFormat="1"/>
+    <w:lsdException w:name="heading 4" w:uiPriority="9" w:qFormat="1"/>
+    <w:lsdException w:name="heading 5" w:uiPriority="9" w:qFormat="1"/>
+    <w:lsdException w:name="heading 6" w:uiPriority="9" w:qFormat="1"/>
+    <w:lsdException w:name="heading 7" w:uiPriority="9" w:qFormat="1"/>
+    <w:lsdException w:name="heading 8" w:uiPriority="9" w:qFormat="1"/>
+    <w:lsdException w:name="heading 9" w:uiPriority="9" w:qFormat="1"/>
+    <w:lsdException w:name="toc 1" w:uiPriority="39"/>
+    <w:lsdException w:name="toc 2" w:uiPriority="39"/>
+    <w:lsdException w:name="toc 3" w:uiPriority="39"/>
+    <w:lsdException w:name="toc 4" w:uiPriority="39"/>
+    <w:lsdException w:name="toc 5" w:uiPriority="39"/>
+    <w:lsdException w:name="toc 6" w:uiPriority="39"/>
+    <w:lsdException w:name="toc 7" w:uiPriority="39"/>
+    <w:lsdException w:name="toc 8" w:uiPriority="39"/>
+    <w:lsdException w:name="toc 9" w:uiPriority="39"/>
+    <w:lsdException w:name="caption" w:uiPriority="35" w:qFormat="1"/>
+    <w:lsdException w:name="Title" w:semiHidden="0" w:uiPriority="10" w:unhideWhenUsed="0" w:qFormat="1"/>
+    <w:lsdException w:name="Default Paragraph Font" w:uiPriority="1"/>
+    <w:lsdException w:name="Subtitle" w:semiHidden="0" w:uiPriority="11" w:unhideWhenUsed="0" w:qFormat="1"/>
+    <w:lsdException w:name="Strong" w:semiHidden="0" w:uiPriority="22" w:unhideWhenUsed="0" w:qFormat="1"/>
+    <w:lsdException w:name="Emphasis" w:semiHidden="0" w:uiPriority="20" w:unhideWhenUsed="0" w:qFormat="1"/>
+    <w:lsdException w:name="Table Grid" w:semiHidden="0" w:uiPriority="39" w:unhideWhenUsed="0"/>
+    <w:lsdException w:name="Placeholder Text" w:unhideWhenUsed="0"/>
+    <w:lsdException w:name="No Spacing" w:semiHidden="0" w:uiPriority="1" w:unhideWhenUsed="0" w:qFormat="1"/>
+    <w:lsdException w:name="Light Shading" w:semiHidden="0" w:uiPriority="60" w:unhideWhenUsed="0"/>
+    <w:lsdException w:name="Light List" w:semiHidden="0" w:uiPriority="61" w:unhideWhenUsed="0"/>
+    <w:lsdException w:name="Light Grid" w:semiHidden="0" w:uiPriority="62" w:unhideWhenUsed="0"/>
+    <w:lsdException w:name="Medium Shading 1" w:semiHidden="0" w:uiPriority="63" w:unhideWhenUsed="0"/>
+    <w:lsdException w:name="Medium Shading 2" w:semiHidden="0" w:uiPriority="64" w:unhideWhenUsed="0"/>
+    <w:lsdException w:name="Medium List 1" w:semiHidden="0" w:uiPriority="65" w:unhideWhenUsed="0"/>
+    <w:lsdException w:name="Medium List 2" w:semiHidden="0" w:uiPriority="66" w:unhideWhenUsed="0"/>
+    <w:lsdException w:name="Medium Grid 1" w:semiHidden="0" w:uiPriority="67" w:unhideWhenUsed="0"/>
+    <w:lsdException w:name="Medium Grid 2" w:semiHidden="0" w:uiPriority="68" w:unhideWhenUsed="0"/>
+    <w:lsdException w:name="Medium Grid 3" w:semiHidden="0" w:uiPriority="69" w:unhideWhenUsed="0"/>
+    <w:lsdException w:name="Dark List" w:semiHidden="0" w:uiPriority="70" w:unhideWhenUsed="0"/>
+    <w:lsdException w:name="Colorful Shading" w:semiHidden="0" w:uiPriority="71" w:unhideWhenUsed="0"/>
+    <w:lsdException w:name="Colorful List" w:semiHidden="0" w:uiPriority="72" w:unhideWhenUsed="0"/>
+    <w:lsdException w:name="Colorful Grid" w:semiHidden="0" w:uiPriority="73" w:unhideWhenUsed="0"/>
+    <w:lsdException w:name="Light Shading Accent 1" w:semiHidden="0" w:uiPriority="60" w:unhideWhenUsed="0"/>
+    <w:lsdException w:name="Light List Accent 1" w:semiHidden="0" w:uiPriority="61" w:unhideWhenUsed="0"/>
+    <w:lsdException w:name="Light Grid Accent 1" w:semiHidden="0" w:uiPriority="62" w:unhideWhenUsed="0"/>
+    <w:lsdException w:name="Medium Shading 1 Accent 1" w:semiHidden="0" w:uiPriority="63" w:unhideWhenUsed="0"/>
+    <w:lsdException w:name="Medium Shading 2 Accent 1" w:semiHidden="0" w:uiPriority="64" w:unhideWhenUsed="0"/>
+    <w:lsdException w:name="Medium List 1 Accent 1" w:semiHidden="0" w:uiPriority="65" w:unhideWhenUsed="0"/>
+    <w:lsdException w:name="Revision" w:unhideWhenUsed="0"/>
+    <w:lsdException w:name="List Paragraph" w:semiHidden="0" w:uiPriority="34" w:unhideWhenUsed="0" w:qFormat="1"/>
+    <w:lsdException w:name="Quote" w:semiHidden="0" w:uiPriority="29" w:unhideWhenUsed="0" w:qFormat="1"/>
+    <w:lsdException w:name="Intense Quote" w:semiHidden="0" w:uiPriority="30" w:unhideWhenUsed="0" w:qFormat="1"/>
+    <w:lsdException w:name="Medium List 2 Accent 1" w:semiHidden="0" w:uiPriority="66" w:unhideWhenUsed="0"/>
+    <w:lsdException w:name="Medium Grid 1 Accent 1" w:semiHidden="0" w:uiPriority="67" w:unhideWhenUsed="0"/>
+    <w:lsdException w:name="Medium Grid 2 Accent 1" w:semiHidden="0" w:uiPriority="68" w:unhideWhenUsed="0"/>
+    <w:lsdException w:name="Medium Grid 3 Accent 1" w:semiHidden="0" w:uiPriority="69" w:unhideWhenUsed="0"/>
+    <w:lsdException w:name="Dark List Accent 1" w:semiHidden="0" w:uiPriority="70" w:unhideWhenUsed="0"/>
+    <w:lsdException w:name="Colorful Shading Accent 1" w:semiHidden="0" w:uiPriority="71" w:unhideWhenUsed="0"/>
+    <w:lsdException w:name="Colorful List Accent 1" w:semiHidden="0" w:uiPriority="72" w:unhideWhenUsed="0"/>
+    <w:lsdException w:name="Colorful Grid Accent 1" w:semiHidden="0" w:uiPriority="73" w:unhideWhenUsed="0"/>
+    <w:lsdException w:name="Light Shading Accent 2" w:semiHidden="0" w:uiPriority="60" w:unhideWhenUsed="0"/>
+    <w:lsdException w:name="Light List Accent 2" w:semiHidden="0" w:uiPriority="61" w:unhideWhenUsed="0"/>
+    <w:lsdException w:name="Light Grid Accent 2" w:semiHidden="0" w:uiPriority="62" w:unhideWhenUsed="0"/>
+    <w:lsdException w:name="Medium Shading 1 Accent 2" w:semiHidden="0" w:uiPriority="63" w:unhideWhenUsed="0"/>
+    <w:lsdException w:name="Medium Shading 2 Accent 2" w:semiHidden="0" w:uiPriority="64" w:unhideWhenUsed="0"/>
+    <w:lsdException w:name="Medium List 1 Accent 2" w:semiHidden="0" w:uiPriority="65" w:unhideWhenUsed="0"/>
+    <w:lsdException w:name="Medium List 2 Accent 2" w:semiHidden="0" w:uiPriority="66" w:unhideWhenUsed="0"/>
+    <w:lsdException w:name="Medium Grid 1 Accent 2" w:semiHidden="0" w:uiPriority="67" w:unhideWhenUsed="0"/>
+    <w:lsdException w:name="Medium Grid 2 Accent 2" w:semiHidden="0" w:uiPriority="68" w:unhideWhenUsed="0"/>
+    <w:lsdException w:name="Medium Grid 3 Accent 2" w:semiHidden="0" w:uiPriority="69" w:unhideWhenUsed="0"/>
+    <w:lsdException w:name="Dark List Accent 2" w:semiHidden="0" w:uiPriority="70" w:unhideWhenUsed="0"/>
+    <w:lsdException w:name="Colorful Shading Accent 2" w:semiHidden="0" w:uiPriority="71" w:unhideWhenUsed="0"/>
+    <w:lsdException w:name="Colorful List Accent 2" w:semiHidden="0" w:uiPriority="72" w:unhideWhenUsed="0"/>
+    <w:lsdException w:name="Colorful Grid Accent 2" w:semiHidden="0" w:uiPriority="73" w:unhideWhenUsed="0"/>
+    <w:lsdException w:name="Light Shading Accent 3" w:semiHidden="0" w:uiPriority="60" w:unhideWhenUsed="0"/>
+    <w:lsdException w:name="Light List Accent 3" w:semiHidden="0" w:uiPriority="61" w:unhideWhenUsed="0"/>
+    <w:lsdException w:name="Light Grid Accent 3" w:semiHidden="0" w:uiPriority="62" w:unhideWhenUsed="0"/>
+    <w:lsdException w:name="Medium Shading 1 Accent 3" w:semiHidden="0" w:uiPriority="63" w:unhideWhenUsed="0"/>
+    <w:lsdException w:name="Medium Shading 2 Accent 3" w:semiHidden="0" w:uiPriority="64" w:unhideWhenUsed="0"/>
+    <w:lsdException w:name="Medium List 1 Accent 3" w:semiHidden="0" w:uiPriority="65" w:unhideWhenUsed="0"/>
+    <w:lsdException w:name="Medium List 2 Accent 3" w:semiHidden="0" w:uiPriority="66" w:unhideWhenUsed="0"/>
+    <w:lsdException w:name="Medium Grid 1 Accent 3" w:semiHidden="0" w:uiPriority="67" w:unhideWhenUsed="0"/>
+    <w:lsdException w:name="Medium Grid 2 Accent 3" w:semiHidden="0" w:uiPriority="68" w:unhideWhenUsed="0"/>
+    <w:lsdException w:name="Medium Grid 3 Accent 3" w:semiHidden="0" w:uiPriority="69" w:unhideWhenUsed="0"/>
+    <w:lsdException w:name="Dark List Accent 3" w:semiHidden="0" w:uiPriority="70" w:unhideWhenUsed="0"/>
+    <w:lsdException w:name="Colorful Shading Accent 3" w:semiHidden="0" w:uiPriority="71" w:unhideWhenUsed="0"/>
+    <w:lsdException w:name="Colorful List Accent 3" w:semiHidden="0" w:uiPriority="72" w:unhideWhenUsed="0"/>
+    <w:lsdException w:name="Colorful Grid Accent 3" w:semiHidden="0" w:uiPriority="73" w:unhideWhenUsed="0"/>
+    <w:lsdException w:name="Light Shading Accent 4" w:semiHidden="0" w:uiPriority="60" w:unhideWhenUsed="0"/>
+    <w:lsdException w:name="Light List Accent 4" w:semiHidden="0" w:uiPriority="61" w:unhideWhenUsed="0"/>
+    <w:lsdException w:name="Light Grid Accent 4" w:semiHidden="0" w:uiPriority="62" w:unhideWhenUsed="0"/>
+    <w:lsdException w:name="Medium Shading 1 Accent 4" w:semiHidden="0" w:uiPriority="63" w:unhideWhenUsed="0"/>
+    <w:lsdException w:name="Medium Shading 2 Accent 4" w:semiHidden="0" w:uiPriority="64" w:unhideWhenUsed="0"/>
+    <w:lsdException w:name="Medium List 1 Accent 4" w:semiHidden="0" w:uiPriority="65" w:unhideWhenUsed="0"/>
+    <w:lsdException w:name="Medium List 2 Accent 4" w:semiHidden="0" w:uiPriority="66" w:unhideWhenUsed="0"/>
+    <w:lsdException w:name="Medium Grid 1 Accent 4" w:semiHidden="0" w:uiPriority="67" w:unhideWhenUsed="0"/>
+    <w:lsdException w:name="Medium Grid 2 Accent 4" w:semiHidden="0" w:uiPriority="68" w:unhideWhenUsed="0"/>
+    <w:lsdException w:name="Medium Grid 3 Accent 4" w:semiHidden="0" w:uiPriority="69" w:unhideWhenUsed="0"/>
+    <w:lsdException w:name="Dark List Accent 4" w:semiHidden="0" w:uiPriority="70" w:unhideWhenUsed="0"/>
+    <w:lsdException w:name="Colorful Shading Accent 4" w:semiHidden="0" w:uiPriority="71" w:unhideWhenUsed="0"/>
+    <w:lsdException w:name="Colorful List Accent 4" w:semiHidden="0" w:uiPriority="72" w:unhideWhenUsed="0"/>
+    <w:lsdException w:name="Colorful Grid Accent 4" w:semiHidden="0" w:uiPriority="73" w:unhideWhenUsed="0"/>
+    <w:lsdException w:name="Light Shading Accent 5" w:semiHidden="0" w:uiPriority="60" w:unhideWhenUsed="0"/>
+    <w:lsdException w:name="Light List Accent 5" w:semiHidden="0" w:uiPriority="61" w:unhideWhenUsed="0"/>
+    <w:lsdException w:name="Light Grid Accent 5" w:semiHidden="0" w:uiPriority="62" w:unhideWhenUsed="0"/>
+    <w:lsdException w:name="Medium Shading 1 Accent 5" w:semiHidden="0" w:uiPriority="63" w:unhideWhenUsed="0"/>
+    <w:lsdException w:name="Medium Shading 2 Accent 5" w:semiHidden="0" w:uiPriority="64" w:unhideWhenUsed="0"/>
+    <w:lsdException w:name="Medium List 1 Accent 5" w:semiHidden="0" w:uiPriority="65" w:unhideWhenUsed="0"/>
+    <w:lsdException w:name="Medium List 2 Accent 5" w:semiHidden="0" w:uiPriority="66" w:unhideWhenUsed="0"/>
+    <w:lsdException w:name="Medium Grid 1 Accent 5" w:semiHidden="0" w:uiPriority="67" w:unhideWhenUsed="0"/>
+    <w:lsdException w:name="Medium Grid 2 Accent 5" w:semiHidden="0" w:uiPriority="68" w:unhideWhenUsed="0"/>
+    <w:lsdException w:name="Medium Grid 3 Accent 5" w:semiHidden="0" w:uiPriority="69" w:unhideWhenUsed="0"/>
+    <w:lsdException w:name="Dark List Accent 5" w:semiHidden="0" w:uiPriority="70" w:unhideWhenUsed="0"/>
+    <w:lsdException w:name="Colorful Shading Accent 5" w:semiHidden="0" w:uiPriority="71" w:unhideWhenUsed="0"/>
+    <w:lsdException w:name="Colorful List Accent 5" w:semiHidden="0" w:uiPriority="72" w:unhideWhenUsed="0"/>
+    <w:lsdException w:name="Colorful Grid Accent 5" w:semiHidden="0" w:uiPriority="73" w:unhideWhenUsed="0"/>
+    <w:lsdException w:name="Light Shading Accent 6" w:semiHidden="0" w:uiPriority="60" w:unhideWhenUsed="0"/>
+    <w:lsdException w:name="Light List Accent 6" w:semiHidden="0" w:uiPriority="61" w:unhideWhenUsed="0"/>
+    <w:lsdException w:name="Light Grid Accent 6" w:semiHidden="0" w:uiPriority="62" w:unhideWhenUsed="0"/>
+    <w:lsdException w:name="Medium Shading 1 Accent 6" w:semiHidden="0" w:uiPriority="63" w:unhideWhenUsed="0"/>
+    <w:lsdException w:name="Medium Shading 2 Accent 6" w:semiHidden="0" w:uiPriority="64" w:unhideWhenUsed="0"/>
+    <w:lsdException w:name="Medium List 1 Accent 6" w:semiHidden="0" w:uiPriority="65" w:unhideWhenUsed="0"/>
+    <w:lsdException w:name="Medium List 2 Accent 6" w:semiHidden="0" w:uiPriority="66" w:unhideWhenUsed="0"/>
+    <w:lsdException w:name="Medium Grid 1 Accent 6" w:semiHidden="0" w:uiPriority="67" w:unhideWhenUsed="0"/>
+    <w:lsdException w:name="Medium Grid 2 Accent 6" w:semiHidden="0" w:uiPriority="68" w:unhideWhenUsed="0"/>
+    <w:lsdException w:name="Medium Grid 3 Accent 6" w:semiHidden="0" w:uiPriority="69" w:unhideWhenUsed="0"/>
+    <w:lsdException w:name="Dark List Accent 6" w:semiHidden="0" w:uiPriority="70" w:unhideWhenUsed="0"/>
+    <w:lsdException w:name="Colorful Shading Accent 6" w:semiHidden="0" w:uiPriority="71" w:unhideWhenUsed="0"/>
+    <w:lsdException w:name="Colorful List Accent 6" w:semiHidden="0" w:uiPriority="72" w:unhideWhenUsed="0"/>
+    <w:lsdException w:name="Colorful Grid Accent 6" w:semiHidden="0" w:uiPriority="73" w:unhideWhenUsed="0"/>
+    <w:lsdException w:name="Subtle Emphasis" w:semiHidden="0" w:uiPriority="19" w:unhideWhenUsed="0" w:qFormat="1"/>
+    <w:lsdException w:name="Intense Emphasis" w:semiHidden="0" w:uiPriority="21" w:unhideWhenUsed="0" w:qFormat="1"/>
+    <w:lsdException w:name="Subtle Reference" w:semiHidden="0" w:uiPriority="31" w:unhideWhenUsed="0" w:qFormat="1"/>
+    <w:lsdException w:name="Intense Reference" w:semiHidden="0" w:uiPriority="32" w:unhideWhenUsed="0" w:qFormat="1"/>
+    <w:lsdException w:name="Book Title" w:semiHidden="0" w:uiPriority="33" w:unhideWhenUsed="0" w:qFormat="1"/>
+    <w:lsdException w:name="Bibliography" w:uiPriority="37"/>
+    <w:lsdException w:name="TOC Heading" w:uiPriority="39" w:qFormat="1"/>
   </w:latentStyles>
   <w:style w:type="paragraph" w:default="1" w:styleId="Normal">
     <w:name w:val="Normal"/>
@@ -2298,7 +3785,7 @@
   <a:extraClrSchemeLst/>
   <a:extLst>
     <a:ext uri="{05A4C25C-085E-4340-85A3-A5531E510DB2}">
-      <thm15:themeFamily xmlns:thm15="http://schemas.microsoft.com/office/thememl/2012/main" name="Office Theme" id="{2E142A2C-CD16-42D6-873A-C26D2A0506FA}" vid="{1BDDFF52-6CD6-40A5-AB3C-68EB2F1E4D0A}"/>
+      <thm15:themeFamily xmlns:thm15="http://schemas.microsoft.com/office/thememl/2012/main" xmlns="" name="Office Theme" id="{2E142A2C-CD16-42D6-873A-C26D2A0506FA}" vid="{1BDDFF52-6CD6-40A5-AB3C-68EB2F1E4D0A}"/>
     </a:ext>
   </a:extLst>
 </a:theme>

--- a/idris/.NET React/Idris_Sadiq.docx
+++ b/idris/.NET React/Idris_Sadiq.docx
@@ -109,7 +109,7 @@
                 <w:rFonts w:ascii="Arial" w:eastAsia="Arial" w:hAnsi="Arial" w:cs="Arial"/>
                 <w:color w:val="BBBBBB"/>
               </w:rPr>
-              <w:t xml:space="preserve">idrissadiqdev@outlook.com  </w:t>
+              <w:t xml:space="preserve">Idrissdev@outlook.com  </w:t>
             </w:r>
             <w:r>
               <w:rPr>
@@ -123,7 +123,21 @@
                 <w:rFonts w:ascii="Arial" w:eastAsia="Arial" w:hAnsi="Arial" w:cs="Arial"/>
                 <w:color w:val="BBBBBB"/>
               </w:rPr>
-              <w:t>|  Los Angeles, California, United States</w:t>
+              <w:t xml:space="preserve">|  </w:t>
+            </w:r>
+            <w:r>
+              <w:rPr>
+                <w:rFonts w:ascii="Arial" w:eastAsia="Arial" w:hAnsi="Arial" w:cs="Arial"/>
+                <w:color w:val="BBBBBB"/>
+              </w:rPr>
+              <w:t>Spring Valley</w:t>
+            </w:r>
+            <w:r>
+              <w:rPr>
+                <w:rFonts w:ascii="Arial" w:eastAsia="Arial" w:hAnsi="Arial" w:cs="Arial"/>
+                <w:color w:val="BBBBBB"/>
+              </w:rPr>
+              <w:t>, California, United States</w:t>
             </w:r>
           </w:p>
           <w:p>
@@ -135,7 +149,14 @@
                 <w:rFonts w:ascii="Arial" w:eastAsia="Arial" w:hAnsi="Arial" w:cs="Arial"/>
                 <w:color w:val="BBBBBB"/>
               </w:rPr>
-              <w:t>LinkedIn: linkedin.com/in/idris-sadiq-958b453a6</w:t>
+              <w:t xml:space="preserve">LinkedIn: </w:t>
+            </w:r>
+            <w:r>
+              <w:rPr>
+                <w:rFonts w:ascii="Arial" w:eastAsia="Arial" w:hAnsi="Arial" w:cs="Arial"/>
+                <w:color w:val="BBBBBB"/>
+              </w:rPr>
+              <w:t>https://www.linkedin.com/in/idris-sadiq-1b824b3b4</w:t>
             </w:r>
           </w:p>
         </w:tc>
@@ -499,21 +520,24 @@
         <w:jc w:val="both"/>
         <w:rPr>
           <w:rFonts w:ascii="Arial" w:hAnsi="Arial" w:cs="Arial"/>
-          <w:sz w:val="20"/>
-        </w:rPr>
-      </w:pPr>
-      <w:r>
-        <w:rPr>
-          <w:rStyle w:val="Strong"/>
-          <w:rFonts w:ascii="Arial" w:hAnsi="Arial" w:cs="Arial"/>
-          <w:sz w:val="20"/>
+          <w:sz w:val="18"/>
+          <w:szCs w:val="18"/>
+        </w:rPr>
+      </w:pPr>
+      <w:r>
+        <w:rPr>
+          <w:rStyle w:val="Strong"/>
+          <w:rFonts w:ascii="Arial" w:hAnsi="Arial" w:cs="Arial"/>
+          <w:sz w:val="18"/>
+          <w:szCs w:val="18"/>
         </w:rPr>
         <w:t>Frontend</w:t>
       </w:r>
       <w:r>
         <w:rPr>
           <w:rFonts w:ascii="Arial" w:hAnsi="Arial" w:cs="Arial"/>
-          <w:sz w:val="20"/>
+          <w:sz w:val="18"/>
+          <w:szCs w:val="18"/>
         </w:rPr>
         <w:t xml:space="preserve"> — </w:t>
       </w:r>
@@ -521,14 +545,18 @@
         <w:rPr>
           <w:rStyle w:val="Strong"/>
           <w:rFonts w:ascii="Arial" w:hAnsi="Arial" w:cs="Arial"/>
-          <w:sz w:val="20"/>
+          <w:b w:val="0"/>
+          <w:sz w:val="18"/>
+          <w:szCs w:val="18"/>
         </w:rPr>
         <w:t>React</w:t>
       </w:r>
       <w:r>
         <w:rPr>
           <w:rFonts w:ascii="Arial" w:hAnsi="Arial" w:cs="Arial"/>
-          <w:sz w:val="20"/>
+          <w:b/>
+          <w:sz w:val="18"/>
+          <w:szCs w:val="18"/>
         </w:rPr>
         <w:t xml:space="preserve">, </w:t>
       </w:r>
@@ -537,7 +565,9 @@
         <w:rPr>
           <w:rStyle w:val="Strong"/>
           <w:rFonts w:ascii="Arial" w:hAnsi="Arial" w:cs="Arial"/>
-          <w:sz w:val="20"/>
+          <w:b w:val="0"/>
+          <w:sz w:val="18"/>
+          <w:szCs w:val="18"/>
         </w:rPr>
         <w:t>TypeScript</w:t>
       </w:r>
@@ -545,7 +575,9 @@
       <w:r>
         <w:rPr>
           <w:rFonts w:ascii="Arial" w:hAnsi="Arial" w:cs="Arial"/>
-          <w:sz w:val="20"/>
+          <w:b/>
+          <w:sz w:val="18"/>
+          <w:szCs w:val="18"/>
         </w:rPr>
         <w:t xml:space="preserve">, </w:t>
       </w:r>
@@ -553,14 +585,18 @@
         <w:rPr>
           <w:rStyle w:val="Strong"/>
           <w:rFonts w:ascii="Arial" w:hAnsi="Arial" w:cs="Arial"/>
-          <w:sz w:val="20"/>
+          <w:b w:val="0"/>
+          <w:sz w:val="18"/>
+          <w:szCs w:val="18"/>
         </w:rPr>
         <w:t>Next.js</w:t>
       </w:r>
       <w:r>
         <w:rPr>
           <w:rFonts w:ascii="Arial" w:hAnsi="Arial" w:cs="Arial"/>
-          <w:sz w:val="20"/>
+          <w:b/>
+          <w:sz w:val="18"/>
+          <w:szCs w:val="18"/>
         </w:rPr>
         <w:t xml:space="preserve">, </w:t>
       </w:r>
@@ -569,7 +605,9 @@
         <w:rPr>
           <w:rStyle w:val="Strong"/>
           <w:rFonts w:ascii="Arial" w:hAnsi="Arial" w:cs="Arial"/>
-          <w:sz w:val="20"/>
+          <w:b w:val="0"/>
+          <w:sz w:val="18"/>
+          <w:szCs w:val="18"/>
         </w:rPr>
         <w:t>Redux</w:t>
       </w:r>
@@ -577,7 +615,9 @@
       <w:r>
         <w:rPr>
           <w:rFonts w:ascii="Arial" w:hAnsi="Arial" w:cs="Arial"/>
-          <w:sz w:val="20"/>
+          <w:b/>
+          <w:sz w:val="18"/>
+          <w:szCs w:val="18"/>
         </w:rPr>
         <w:t xml:space="preserve">, </w:t>
       </w:r>
@@ -585,14 +625,18 @@
         <w:rPr>
           <w:rStyle w:val="Strong"/>
           <w:rFonts w:ascii="Arial" w:hAnsi="Arial" w:cs="Arial"/>
-          <w:sz w:val="20"/>
+          <w:b w:val="0"/>
+          <w:sz w:val="18"/>
+          <w:szCs w:val="18"/>
         </w:rPr>
         <w:t>React Query</w:t>
       </w:r>
       <w:r>
         <w:rPr>
           <w:rFonts w:ascii="Arial" w:hAnsi="Arial" w:cs="Arial"/>
-          <w:sz w:val="20"/>
+          <w:b/>
+          <w:sz w:val="18"/>
+          <w:szCs w:val="18"/>
         </w:rPr>
         <w:t xml:space="preserve">, </w:t>
       </w:r>
@@ -601,7 +645,9 @@
         <w:rPr>
           <w:rStyle w:val="Strong"/>
           <w:rFonts w:ascii="Arial" w:hAnsi="Arial" w:cs="Arial"/>
-          <w:sz w:val="20"/>
+          <w:b w:val="0"/>
+          <w:sz w:val="18"/>
+          <w:szCs w:val="18"/>
         </w:rPr>
         <w:t>Formik</w:t>
       </w:r>
@@ -609,7 +655,9 @@
       <w:r>
         <w:rPr>
           <w:rFonts w:ascii="Arial" w:hAnsi="Arial" w:cs="Arial"/>
-          <w:sz w:val="20"/>
+          <w:b/>
+          <w:sz w:val="18"/>
+          <w:szCs w:val="18"/>
         </w:rPr>
         <w:t xml:space="preserve">, </w:t>
       </w:r>
@@ -618,7 +666,9 @@
         <w:rPr>
           <w:rStyle w:val="Strong"/>
           <w:rFonts w:ascii="Arial" w:hAnsi="Arial" w:cs="Arial"/>
-          <w:sz w:val="20"/>
+          <w:b w:val="0"/>
+          <w:sz w:val="18"/>
+          <w:szCs w:val="18"/>
         </w:rPr>
         <w:t>Vite</w:t>
       </w:r>
@@ -626,7 +676,9 @@
       <w:r>
         <w:rPr>
           <w:rFonts w:ascii="Arial" w:hAnsi="Arial" w:cs="Arial"/>
-          <w:sz w:val="20"/>
+          <w:b/>
+          <w:sz w:val="18"/>
+          <w:szCs w:val="18"/>
         </w:rPr>
         <w:t xml:space="preserve">, </w:t>
       </w:r>
@@ -635,7 +687,9 @@
         <w:rPr>
           <w:rStyle w:val="Strong"/>
           <w:rFonts w:ascii="Arial" w:hAnsi="Arial" w:cs="Arial"/>
-          <w:sz w:val="20"/>
+          <w:b w:val="0"/>
+          <w:sz w:val="18"/>
+          <w:szCs w:val="18"/>
         </w:rPr>
         <w:t>Webpack</w:t>
       </w:r>
@@ -643,7 +697,9 @@
       <w:r>
         <w:rPr>
           <w:rFonts w:ascii="Arial" w:hAnsi="Arial" w:cs="Arial"/>
-          <w:sz w:val="20"/>
+          <w:b/>
+          <w:sz w:val="18"/>
+          <w:szCs w:val="18"/>
         </w:rPr>
         <w:t xml:space="preserve">, </w:t>
       </w:r>
@@ -651,14 +707,18 @@
         <w:rPr>
           <w:rStyle w:val="Strong"/>
           <w:rFonts w:ascii="Arial" w:hAnsi="Arial" w:cs="Arial"/>
-          <w:sz w:val="20"/>
+          <w:b w:val="0"/>
+          <w:sz w:val="18"/>
+          <w:szCs w:val="18"/>
         </w:rPr>
         <w:t>Tailwind CSS</w:t>
       </w:r>
       <w:r>
         <w:rPr>
           <w:rFonts w:ascii="Arial" w:hAnsi="Arial" w:cs="Arial"/>
-          <w:sz w:val="20"/>
+          <w:b/>
+          <w:sz w:val="18"/>
+          <w:szCs w:val="18"/>
         </w:rPr>
         <w:t xml:space="preserve">, </w:t>
       </w:r>
@@ -666,14 +726,18 @@
         <w:rPr>
           <w:rStyle w:val="Strong"/>
           <w:rFonts w:ascii="Arial" w:hAnsi="Arial" w:cs="Arial"/>
-          <w:sz w:val="20"/>
+          <w:b w:val="0"/>
+          <w:sz w:val="18"/>
+          <w:szCs w:val="18"/>
         </w:rPr>
         <w:t>Material UI</w:t>
       </w:r>
       <w:r>
         <w:rPr>
           <w:rFonts w:ascii="Arial" w:hAnsi="Arial" w:cs="Arial"/>
-          <w:sz w:val="20"/>
+          <w:b/>
+          <w:sz w:val="18"/>
+          <w:szCs w:val="18"/>
         </w:rPr>
         <w:t xml:space="preserve">, </w:t>
       </w:r>
@@ -681,14 +745,18 @@
         <w:rPr>
           <w:rStyle w:val="Strong"/>
           <w:rFonts w:ascii="Arial" w:hAnsi="Arial" w:cs="Arial"/>
-          <w:sz w:val="20"/>
+          <w:b w:val="0"/>
+          <w:sz w:val="18"/>
+          <w:szCs w:val="18"/>
         </w:rPr>
         <w:t>Bootstrap</w:t>
       </w:r>
       <w:r>
         <w:rPr>
           <w:rFonts w:ascii="Arial" w:hAnsi="Arial" w:cs="Arial"/>
-          <w:sz w:val="20"/>
+          <w:b/>
+          <w:sz w:val="18"/>
+          <w:szCs w:val="18"/>
         </w:rPr>
         <w:t xml:space="preserve">, </w:t>
       </w:r>
@@ -696,14 +764,17 @@
         <w:rPr>
           <w:rStyle w:val="Strong"/>
           <w:rFonts w:ascii="Arial" w:hAnsi="Arial" w:cs="Arial"/>
-          <w:sz w:val="20"/>
+          <w:b w:val="0"/>
+          <w:sz w:val="18"/>
+          <w:szCs w:val="18"/>
         </w:rPr>
         <w:t>Storybook</w:t>
       </w:r>
       <w:r>
         <w:rPr>
           <w:rFonts w:ascii="Arial" w:hAnsi="Arial" w:cs="Arial"/>
-          <w:sz w:val="20"/>
+          <w:sz w:val="18"/>
+          <w:szCs w:val="18"/>
         </w:rPr>
         <w:t xml:space="preserve">, micro-frontend patterns, </w:t>
       </w:r>
@@ -711,14 +782,17 @@
         <w:rPr>
           <w:rStyle w:val="Strong"/>
           <w:rFonts w:ascii="Arial" w:hAnsi="Arial" w:cs="Arial"/>
-          <w:sz w:val="20"/>
+          <w:b w:val="0"/>
+          <w:sz w:val="18"/>
+          <w:szCs w:val="18"/>
         </w:rPr>
         <w:t>accessibility</w:t>
       </w:r>
       <w:r>
         <w:rPr>
           <w:rFonts w:ascii="Arial" w:hAnsi="Arial" w:cs="Arial"/>
-          <w:sz w:val="20"/>
+          <w:sz w:val="18"/>
+          <w:szCs w:val="18"/>
         </w:rPr>
         <w:t xml:space="preserve"> (WCAG-minded UI), performance profiling (Lighthouse, Web Vitals)</w:t>
       </w:r>
@@ -732,22 +806,28 @@
         </w:numPr>
         <w:jc w:val="both"/>
         <w:rPr>
-          <w:rFonts w:ascii="Arial" w:hAnsi="Arial" w:cs="Arial"/>
-          <w:sz w:val="20"/>
-        </w:rPr>
-      </w:pPr>
-      <w:r>
-        <w:rPr>
-          <w:rStyle w:val="Strong"/>
-          <w:rFonts w:ascii="Arial" w:hAnsi="Arial" w:cs="Arial"/>
-          <w:sz w:val="20"/>
+          <w:rStyle w:val="Strong"/>
+          <w:rFonts w:ascii="Arial" w:hAnsi="Arial" w:cs="Arial"/>
+          <w:b w:val="0"/>
+          <w:bCs w:val="0"/>
+          <w:sz w:val="18"/>
+          <w:szCs w:val="18"/>
+        </w:rPr>
+      </w:pPr>
+      <w:r>
+        <w:rPr>
+          <w:rStyle w:val="Strong"/>
+          <w:rFonts w:ascii="Arial" w:hAnsi="Arial" w:cs="Arial"/>
+          <w:sz w:val="18"/>
+          <w:szCs w:val="18"/>
         </w:rPr>
         <w:t>Backend &amp; APIs</w:t>
       </w:r>
       <w:r>
         <w:rPr>
           <w:rFonts w:ascii="Arial" w:hAnsi="Arial" w:cs="Arial"/>
-          <w:sz w:val="20"/>
+          <w:sz w:val="18"/>
+          <w:szCs w:val="18"/>
         </w:rPr>
         <w:t xml:space="preserve"> — </w:t>
       </w:r>
@@ -755,14 +835,18 @@
         <w:rPr>
           <w:rStyle w:val="Strong"/>
           <w:rFonts w:ascii="Arial" w:hAnsi="Arial" w:cs="Arial"/>
-          <w:sz w:val="20"/>
+          <w:b w:val="0"/>
+          <w:sz w:val="18"/>
+          <w:szCs w:val="18"/>
         </w:rPr>
         <w:t>C#/.NET</w:t>
       </w:r>
       <w:r>
         <w:rPr>
           <w:rFonts w:ascii="Arial" w:hAnsi="Arial" w:cs="Arial"/>
-          <w:sz w:val="20"/>
+          <w:b/>
+          <w:sz w:val="18"/>
+          <w:szCs w:val="18"/>
         </w:rPr>
         <w:t xml:space="preserve">, </w:t>
       </w:r>
@@ -770,14 +854,18 @@
         <w:rPr>
           <w:rStyle w:val="Strong"/>
           <w:rFonts w:ascii="Arial" w:hAnsi="Arial" w:cs="Arial"/>
-          <w:sz w:val="20"/>
+          <w:b w:val="0"/>
+          <w:sz w:val="18"/>
+          <w:szCs w:val="18"/>
         </w:rPr>
         <w:t>ASP.NET Core</w:t>
       </w:r>
       <w:r>
         <w:rPr>
           <w:rFonts w:ascii="Arial" w:hAnsi="Arial" w:cs="Arial"/>
-          <w:sz w:val="20"/>
+          <w:b/>
+          <w:sz w:val="18"/>
+          <w:szCs w:val="18"/>
         </w:rPr>
         <w:t xml:space="preserve">, </w:t>
       </w:r>
@@ -785,14 +873,18 @@
         <w:rPr>
           <w:rStyle w:val="Strong"/>
           <w:rFonts w:ascii="Arial" w:hAnsi="Arial" w:cs="Arial"/>
-          <w:sz w:val="20"/>
+          <w:b w:val="0"/>
+          <w:sz w:val="18"/>
+          <w:szCs w:val="18"/>
         </w:rPr>
         <w:t>Node.js</w:t>
       </w:r>
       <w:r>
         <w:rPr>
           <w:rFonts w:ascii="Arial" w:hAnsi="Arial" w:cs="Arial"/>
-          <w:sz w:val="20"/>
+          <w:b/>
+          <w:sz w:val="18"/>
+          <w:szCs w:val="18"/>
         </w:rPr>
         <w:t xml:space="preserve">, </w:t>
       </w:r>
@@ -800,14 +892,18 @@
         <w:rPr>
           <w:rStyle w:val="Strong"/>
           <w:rFonts w:ascii="Arial" w:hAnsi="Arial" w:cs="Arial"/>
-          <w:sz w:val="20"/>
+          <w:b w:val="0"/>
+          <w:sz w:val="18"/>
+          <w:szCs w:val="18"/>
         </w:rPr>
         <w:t>Express</w:t>
       </w:r>
       <w:r>
         <w:rPr>
           <w:rFonts w:ascii="Arial" w:hAnsi="Arial" w:cs="Arial"/>
-          <w:sz w:val="20"/>
+          <w:b/>
+          <w:sz w:val="18"/>
+          <w:szCs w:val="18"/>
         </w:rPr>
         <w:t xml:space="preserve">, </w:t>
       </w:r>
@@ -816,7 +912,9 @@
         <w:rPr>
           <w:rStyle w:val="Strong"/>
           <w:rFonts w:ascii="Arial" w:hAnsi="Arial" w:cs="Arial"/>
-          <w:sz w:val="20"/>
+          <w:b w:val="0"/>
+          <w:sz w:val="18"/>
+          <w:szCs w:val="18"/>
         </w:rPr>
         <w:t>NestJS</w:t>
       </w:r>
@@ -824,7 +922,9 @@
       <w:r>
         <w:rPr>
           <w:rFonts w:ascii="Arial" w:hAnsi="Arial" w:cs="Arial"/>
-          <w:sz w:val="20"/>
+          <w:b/>
+          <w:sz w:val="18"/>
+          <w:szCs w:val="18"/>
         </w:rPr>
         <w:t xml:space="preserve">, </w:t>
       </w:r>
@@ -832,14 +932,18 @@
         <w:rPr>
           <w:rStyle w:val="Strong"/>
           <w:rFonts w:ascii="Arial" w:hAnsi="Arial" w:cs="Arial"/>
-          <w:sz w:val="20"/>
+          <w:b w:val="0"/>
+          <w:sz w:val="18"/>
+          <w:szCs w:val="18"/>
         </w:rPr>
         <w:t>REST</w:t>
       </w:r>
       <w:r>
         <w:rPr>
           <w:rFonts w:ascii="Arial" w:hAnsi="Arial" w:cs="Arial"/>
-          <w:sz w:val="20"/>
+          <w:b/>
+          <w:sz w:val="18"/>
+          <w:szCs w:val="18"/>
         </w:rPr>
         <w:t xml:space="preserve">, </w:t>
       </w:r>
@@ -848,7 +952,9 @@
         <w:rPr>
           <w:rStyle w:val="Strong"/>
           <w:rFonts w:ascii="Arial" w:hAnsi="Arial" w:cs="Arial"/>
-          <w:sz w:val="20"/>
+          <w:b w:val="0"/>
+          <w:sz w:val="18"/>
+          <w:szCs w:val="18"/>
         </w:rPr>
         <w:t>GraphQL</w:t>
       </w:r>
@@ -856,7 +962,9 @@
       <w:r>
         <w:rPr>
           <w:rFonts w:ascii="Arial" w:hAnsi="Arial" w:cs="Arial"/>
-          <w:sz w:val="20"/>
+          <w:b/>
+          <w:sz w:val="18"/>
+          <w:szCs w:val="18"/>
         </w:rPr>
         <w:t xml:space="preserve">, </w:t>
       </w:r>
@@ -865,7 +973,9 @@
         <w:rPr>
           <w:rStyle w:val="Strong"/>
           <w:rFonts w:ascii="Arial" w:hAnsi="Arial" w:cs="Arial"/>
-          <w:sz w:val="20"/>
+          <w:b w:val="0"/>
+          <w:sz w:val="18"/>
+          <w:szCs w:val="18"/>
         </w:rPr>
         <w:t>WebSockets</w:t>
       </w:r>
@@ -873,15 +983,26 @@
       <w:r>
         <w:rPr>
           <w:rFonts w:ascii="Arial" w:hAnsi="Arial" w:cs="Arial"/>
-          <w:sz w:val="20"/>
-        </w:rPr>
-        <w:t xml:space="preserve">, background jobs, API versioning, </w:t>
-      </w:r>
-      <w:proofErr w:type="spellStart"/>
-      <w:r>
-        <w:rPr>
-          <w:rFonts w:ascii="Arial" w:hAnsi="Arial" w:cs="Arial"/>
-          <w:sz w:val="20"/>
+          <w:b/>
+          <w:sz w:val="18"/>
+          <w:szCs w:val="18"/>
+        </w:rPr>
+        <w:t>,</w:t>
+      </w:r>
+      <w:r>
+        <w:rPr>
+          <w:rFonts w:ascii="Arial" w:hAnsi="Arial" w:cs="Arial"/>
+          <w:sz w:val="18"/>
+          <w:szCs w:val="18"/>
+        </w:rPr>
+        <w:t xml:space="preserve"> background jobs, API versioning, </w:t>
+      </w:r>
+      <w:proofErr w:type="spellStart"/>
+      <w:r>
+        <w:rPr>
+          <w:rFonts w:ascii="Arial" w:hAnsi="Arial" w:cs="Arial"/>
+          <w:sz w:val="18"/>
+          <w:szCs w:val="18"/>
         </w:rPr>
         <w:t>idempotency</w:t>
       </w:r>
@@ -889,7 +1010,8 @@
       <w:r>
         <w:rPr>
           <w:rFonts w:ascii="Arial" w:hAnsi="Arial" w:cs="Arial"/>
-          <w:sz w:val="20"/>
+          <w:sz w:val="18"/>
+          <w:szCs w:val="18"/>
         </w:rPr>
         <w:t xml:space="preserve">, caching strategies, </w:t>
       </w:r>
@@ -898,7 +1020,9 @@
         <w:rPr>
           <w:rStyle w:val="Strong"/>
           <w:rFonts w:ascii="Arial" w:hAnsi="Arial" w:cs="Arial"/>
-          <w:sz w:val="20"/>
+          <w:b w:val="0"/>
+          <w:sz w:val="18"/>
+          <w:szCs w:val="18"/>
         </w:rPr>
         <w:t>OpenAPI</w:t>
       </w:r>
@@ -907,14 +1031,18 @@
         <w:rPr>
           <w:rStyle w:val="Strong"/>
           <w:rFonts w:ascii="Arial" w:hAnsi="Arial" w:cs="Arial"/>
-          <w:sz w:val="20"/>
+          <w:b w:val="0"/>
+          <w:sz w:val="18"/>
+          <w:szCs w:val="18"/>
         </w:rPr>
         <w:t>/Swagger</w:t>
       </w:r>
       <w:r>
         <w:rPr>
           <w:rFonts w:ascii="Arial" w:hAnsi="Arial" w:cs="Arial"/>
-          <w:sz w:val="20"/>
+          <w:b/>
+          <w:sz w:val="18"/>
+          <w:szCs w:val="18"/>
         </w:rPr>
         <w:t xml:space="preserve">, </w:t>
       </w:r>
@@ -922,14 +1050,18 @@
         <w:rPr>
           <w:rStyle w:val="Strong"/>
           <w:rFonts w:ascii="Arial" w:hAnsi="Arial" w:cs="Arial"/>
-          <w:sz w:val="20"/>
+          <w:b w:val="0"/>
+          <w:sz w:val="18"/>
+          <w:szCs w:val="18"/>
         </w:rPr>
         <w:t>OAuth2</w:t>
       </w:r>
       <w:r>
         <w:rPr>
           <w:rFonts w:ascii="Arial" w:hAnsi="Arial" w:cs="Arial"/>
-          <w:sz w:val="20"/>
+          <w:b/>
+          <w:sz w:val="18"/>
+          <w:szCs w:val="18"/>
         </w:rPr>
         <w:t xml:space="preserve">, </w:t>
       </w:r>
@@ -938,7 +1070,9 @@
         <w:rPr>
           <w:rStyle w:val="Strong"/>
           <w:rFonts w:ascii="Arial" w:hAnsi="Arial" w:cs="Arial"/>
-          <w:sz w:val="20"/>
+          <w:b w:val="0"/>
+          <w:sz w:val="18"/>
+          <w:szCs w:val="18"/>
         </w:rPr>
         <w:t>OpenID</w:t>
       </w:r>
@@ -947,14 +1081,27 @@
         <w:rPr>
           <w:rStyle w:val="Strong"/>
           <w:rFonts w:ascii="Arial" w:hAnsi="Arial" w:cs="Arial"/>
-          <w:sz w:val="20"/>
-        </w:rPr>
-        <w:t xml:space="preserve"> Connect</w:t>
-      </w:r>
-      <w:r>
-        <w:rPr>
-          <w:rFonts w:ascii="Arial" w:hAnsi="Arial" w:cs="Arial"/>
-          <w:sz w:val="20"/>
+          <w:sz w:val="18"/>
+          <w:szCs w:val="18"/>
+        </w:rPr>
+        <w:t xml:space="preserve"> </w:t>
+      </w:r>
+      <w:r>
+        <w:rPr>
+          <w:rStyle w:val="Strong"/>
+          <w:rFonts w:ascii="Arial" w:hAnsi="Arial" w:cs="Arial"/>
+          <w:b w:val="0"/>
+          <w:sz w:val="18"/>
+          <w:szCs w:val="18"/>
+        </w:rPr>
+        <w:t>Connect</w:t>
+      </w:r>
+      <w:r>
+        <w:rPr>
+          <w:rFonts w:ascii="Arial" w:hAnsi="Arial" w:cs="Arial"/>
+          <w:b/>
+          <w:sz w:val="18"/>
+          <w:szCs w:val="18"/>
         </w:rPr>
         <w:t xml:space="preserve">, </w:t>
       </w:r>
@@ -962,14 +1109,17 @@
         <w:rPr>
           <w:rStyle w:val="Strong"/>
           <w:rFonts w:ascii="Arial" w:hAnsi="Arial" w:cs="Arial"/>
-          <w:sz w:val="20"/>
+          <w:b w:val="0"/>
+          <w:sz w:val="18"/>
+          <w:szCs w:val="18"/>
         </w:rPr>
         <w:t>JWT</w:t>
       </w:r>
       <w:r>
         <w:rPr>
           <w:rFonts w:ascii="Arial" w:hAnsi="Arial" w:cs="Arial"/>
-          <w:sz w:val="20"/>
+          <w:sz w:val="18"/>
+          <w:szCs w:val="18"/>
         </w:rPr>
         <w:t xml:space="preserve">, </w:t>
       </w:r>
@@ -977,7 +1127,8 @@
       <w:r>
         <w:rPr>
           <w:rFonts w:ascii="Arial" w:hAnsi="Arial" w:cs="Arial"/>
-          <w:sz w:val="20"/>
+          <w:sz w:val="18"/>
+          <w:szCs w:val="18"/>
         </w:rPr>
         <w:t>webhooks</w:t>
       </w:r>
@@ -985,7 +1136,8 @@
       <w:r>
         <w:rPr>
           <w:rFonts w:ascii="Arial" w:hAnsi="Arial" w:cs="Arial"/>
-          <w:sz w:val="20"/>
+          <w:sz w:val="18"/>
+          <w:szCs w:val="18"/>
         </w:rPr>
         <w:t xml:space="preserve">, rate limiting, </w:t>
       </w:r>
@@ -993,22 +1145,36 @@
         <w:rPr>
           <w:rStyle w:val="Strong"/>
           <w:rFonts w:ascii="Arial" w:hAnsi="Arial" w:cs="Arial"/>
-          <w:sz w:val="20"/>
+          <w:b w:val="0"/>
+          <w:sz w:val="18"/>
+          <w:szCs w:val="18"/>
         </w:rPr>
         <w:t>RBAC/ABAC</w:t>
       </w:r>
       <w:r>
         <w:rPr>
           <w:rFonts w:ascii="Arial" w:hAnsi="Arial" w:cs="Arial"/>
-          <w:sz w:val="20"/>
-        </w:rPr>
-        <w:t xml:space="preserve">, </w:t>
-      </w:r>
-      <w:r>
-        <w:rPr>
-          <w:rStyle w:val="Strong"/>
-          <w:rFonts w:ascii="Arial" w:hAnsi="Arial" w:cs="Arial"/>
-          <w:sz w:val="20"/>
+          <w:sz w:val="18"/>
+          <w:szCs w:val="18"/>
+        </w:rPr>
+        <w:t>,</w:t>
+      </w:r>
+      <w:r>
+        <w:rPr>
+          <w:rFonts w:ascii="Arial" w:hAnsi="Arial" w:cs="Arial"/>
+          <w:b/>
+          <w:sz w:val="18"/>
+          <w:szCs w:val="18"/>
+        </w:rPr>
+        <w:t xml:space="preserve"> </w:t>
+      </w:r>
+      <w:r>
+        <w:rPr>
+          <w:rStyle w:val="Strong"/>
+          <w:rFonts w:ascii="Arial" w:hAnsi="Arial" w:cs="Arial"/>
+          <w:b w:val="0"/>
+          <w:sz w:val="18"/>
+          <w:szCs w:val="18"/>
         </w:rPr>
         <w:t>audit logging</w:t>
       </w:r>
@@ -1023,30 +1189,56 @@
         <w:jc w:val="both"/>
         <w:rPr>
           <w:rFonts w:ascii="Arial" w:hAnsi="Arial" w:cs="Arial"/>
-          <w:sz w:val="20"/>
-        </w:rPr>
-      </w:pPr>
-      <w:r>
-        <w:rPr>
-          <w:rStyle w:val="Strong"/>
-          <w:rFonts w:ascii="Arial" w:hAnsi="Arial" w:cs="Arial"/>
-          <w:sz w:val="20"/>
+          <w:sz w:val="18"/>
+          <w:szCs w:val="18"/>
+        </w:rPr>
+      </w:pPr>
+      <w:r>
+        <w:rPr>
+          <w:rStyle w:val="Strong"/>
+          <w:rFonts w:ascii="Arial" w:hAnsi="Arial" w:cs="Arial"/>
+          <w:sz w:val="18"/>
+          <w:szCs w:val="18"/>
         </w:rPr>
         <w:t>Data, Messaging &amp; Search</w:t>
       </w:r>
       <w:r>
         <w:rPr>
           <w:rFonts w:ascii="Arial" w:hAnsi="Arial" w:cs="Arial"/>
-          <w:sz w:val="20"/>
-        </w:rPr>
-        <w:t xml:space="preserve"> — Relational: </w:t>
-      </w:r>
-      <w:proofErr w:type="spellStart"/>
-      <w:r>
-        <w:rPr>
-          <w:rStyle w:val="Strong"/>
-          <w:rFonts w:ascii="Arial" w:hAnsi="Arial" w:cs="Arial"/>
-          <w:sz w:val="20"/>
+          <w:sz w:val="18"/>
+          <w:szCs w:val="18"/>
+        </w:rPr>
+        <w:t xml:space="preserve"> — </w:t>
+      </w:r>
+      <w:r>
+        <w:rPr>
+          <w:rFonts w:ascii="Arial" w:hAnsi="Arial" w:cs="Arial"/>
+          <w:b/>
+          <w:bCs/>
+          <w:color w:val="000000"/>
+          <w:sz w:val="18"/>
+          <w:szCs w:val="18"/>
+        </w:rPr>
+        <w:t>Relational</w:t>
+      </w:r>
+      <w:r>
+        <w:rPr>
+          <w:rFonts w:ascii="Arial" w:hAnsi="Arial" w:cs="Arial"/>
+          <w:bCs/>
+          <w:color w:val="000000"/>
+          <w:sz w:val="18"/>
+          <w:szCs w:val="18"/>
+        </w:rPr>
+        <w:t xml:space="preserve">: </w:t>
+      </w:r>
+      <w:proofErr w:type="spellStart"/>
+      <w:r>
+        <w:rPr>
+          <w:rFonts w:ascii="Arial" w:hAnsi="Arial" w:cs="Arial"/>
+          <w:bCs/>
+          <w:color w:val="000000"/>
+          <w:sz w:val="18"/>
+          <w:szCs w:val="18"/>
         </w:rPr>
         <w:t>PostgreSQL</w:t>
       </w:r>
@@ -1054,160 +1246,206 @@
       <w:r>
         <w:rPr>
           <w:rFonts w:ascii="Arial" w:hAnsi="Arial" w:cs="Arial"/>
-          <w:sz w:val="20"/>
+          <w:bCs/>
+          <w:color w:val="000000"/>
+          <w:sz w:val="18"/>
+          <w:szCs w:val="18"/>
+        </w:rPr>
+        <w:t>, MySQL, SQL Server</w:t>
+      </w:r>
+      <w:r>
+        <w:rPr>
+          <w:rFonts w:ascii="Arial" w:hAnsi="Arial" w:cs="Arial"/>
+          <w:b/>
+          <w:bCs/>
+          <w:color w:val="000000"/>
+          <w:sz w:val="18"/>
+          <w:szCs w:val="18"/>
+        </w:rPr>
+        <w:t xml:space="preserve"> </w:t>
+      </w:r>
+      <w:r>
+        <w:rPr>
+          <w:rFonts w:ascii="Arial" w:hAnsi="Arial" w:cs="Arial"/>
+          <w:bCs/>
+          <w:color w:val="000000"/>
+          <w:sz w:val="18"/>
+          <w:szCs w:val="18"/>
+        </w:rPr>
+        <w:t>•</w:t>
+      </w:r>
+      <w:r>
+        <w:rPr>
+          <w:rFonts w:ascii="Arial" w:hAnsi="Arial" w:cs="Arial"/>
+          <w:b/>
+          <w:bCs/>
+          <w:color w:val="000000"/>
+          <w:sz w:val="18"/>
+          <w:szCs w:val="18"/>
+        </w:rPr>
+        <w:t xml:space="preserve"> </w:t>
+      </w:r>
+      <w:proofErr w:type="spellStart"/>
+      <w:r>
+        <w:rPr>
+          <w:rFonts w:ascii="Arial" w:hAnsi="Arial" w:cs="Arial"/>
+          <w:b/>
+          <w:bCs/>
+          <w:color w:val="000000"/>
+          <w:sz w:val="18"/>
+          <w:szCs w:val="18"/>
+        </w:rPr>
+        <w:t>NoSQL</w:t>
+      </w:r>
+      <w:proofErr w:type="spellEnd"/>
+      <w:r>
+        <w:rPr>
+          <w:rFonts w:ascii="Arial" w:hAnsi="Arial" w:cs="Arial"/>
+          <w:bCs/>
+          <w:color w:val="000000"/>
+          <w:sz w:val="18"/>
+          <w:szCs w:val="18"/>
+        </w:rPr>
+        <w:t xml:space="preserve">: </w:t>
+      </w:r>
+      <w:proofErr w:type="spellStart"/>
+      <w:r>
+        <w:rPr>
+          <w:rFonts w:ascii="Arial" w:hAnsi="Arial" w:cs="Arial"/>
+          <w:bCs/>
+          <w:color w:val="000000"/>
+          <w:sz w:val="18"/>
+          <w:szCs w:val="18"/>
+        </w:rPr>
+        <w:t>Redis</w:t>
+      </w:r>
+      <w:proofErr w:type="spellEnd"/>
+      <w:r>
+        <w:rPr>
+          <w:rFonts w:ascii="Arial" w:hAnsi="Arial" w:cs="Arial"/>
+          <w:bCs/>
+          <w:color w:val="000000"/>
+          <w:sz w:val="18"/>
+          <w:szCs w:val="18"/>
         </w:rPr>
         <w:t xml:space="preserve">, </w:t>
       </w:r>
-      <w:r>
-        <w:rPr>
-          <w:rStyle w:val="Strong"/>
-          <w:rFonts w:ascii="Arial" w:hAnsi="Arial" w:cs="Arial"/>
-          <w:sz w:val="20"/>
-        </w:rPr>
-        <w:t>MySQL</w:t>
-      </w:r>
-      <w:r>
-        <w:rPr>
-          <w:rFonts w:ascii="Arial" w:hAnsi="Arial" w:cs="Arial"/>
-          <w:sz w:val="20"/>
+      <w:proofErr w:type="spellStart"/>
+      <w:r>
+        <w:rPr>
+          <w:rFonts w:ascii="Arial" w:hAnsi="Arial" w:cs="Arial"/>
+          <w:bCs/>
+          <w:color w:val="000000"/>
+          <w:sz w:val="18"/>
+          <w:szCs w:val="18"/>
+        </w:rPr>
+        <w:t>MongoDB</w:t>
+      </w:r>
+      <w:proofErr w:type="spellEnd"/>
+      <w:r>
+        <w:rPr>
+          <w:rFonts w:ascii="Arial" w:hAnsi="Arial" w:cs="Arial"/>
+          <w:bCs/>
+          <w:color w:val="000000"/>
+          <w:sz w:val="18"/>
+          <w:szCs w:val="18"/>
         </w:rPr>
         <w:t xml:space="preserve">, </w:t>
       </w:r>
-      <w:r>
-        <w:rPr>
-          <w:rStyle w:val="Strong"/>
-          <w:rFonts w:ascii="Arial" w:hAnsi="Arial" w:cs="Arial"/>
-          <w:sz w:val="20"/>
-        </w:rPr>
-        <w:t>SQL Server</w:t>
-      </w:r>
-      <w:r>
-        <w:rPr>
-          <w:rFonts w:ascii="Arial" w:hAnsi="Arial" w:cs="Arial"/>
-          <w:sz w:val="20"/>
+      <w:proofErr w:type="spellStart"/>
+      <w:r>
+        <w:rPr>
+          <w:rFonts w:ascii="Arial" w:hAnsi="Arial" w:cs="Arial"/>
+          <w:bCs/>
+          <w:color w:val="000000"/>
+          <w:sz w:val="18"/>
+          <w:szCs w:val="18"/>
+        </w:rPr>
+        <w:t>DynamoDB</w:t>
+      </w:r>
+      <w:proofErr w:type="spellEnd"/>
+      <w:r>
+        <w:rPr>
+          <w:rFonts w:ascii="Arial" w:hAnsi="Arial" w:cs="Arial"/>
+          <w:bCs/>
+          <w:color w:val="000000"/>
+          <w:sz w:val="18"/>
+          <w:szCs w:val="18"/>
         </w:rPr>
         <w:t xml:space="preserve"> • </w:t>
       </w:r>
-      <w:proofErr w:type="spellStart"/>
-      <w:r>
-        <w:rPr>
-          <w:rFonts w:ascii="Arial" w:hAnsi="Arial" w:cs="Arial"/>
-          <w:sz w:val="20"/>
-        </w:rPr>
-        <w:t>NoSQL</w:t>
-      </w:r>
-      <w:proofErr w:type="spellEnd"/>
-      <w:r>
-        <w:rPr>
-          <w:rFonts w:ascii="Arial" w:hAnsi="Arial" w:cs="Arial"/>
-          <w:sz w:val="20"/>
+      <w:r>
+        <w:rPr>
+          <w:rFonts w:ascii="Arial" w:hAnsi="Arial" w:cs="Arial"/>
+          <w:b/>
+          <w:bCs/>
+          <w:color w:val="000000"/>
+          <w:sz w:val="18"/>
+          <w:szCs w:val="18"/>
+        </w:rPr>
+        <w:t>Queues/streams</w:t>
+      </w:r>
+      <w:r>
+        <w:rPr>
+          <w:rFonts w:ascii="Arial" w:hAnsi="Arial" w:cs="Arial"/>
+          <w:bCs/>
+          <w:color w:val="000000"/>
+          <w:sz w:val="18"/>
+          <w:szCs w:val="18"/>
+        </w:rPr>
+        <w:t xml:space="preserve">: AWS SQS/SNS, Kafka, </w:t>
+      </w:r>
+      <w:proofErr w:type="spellStart"/>
+      <w:r>
+        <w:rPr>
+          <w:rFonts w:ascii="Arial" w:hAnsi="Arial" w:cs="Arial"/>
+          <w:bCs/>
+          <w:color w:val="000000"/>
+          <w:sz w:val="18"/>
+          <w:szCs w:val="18"/>
+        </w:rPr>
+        <w:t>RabbitMQ</w:t>
+      </w:r>
+      <w:proofErr w:type="spellEnd"/>
+      <w:r>
+        <w:rPr>
+          <w:rFonts w:ascii="Arial" w:hAnsi="Arial" w:cs="Arial"/>
+          <w:bCs/>
+          <w:color w:val="000000"/>
+          <w:sz w:val="18"/>
+          <w:szCs w:val="18"/>
+        </w:rPr>
+        <w:t xml:space="preserve"> • </w:t>
+      </w:r>
+      <w:r>
+        <w:rPr>
+          <w:rFonts w:ascii="Arial" w:hAnsi="Arial" w:cs="Arial"/>
+          <w:b/>
+          <w:bCs/>
+          <w:color w:val="000000"/>
+          <w:sz w:val="18"/>
+          <w:szCs w:val="18"/>
+        </w:rPr>
+        <w:t>Search</w:t>
+      </w:r>
+      <w:r>
+        <w:rPr>
+          <w:rFonts w:ascii="Arial" w:hAnsi="Arial" w:cs="Arial"/>
+          <w:bCs/>
+          <w:color w:val="000000"/>
+          <w:sz w:val="18"/>
+          <w:szCs w:val="18"/>
         </w:rPr>
         <w:t xml:space="preserve">: </w:t>
       </w:r>
       <w:proofErr w:type="spellStart"/>
       <w:r>
         <w:rPr>
-          <w:rStyle w:val="Strong"/>
-          <w:rFonts w:ascii="Arial" w:hAnsi="Arial" w:cs="Arial"/>
-          <w:sz w:val="20"/>
-        </w:rPr>
-        <w:t>Redis</w:t>
-      </w:r>
-      <w:proofErr w:type="spellEnd"/>
-      <w:r>
-        <w:rPr>
-          <w:rFonts w:ascii="Arial" w:hAnsi="Arial" w:cs="Arial"/>
-          <w:sz w:val="20"/>
-        </w:rPr>
-        <w:t xml:space="preserve">, </w:t>
-      </w:r>
-      <w:proofErr w:type="spellStart"/>
-      <w:r>
-        <w:rPr>
-          <w:rStyle w:val="Strong"/>
-          <w:rFonts w:ascii="Arial" w:hAnsi="Arial" w:cs="Arial"/>
-          <w:sz w:val="20"/>
-        </w:rPr>
-        <w:t>MongoDB</w:t>
-      </w:r>
-      <w:proofErr w:type="spellEnd"/>
-      <w:r>
-        <w:rPr>
-          <w:rFonts w:ascii="Arial" w:hAnsi="Arial" w:cs="Arial"/>
-          <w:sz w:val="20"/>
-        </w:rPr>
-        <w:t xml:space="preserve">, </w:t>
-      </w:r>
-      <w:proofErr w:type="spellStart"/>
-      <w:r>
-        <w:rPr>
-          <w:rStyle w:val="Strong"/>
-          <w:rFonts w:ascii="Arial" w:hAnsi="Arial" w:cs="Arial"/>
-          <w:sz w:val="20"/>
-        </w:rPr>
-        <w:t>DynamoDB</w:t>
-      </w:r>
-      <w:proofErr w:type="spellEnd"/>
-      <w:r>
-        <w:rPr>
-          <w:rFonts w:ascii="Arial" w:hAnsi="Arial" w:cs="Arial"/>
-          <w:sz w:val="20"/>
-        </w:rPr>
-        <w:t xml:space="preserve"> • Queues/streams: </w:t>
-      </w:r>
-      <w:r>
-        <w:rPr>
-          <w:rStyle w:val="Strong"/>
-          <w:rFonts w:ascii="Arial" w:hAnsi="Arial" w:cs="Arial"/>
-          <w:sz w:val="20"/>
-        </w:rPr>
-        <w:t>AWS SQS/SNS</w:t>
-      </w:r>
-      <w:r>
-        <w:rPr>
-          <w:rFonts w:ascii="Arial" w:hAnsi="Arial" w:cs="Arial"/>
-          <w:sz w:val="20"/>
-        </w:rPr>
-        <w:t xml:space="preserve">, </w:t>
-      </w:r>
-      <w:r>
-        <w:rPr>
-          <w:rStyle w:val="Strong"/>
-          <w:rFonts w:ascii="Arial" w:hAnsi="Arial" w:cs="Arial"/>
-          <w:sz w:val="20"/>
-        </w:rPr>
-        <w:t>Kafka</w:t>
-      </w:r>
-      <w:r>
-        <w:rPr>
-          <w:rFonts w:ascii="Arial" w:hAnsi="Arial" w:cs="Arial"/>
-          <w:sz w:val="20"/>
-        </w:rPr>
-        <w:t xml:space="preserve">, </w:t>
-      </w:r>
-      <w:proofErr w:type="spellStart"/>
-      <w:r>
-        <w:rPr>
-          <w:rStyle w:val="Strong"/>
-          <w:rFonts w:ascii="Arial" w:hAnsi="Arial" w:cs="Arial"/>
-          <w:sz w:val="20"/>
-        </w:rPr>
-        <w:t>RabbitMQ</w:t>
-      </w:r>
-      <w:proofErr w:type="spellEnd"/>
-      <w:r>
-        <w:rPr>
-          <w:rFonts w:ascii="Arial" w:hAnsi="Arial" w:cs="Arial"/>
-          <w:sz w:val="20"/>
-        </w:rPr>
-        <w:t xml:space="preserve"> • Search: </w:t>
-      </w:r>
-      <w:proofErr w:type="spellStart"/>
-      <w:r>
-        <w:rPr>
-          <w:rStyle w:val="Strong"/>
-          <w:rFonts w:ascii="Arial" w:hAnsi="Arial" w:cs="Arial"/>
-          <w:sz w:val="20"/>
+          <w:rFonts w:ascii="Arial" w:hAnsi="Arial" w:cs="Arial"/>
+          <w:bCs/>
+          <w:color w:val="000000"/>
+          <w:sz w:val="18"/>
+          <w:szCs w:val="18"/>
         </w:rPr>
         <w:t>Elasticsearch</w:t>
       </w:r>
@@ -1215,46 +1453,42 @@
       <w:r>
         <w:rPr>
           <w:rFonts w:ascii="Arial" w:hAnsi="Arial" w:cs="Arial"/>
-          <w:sz w:val="20"/>
-        </w:rPr>
-        <w:t xml:space="preserve">, </w:t>
-      </w:r>
-      <w:r>
-        <w:rPr>
-          <w:rStyle w:val="Strong"/>
-          <w:rFonts w:ascii="Arial" w:hAnsi="Arial" w:cs="Arial"/>
-          <w:sz w:val="20"/>
-        </w:rPr>
-        <w:t>OpenSearch</w:t>
-      </w:r>
-      <w:r>
-        <w:rPr>
-          <w:rFonts w:ascii="Arial" w:hAnsi="Arial" w:cs="Arial"/>
-          <w:sz w:val="20"/>
-        </w:rPr>
-        <w:t xml:space="preserve"> • Analytics: </w:t>
-      </w:r>
-      <w:r>
-        <w:rPr>
-          <w:rStyle w:val="Strong"/>
-          <w:rFonts w:ascii="Arial" w:hAnsi="Arial" w:cs="Arial"/>
-          <w:sz w:val="20"/>
-        </w:rPr>
-        <w:t>Redshift</w:t>
-      </w:r>
-      <w:r>
-        <w:rPr>
-          <w:rFonts w:ascii="Arial" w:hAnsi="Arial" w:cs="Arial"/>
-          <w:sz w:val="20"/>
-        </w:rPr>
-        <w:t xml:space="preserve">, </w:t>
-      </w:r>
-      <w:proofErr w:type="spellStart"/>
-      <w:r>
-        <w:rPr>
-          <w:rStyle w:val="Strong"/>
-          <w:rFonts w:ascii="Arial" w:hAnsi="Arial" w:cs="Arial"/>
-          <w:sz w:val="20"/>
+          <w:bCs/>
+          <w:color w:val="000000"/>
+          <w:sz w:val="18"/>
+          <w:szCs w:val="18"/>
+        </w:rPr>
+        <w:t>, OpenSearch •</w:t>
+      </w:r>
+      <w:r>
+        <w:rPr>
+          <w:rFonts w:ascii="Arial" w:hAnsi="Arial" w:cs="Arial"/>
+          <w:b/>
+          <w:bCs/>
+          <w:color w:val="000000"/>
+          <w:sz w:val="18"/>
+          <w:szCs w:val="18"/>
+        </w:rPr>
+        <w:t xml:space="preserve"> Analytics</w:t>
+      </w:r>
+      <w:r>
+        <w:rPr>
+          <w:rFonts w:ascii="Arial" w:hAnsi="Arial" w:cs="Arial"/>
+          <w:bCs/>
+          <w:color w:val="000000"/>
+          <w:sz w:val="18"/>
+          <w:szCs w:val="18"/>
+        </w:rPr>
+        <w:t xml:space="preserve">: Redshift, </w:t>
+      </w:r>
+      <w:proofErr w:type="spellStart"/>
+      <w:r>
+        <w:rPr>
+          <w:rFonts w:ascii="Arial" w:hAnsi="Arial" w:cs="Arial"/>
+          <w:bCs/>
+          <w:color w:val="000000"/>
+          <w:sz w:val="18"/>
+          <w:szCs w:val="18"/>
         </w:rPr>
         <w:t>BigQuery</w:t>
       </w:r>
@@ -1270,14 +1504,19 @@
         <w:jc w:val="both"/>
         <w:rPr>
           <w:rFonts w:ascii="Arial" w:hAnsi="Arial" w:cs="Arial"/>
-          <w:sz w:val="20"/>
-        </w:rPr>
-      </w:pPr>
-      <w:r>
-        <w:rPr>
-          <w:rStyle w:val="Strong"/>
-          <w:rFonts w:ascii="Arial" w:hAnsi="Arial" w:cs="Arial"/>
-          <w:sz w:val="20"/>
+          <w:b/>
+          <w:bCs/>
+          <w:color w:val="000000"/>
+          <w:sz w:val="18"/>
+          <w:szCs w:val="22"/>
+        </w:rPr>
+      </w:pPr>
+      <w:r>
+        <w:rPr>
+          <w:rStyle w:val="Strong"/>
+          <w:rFonts w:ascii="Arial" w:hAnsi="Arial" w:cs="Arial"/>
+          <w:sz w:val="18"/>
+          <w:szCs w:val="18"/>
         </w:rPr>
         <w:t xml:space="preserve">Cloud &amp; </w:t>
       </w:r>
@@ -1286,7 +1525,8 @@
         <w:rPr>
           <w:rStyle w:val="Strong"/>
           <w:rFonts w:ascii="Arial" w:hAnsi="Arial" w:cs="Arial"/>
-          <w:sz w:val="20"/>
+          <w:sz w:val="18"/>
+          <w:szCs w:val="18"/>
         </w:rPr>
         <w:t>DevOps</w:t>
       </w:r>
@@ -1294,172 +1534,106 @@
       <w:r>
         <w:rPr>
           <w:rFonts w:ascii="Arial" w:hAnsi="Arial" w:cs="Arial"/>
-          <w:sz w:val="20"/>
-        </w:rPr>
-        <w:t xml:space="preserve"> — AWS (primary): </w:t>
-      </w:r>
-      <w:r>
-        <w:rPr>
-          <w:rStyle w:val="Strong"/>
-          <w:rFonts w:ascii="Arial" w:hAnsi="Arial" w:cs="Arial"/>
-          <w:sz w:val="20"/>
-        </w:rPr>
-        <w:t>EKS</w:t>
-      </w:r>
-      <w:r>
-        <w:rPr>
-          <w:rFonts w:ascii="Arial" w:hAnsi="Arial" w:cs="Arial"/>
-          <w:sz w:val="20"/>
+          <w:sz w:val="18"/>
+          <w:szCs w:val="18"/>
+        </w:rPr>
+        <w:t xml:space="preserve"> — </w:t>
+      </w:r>
+      <w:r>
+        <w:rPr>
+          <w:rFonts w:ascii="Arial" w:hAnsi="Arial" w:cs="Arial"/>
+          <w:b/>
+          <w:bCs/>
+          <w:color w:val="000000"/>
+          <w:sz w:val="18"/>
+          <w:szCs w:val="22"/>
+        </w:rPr>
+        <w:t>AWS</w:t>
+      </w:r>
+      <w:r>
+        <w:rPr>
+          <w:rFonts w:ascii="Arial" w:hAnsi="Arial" w:cs="Arial"/>
+          <w:bCs/>
+          <w:color w:val="000000"/>
+          <w:sz w:val="18"/>
+          <w:szCs w:val="22"/>
+        </w:rPr>
+        <w:t xml:space="preserve">: EKS, ECS, EC2, Lambda, API Gateway, S3, </w:t>
+      </w:r>
+      <w:proofErr w:type="spellStart"/>
+      <w:r>
+        <w:rPr>
+          <w:rFonts w:ascii="Arial" w:hAnsi="Arial" w:cs="Arial"/>
+          <w:bCs/>
+          <w:color w:val="000000"/>
+          <w:sz w:val="18"/>
+          <w:szCs w:val="22"/>
+        </w:rPr>
+        <w:t>CloudFront</w:t>
+      </w:r>
+      <w:proofErr w:type="spellEnd"/>
+      <w:r>
+        <w:rPr>
+          <w:rFonts w:ascii="Arial" w:hAnsi="Arial" w:cs="Arial"/>
+          <w:bCs/>
+          <w:color w:val="000000"/>
+          <w:sz w:val="18"/>
+          <w:szCs w:val="22"/>
+        </w:rPr>
+        <w:t xml:space="preserve">, RDS, </w:t>
+      </w:r>
+      <w:proofErr w:type="spellStart"/>
+      <w:r>
+        <w:rPr>
+          <w:rFonts w:ascii="Arial" w:hAnsi="Arial" w:cs="Arial"/>
+          <w:bCs/>
+          <w:color w:val="000000"/>
+          <w:sz w:val="18"/>
+          <w:szCs w:val="22"/>
+        </w:rPr>
+        <w:t>DynamoDB</w:t>
+      </w:r>
+      <w:proofErr w:type="spellEnd"/>
+      <w:r>
+        <w:rPr>
+          <w:rFonts w:ascii="Arial" w:hAnsi="Arial" w:cs="Arial"/>
+          <w:bCs/>
+          <w:color w:val="000000"/>
+          <w:sz w:val="18"/>
+          <w:szCs w:val="22"/>
         </w:rPr>
         <w:t xml:space="preserve">, </w:t>
       </w:r>
-      <w:r>
-        <w:rPr>
-          <w:rStyle w:val="Strong"/>
-          <w:rFonts w:ascii="Arial" w:hAnsi="Arial" w:cs="Arial"/>
-          <w:sz w:val="20"/>
-        </w:rPr>
-        <w:t>ECS</w:t>
-      </w:r>
-      <w:r>
-        <w:rPr>
-          <w:rFonts w:ascii="Arial" w:hAnsi="Arial" w:cs="Arial"/>
-          <w:sz w:val="20"/>
+      <w:proofErr w:type="spellStart"/>
+      <w:r>
+        <w:rPr>
+          <w:rFonts w:ascii="Arial" w:hAnsi="Arial" w:cs="Arial"/>
+          <w:bCs/>
+          <w:color w:val="000000"/>
+          <w:sz w:val="18"/>
+          <w:szCs w:val="22"/>
+        </w:rPr>
+        <w:t>ElastiCache</w:t>
+      </w:r>
+      <w:proofErr w:type="spellEnd"/>
+      <w:r>
+        <w:rPr>
+          <w:rFonts w:ascii="Arial" w:hAnsi="Arial" w:cs="Arial"/>
+          <w:bCs/>
+          <w:color w:val="000000"/>
+          <w:sz w:val="18"/>
+          <w:szCs w:val="22"/>
         </w:rPr>
         <w:t xml:space="preserve">, </w:t>
       </w:r>
-      <w:r>
-        <w:rPr>
-          <w:rStyle w:val="Strong"/>
-          <w:rFonts w:ascii="Arial" w:hAnsi="Arial" w:cs="Arial"/>
-          <w:sz w:val="20"/>
-        </w:rPr>
-        <w:t>EC2</w:t>
-      </w:r>
-      <w:r>
-        <w:rPr>
-          <w:rFonts w:ascii="Arial" w:hAnsi="Arial" w:cs="Arial"/>
-          <w:sz w:val="20"/>
-        </w:rPr>
-        <w:t xml:space="preserve">, </w:t>
-      </w:r>
-      <w:r>
-        <w:rPr>
-          <w:rStyle w:val="Strong"/>
-          <w:rFonts w:ascii="Arial" w:hAnsi="Arial" w:cs="Arial"/>
-          <w:sz w:val="20"/>
-        </w:rPr>
-        <w:t>Lambda</w:t>
-      </w:r>
-      <w:r>
-        <w:rPr>
-          <w:rFonts w:ascii="Arial" w:hAnsi="Arial" w:cs="Arial"/>
-          <w:sz w:val="20"/>
-        </w:rPr>
-        <w:t xml:space="preserve">, </w:t>
-      </w:r>
-      <w:r>
-        <w:rPr>
-          <w:rStyle w:val="Strong"/>
-          <w:rFonts w:ascii="Arial" w:hAnsi="Arial" w:cs="Arial"/>
-          <w:sz w:val="20"/>
-        </w:rPr>
-        <w:t>API Gateway</w:t>
-      </w:r>
-      <w:r>
-        <w:rPr>
-          <w:rFonts w:ascii="Arial" w:hAnsi="Arial" w:cs="Arial"/>
-          <w:sz w:val="20"/>
-        </w:rPr>
-        <w:t xml:space="preserve">, </w:t>
-      </w:r>
-      <w:r>
-        <w:rPr>
-          <w:rStyle w:val="Strong"/>
-          <w:rFonts w:ascii="Arial" w:hAnsi="Arial" w:cs="Arial"/>
-          <w:sz w:val="20"/>
-        </w:rPr>
-        <w:t>S3</w:t>
-      </w:r>
-      <w:r>
-        <w:rPr>
-          <w:rFonts w:ascii="Arial" w:hAnsi="Arial" w:cs="Arial"/>
-          <w:sz w:val="20"/>
-        </w:rPr>
-        <w:t xml:space="preserve">, </w:t>
-      </w:r>
-      <w:proofErr w:type="spellStart"/>
-      <w:r>
-        <w:rPr>
-          <w:rStyle w:val="Strong"/>
-          <w:rFonts w:ascii="Arial" w:hAnsi="Arial" w:cs="Arial"/>
-          <w:sz w:val="20"/>
-        </w:rPr>
-        <w:t>CloudFront</w:t>
-      </w:r>
-      <w:proofErr w:type="spellEnd"/>
-      <w:r>
-        <w:rPr>
-          <w:rFonts w:ascii="Arial" w:hAnsi="Arial" w:cs="Arial"/>
-          <w:sz w:val="20"/>
-        </w:rPr>
-        <w:t xml:space="preserve">, </w:t>
-      </w:r>
-      <w:r>
-        <w:rPr>
-          <w:rStyle w:val="Strong"/>
-          <w:rFonts w:ascii="Arial" w:hAnsi="Arial" w:cs="Arial"/>
-          <w:sz w:val="20"/>
-        </w:rPr>
-        <w:t>RDS</w:t>
-      </w:r>
-      <w:r>
-        <w:rPr>
-          <w:rFonts w:ascii="Arial" w:hAnsi="Arial" w:cs="Arial"/>
-          <w:sz w:val="20"/>
-        </w:rPr>
-        <w:t xml:space="preserve">, </w:t>
-      </w:r>
-      <w:proofErr w:type="spellStart"/>
-      <w:r>
-        <w:rPr>
-          <w:rStyle w:val="Strong"/>
-          <w:rFonts w:ascii="Arial" w:hAnsi="Arial" w:cs="Arial"/>
-          <w:sz w:val="20"/>
-        </w:rPr>
-        <w:t>DynamoDB</w:t>
-      </w:r>
-      <w:proofErr w:type="spellEnd"/>
-      <w:r>
-        <w:rPr>
-          <w:rFonts w:ascii="Arial" w:hAnsi="Arial" w:cs="Arial"/>
-          <w:sz w:val="20"/>
-        </w:rPr>
-        <w:t xml:space="preserve">, </w:t>
-      </w:r>
-      <w:proofErr w:type="spellStart"/>
-      <w:r>
-        <w:rPr>
-          <w:rStyle w:val="Strong"/>
-          <w:rFonts w:ascii="Arial" w:hAnsi="Arial" w:cs="Arial"/>
-          <w:sz w:val="20"/>
-        </w:rPr>
-        <w:t>ElastiCache</w:t>
-      </w:r>
-      <w:proofErr w:type="spellEnd"/>
-      <w:r>
-        <w:rPr>
-          <w:rFonts w:ascii="Arial" w:hAnsi="Arial" w:cs="Arial"/>
-          <w:sz w:val="20"/>
-        </w:rPr>
-        <w:t xml:space="preserve">, </w:t>
-      </w:r>
-      <w:proofErr w:type="spellStart"/>
-      <w:r>
-        <w:rPr>
-          <w:rStyle w:val="Strong"/>
-          <w:rFonts w:ascii="Arial" w:hAnsi="Arial" w:cs="Arial"/>
-          <w:sz w:val="20"/>
+      <w:proofErr w:type="spellStart"/>
+      <w:r>
+        <w:rPr>
+          <w:rFonts w:ascii="Arial" w:hAnsi="Arial" w:cs="Arial"/>
+          <w:bCs/>
+          <w:color w:val="000000"/>
+          <w:sz w:val="18"/>
+          <w:szCs w:val="22"/>
         </w:rPr>
         <w:t>EventBridge</w:t>
       </w:r>
@@ -1467,196 +1641,63 @@
       <w:r>
         <w:rPr>
           <w:rFonts w:ascii="Arial" w:hAnsi="Arial" w:cs="Arial"/>
-          <w:sz w:val="20"/>
-        </w:rPr>
-        <w:t xml:space="preserve">, </w:t>
-      </w:r>
-      <w:r>
-        <w:rPr>
-          <w:rStyle w:val="Strong"/>
-          <w:rFonts w:ascii="Arial" w:hAnsi="Arial" w:cs="Arial"/>
-          <w:sz w:val="20"/>
-        </w:rPr>
-        <w:t>Step Functions</w:t>
-      </w:r>
-      <w:r>
-        <w:rPr>
-          <w:rFonts w:ascii="Arial" w:hAnsi="Arial" w:cs="Arial"/>
-          <w:sz w:val="20"/>
-        </w:rPr>
-        <w:t xml:space="preserve">, </w:t>
-      </w:r>
-      <w:r>
-        <w:rPr>
-          <w:rStyle w:val="Strong"/>
-          <w:rFonts w:ascii="Arial" w:hAnsi="Arial" w:cs="Arial"/>
-          <w:sz w:val="20"/>
-        </w:rPr>
-        <w:t>IAM</w:t>
-      </w:r>
-      <w:r>
-        <w:rPr>
-          <w:rFonts w:ascii="Arial" w:hAnsi="Arial" w:cs="Arial"/>
-          <w:sz w:val="20"/>
-        </w:rPr>
-        <w:t xml:space="preserve"> • Azure: </w:t>
-      </w:r>
-      <w:r>
-        <w:rPr>
-          <w:rStyle w:val="Strong"/>
-          <w:rFonts w:ascii="Arial" w:hAnsi="Arial" w:cs="Arial"/>
-          <w:sz w:val="20"/>
-        </w:rPr>
-        <w:t>AKS</w:t>
-      </w:r>
-      <w:r>
-        <w:rPr>
-          <w:rFonts w:ascii="Arial" w:hAnsi="Arial" w:cs="Arial"/>
-          <w:sz w:val="20"/>
-        </w:rPr>
-        <w:t xml:space="preserve">, </w:t>
-      </w:r>
-      <w:r>
-        <w:rPr>
-          <w:rStyle w:val="Strong"/>
-          <w:rFonts w:ascii="Arial" w:hAnsi="Arial" w:cs="Arial"/>
-          <w:sz w:val="20"/>
-        </w:rPr>
-        <w:t>App Service</w:t>
-      </w:r>
-      <w:r>
-        <w:rPr>
-          <w:rFonts w:ascii="Arial" w:hAnsi="Arial" w:cs="Arial"/>
-          <w:sz w:val="20"/>
-        </w:rPr>
-        <w:t xml:space="preserve">, </w:t>
-      </w:r>
-      <w:r>
-        <w:rPr>
-          <w:rStyle w:val="Strong"/>
-          <w:rFonts w:ascii="Arial" w:hAnsi="Arial" w:cs="Arial"/>
-          <w:sz w:val="20"/>
-        </w:rPr>
-        <w:t>Azure SQL</w:t>
-      </w:r>
-      <w:r>
-        <w:rPr>
-          <w:rFonts w:ascii="Arial" w:hAnsi="Arial" w:cs="Arial"/>
-          <w:sz w:val="20"/>
-        </w:rPr>
-        <w:t xml:space="preserve">, </w:t>
-      </w:r>
-      <w:r>
-        <w:rPr>
-          <w:rStyle w:val="Strong"/>
-          <w:rFonts w:ascii="Arial" w:hAnsi="Arial" w:cs="Arial"/>
-          <w:sz w:val="20"/>
-        </w:rPr>
-        <w:t>Service Bus</w:t>
-      </w:r>
-      <w:r>
-        <w:rPr>
-          <w:rFonts w:ascii="Arial" w:hAnsi="Arial" w:cs="Arial"/>
-          <w:sz w:val="20"/>
-        </w:rPr>
-        <w:t xml:space="preserve">, </w:t>
-      </w:r>
-      <w:r>
-        <w:rPr>
-          <w:rStyle w:val="Strong"/>
-          <w:rFonts w:ascii="Arial" w:hAnsi="Arial" w:cs="Arial"/>
-          <w:sz w:val="20"/>
-        </w:rPr>
-        <w:t>Key Vault</w:t>
-      </w:r>
-      <w:r>
-        <w:rPr>
-          <w:rFonts w:ascii="Arial" w:hAnsi="Arial" w:cs="Arial"/>
-          <w:sz w:val="20"/>
-        </w:rPr>
-        <w:t xml:space="preserve">, </w:t>
-      </w:r>
-      <w:r>
-        <w:rPr>
-          <w:rStyle w:val="Strong"/>
-          <w:rFonts w:ascii="Arial" w:hAnsi="Arial" w:cs="Arial"/>
-          <w:sz w:val="20"/>
-        </w:rPr>
-        <w:t>Application Insights</w:t>
-      </w:r>
-      <w:r>
-        <w:rPr>
-          <w:rFonts w:ascii="Arial" w:hAnsi="Arial" w:cs="Arial"/>
-          <w:sz w:val="20"/>
-        </w:rPr>
-        <w:t xml:space="preserve"> • GCP: </w:t>
-      </w:r>
-      <w:r>
-        <w:rPr>
-          <w:rStyle w:val="Strong"/>
-          <w:rFonts w:ascii="Arial" w:hAnsi="Arial" w:cs="Arial"/>
-          <w:sz w:val="20"/>
-        </w:rPr>
-        <w:t>GKE</w:t>
-      </w:r>
-      <w:r>
-        <w:rPr>
-          <w:rFonts w:ascii="Arial" w:hAnsi="Arial" w:cs="Arial"/>
-          <w:sz w:val="20"/>
-        </w:rPr>
-        <w:t xml:space="preserve">, </w:t>
-      </w:r>
-      <w:r>
-        <w:rPr>
-          <w:rStyle w:val="Strong"/>
-          <w:rFonts w:ascii="Arial" w:hAnsi="Arial" w:cs="Arial"/>
-          <w:sz w:val="20"/>
-        </w:rPr>
-        <w:t>Cloud Run</w:t>
-      </w:r>
-      <w:r>
-        <w:rPr>
-          <w:rFonts w:ascii="Arial" w:hAnsi="Arial" w:cs="Arial"/>
-          <w:sz w:val="20"/>
-        </w:rPr>
-        <w:t xml:space="preserve">, </w:t>
-      </w:r>
-      <w:r>
-        <w:rPr>
-          <w:rStyle w:val="Strong"/>
-          <w:rFonts w:ascii="Arial" w:hAnsi="Arial" w:cs="Arial"/>
-          <w:sz w:val="20"/>
-        </w:rPr>
-        <w:t>Pub/Sub</w:t>
-      </w:r>
-      <w:r>
-        <w:rPr>
-          <w:rFonts w:ascii="Arial" w:hAnsi="Arial" w:cs="Arial"/>
-          <w:sz w:val="20"/>
-        </w:rPr>
-        <w:t xml:space="preserve">, </w:t>
-      </w:r>
-      <w:r>
-        <w:rPr>
-          <w:rStyle w:val="Strong"/>
-          <w:rFonts w:ascii="Arial" w:hAnsi="Arial" w:cs="Arial"/>
-          <w:sz w:val="20"/>
-        </w:rPr>
-        <w:t>Cloud Storage</w:t>
-      </w:r>
-      <w:r>
-        <w:rPr>
-          <w:rFonts w:ascii="Arial" w:hAnsi="Arial" w:cs="Arial"/>
-          <w:sz w:val="20"/>
-        </w:rPr>
-        <w:t xml:space="preserve">, </w:t>
-      </w:r>
-      <w:proofErr w:type="spellStart"/>
-      <w:r>
-        <w:rPr>
-          <w:rStyle w:val="Strong"/>
-          <w:rFonts w:ascii="Arial" w:hAnsi="Arial" w:cs="Arial"/>
-          <w:sz w:val="20"/>
+          <w:bCs/>
+          <w:color w:val="000000"/>
+          <w:sz w:val="18"/>
+          <w:szCs w:val="22"/>
+        </w:rPr>
+        <w:t xml:space="preserve">, Step Functions, IAM • </w:t>
+      </w:r>
+      <w:r>
+        <w:rPr>
+          <w:rFonts w:ascii="Arial" w:hAnsi="Arial" w:cs="Arial"/>
+          <w:b/>
+          <w:bCs/>
+          <w:color w:val="000000"/>
+          <w:sz w:val="18"/>
+          <w:szCs w:val="22"/>
+        </w:rPr>
+        <w:t>Azure</w:t>
+      </w:r>
+      <w:r>
+        <w:rPr>
+          <w:rFonts w:ascii="Arial" w:hAnsi="Arial" w:cs="Arial"/>
+          <w:bCs/>
+          <w:color w:val="000000"/>
+          <w:sz w:val="18"/>
+          <w:szCs w:val="22"/>
+        </w:rPr>
+        <w:t xml:space="preserve">: AKS, App Service, Azure SQL, Service Bus, Key Vault, Application Insights • </w:t>
+      </w:r>
+      <w:r>
+        <w:rPr>
+          <w:rFonts w:ascii="Arial" w:hAnsi="Arial" w:cs="Arial"/>
+          <w:b/>
+          <w:bCs/>
+          <w:color w:val="000000"/>
+          <w:sz w:val="18"/>
+          <w:szCs w:val="22"/>
+        </w:rPr>
+        <w:t>GCP</w:t>
+      </w:r>
+      <w:r>
+        <w:rPr>
+          <w:rFonts w:ascii="Arial" w:hAnsi="Arial" w:cs="Arial"/>
+          <w:bCs/>
+          <w:color w:val="000000"/>
+          <w:sz w:val="18"/>
+          <w:szCs w:val="22"/>
+        </w:rPr>
+        <w:t xml:space="preserve">: GKE, Cloud Run, Pub/Sub, Cloud Storage, </w:t>
+      </w:r>
+      <w:proofErr w:type="spellStart"/>
+      <w:r>
+        <w:rPr>
+          <w:rFonts w:ascii="Arial" w:hAnsi="Arial" w:cs="Arial"/>
+          <w:bCs/>
+          <w:color w:val="000000"/>
+          <w:sz w:val="18"/>
+          <w:szCs w:val="22"/>
         </w:rPr>
         <w:t>BigQuery</w:t>
       </w:r>
@@ -1664,225 +1705,13 @@
       <w:r>
         <w:rPr>
           <w:rFonts w:ascii="Arial" w:hAnsi="Arial" w:cs="Arial"/>
-          <w:sz w:val="20"/>
+          <w:bCs/>
+          <w:color w:val="000000"/>
+          <w:sz w:val="18"/>
+          <w:szCs w:val="22"/>
         </w:rPr>
         <w:t xml:space="preserve"> • </w:t>
       </w:r>
-      <w:proofErr w:type="spellStart"/>
-      <w:r>
-        <w:rPr>
-          <w:rStyle w:val="Strong"/>
-          <w:rFonts w:ascii="Arial" w:hAnsi="Arial" w:cs="Arial"/>
-          <w:sz w:val="20"/>
-        </w:rPr>
-        <w:t>Docker</w:t>
-      </w:r>
-      <w:proofErr w:type="spellEnd"/>
-      <w:r>
-        <w:rPr>
-          <w:rFonts w:ascii="Arial" w:hAnsi="Arial" w:cs="Arial"/>
-          <w:sz w:val="20"/>
-        </w:rPr>
-        <w:t xml:space="preserve">, </w:t>
-      </w:r>
-      <w:proofErr w:type="spellStart"/>
-      <w:r>
-        <w:rPr>
-          <w:rStyle w:val="Strong"/>
-          <w:rFonts w:ascii="Arial" w:hAnsi="Arial" w:cs="Arial"/>
-          <w:sz w:val="20"/>
-        </w:rPr>
-        <w:t>Kubernetes</w:t>
-      </w:r>
-      <w:proofErr w:type="spellEnd"/>
-      <w:r>
-        <w:rPr>
-          <w:rFonts w:ascii="Arial" w:hAnsi="Arial" w:cs="Arial"/>
-          <w:sz w:val="20"/>
-        </w:rPr>
-        <w:t xml:space="preserve">, </w:t>
-      </w:r>
-      <w:r>
-        <w:rPr>
-          <w:rStyle w:val="Strong"/>
-          <w:rFonts w:ascii="Arial" w:hAnsi="Arial" w:cs="Arial"/>
-          <w:sz w:val="20"/>
-        </w:rPr>
-        <w:t>Helm</w:t>
-      </w:r>
-      <w:r>
-        <w:rPr>
-          <w:rFonts w:ascii="Arial" w:hAnsi="Arial" w:cs="Arial"/>
-          <w:sz w:val="20"/>
-        </w:rPr>
-        <w:t xml:space="preserve">, </w:t>
-      </w:r>
-      <w:r>
-        <w:rPr>
-          <w:rStyle w:val="Strong"/>
-          <w:rFonts w:ascii="Arial" w:hAnsi="Arial" w:cs="Arial"/>
-          <w:sz w:val="20"/>
-        </w:rPr>
-        <w:t>Argo CD</w:t>
-      </w:r>
-      <w:r>
-        <w:rPr>
-          <w:rFonts w:ascii="Arial" w:hAnsi="Arial" w:cs="Arial"/>
-          <w:sz w:val="20"/>
-        </w:rPr>
-        <w:t xml:space="preserve">, </w:t>
-      </w:r>
-      <w:proofErr w:type="spellStart"/>
-      <w:r>
-        <w:rPr>
-          <w:rStyle w:val="Strong"/>
-          <w:rFonts w:ascii="Arial" w:hAnsi="Arial" w:cs="Arial"/>
-          <w:sz w:val="20"/>
-        </w:rPr>
-        <w:t>GitOps</w:t>
-      </w:r>
-      <w:proofErr w:type="spellEnd"/>
-      <w:r>
-        <w:rPr>
-          <w:rFonts w:ascii="Arial" w:hAnsi="Arial" w:cs="Arial"/>
-          <w:sz w:val="20"/>
-        </w:rPr>
-        <w:t xml:space="preserve">, </w:t>
-      </w:r>
-      <w:proofErr w:type="spellStart"/>
-      <w:r>
-        <w:rPr>
-          <w:rStyle w:val="Strong"/>
-          <w:rFonts w:ascii="Arial" w:hAnsi="Arial" w:cs="Arial"/>
-          <w:sz w:val="20"/>
-        </w:rPr>
-        <w:t>Terraform</w:t>
-      </w:r>
-      <w:proofErr w:type="spellEnd"/>
-      <w:r>
-        <w:rPr>
-          <w:rFonts w:ascii="Arial" w:hAnsi="Arial" w:cs="Arial"/>
-          <w:sz w:val="20"/>
-        </w:rPr>
-        <w:t xml:space="preserve">, </w:t>
-      </w:r>
-      <w:proofErr w:type="spellStart"/>
-      <w:r>
-        <w:rPr>
-          <w:rStyle w:val="Strong"/>
-          <w:rFonts w:ascii="Arial" w:hAnsi="Arial" w:cs="Arial"/>
-          <w:sz w:val="20"/>
-        </w:rPr>
-        <w:t>CloudFormation</w:t>
-      </w:r>
-      <w:proofErr w:type="spellEnd"/>
-      <w:r>
-        <w:rPr>
-          <w:rFonts w:ascii="Arial" w:hAnsi="Arial" w:cs="Arial"/>
-          <w:sz w:val="20"/>
-        </w:rPr>
-        <w:t xml:space="preserve">, CI/CD: </w:t>
-      </w:r>
-      <w:proofErr w:type="spellStart"/>
-      <w:r>
-        <w:rPr>
-          <w:rStyle w:val="Strong"/>
-          <w:rFonts w:ascii="Arial" w:hAnsi="Arial" w:cs="Arial"/>
-          <w:sz w:val="20"/>
-        </w:rPr>
-        <w:t>GitHub</w:t>
-      </w:r>
-      <w:proofErr w:type="spellEnd"/>
-      <w:r>
-        <w:rPr>
-          <w:rStyle w:val="Strong"/>
-          <w:rFonts w:ascii="Arial" w:hAnsi="Arial" w:cs="Arial"/>
-          <w:sz w:val="20"/>
-        </w:rPr>
-        <w:t xml:space="preserve"> Actions</w:t>
-      </w:r>
-      <w:r>
-        <w:rPr>
-          <w:rFonts w:ascii="Arial" w:hAnsi="Arial" w:cs="Arial"/>
-          <w:sz w:val="20"/>
-        </w:rPr>
-        <w:t xml:space="preserve">, </w:t>
-      </w:r>
-      <w:proofErr w:type="spellStart"/>
-      <w:r>
-        <w:rPr>
-          <w:rStyle w:val="Strong"/>
-          <w:rFonts w:ascii="Arial" w:hAnsi="Arial" w:cs="Arial"/>
-          <w:sz w:val="20"/>
-        </w:rPr>
-        <w:t>GitLab</w:t>
-      </w:r>
-      <w:proofErr w:type="spellEnd"/>
-      <w:r>
-        <w:rPr>
-          <w:rStyle w:val="Strong"/>
-          <w:rFonts w:ascii="Arial" w:hAnsi="Arial" w:cs="Arial"/>
-          <w:sz w:val="20"/>
-        </w:rPr>
-        <w:t xml:space="preserve"> CI</w:t>
-      </w:r>
-      <w:r>
-        <w:rPr>
-          <w:rFonts w:ascii="Arial" w:hAnsi="Arial" w:cs="Arial"/>
-          <w:sz w:val="20"/>
-        </w:rPr>
-        <w:t xml:space="preserve">, </w:t>
-      </w:r>
-      <w:r>
-        <w:rPr>
-          <w:rStyle w:val="Strong"/>
-          <w:rFonts w:ascii="Arial" w:hAnsi="Arial" w:cs="Arial"/>
-          <w:sz w:val="20"/>
-        </w:rPr>
-        <w:t>Jenkins</w:t>
-      </w:r>
-      <w:r>
-        <w:rPr>
-          <w:rFonts w:ascii="Arial" w:hAnsi="Arial" w:cs="Arial"/>
-          <w:sz w:val="20"/>
-        </w:rPr>
-        <w:t xml:space="preserve">, </w:t>
-      </w:r>
-      <w:r>
-        <w:rPr>
-          <w:rStyle w:val="Strong"/>
-          <w:rFonts w:ascii="Arial" w:hAnsi="Arial" w:cs="Arial"/>
-          <w:sz w:val="20"/>
-        </w:rPr>
-        <w:t xml:space="preserve">Azure </w:t>
-      </w:r>
-      <w:proofErr w:type="spellStart"/>
-      <w:r>
-        <w:rPr>
-          <w:rStyle w:val="Strong"/>
-          <w:rFonts w:ascii="Arial" w:hAnsi="Arial" w:cs="Arial"/>
-          <w:sz w:val="20"/>
-        </w:rPr>
-        <w:t>DevOps</w:t>
-      </w:r>
-      <w:proofErr w:type="spellEnd"/>
-      <w:r>
-        <w:rPr>
-          <w:rFonts w:ascii="Arial" w:hAnsi="Arial" w:cs="Arial"/>
-          <w:sz w:val="20"/>
-        </w:rPr>
-        <w:t xml:space="preserve">, </w:t>
-      </w:r>
-      <w:proofErr w:type="spellStart"/>
-      <w:r>
-        <w:rPr>
-          <w:rStyle w:val="Strong"/>
-          <w:rFonts w:ascii="Arial" w:hAnsi="Arial" w:cs="Arial"/>
-          <w:sz w:val="20"/>
-        </w:rPr>
-        <w:t>CircleCI</w:t>
-      </w:r>
-      <w:proofErr w:type="spellEnd"/>
     </w:p>
     <w:p>
       <w:pPr>
@@ -1894,228 +1723,50 @@
         <w:jc w:val="both"/>
         <w:rPr>
           <w:rFonts w:ascii="Arial" w:hAnsi="Arial" w:cs="Arial"/>
-          <w:sz w:val="20"/>
-        </w:rPr>
-      </w:pPr>
-      <w:proofErr w:type="spellStart"/>
-      <w:r>
-        <w:rPr>
-          <w:rStyle w:val="Strong"/>
-          <w:rFonts w:ascii="Arial" w:hAnsi="Arial" w:cs="Arial"/>
-          <w:sz w:val="20"/>
-        </w:rPr>
-        <w:t>Observability</w:t>
-      </w:r>
-      <w:proofErr w:type="spellEnd"/>
-      <w:r>
-        <w:rPr>
-          <w:rStyle w:val="Strong"/>
-          <w:rFonts w:ascii="Arial" w:hAnsi="Arial" w:cs="Arial"/>
-          <w:sz w:val="20"/>
-        </w:rPr>
-        <w:t>, Quality &amp; Security</w:t>
-      </w:r>
-      <w:r>
-        <w:rPr>
-          <w:rFonts w:ascii="Arial" w:hAnsi="Arial" w:cs="Arial"/>
-          <w:sz w:val="20"/>
-        </w:rPr>
-        <w:t xml:space="preserve"> — </w:t>
-      </w:r>
-      <w:proofErr w:type="spellStart"/>
-      <w:r>
-        <w:rPr>
-          <w:rStyle w:val="Strong"/>
-          <w:rFonts w:ascii="Arial" w:hAnsi="Arial" w:cs="Arial"/>
-          <w:sz w:val="20"/>
-        </w:rPr>
-        <w:t>OpenTelemetry</w:t>
-      </w:r>
-      <w:proofErr w:type="spellEnd"/>
-      <w:r>
-        <w:rPr>
-          <w:rFonts w:ascii="Arial" w:hAnsi="Arial" w:cs="Arial"/>
-          <w:sz w:val="20"/>
-        </w:rPr>
-        <w:t xml:space="preserve">, </w:t>
-      </w:r>
-      <w:proofErr w:type="spellStart"/>
-      <w:r>
-        <w:rPr>
-          <w:rStyle w:val="Strong"/>
-          <w:rFonts w:ascii="Arial" w:hAnsi="Arial" w:cs="Arial"/>
-          <w:sz w:val="20"/>
-        </w:rPr>
-        <w:t>Datadog</w:t>
-      </w:r>
-      <w:proofErr w:type="spellEnd"/>
-      <w:r>
-        <w:rPr>
-          <w:rFonts w:ascii="Arial" w:hAnsi="Arial" w:cs="Arial"/>
-          <w:sz w:val="20"/>
-        </w:rPr>
-        <w:t xml:space="preserve">, </w:t>
-      </w:r>
-      <w:r>
-        <w:rPr>
-          <w:rStyle w:val="Strong"/>
-          <w:rFonts w:ascii="Arial" w:hAnsi="Arial" w:cs="Arial"/>
-          <w:sz w:val="20"/>
-        </w:rPr>
-        <w:t>Prometheus</w:t>
-      </w:r>
-      <w:r>
-        <w:rPr>
-          <w:rFonts w:ascii="Arial" w:hAnsi="Arial" w:cs="Arial"/>
-          <w:sz w:val="20"/>
-        </w:rPr>
-        <w:t xml:space="preserve">, </w:t>
-      </w:r>
-      <w:proofErr w:type="spellStart"/>
-      <w:r>
-        <w:rPr>
-          <w:rStyle w:val="Strong"/>
-          <w:rFonts w:ascii="Arial" w:hAnsi="Arial" w:cs="Arial"/>
-          <w:sz w:val="20"/>
-        </w:rPr>
-        <w:t>Grafana</w:t>
-      </w:r>
-      <w:proofErr w:type="spellEnd"/>
-      <w:r>
-        <w:rPr>
-          <w:rFonts w:ascii="Arial" w:hAnsi="Arial" w:cs="Arial"/>
-          <w:sz w:val="20"/>
-        </w:rPr>
-        <w:t xml:space="preserve">, </w:t>
-      </w:r>
-      <w:r>
-        <w:rPr>
-          <w:rStyle w:val="Strong"/>
-          <w:rFonts w:ascii="Arial" w:hAnsi="Arial" w:cs="Arial"/>
-          <w:sz w:val="20"/>
-        </w:rPr>
-        <w:t>ELK/EFK</w:t>
-      </w:r>
-      <w:r>
-        <w:rPr>
-          <w:rFonts w:ascii="Arial" w:hAnsi="Arial" w:cs="Arial"/>
-          <w:sz w:val="20"/>
-        </w:rPr>
-        <w:t xml:space="preserve">, </w:t>
-      </w:r>
-      <w:proofErr w:type="spellStart"/>
-      <w:r>
-        <w:rPr>
-          <w:rStyle w:val="Strong"/>
-          <w:rFonts w:ascii="Arial" w:hAnsi="Arial" w:cs="Arial"/>
-          <w:sz w:val="20"/>
-        </w:rPr>
-        <w:t>CloudWatch</w:t>
-      </w:r>
-      <w:proofErr w:type="spellEnd"/>
-      <w:r>
-        <w:rPr>
-          <w:rFonts w:ascii="Arial" w:hAnsi="Arial" w:cs="Arial"/>
-          <w:sz w:val="20"/>
-        </w:rPr>
-        <w:t xml:space="preserve">, structured logging • Testing: </w:t>
-      </w:r>
-      <w:r>
-        <w:rPr>
-          <w:rStyle w:val="Strong"/>
-          <w:rFonts w:ascii="Arial" w:hAnsi="Arial" w:cs="Arial"/>
-          <w:sz w:val="20"/>
-        </w:rPr>
-        <w:t>Jest</w:t>
-      </w:r>
-      <w:r>
-        <w:rPr>
-          <w:rFonts w:ascii="Arial" w:hAnsi="Arial" w:cs="Arial"/>
-          <w:sz w:val="20"/>
-        </w:rPr>
-        <w:t xml:space="preserve">, </w:t>
-      </w:r>
-      <w:r>
-        <w:rPr>
-          <w:rStyle w:val="Strong"/>
-          <w:rFonts w:ascii="Arial" w:hAnsi="Arial" w:cs="Arial"/>
-          <w:sz w:val="20"/>
-        </w:rPr>
-        <w:t>Mocha</w:t>
-      </w:r>
-      <w:r>
-        <w:rPr>
-          <w:rFonts w:ascii="Arial" w:hAnsi="Arial" w:cs="Arial"/>
-          <w:sz w:val="20"/>
-        </w:rPr>
-        <w:t xml:space="preserve">, </w:t>
-      </w:r>
-      <w:r>
-        <w:rPr>
-          <w:rStyle w:val="Strong"/>
-          <w:rFonts w:ascii="Arial" w:hAnsi="Arial" w:cs="Arial"/>
-          <w:sz w:val="20"/>
-        </w:rPr>
-        <w:t>Chai</w:t>
-      </w:r>
-      <w:r>
-        <w:rPr>
-          <w:rFonts w:ascii="Arial" w:hAnsi="Arial" w:cs="Arial"/>
-          <w:sz w:val="20"/>
-        </w:rPr>
-        <w:t xml:space="preserve">, </w:t>
-      </w:r>
-      <w:r>
-        <w:rPr>
-          <w:rStyle w:val="Strong"/>
-          <w:rFonts w:ascii="Arial" w:hAnsi="Arial" w:cs="Arial"/>
-          <w:sz w:val="20"/>
-        </w:rPr>
-        <w:t>React Testing Library</w:t>
-      </w:r>
-      <w:r>
-        <w:rPr>
-          <w:rFonts w:ascii="Arial" w:hAnsi="Arial" w:cs="Arial"/>
-          <w:sz w:val="20"/>
-        </w:rPr>
-        <w:t xml:space="preserve">, </w:t>
-      </w:r>
-      <w:r>
-        <w:rPr>
-          <w:rStyle w:val="Strong"/>
-          <w:rFonts w:ascii="Arial" w:hAnsi="Arial" w:cs="Arial"/>
-          <w:sz w:val="20"/>
-        </w:rPr>
-        <w:t>Cypress</w:t>
-      </w:r>
-      <w:r>
-        <w:rPr>
-          <w:rFonts w:ascii="Arial" w:hAnsi="Arial" w:cs="Arial"/>
-          <w:sz w:val="20"/>
-        </w:rPr>
-        <w:t xml:space="preserve">, </w:t>
-      </w:r>
-      <w:r>
-        <w:rPr>
-          <w:rStyle w:val="Strong"/>
-          <w:rFonts w:ascii="Arial" w:hAnsi="Arial" w:cs="Arial"/>
-          <w:sz w:val="20"/>
-        </w:rPr>
-        <w:t>Playwright</w:t>
-      </w:r>
-      <w:r>
-        <w:rPr>
-          <w:rFonts w:ascii="Arial" w:hAnsi="Arial" w:cs="Arial"/>
-          <w:sz w:val="20"/>
-        </w:rPr>
-        <w:t xml:space="preserve">, API contract tests (Pact-style) • Security: </w:t>
-      </w:r>
-      <w:proofErr w:type="spellStart"/>
-      <w:r>
-        <w:rPr>
-          <w:rStyle w:val="Strong"/>
-          <w:rFonts w:ascii="Arial" w:hAnsi="Arial" w:cs="Arial"/>
-          <w:sz w:val="20"/>
+          <w:sz w:val="14"/>
+          <w:szCs w:val="18"/>
+        </w:rPr>
+      </w:pPr>
+      <w:r>
+        <w:rPr>
+          <w:rFonts w:ascii="Arial" w:hAnsi="Arial" w:cs="Arial"/>
+          <w:b/>
+          <w:bCs/>
+          <w:color w:val="000000"/>
+          <w:sz w:val="18"/>
+          <w:szCs w:val="22"/>
+        </w:rPr>
+        <w:t xml:space="preserve">Testing: </w:t>
+      </w:r>
+      <w:r>
+        <w:rPr>
+          <w:rFonts w:ascii="Arial" w:hAnsi="Arial" w:cs="Arial"/>
+          <w:bCs/>
+          <w:color w:val="000000"/>
+          <w:sz w:val="18"/>
+          <w:szCs w:val="22"/>
+        </w:rPr>
+        <w:t>Jest, Mocha, Chai, React Testing Library, Cypress, Playwright, API contract tests (Pact-style) •</w:t>
+      </w:r>
+      <w:r>
+        <w:rPr>
+          <w:rFonts w:ascii="Arial" w:hAnsi="Arial" w:cs="Arial"/>
+          <w:b/>
+          <w:bCs/>
+          <w:color w:val="000000"/>
+          <w:sz w:val="18"/>
+          <w:szCs w:val="22"/>
+        </w:rPr>
+        <w:t xml:space="preserve"> Security: </w:t>
+      </w:r>
+      <w:proofErr w:type="spellStart"/>
+      <w:r>
+        <w:rPr>
+          <w:rFonts w:ascii="Arial" w:hAnsi="Arial" w:cs="Arial"/>
+          <w:bCs/>
+          <w:color w:val="000000"/>
+          <w:sz w:val="18"/>
+          <w:szCs w:val="22"/>
         </w:rPr>
         <w:t>Okta</w:t>
       </w:r>
@@ -2123,39 +1774,21 @@
       <w:r>
         <w:rPr>
           <w:rFonts w:ascii="Arial" w:hAnsi="Arial" w:cs="Arial"/>
-          <w:sz w:val="20"/>
-        </w:rPr>
-        <w:t xml:space="preserve">, </w:t>
-      </w:r>
-      <w:r>
-        <w:rPr>
-          <w:rStyle w:val="Strong"/>
-          <w:rFonts w:ascii="Arial" w:hAnsi="Arial" w:cs="Arial"/>
-          <w:sz w:val="20"/>
-        </w:rPr>
-        <w:t>Auth0</w:t>
-      </w:r>
-      <w:r>
-        <w:rPr>
-          <w:rFonts w:ascii="Arial" w:hAnsi="Arial" w:cs="Arial"/>
-          <w:sz w:val="20"/>
-        </w:rPr>
-        <w:t xml:space="preserve">, </w:t>
-      </w:r>
-      <w:r>
-        <w:rPr>
-          <w:rStyle w:val="Strong"/>
-          <w:rFonts w:ascii="Arial" w:hAnsi="Arial" w:cs="Arial"/>
-          <w:sz w:val="20"/>
-        </w:rPr>
-        <w:t xml:space="preserve">AWS </w:t>
-      </w:r>
-      <w:proofErr w:type="spellStart"/>
-      <w:r>
-        <w:rPr>
-          <w:rStyle w:val="Strong"/>
-          <w:rFonts w:ascii="Arial" w:hAnsi="Arial" w:cs="Arial"/>
-          <w:sz w:val="20"/>
+          <w:bCs/>
+          <w:color w:val="000000"/>
+          <w:sz w:val="18"/>
+          <w:szCs w:val="22"/>
+        </w:rPr>
+        <w:t xml:space="preserve">, Auth0, AWS </w:t>
+      </w:r>
+      <w:proofErr w:type="spellStart"/>
+      <w:r>
+        <w:rPr>
+          <w:rFonts w:ascii="Arial" w:hAnsi="Arial" w:cs="Arial"/>
+          <w:bCs/>
+          <w:color w:val="000000"/>
+          <w:sz w:val="18"/>
+          <w:szCs w:val="22"/>
         </w:rPr>
         <w:t>Cognito</w:t>
       </w:r>
@@ -2163,32 +1796,12 @@
       <w:r>
         <w:rPr>
           <w:rFonts w:ascii="Arial" w:hAnsi="Arial" w:cs="Arial"/>
-          <w:sz w:val="20"/>
-        </w:rPr>
-        <w:t xml:space="preserve">, token hardening, rate limiting, </w:t>
-      </w:r>
-      <w:r>
-        <w:rPr>
-          <w:rStyle w:val="Strong"/>
-          <w:rFonts w:ascii="Arial" w:hAnsi="Arial" w:cs="Arial"/>
-          <w:sz w:val="20"/>
-        </w:rPr>
-        <w:t>RBAC/ABAC</w:t>
-      </w:r>
-      <w:r>
-        <w:rPr>
-          <w:rFonts w:ascii="Arial" w:hAnsi="Arial" w:cs="Arial"/>
-          <w:sz w:val="20"/>
-        </w:rPr>
-        <w:t xml:space="preserve">, </w:t>
-      </w:r>
-      <w:r>
-        <w:rPr>
-          <w:rStyle w:val="Strong"/>
-          <w:rFonts w:ascii="Arial" w:hAnsi="Arial" w:cs="Arial"/>
-          <w:sz w:val="20"/>
-        </w:rPr>
-        <w:t>audit logging</w:t>
+          <w:bCs/>
+          <w:color w:val="000000"/>
+          <w:sz w:val="18"/>
+          <w:szCs w:val="22"/>
+        </w:rPr>
+        <w:t>, token hardening, rate limiting, RBAC/ABAC, audit logging</w:t>
       </w:r>
     </w:p>
     <w:p>
@@ -2265,13 +1878,13 @@
         <w:jc w:val="both"/>
         <w:rPr>
           <w:rFonts w:ascii="Arial" w:hAnsi="Arial" w:cs="Arial"/>
-          <w:sz w:val="20"/>
-        </w:rPr>
-      </w:pPr>
-      <w:r>
-        <w:rPr>
-          <w:rFonts w:ascii="Arial" w:hAnsi="Arial" w:cs="Arial"/>
-          <w:sz w:val="20"/>
+          <w:sz w:val="18"/>
+        </w:rPr>
+      </w:pPr>
+      <w:r>
+        <w:rPr>
+          <w:rFonts w:ascii="Arial" w:hAnsi="Arial" w:cs="Arial"/>
+          <w:sz w:val="18"/>
         </w:rPr>
         <w:t xml:space="preserve">Led a </w:t>
       </w:r>
@@ -2279,7 +1892,7 @@
         <w:rPr>
           <w:rStyle w:val="Strong"/>
           <w:rFonts w:ascii="Arial" w:hAnsi="Arial" w:cs="Arial"/>
-          <w:sz w:val="20"/>
+          <w:sz w:val="18"/>
         </w:rPr>
         <w:t xml:space="preserve">React + </w:t>
       </w:r>
@@ -2288,7 +1901,7 @@
         <w:rPr>
           <w:rStyle w:val="Strong"/>
           <w:rFonts w:ascii="Arial" w:hAnsi="Arial" w:cs="Arial"/>
-          <w:sz w:val="20"/>
+          <w:sz w:val="18"/>
         </w:rPr>
         <w:t>TypeScript</w:t>
       </w:r>
@@ -2296,7 +1909,7 @@
       <w:r>
         <w:rPr>
           <w:rFonts w:ascii="Arial" w:hAnsi="Arial" w:cs="Arial"/>
-          <w:sz w:val="20"/>
+          <w:sz w:val="18"/>
         </w:rPr>
         <w:t xml:space="preserve"> modernization that replaced legacy UI surfaces with a </w:t>
       </w:r>
@@ -2304,14 +1917,14 @@
         <w:rPr>
           <w:rStyle w:val="Strong"/>
           <w:rFonts w:ascii="Arial" w:hAnsi="Arial" w:cs="Arial"/>
-          <w:sz w:val="20"/>
+          <w:sz w:val="18"/>
         </w:rPr>
         <w:t>Storybook-backed design system</w:t>
       </w:r>
       <w:r>
         <w:rPr>
           <w:rFonts w:ascii="Arial" w:hAnsi="Arial" w:cs="Arial"/>
-          <w:sz w:val="20"/>
+          <w:sz w:val="18"/>
         </w:rPr>
         <w:t xml:space="preserve">, improving consistency and reducing regression risk with </w:t>
       </w:r>
@@ -2319,14 +1932,14 @@
         <w:rPr>
           <w:rStyle w:val="Strong"/>
           <w:rFonts w:ascii="Arial" w:hAnsi="Arial" w:cs="Arial"/>
-          <w:sz w:val="20"/>
+          <w:sz w:val="18"/>
         </w:rPr>
         <w:t>React Testing Library</w:t>
       </w:r>
       <w:r>
         <w:rPr>
           <w:rFonts w:ascii="Arial" w:hAnsi="Arial" w:cs="Arial"/>
-          <w:sz w:val="20"/>
+          <w:sz w:val="18"/>
         </w:rPr>
         <w:t xml:space="preserve"> and </w:t>
       </w:r>
@@ -2334,14 +1947,14 @@
         <w:rPr>
           <w:rStyle w:val="Strong"/>
           <w:rFonts w:ascii="Arial" w:hAnsi="Arial" w:cs="Arial"/>
-          <w:sz w:val="20"/>
+          <w:sz w:val="18"/>
         </w:rPr>
         <w:t>Playwright</w:t>
       </w:r>
       <w:r>
         <w:rPr>
           <w:rFonts w:ascii="Arial" w:hAnsi="Arial" w:cs="Arial"/>
-          <w:sz w:val="20"/>
+          <w:sz w:val="18"/>
         </w:rPr>
         <w:t xml:space="preserve"> smoke journeys.</w:t>
       </w:r>
@@ -2356,13 +1969,13 @@
         <w:jc w:val="both"/>
         <w:rPr>
           <w:rFonts w:ascii="Arial" w:hAnsi="Arial" w:cs="Arial"/>
-          <w:sz w:val="20"/>
-        </w:rPr>
-      </w:pPr>
-      <w:r>
-        <w:rPr>
-          <w:rFonts w:ascii="Arial" w:hAnsi="Arial" w:cs="Arial"/>
-          <w:sz w:val="20"/>
+          <w:sz w:val="18"/>
+        </w:rPr>
+      </w:pPr>
+      <w:r>
+        <w:rPr>
+          <w:rFonts w:ascii="Arial" w:hAnsi="Arial" w:cs="Arial"/>
+          <w:sz w:val="18"/>
         </w:rPr>
         <w:t xml:space="preserve">Built a </w:t>
       </w:r>
@@ -2370,14 +1983,14 @@
         <w:rPr>
           <w:rStyle w:val="Strong"/>
           <w:rFonts w:ascii="Arial" w:hAnsi="Arial" w:cs="Arial"/>
-          <w:sz w:val="20"/>
+          <w:sz w:val="18"/>
         </w:rPr>
         <w:t>BFF/API layer</w:t>
       </w:r>
       <w:r>
         <w:rPr>
           <w:rFonts w:ascii="Arial" w:hAnsi="Arial" w:cs="Arial"/>
-          <w:sz w:val="20"/>
+          <w:sz w:val="18"/>
         </w:rPr>
         <w:t xml:space="preserve"> using </w:t>
       </w:r>
@@ -2385,47 +1998,14 @@
         <w:rPr>
           <w:rStyle w:val="Strong"/>
           <w:rFonts w:ascii="Arial" w:hAnsi="Arial" w:cs="Arial"/>
-          <w:sz w:val="20"/>
+          <w:sz w:val="18"/>
         </w:rPr>
         <w:t>ASP.NET Core</w:t>
       </w:r>
       <w:r>
         <w:rPr>
           <w:rFonts w:ascii="Arial" w:hAnsi="Arial" w:cs="Arial"/>
-          <w:sz w:val="20"/>
-        </w:rPr>
-        <w:t xml:space="preserve"> and </w:t>
-      </w:r>
-      <w:r>
-        <w:rPr>
-          <w:rStyle w:val="Strong"/>
-          <w:rFonts w:ascii="Arial" w:hAnsi="Arial" w:cs="Arial"/>
-          <w:sz w:val="20"/>
-        </w:rPr>
-        <w:t>Node.js (</w:t>
-      </w:r>
-      <w:proofErr w:type="spellStart"/>
-      <w:r>
-        <w:rPr>
-          <w:rStyle w:val="Strong"/>
-          <w:rFonts w:ascii="Arial" w:hAnsi="Arial" w:cs="Arial"/>
-          <w:sz w:val="20"/>
-        </w:rPr>
-        <w:t>NestJS</w:t>
-      </w:r>
-      <w:proofErr w:type="spellEnd"/>
-      <w:r>
-        <w:rPr>
-          <w:rStyle w:val="Strong"/>
-          <w:rFonts w:ascii="Arial" w:hAnsi="Arial" w:cs="Arial"/>
-          <w:sz w:val="20"/>
-        </w:rPr>
-        <w:t>/Express)</w:t>
-      </w:r>
-      <w:r>
-        <w:rPr>
-          <w:rFonts w:ascii="Arial" w:hAnsi="Arial" w:cs="Arial"/>
-          <w:sz w:val="20"/>
+          <w:sz w:val="18"/>
         </w:rPr>
         <w:t xml:space="preserve">, standardizing </w:t>
       </w:r>
@@ -2434,7 +2014,7 @@
         <w:rPr>
           <w:rStyle w:val="Strong"/>
           <w:rFonts w:ascii="Arial" w:hAnsi="Arial" w:cs="Arial"/>
-          <w:sz w:val="20"/>
+          <w:sz w:val="18"/>
         </w:rPr>
         <w:t>OpenAPI</w:t>
       </w:r>
@@ -2442,7 +2022,7 @@
       <w:r>
         <w:rPr>
           <w:rFonts w:ascii="Arial" w:hAnsi="Arial" w:cs="Arial"/>
-          <w:sz w:val="20"/>
+          <w:sz w:val="18"/>
         </w:rPr>
         <w:t xml:space="preserve"> contracts, pagination, error schemas, and </w:t>
       </w:r>
@@ -2450,14 +2030,14 @@
         <w:rPr>
           <w:rStyle w:val="Strong"/>
           <w:rFonts w:ascii="Arial" w:hAnsi="Arial" w:cs="Arial"/>
-          <w:sz w:val="20"/>
+          <w:sz w:val="18"/>
         </w:rPr>
         <w:t>JWT</w:t>
       </w:r>
       <w:r>
         <w:rPr>
           <w:rFonts w:ascii="Arial" w:hAnsi="Arial" w:cs="Arial"/>
-          <w:sz w:val="20"/>
+          <w:sz w:val="18"/>
         </w:rPr>
         <w:t xml:space="preserve"> validation for predictable client integration.</w:t>
       </w:r>
@@ -2472,13 +2052,13 @@
         <w:jc w:val="both"/>
         <w:rPr>
           <w:rFonts w:ascii="Arial" w:hAnsi="Arial" w:cs="Arial"/>
-          <w:sz w:val="20"/>
-        </w:rPr>
-      </w:pPr>
-      <w:r>
-        <w:rPr>
-          <w:rFonts w:ascii="Arial" w:hAnsi="Arial" w:cs="Arial"/>
-          <w:sz w:val="20"/>
+          <w:sz w:val="18"/>
+        </w:rPr>
+      </w:pPr>
+      <w:r>
+        <w:rPr>
+          <w:rFonts w:ascii="Arial" w:hAnsi="Arial" w:cs="Arial"/>
+          <w:sz w:val="18"/>
         </w:rPr>
         <w:t xml:space="preserve">Designed </w:t>
       </w:r>
@@ -2486,14 +2066,14 @@
         <w:rPr>
           <w:rStyle w:val="Strong"/>
           <w:rFonts w:ascii="Arial" w:hAnsi="Arial" w:cs="Arial"/>
-          <w:sz w:val="20"/>
+          <w:sz w:val="18"/>
         </w:rPr>
         <w:t>AWS API Gateway</w:t>
       </w:r>
       <w:r>
         <w:rPr>
           <w:rFonts w:ascii="Arial" w:hAnsi="Arial" w:cs="Arial"/>
-          <w:sz w:val="20"/>
+          <w:sz w:val="18"/>
         </w:rPr>
         <w:t xml:space="preserve"> routes and edge-safe delivery via </w:t>
       </w:r>
@@ -2502,7 +2082,7 @@
         <w:rPr>
           <w:rStyle w:val="Strong"/>
           <w:rFonts w:ascii="Arial" w:hAnsi="Arial" w:cs="Arial"/>
-          <w:sz w:val="20"/>
+          <w:sz w:val="18"/>
         </w:rPr>
         <w:t>CloudFront</w:t>
       </w:r>
@@ -2510,7 +2090,7 @@
       <w:r>
         <w:rPr>
           <w:rFonts w:ascii="Arial" w:hAnsi="Arial" w:cs="Arial"/>
-          <w:sz w:val="20"/>
+          <w:sz w:val="18"/>
         </w:rPr>
         <w:t xml:space="preserve">, aligning caching rules with product SLAs and enabling fast rollbacks through </w:t>
       </w:r>
@@ -2518,14 +2098,14 @@
         <w:rPr>
           <w:rStyle w:val="Strong"/>
           <w:rFonts w:ascii="Arial" w:hAnsi="Arial" w:cs="Arial"/>
-          <w:sz w:val="20"/>
+          <w:sz w:val="18"/>
         </w:rPr>
         <w:t>feature flags</w:t>
       </w:r>
       <w:r>
         <w:rPr>
           <w:rFonts w:ascii="Arial" w:hAnsi="Arial" w:cs="Arial"/>
-          <w:sz w:val="20"/>
+          <w:sz w:val="18"/>
         </w:rPr>
         <w:t xml:space="preserve"> and staged releases.</w:t>
       </w:r>
@@ -2540,13 +2120,13 @@
         <w:jc w:val="both"/>
         <w:rPr>
           <w:rFonts w:ascii="Arial" w:hAnsi="Arial" w:cs="Arial"/>
-          <w:sz w:val="20"/>
-        </w:rPr>
-      </w:pPr>
-      <w:r>
-        <w:rPr>
-          <w:rFonts w:ascii="Arial" w:hAnsi="Arial" w:cs="Arial"/>
-          <w:sz w:val="20"/>
+          <w:sz w:val="18"/>
+        </w:rPr>
+      </w:pPr>
+      <w:r>
+        <w:rPr>
+          <w:rFonts w:ascii="Arial" w:hAnsi="Arial" w:cs="Arial"/>
+          <w:sz w:val="18"/>
         </w:rPr>
         <w:t xml:space="preserve">Implemented event-driven workflows with </w:t>
       </w:r>
@@ -2554,14 +2134,14 @@
         <w:rPr>
           <w:rStyle w:val="Strong"/>
           <w:rFonts w:ascii="Arial" w:hAnsi="Arial" w:cs="Arial"/>
-          <w:sz w:val="20"/>
+          <w:sz w:val="18"/>
         </w:rPr>
         <w:t>AWS SQS/SNS</w:t>
       </w:r>
       <w:r>
         <w:rPr>
           <w:rFonts w:ascii="Arial" w:hAnsi="Arial" w:cs="Arial"/>
-          <w:sz w:val="20"/>
+          <w:sz w:val="18"/>
         </w:rPr>
         <w:t xml:space="preserve"> and </w:t>
       </w:r>
@@ -2570,7 +2150,7 @@
         <w:rPr>
           <w:rStyle w:val="Strong"/>
           <w:rFonts w:ascii="Arial" w:hAnsi="Arial" w:cs="Arial"/>
-          <w:sz w:val="20"/>
+          <w:sz w:val="18"/>
         </w:rPr>
         <w:t>EventBridge</w:t>
       </w:r>
@@ -2578,7 +2158,7 @@
       <w:r>
         <w:rPr>
           <w:rFonts w:ascii="Arial" w:hAnsi="Arial" w:cs="Arial"/>
-          <w:sz w:val="20"/>
+          <w:sz w:val="18"/>
         </w:rPr>
         <w:t xml:space="preserve">, introducing </w:t>
       </w:r>
@@ -2587,7 +2167,7 @@
         <w:rPr>
           <w:rStyle w:val="Strong"/>
           <w:rFonts w:ascii="Arial" w:hAnsi="Arial" w:cs="Arial"/>
-          <w:sz w:val="20"/>
+          <w:sz w:val="18"/>
         </w:rPr>
         <w:t>idempotency</w:t>
       </w:r>
@@ -2596,14 +2176,14 @@
         <w:rPr>
           <w:rStyle w:val="Strong"/>
           <w:rFonts w:ascii="Arial" w:hAnsi="Arial" w:cs="Arial"/>
-          <w:sz w:val="20"/>
+          <w:sz w:val="18"/>
         </w:rPr>
         <w:t xml:space="preserve"> keys</w:t>
       </w:r>
       <w:r>
         <w:rPr>
           <w:rFonts w:ascii="Arial" w:hAnsi="Arial" w:cs="Arial"/>
-          <w:sz w:val="20"/>
+          <w:sz w:val="18"/>
         </w:rPr>
         <w:t>, retry/</w:t>
       </w:r>
@@ -2611,7 +2191,7 @@
       <w:r>
         <w:rPr>
           <w:rFonts w:ascii="Arial" w:hAnsi="Arial" w:cs="Arial"/>
-          <w:sz w:val="20"/>
+          <w:sz w:val="18"/>
         </w:rPr>
         <w:t>backoff</w:t>
       </w:r>
@@ -2619,7 +2199,7 @@
       <w:r>
         <w:rPr>
           <w:rFonts w:ascii="Arial" w:hAnsi="Arial" w:cs="Arial"/>
-          <w:sz w:val="20"/>
+          <w:sz w:val="18"/>
         </w:rPr>
         <w:t>, and dead-letter handling to keep long-running jobs correct under transient failures.</w:t>
       </w:r>
@@ -2634,13 +2214,13 @@
         <w:jc w:val="both"/>
         <w:rPr>
           <w:rFonts w:ascii="Arial" w:hAnsi="Arial" w:cs="Arial"/>
-          <w:sz w:val="20"/>
-        </w:rPr>
-      </w:pPr>
-      <w:r>
-        <w:rPr>
-          <w:rFonts w:ascii="Arial" w:hAnsi="Arial" w:cs="Arial"/>
-          <w:sz w:val="20"/>
+          <w:sz w:val="18"/>
+        </w:rPr>
+      </w:pPr>
+      <w:r>
+        <w:rPr>
+          <w:rFonts w:ascii="Arial" w:hAnsi="Arial" w:cs="Arial"/>
+          <w:sz w:val="18"/>
         </w:rPr>
         <w:t xml:space="preserve">Delivered containerized services on </w:t>
       </w:r>
@@ -2648,14 +2228,14 @@
         <w:rPr>
           <w:rStyle w:val="Strong"/>
           <w:rFonts w:ascii="Arial" w:hAnsi="Arial" w:cs="Arial"/>
-          <w:sz w:val="20"/>
+          <w:sz w:val="18"/>
         </w:rPr>
         <w:t>EKS/ECS</w:t>
       </w:r>
       <w:r>
         <w:rPr>
           <w:rFonts w:ascii="Arial" w:hAnsi="Arial" w:cs="Arial"/>
-          <w:sz w:val="20"/>
+          <w:sz w:val="18"/>
         </w:rPr>
         <w:t xml:space="preserve"> with </w:t>
       </w:r>
@@ -2664,7 +2244,7 @@
         <w:rPr>
           <w:rStyle w:val="Strong"/>
           <w:rFonts w:ascii="Arial" w:hAnsi="Arial" w:cs="Arial"/>
-          <w:sz w:val="20"/>
+          <w:sz w:val="18"/>
         </w:rPr>
         <w:t>Docker</w:t>
       </w:r>
@@ -2672,7 +2252,7 @@
       <w:r>
         <w:rPr>
           <w:rFonts w:ascii="Arial" w:hAnsi="Arial" w:cs="Arial"/>
-          <w:sz w:val="20"/>
+          <w:sz w:val="18"/>
         </w:rPr>
         <w:t xml:space="preserve">, </w:t>
       </w:r>
@@ -2681,7 +2261,7 @@
         <w:rPr>
           <w:rStyle w:val="Strong"/>
           <w:rFonts w:ascii="Arial" w:hAnsi="Arial" w:cs="Arial"/>
-          <w:sz w:val="20"/>
+          <w:sz w:val="18"/>
         </w:rPr>
         <w:t>Kubernetes</w:t>
       </w:r>
@@ -2689,7 +2269,7 @@
       <w:r>
         <w:rPr>
           <w:rFonts w:ascii="Arial" w:hAnsi="Arial" w:cs="Arial"/>
-          <w:sz w:val="20"/>
+          <w:sz w:val="18"/>
         </w:rPr>
         <w:t xml:space="preserve">, and </w:t>
       </w:r>
@@ -2697,14 +2277,14 @@
         <w:rPr>
           <w:rStyle w:val="Strong"/>
           <w:rFonts w:ascii="Arial" w:hAnsi="Arial" w:cs="Arial"/>
-          <w:sz w:val="20"/>
+          <w:sz w:val="18"/>
         </w:rPr>
         <w:t>Helm</w:t>
       </w:r>
       <w:r>
         <w:rPr>
           <w:rFonts w:ascii="Arial" w:hAnsi="Arial" w:cs="Arial"/>
-          <w:sz w:val="20"/>
+          <w:sz w:val="18"/>
         </w:rPr>
         <w:t xml:space="preserve">, adopting </w:t>
       </w:r>
@@ -2712,14 +2292,14 @@
         <w:rPr>
           <w:rStyle w:val="Strong"/>
           <w:rFonts w:ascii="Arial" w:hAnsi="Arial" w:cs="Arial"/>
-          <w:sz w:val="20"/>
+          <w:sz w:val="18"/>
         </w:rPr>
         <w:t>Argo CD</w:t>
       </w:r>
       <w:r>
         <w:rPr>
           <w:rFonts w:ascii="Arial" w:hAnsi="Arial" w:cs="Arial"/>
-          <w:sz w:val="20"/>
+          <w:sz w:val="18"/>
         </w:rPr>
         <w:t xml:space="preserve"> + </w:t>
       </w:r>
@@ -2728,7 +2308,7 @@
         <w:rPr>
           <w:rStyle w:val="Strong"/>
           <w:rFonts w:ascii="Arial" w:hAnsi="Arial" w:cs="Arial"/>
-          <w:sz w:val="20"/>
+          <w:sz w:val="18"/>
         </w:rPr>
         <w:t>GitOps</w:t>
       </w:r>
@@ -2736,7 +2316,7 @@
       <w:r>
         <w:rPr>
           <w:rFonts w:ascii="Arial" w:hAnsi="Arial" w:cs="Arial"/>
-          <w:sz w:val="20"/>
+          <w:sz w:val="18"/>
         </w:rPr>
         <w:t xml:space="preserve"> for repeatable promotions and environment parity.</w:t>
       </w:r>
@@ -2751,13 +2331,13 @@
         <w:jc w:val="both"/>
         <w:rPr>
           <w:rFonts w:ascii="Arial" w:hAnsi="Arial" w:cs="Arial"/>
-          <w:sz w:val="20"/>
-        </w:rPr>
-      </w:pPr>
-      <w:r>
-        <w:rPr>
-          <w:rFonts w:ascii="Arial" w:hAnsi="Arial" w:cs="Arial"/>
-          <w:sz w:val="20"/>
+          <w:sz w:val="18"/>
+        </w:rPr>
+      </w:pPr>
+      <w:r>
+        <w:rPr>
+          <w:rFonts w:ascii="Arial" w:hAnsi="Arial" w:cs="Arial"/>
+          <w:sz w:val="18"/>
         </w:rPr>
         <w:t xml:space="preserve">Codified infrastructure using </w:t>
       </w:r>
@@ -2766,7 +2346,7 @@
         <w:rPr>
           <w:rStyle w:val="Strong"/>
           <w:rFonts w:ascii="Arial" w:hAnsi="Arial" w:cs="Arial"/>
-          <w:sz w:val="20"/>
+          <w:sz w:val="18"/>
         </w:rPr>
         <w:t>Terraform</w:t>
       </w:r>
@@ -2774,7 +2354,7 @@
       <w:r>
         <w:rPr>
           <w:rFonts w:ascii="Arial" w:hAnsi="Arial" w:cs="Arial"/>
-          <w:sz w:val="20"/>
+          <w:sz w:val="18"/>
         </w:rPr>
         <w:t xml:space="preserve"> and </w:t>
       </w:r>
@@ -2783,7 +2363,7 @@
         <w:rPr>
           <w:rStyle w:val="Strong"/>
           <w:rFonts w:ascii="Arial" w:hAnsi="Arial" w:cs="Arial"/>
-          <w:sz w:val="20"/>
+          <w:sz w:val="18"/>
         </w:rPr>
         <w:t>CloudFormation</w:t>
       </w:r>
@@ -2791,7 +2371,7 @@
       <w:r>
         <w:rPr>
           <w:rFonts w:ascii="Arial" w:hAnsi="Arial" w:cs="Arial"/>
-          <w:sz w:val="20"/>
+          <w:sz w:val="18"/>
         </w:rPr>
         <w:t xml:space="preserve">, tightening </w:t>
       </w:r>
@@ -2799,14 +2379,14 @@
         <w:rPr>
           <w:rStyle w:val="Strong"/>
           <w:rFonts w:ascii="Arial" w:hAnsi="Arial" w:cs="Arial"/>
-          <w:sz w:val="20"/>
+          <w:sz w:val="18"/>
         </w:rPr>
         <w:t>IAM</w:t>
       </w:r>
       <w:r>
         <w:rPr>
           <w:rFonts w:ascii="Arial" w:hAnsi="Arial" w:cs="Arial"/>
-          <w:sz w:val="20"/>
+          <w:sz w:val="18"/>
         </w:rPr>
         <w:t xml:space="preserve"> policies and building least-privilege deployment roles with auditable change history.</w:t>
       </w:r>
@@ -2821,13 +2401,13 @@
         <w:jc w:val="both"/>
         <w:rPr>
           <w:rFonts w:ascii="Arial" w:hAnsi="Arial" w:cs="Arial"/>
-          <w:sz w:val="20"/>
-        </w:rPr>
-      </w:pPr>
-      <w:r>
-        <w:rPr>
-          <w:rFonts w:ascii="Arial" w:hAnsi="Arial" w:cs="Arial"/>
-          <w:sz w:val="20"/>
+          <w:sz w:val="18"/>
+        </w:rPr>
+      </w:pPr>
+      <w:r>
+        <w:rPr>
+          <w:rFonts w:ascii="Arial" w:hAnsi="Arial" w:cs="Arial"/>
+          <w:sz w:val="18"/>
         </w:rPr>
         <w:t xml:space="preserve">Optimized relational hot paths in </w:t>
       </w:r>
@@ -2836,7 +2416,7 @@
         <w:rPr>
           <w:rStyle w:val="Strong"/>
           <w:rFonts w:ascii="Arial" w:hAnsi="Arial" w:cs="Arial"/>
-          <w:sz w:val="20"/>
+          <w:sz w:val="18"/>
         </w:rPr>
         <w:t>PostgreSQL</w:t>
       </w:r>
@@ -2844,7 +2424,7 @@
       <w:r>
         <w:rPr>
           <w:rFonts w:ascii="Arial" w:hAnsi="Arial" w:cs="Arial"/>
-          <w:sz w:val="20"/>
+          <w:sz w:val="18"/>
         </w:rPr>
         <w:t xml:space="preserve"> (indexes, query plans, pagination strategies) and applied selective caching with </w:t>
       </w:r>
@@ -2853,7 +2433,7 @@
         <w:rPr>
           <w:rStyle w:val="Strong"/>
           <w:rFonts w:ascii="Arial" w:hAnsi="Arial" w:cs="Arial"/>
-          <w:sz w:val="20"/>
+          <w:sz w:val="18"/>
         </w:rPr>
         <w:t>ElastiCache</w:t>
       </w:r>
@@ -2862,7 +2442,7 @@
         <w:rPr>
           <w:rStyle w:val="Strong"/>
           <w:rFonts w:ascii="Arial" w:hAnsi="Arial" w:cs="Arial"/>
-          <w:sz w:val="20"/>
+          <w:sz w:val="18"/>
         </w:rPr>
         <w:t xml:space="preserve"> (</w:t>
       </w:r>
@@ -2871,7 +2451,7 @@
         <w:rPr>
           <w:rStyle w:val="Strong"/>
           <w:rFonts w:ascii="Arial" w:hAnsi="Arial" w:cs="Arial"/>
-          <w:sz w:val="20"/>
+          <w:sz w:val="18"/>
         </w:rPr>
         <w:t>Redis</w:t>
       </w:r>
@@ -2880,14 +2460,14 @@
         <w:rPr>
           <w:rStyle w:val="Strong"/>
           <w:rFonts w:ascii="Arial" w:hAnsi="Arial" w:cs="Arial"/>
-          <w:sz w:val="20"/>
+          <w:sz w:val="18"/>
         </w:rPr>
         <w:t>)</w:t>
       </w:r>
       <w:r>
         <w:rPr>
           <w:rFonts w:ascii="Arial" w:hAnsi="Arial" w:cs="Arial"/>
-          <w:sz w:val="20"/>
+          <w:sz w:val="18"/>
         </w:rPr>
         <w:t xml:space="preserve"> to reduce p95 latency under peak usage.</w:t>
       </w:r>
@@ -2902,13 +2482,13 @@
         <w:jc w:val="both"/>
         <w:rPr>
           <w:rFonts w:ascii="Arial" w:hAnsi="Arial" w:cs="Arial"/>
-          <w:sz w:val="20"/>
-        </w:rPr>
-      </w:pPr>
-      <w:r>
-        <w:rPr>
-          <w:rFonts w:ascii="Arial" w:hAnsi="Arial" w:cs="Arial"/>
-          <w:sz w:val="20"/>
+          <w:sz w:val="18"/>
+        </w:rPr>
+      </w:pPr>
+      <w:r>
+        <w:rPr>
+          <w:rFonts w:ascii="Arial" w:hAnsi="Arial" w:cs="Arial"/>
+          <w:sz w:val="18"/>
         </w:rPr>
         <w:t xml:space="preserve">Integrated </w:t>
       </w:r>
@@ -2917,7 +2497,7 @@
         <w:rPr>
           <w:rStyle w:val="Strong"/>
           <w:rFonts w:ascii="Arial" w:hAnsi="Arial" w:cs="Arial"/>
-          <w:sz w:val="20"/>
+          <w:sz w:val="18"/>
         </w:rPr>
         <w:t>DynamoDB</w:t>
       </w:r>
@@ -2925,7 +2505,7 @@
       <w:r>
         <w:rPr>
           <w:rFonts w:ascii="Arial" w:hAnsi="Arial" w:cs="Arial"/>
-          <w:sz w:val="20"/>
+          <w:sz w:val="18"/>
         </w:rPr>
         <w:t xml:space="preserve"> for high-throughput metadata and request de-duplication, documenting key design tradeoffs and operational thresholds for predictable scaling.</w:t>
       </w:r>
@@ -2940,15 +2520,14 @@
         <w:jc w:val="both"/>
         <w:rPr>
           <w:rFonts w:ascii="Arial" w:hAnsi="Arial" w:cs="Arial"/>
-          <w:sz w:val="20"/>
-        </w:rPr>
-      </w:pPr>
-      <w:r>
-        <w:rPr>
-          <w:rFonts w:ascii="Arial" w:hAnsi="Arial" w:cs="Arial"/>
-          <w:sz w:val="20"/>
-        </w:rPr>
-        <w:lastRenderedPageBreak/>
+          <w:sz w:val="18"/>
+        </w:rPr>
+      </w:pPr>
+      <w:r>
+        <w:rPr>
+          <w:rFonts w:ascii="Arial" w:hAnsi="Arial" w:cs="Arial"/>
+          <w:sz w:val="18"/>
+        </w:rPr>
         <w:t xml:space="preserve">Built search experiences backed by </w:t>
       </w:r>
       <w:proofErr w:type="spellStart"/>
@@ -2956,7 +2535,7 @@
         <w:rPr>
           <w:rStyle w:val="Strong"/>
           <w:rFonts w:ascii="Arial" w:hAnsi="Arial" w:cs="Arial"/>
-          <w:sz w:val="20"/>
+          <w:sz w:val="18"/>
         </w:rPr>
         <w:t>Elasticsearch</w:t>
       </w:r>
@@ -2965,14 +2544,14 @@
         <w:rPr>
           <w:rStyle w:val="Strong"/>
           <w:rFonts w:ascii="Arial" w:hAnsi="Arial" w:cs="Arial"/>
-          <w:sz w:val="20"/>
+          <w:sz w:val="18"/>
         </w:rPr>
         <w:t>/OpenSearch</w:t>
       </w:r>
       <w:r>
         <w:rPr>
           <w:rFonts w:ascii="Arial" w:hAnsi="Arial" w:cs="Arial"/>
-          <w:sz w:val="20"/>
+          <w:sz w:val="18"/>
         </w:rPr>
         <w:t>, defining index mappings, ingestion pipelines, and query patterns that supported relevance tuning without costly rework.</w:t>
       </w:r>
@@ -2987,13 +2566,13 @@
         <w:jc w:val="both"/>
         <w:rPr>
           <w:rFonts w:ascii="Arial" w:hAnsi="Arial" w:cs="Arial"/>
-          <w:sz w:val="20"/>
-        </w:rPr>
-      </w:pPr>
-      <w:r>
-        <w:rPr>
-          <w:rFonts w:ascii="Arial" w:hAnsi="Arial" w:cs="Arial"/>
-          <w:sz w:val="20"/>
+          <w:sz w:val="18"/>
+        </w:rPr>
+      </w:pPr>
+      <w:r>
+        <w:rPr>
+          <w:rFonts w:ascii="Arial" w:hAnsi="Arial" w:cs="Arial"/>
+          <w:sz w:val="18"/>
         </w:rPr>
         <w:t xml:space="preserve">Introduced analytics-ready pipelines exporting events into </w:t>
       </w:r>
@@ -3001,14 +2580,14 @@
         <w:rPr>
           <w:rStyle w:val="Strong"/>
           <w:rFonts w:ascii="Arial" w:hAnsi="Arial" w:cs="Arial"/>
-          <w:sz w:val="20"/>
+          <w:sz w:val="18"/>
         </w:rPr>
         <w:t>Redshift</w:t>
       </w:r>
       <w:r>
         <w:rPr>
           <w:rFonts w:ascii="Arial" w:hAnsi="Arial" w:cs="Arial"/>
-          <w:sz w:val="20"/>
+          <w:sz w:val="18"/>
         </w:rPr>
         <w:t xml:space="preserve"> and integrating consumers into </w:t>
       </w:r>
@@ -3017,7 +2596,7 @@
         <w:rPr>
           <w:rStyle w:val="Strong"/>
           <w:rFonts w:ascii="Arial" w:hAnsi="Arial" w:cs="Arial"/>
-          <w:sz w:val="20"/>
+          <w:sz w:val="18"/>
         </w:rPr>
         <w:t>BigQuery</w:t>
       </w:r>
@@ -3025,7 +2604,7 @@
       <w:r>
         <w:rPr>
           <w:rFonts w:ascii="Arial" w:hAnsi="Arial" w:cs="Arial"/>
-          <w:sz w:val="20"/>
+          <w:sz w:val="18"/>
         </w:rPr>
         <w:t xml:space="preserve"> for cross-team reporting, ensuring stable schemas and backfill-safe processing.</w:t>
       </w:r>
@@ -3040,13 +2619,13 @@
         <w:jc w:val="both"/>
         <w:rPr>
           <w:rFonts w:ascii="Arial" w:hAnsi="Arial" w:cs="Arial"/>
-          <w:sz w:val="20"/>
-        </w:rPr>
-      </w:pPr>
-      <w:r>
-        <w:rPr>
-          <w:rFonts w:ascii="Arial" w:hAnsi="Arial" w:cs="Arial"/>
-          <w:sz w:val="20"/>
+          <w:sz w:val="18"/>
+        </w:rPr>
+      </w:pPr>
+      <w:r>
+        <w:rPr>
+          <w:rFonts w:ascii="Arial" w:hAnsi="Arial" w:cs="Arial"/>
+          <w:sz w:val="18"/>
         </w:rPr>
         <w:t xml:space="preserve">Standardized telemetry with </w:t>
       </w:r>
@@ -3055,7 +2634,7 @@
         <w:rPr>
           <w:rStyle w:val="Strong"/>
           <w:rFonts w:ascii="Arial" w:hAnsi="Arial" w:cs="Arial"/>
-          <w:sz w:val="20"/>
+          <w:sz w:val="18"/>
         </w:rPr>
         <w:t>OpenTelemetry</w:t>
       </w:r>
@@ -3063,7 +2642,7 @@
       <w:r>
         <w:rPr>
           <w:rFonts w:ascii="Arial" w:hAnsi="Arial" w:cs="Arial"/>
-          <w:sz w:val="20"/>
+          <w:sz w:val="18"/>
         </w:rPr>
         <w:t xml:space="preserve"> (traces/metrics/logs) exported into </w:t>
       </w:r>
@@ -3072,7 +2651,7 @@
         <w:rPr>
           <w:rStyle w:val="Strong"/>
           <w:rFonts w:ascii="Arial" w:hAnsi="Arial" w:cs="Arial"/>
-          <w:sz w:val="20"/>
+          <w:sz w:val="18"/>
         </w:rPr>
         <w:t>Datadog</w:t>
       </w:r>
@@ -3080,7 +2659,7 @@
       <w:r>
         <w:rPr>
           <w:rFonts w:ascii="Arial" w:hAnsi="Arial" w:cs="Arial"/>
-          <w:sz w:val="20"/>
+          <w:sz w:val="18"/>
         </w:rPr>
         <w:t xml:space="preserve">, and created actionable dashboards in </w:t>
       </w:r>
@@ -3089,7 +2668,7 @@
         <w:rPr>
           <w:rStyle w:val="Strong"/>
           <w:rFonts w:ascii="Arial" w:hAnsi="Arial" w:cs="Arial"/>
-          <w:sz w:val="20"/>
+          <w:sz w:val="18"/>
         </w:rPr>
         <w:t>Grafana</w:t>
       </w:r>
@@ -3097,7 +2676,7 @@
       <w:r>
         <w:rPr>
           <w:rFonts w:ascii="Arial" w:hAnsi="Arial" w:cs="Arial"/>
-          <w:sz w:val="20"/>
+          <w:sz w:val="18"/>
         </w:rPr>
         <w:t xml:space="preserve"> for latency, saturation, and error budgets.</w:t>
       </w:r>
@@ -3112,13 +2691,13 @@
         <w:jc w:val="both"/>
         <w:rPr>
           <w:rFonts w:ascii="Arial" w:hAnsi="Arial" w:cs="Arial"/>
-          <w:sz w:val="20"/>
-        </w:rPr>
-      </w:pPr>
-      <w:r>
-        <w:rPr>
-          <w:rFonts w:ascii="Arial" w:hAnsi="Arial" w:cs="Arial"/>
-          <w:sz w:val="20"/>
+          <w:sz w:val="18"/>
+        </w:rPr>
+      </w:pPr>
+      <w:r>
+        <w:rPr>
+          <w:rFonts w:ascii="Arial" w:hAnsi="Arial" w:cs="Arial"/>
+          <w:sz w:val="18"/>
         </w:rPr>
         <w:t xml:space="preserve">Reduced on-call noise by restructuring logs into consistent, </w:t>
       </w:r>
@@ -3126,7 +2705,7 @@
       <w:r>
         <w:rPr>
           <w:rFonts w:ascii="Arial" w:hAnsi="Arial" w:cs="Arial"/>
-          <w:sz w:val="20"/>
+          <w:sz w:val="18"/>
         </w:rPr>
         <w:t>queryable</w:t>
       </w:r>
@@ -3134,7 +2713,7 @@
       <w:r>
         <w:rPr>
           <w:rFonts w:ascii="Arial" w:hAnsi="Arial" w:cs="Arial"/>
-          <w:sz w:val="20"/>
+          <w:sz w:val="18"/>
         </w:rPr>
         <w:t xml:space="preserve"> fields via </w:t>
       </w:r>
@@ -3142,14 +2721,14 @@
         <w:rPr>
           <w:rStyle w:val="Strong"/>
           <w:rFonts w:ascii="Arial" w:hAnsi="Arial" w:cs="Arial"/>
-          <w:sz w:val="20"/>
+          <w:sz w:val="18"/>
         </w:rPr>
         <w:t>ELK/EFK</w:t>
       </w:r>
       <w:r>
         <w:rPr>
           <w:rFonts w:ascii="Arial" w:hAnsi="Arial" w:cs="Arial"/>
-          <w:sz w:val="20"/>
+          <w:sz w:val="18"/>
         </w:rPr>
         <w:t xml:space="preserve"> patterns and tightening </w:t>
       </w:r>
@@ -3158,7 +2737,7 @@
         <w:rPr>
           <w:rStyle w:val="Strong"/>
           <w:rFonts w:ascii="Arial" w:hAnsi="Arial" w:cs="Arial"/>
-          <w:sz w:val="20"/>
+          <w:sz w:val="18"/>
         </w:rPr>
         <w:t>CloudWatch</w:t>
       </w:r>
@@ -3166,7 +2745,7 @@
       <w:r>
         <w:rPr>
           <w:rFonts w:ascii="Arial" w:hAnsi="Arial" w:cs="Arial"/>
-          <w:sz w:val="20"/>
+          <w:sz w:val="18"/>
         </w:rPr>
         <w:t xml:space="preserve"> alarms to focus on customer-impact signals.</w:t>
       </w:r>
@@ -3181,21 +2760,22 @@
         <w:jc w:val="both"/>
         <w:rPr>
           <w:rFonts w:ascii="Arial" w:hAnsi="Arial" w:cs="Arial"/>
-          <w:sz w:val="20"/>
-        </w:rPr>
-      </w:pPr>
-      <w:r>
-        <w:rPr>
-          <w:rFonts w:ascii="Arial" w:hAnsi="Arial" w:cs="Arial"/>
-          <w:sz w:val="20"/>
-        </w:rPr>
+          <w:sz w:val="18"/>
+        </w:rPr>
+      </w:pPr>
+      <w:r>
+        <w:rPr>
+          <w:rFonts w:ascii="Arial" w:hAnsi="Arial" w:cs="Arial"/>
+          <w:sz w:val="18"/>
+        </w:rPr>
+        <w:lastRenderedPageBreak/>
         <w:t xml:space="preserve">Hardened </w:t>
       </w:r>
       <w:proofErr w:type="spellStart"/>
       <w:r>
         <w:rPr>
           <w:rFonts w:ascii="Arial" w:hAnsi="Arial" w:cs="Arial"/>
-          <w:sz w:val="20"/>
+          <w:sz w:val="18"/>
         </w:rPr>
         <w:t>auth</w:t>
       </w:r>
@@ -3203,7 +2783,7 @@
       <w:r>
         <w:rPr>
           <w:rFonts w:ascii="Arial" w:hAnsi="Arial" w:cs="Arial"/>
-          <w:sz w:val="20"/>
+          <w:sz w:val="18"/>
         </w:rPr>
         <w:t xml:space="preserve"> flows with </w:t>
       </w:r>
@@ -3211,7 +2791,7 @@
         <w:rPr>
           <w:rStyle w:val="Strong"/>
           <w:rFonts w:ascii="Arial" w:hAnsi="Arial" w:cs="Arial"/>
-          <w:sz w:val="20"/>
+          <w:sz w:val="18"/>
         </w:rPr>
         <w:t>OAuth2/</w:t>
       </w:r>
@@ -3220,7 +2800,7 @@
         <w:rPr>
           <w:rStyle w:val="Strong"/>
           <w:rFonts w:ascii="Arial" w:hAnsi="Arial" w:cs="Arial"/>
-          <w:sz w:val="20"/>
+          <w:sz w:val="18"/>
         </w:rPr>
         <w:t>OpenID</w:t>
       </w:r>
@@ -3229,14 +2809,14 @@
         <w:rPr>
           <w:rStyle w:val="Strong"/>
           <w:rFonts w:ascii="Arial" w:hAnsi="Arial" w:cs="Arial"/>
-          <w:sz w:val="20"/>
+          <w:sz w:val="18"/>
         </w:rPr>
         <w:t xml:space="preserve"> Connect</w:t>
       </w:r>
       <w:r>
         <w:rPr>
           <w:rFonts w:ascii="Arial" w:hAnsi="Arial" w:cs="Arial"/>
-          <w:sz w:val="20"/>
+          <w:sz w:val="18"/>
         </w:rPr>
         <w:t xml:space="preserve"> integrations through </w:t>
       </w:r>
@@ -3245,7 +2825,7 @@
         <w:rPr>
           <w:rStyle w:val="Strong"/>
           <w:rFonts w:ascii="Arial" w:hAnsi="Arial" w:cs="Arial"/>
-          <w:sz w:val="20"/>
+          <w:sz w:val="18"/>
         </w:rPr>
         <w:t>Okta</w:t>
       </w:r>
@@ -3254,7 +2834,7 @@
         <w:rPr>
           <w:rStyle w:val="Strong"/>
           <w:rFonts w:ascii="Arial" w:hAnsi="Arial" w:cs="Arial"/>
-          <w:sz w:val="20"/>
+          <w:sz w:val="18"/>
         </w:rPr>
         <w:t xml:space="preserve">/Auth0/AWS </w:t>
       </w:r>
@@ -3263,7 +2843,7 @@
         <w:rPr>
           <w:rStyle w:val="Strong"/>
           <w:rFonts w:ascii="Arial" w:hAnsi="Arial" w:cs="Arial"/>
-          <w:sz w:val="20"/>
+          <w:sz w:val="18"/>
         </w:rPr>
         <w:t>Cognito</w:t>
       </w:r>
@@ -3271,7 +2851,7 @@
       <w:r>
         <w:rPr>
           <w:rFonts w:ascii="Arial" w:hAnsi="Arial" w:cs="Arial"/>
-          <w:sz w:val="20"/>
+          <w:sz w:val="18"/>
         </w:rPr>
         <w:t xml:space="preserve">, enforcing </w:t>
       </w:r>
@@ -3279,14 +2859,14 @@
         <w:rPr>
           <w:rStyle w:val="Strong"/>
           <w:rFonts w:ascii="Arial" w:hAnsi="Arial" w:cs="Arial"/>
-          <w:sz w:val="20"/>
+          <w:sz w:val="18"/>
         </w:rPr>
         <w:t>RBAC/ABAC</w:t>
       </w:r>
       <w:r>
         <w:rPr>
           <w:rFonts w:ascii="Arial" w:hAnsi="Arial" w:cs="Arial"/>
-          <w:sz w:val="20"/>
+          <w:sz w:val="18"/>
         </w:rPr>
         <w:t xml:space="preserve">, rate limiting, and </w:t>
       </w:r>
@@ -3294,14 +2874,14 @@
         <w:rPr>
           <w:rStyle w:val="Strong"/>
           <w:rFonts w:ascii="Arial" w:hAnsi="Arial" w:cs="Arial"/>
-          <w:sz w:val="20"/>
+          <w:sz w:val="18"/>
         </w:rPr>
         <w:t>audit logging</w:t>
       </w:r>
       <w:r>
         <w:rPr>
           <w:rFonts w:ascii="Arial" w:hAnsi="Arial" w:cs="Arial"/>
-          <w:sz w:val="20"/>
+          <w:sz w:val="18"/>
         </w:rPr>
         <w:t xml:space="preserve"> for compliance-ready access control.</w:t>
       </w:r>
@@ -3316,13 +2896,13 @@
         <w:jc w:val="both"/>
         <w:rPr>
           <w:rFonts w:ascii="Arial" w:hAnsi="Arial" w:cs="Arial"/>
-          <w:sz w:val="20"/>
-        </w:rPr>
-      </w:pPr>
-      <w:r>
-        <w:rPr>
-          <w:rFonts w:ascii="Arial" w:hAnsi="Arial" w:cs="Arial"/>
-          <w:sz w:val="20"/>
+          <w:sz w:val="18"/>
+        </w:rPr>
+      </w:pPr>
+      <w:r>
+        <w:rPr>
+          <w:rFonts w:ascii="Arial" w:hAnsi="Arial" w:cs="Arial"/>
+          <w:sz w:val="18"/>
         </w:rPr>
         <w:t xml:space="preserve">Implemented CI/CD pipelines with </w:t>
       </w:r>
@@ -3331,7 +2911,7 @@
         <w:rPr>
           <w:rStyle w:val="Strong"/>
           <w:rFonts w:ascii="Arial" w:hAnsi="Arial" w:cs="Arial"/>
-          <w:sz w:val="20"/>
+          <w:sz w:val="18"/>
         </w:rPr>
         <w:t>GitHub</w:t>
       </w:r>
@@ -3340,14 +2920,14 @@
         <w:rPr>
           <w:rStyle w:val="Strong"/>
           <w:rFonts w:ascii="Arial" w:hAnsi="Arial" w:cs="Arial"/>
-          <w:sz w:val="20"/>
+          <w:sz w:val="18"/>
         </w:rPr>
         <w:t xml:space="preserve"> Actions</w:t>
       </w:r>
       <w:r>
         <w:rPr>
           <w:rFonts w:ascii="Arial" w:hAnsi="Arial" w:cs="Arial"/>
-          <w:sz w:val="20"/>
+          <w:sz w:val="18"/>
         </w:rPr>
         <w:t xml:space="preserve">, </w:t>
       </w:r>
@@ -3356,7 +2936,7 @@
         <w:rPr>
           <w:rStyle w:val="Strong"/>
           <w:rFonts w:ascii="Arial" w:hAnsi="Arial" w:cs="Arial"/>
-          <w:sz w:val="20"/>
+          <w:sz w:val="18"/>
         </w:rPr>
         <w:t>GitLab</w:t>
       </w:r>
@@ -3365,14 +2945,14 @@
         <w:rPr>
           <w:rStyle w:val="Strong"/>
           <w:rFonts w:ascii="Arial" w:hAnsi="Arial" w:cs="Arial"/>
-          <w:sz w:val="20"/>
+          <w:sz w:val="18"/>
         </w:rPr>
         <w:t xml:space="preserve"> CI</w:t>
       </w:r>
       <w:r>
         <w:rPr>
           <w:rFonts w:ascii="Arial" w:hAnsi="Arial" w:cs="Arial"/>
-          <w:sz w:val="20"/>
+          <w:sz w:val="18"/>
         </w:rPr>
         <w:t xml:space="preserve">, and </w:t>
       </w:r>
@@ -3380,14 +2960,14 @@
         <w:rPr>
           <w:rStyle w:val="Strong"/>
           <w:rFonts w:ascii="Arial" w:hAnsi="Arial" w:cs="Arial"/>
-          <w:sz w:val="20"/>
+          <w:sz w:val="18"/>
         </w:rPr>
         <w:t>Jenkins</w:t>
       </w:r>
       <w:r>
         <w:rPr>
           <w:rFonts w:ascii="Arial" w:hAnsi="Arial" w:cs="Arial"/>
-          <w:sz w:val="20"/>
+          <w:sz w:val="18"/>
         </w:rPr>
         <w:t>, adding contract tests (Pact-style), deterministic fixtures, and promotion gates to keep releases safe.</w:t>
       </w:r>
@@ -3402,13 +2982,13 @@
         <w:jc w:val="both"/>
         <w:rPr>
           <w:rFonts w:ascii="Arial" w:hAnsi="Arial" w:cs="Arial"/>
-          <w:sz w:val="20"/>
-        </w:rPr>
-      </w:pPr>
-      <w:r>
-        <w:rPr>
-          <w:rFonts w:ascii="Arial" w:hAnsi="Arial" w:cs="Arial"/>
-          <w:sz w:val="20"/>
+          <w:sz w:val="18"/>
+        </w:rPr>
+      </w:pPr>
+      <w:r>
+        <w:rPr>
+          <w:rFonts w:ascii="Arial" w:hAnsi="Arial" w:cs="Arial"/>
+          <w:sz w:val="18"/>
         </w:rPr>
         <w:t xml:space="preserve">Delivered cross-cloud integrations by building provider adapters to </w:t>
       </w:r>
@@ -3416,14 +2996,14 @@
         <w:rPr>
           <w:rStyle w:val="Strong"/>
           <w:rFonts w:ascii="Arial" w:hAnsi="Arial" w:cs="Arial"/>
-          <w:sz w:val="20"/>
+          <w:sz w:val="18"/>
         </w:rPr>
         <w:t>Azure</w:t>
       </w:r>
       <w:r>
         <w:rPr>
           <w:rFonts w:ascii="Arial" w:hAnsi="Arial" w:cs="Arial"/>
-          <w:sz w:val="20"/>
+          <w:sz w:val="18"/>
         </w:rPr>
         <w:t xml:space="preserve"> (</w:t>
       </w:r>
@@ -3431,14 +3011,14 @@
         <w:rPr>
           <w:rStyle w:val="Strong"/>
           <w:rFonts w:ascii="Arial" w:hAnsi="Arial" w:cs="Arial"/>
-          <w:sz w:val="20"/>
+          <w:sz w:val="18"/>
         </w:rPr>
         <w:t>AKS</w:t>
       </w:r>
       <w:r>
         <w:rPr>
           <w:rFonts w:ascii="Arial" w:hAnsi="Arial" w:cs="Arial"/>
-          <w:sz w:val="20"/>
+          <w:sz w:val="18"/>
         </w:rPr>
         <w:t xml:space="preserve">, </w:t>
       </w:r>
@@ -3446,14 +3026,14 @@
         <w:rPr>
           <w:rStyle w:val="Strong"/>
           <w:rFonts w:ascii="Arial" w:hAnsi="Arial" w:cs="Arial"/>
-          <w:sz w:val="20"/>
+          <w:sz w:val="18"/>
         </w:rPr>
         <w:t>Service Bus</w:t>
       </w:r>
       <w:r>
         <w:rPr>
           <w:rFonts w:ascii="Arial" w:hAnsi="Arial" w:cs="Arial"/>
-          <w:sz w:val="20"/>
+          <w:sz w:val="18"/>
         </w:rPr>
         <w:t xml:space="preserve">, </w:t>
       </w:r>
@@ -3461,14 +3041,14 @@
         <w:rPr>
           <w:rStyle w:val="Strong"/>
           <w:rFonts w:ascii="Arial" w:hAnsi="Arial" w:cs="Arial"/>
-          <w:sz w:val="20"/>
+          <w:sz w:val="18"/>
         </w:rPr>
         <w:t>Key Vault</w:t>
       </w:r>
       <w:r>
         <w:rPr>
           <w:rFonts w:ascii="Arial" w:hAnsi="Arial" w:cs="Arial"/>
-          <w:sz w:val="20"/>
+          <w:sz w:val="18"/>
         </w:rPr>
         <w:t xml:space="preserve">, </w:t>
       </w:r>
@@ -3476,14 +3056,14 @@
         <w:rPr>
           <w:rStyle w:val="Strong"/>
           <w:rFonts w:ascii="Arial" w:hAnsi="Arial" w:cs="Arial"/>
-          <w:sz w:val="20"/>
+          <w:sz w:val="18"/>
         </w:rPr>
         <w:t>Application Insights</w:t>
       </w:r>
       <w:r>
         <w:rPr>
           <w:rFonts w:ascii="Arial" w:hAnsi="Arial" w:cs="Arial"/>
-          <w:sz w:val="20"/>
+          <w:sz w:val="18"/>
         </w:rPr>
         <w:t xml:space="preserve">) and </w:t>
       </w:r>
@@ -3491,14 +3071,14 @@
         <w:rPr>
           <w:rStyle w:val="Strong"/>
           <w:rFonts w:ascii="Arial" w:hAnsi="Arial" w:cs="Arial"/>
-          <w:sz w:val="20"/>
+          <w:sz w:val="18"/>
         </w:rPr>
         <w:t>GCP</w:t>
       </w:r>
       <w:r>
         <w:rPr>
           <w:rFonts w:ascii="Arial" w:hAnsi="Arial" w:cs="Arial"/>
-          <w:sz w:val="20"/>
+          <w:sz w:val="18"/>
         </w:rPr>
         <w:t xml:space="preserve"> (</w:t>
       </w:r>
@@ -3506,14 +3086,14 @@
         <w:rPr>
           <w:rStyle w:val="Strong"/>
           <w:rFonts w:ascii="Arial" w:hAnsi="Arial" w:cs="Arial"/>
-          <w:sz w:val="20"/>
+          <w:sz w:val="18"/>
         </w:rPr>
         <w:t>GKE</w:t>
       </w:r>
       <w:r>
         <w:rPr>
           <w:rFonts w:ascii="Arial" w:hAnsi="Arial" w:cs="Arial"/>
-          <w:sz w:val="20"/>
+          <w:sz w:val="18"/>
         </w:rPr>
         <w:t xml:space="preserve">, </w:t>
       </w:r>
@@ -3521,14 +3101,14 @@
         <w:rPr>
           <w:rStyle w:val="Strong"/>
           <w:rFonts w:ascii="Arial" w:hAnsi="Arial" w:cs="Arial"/>
-          <w:sz w:val="20"/>
+          <w:sz w:val="18"/>
         </w:rPr>
         <w:t>Pub/Sub</w:t>
       </w:r>
       <w:r>
         <w:rPr>
           <w:rFonts w:ascii="Arial" w:hAnsi="Arial" w:cs="Arial"/>
-          <w:sz w:val="20"/>
+          <w:sz w:val="18"/>
         </w:rPr>
         <w:t xml:space="preserve">, </w:t>
       </w:r>
@@ -3536,14 +3116,14 @@
         <w:rPr>
           <w:rStyle w:val="Strong"/>
           <w:rFonts w:ascii="Arial" w:hAnsi="Arial" w:cs="Arial"/>
-          <w:sz w:val="20"/>
+          <w:sz w:val="18"/>
         </w:rPr>
         <w:t>Cloud Run</w:t>
       </w:r>
       <w:r>
         <w:rPr>
           <w:rFonts w:ascii="Arial" w:hAnsi="Arial" w:cs="Arial"/>
-          <w:sz w:val="20"/>
+          <w:sz w:val="18"/>
         </w:rPr>
         <w:t xml:space="preserve">, </w:t>
       </w:r>
@@ -3551,14 +3131,14 @@
         <w:rPr>
           <w:rStyle w:val="Strong"/>
           <w:rFonts w:ascii="Arial" w:hAnsi="Arial" w:cs="Arial"/>
-          <w:sz w:val="20"/>
+          <w:sz w:val="18"/>
         </w:rPr>
         <w:t>Cloud Storage</w:t>
       </w:r>
       <w:r>
         <w:rPr>
           <w:rFonts w:ascii="Arial" w:hAnsi="Arial" w:cs="Arial"/>
-          <w:sz w:val="20"/>
+          <w:sz w:val="18"/>
         </w:rPr>
         <w:t xml:space="preserve">, </w:t>
       </w:r>
@@ -3567,7 +3147,7 @@
         <w:rPr>
           <w:rStyle w:val="Strong"/>
           <w:rFonts w:ascii="Arial" w:hAnsi="Arial" w:cs="Arial"/>
-          <w:sz w:val="20"/>
+          <w:sz w:val="18"/>
         </w:rPr>
         <w:t>BigQuery</w:t>
       </w:r>
@@ -3575,7 +3155,7 @@
       <w:r>
         <w:rPr>
           <w:rFonts w:ascii="Arial" w:hAnsi="Arial" w:cs="Arial"/>
-          <w:sz w:val="20"/>
+          <w:sz w:val="18"/>
         </w:rPr>
         <w:t>) without leaking vendor-specific coupling into core domains.</w:t>
       </w:r>
@@ -3634,13 +3214,13 @@
         <w:jc w:val="both"/>
         <w:rPr>
           <w:rFonts w:ascii="Arial" w:hAnsi="Arial" w:cs="Arial"/>
-          <w:sz w:val="20"/>
-        </w:rPr>
-      </w:pPr>
-      <w:r>
-        <w:rPr>
-          <w:rFonts w:ascii="Arial" w:hAnsi="Arial" w:cs="Arial"/>
-          <w:sz w:val="20"/>
+          <w:sz w:val="18"/>
+        </w:rPr>
+      </w:pPr>
+      <w:r>
+        <w:rPr>
+          <w:rFonts w:ascii="Arial" w:hAnsi="Arial" w:cs="Arial"/>
+          <w:sz w:val="18"/>
         </w:rPr>
         <w:t xml:space="preserve">Owned a complex operational </w:t>
       </w:r>
@@ -3648,14 +3228,14 @@
         <w:rPr>
           <w:rStyle w:val="Strong"/>
           <w:rFonts w:ascii="Arial" w:hAnsi="Arial" w:cs="Arial"/>
-          <w:sz w:val="20"/>
+          <w:sz w:val="18"/>
         </w:rPr>
         <w:t>React</w:t>
       </w:r>
       <w:r>
         <w:rPr>
           <w:rFonts w:ascii="Arial" w:hAnsi="Arial" w:cs="Arial"/>
-          <w:sz w:val="20"/>
+          <w:sz w:val="18"/>
         </w:rPr>
         <w:t xml:space="preserve"> SPA, refining component patterns and state boundaries to keep UI responsive under heavy data loads and high user concurrency.</w:t>
       </w:r>
@@ -3670,13 +3250,13 @@
         <w:jc w:val="both"/>
         <w:rPr>
           <w:rFonts w:ascii="Arial" w:hAnsi="Arial" w:cs="Arial"/>
-          <w:sz w:val="20"/>
-        </w:rPr>
-      </w:pPr>
-      <w:r>
-        <w:rPr>
-          <w:rFonts w:ascii="Arial" w:hAnsi="Arial" w:cs="Arial"/>
-          <w:sz w:val="20"/>
+          <w:sz w:val="18"/>
+        </w:rPr>
+      </w:pPr>
+      <w:r>
+        <w:rPr>
+          <w:rFonts w:ascii="Arial" w:hAnsi="Arial" w:cs="Arial"/>
+          <w:sz w:val="18"/>
         </w:rPr>
         <w:t xml:space="preserve">Built APIs using </w:t>
       </w:r>
@@ -3684,14 +3264,14 @@
         <w:rPr>
           <w:rStyle w:val="Strong"/>
           <w:rFonts w:ascii="Arial" w:hAnsi="Arial" w:cs="Arial"/>
-          <w:sz w:val="20"/>
+          <w:sz w:val="18"/>
         </w:rPr>
         <w:t>ASP.NET Core</w:t>
       </w:r>
       <w:r>
         <w:rPr>
           <w:rFonts w:ascii="Arial" w:hAnsi="Arial" w:cs="Arial"/>
-          <w:sz w:val="20"/>
+          <w:sz w:val="18"/>
         </w:rPr>
         <w:t xml:space="preserve"> and </w:t>
       </w:r>
@@ -3699,14 +3279,14 @@
         <w:rPr>
           <w:rStyle w:val="Strong"/>
           <w:rFonts w:ascii="Arial" w:hAnsi="Arial" w:cs="Arial"/>
-          <w:sz w:val="20"/>
+          <w:sz w:val="18"/>
         </w:rPr>
         <w:t>Node.js</w:t>
       </w:r>
       <w:r>
         <w:rPr>
           <w:rFonts w:ascii="Arial" w:hAnsi="Arial" w:cs="Arial"/>
-          <w:sz w:val="20"/>
+          <w:sz w:val="18"/>
         </w:rPr>
         <w:t>, enforcing consistent validation, pagination/filtering conventions, and stable error contracts to simplify downstream integrations.</w:t>
       </w:r>
@@ -3721,13 +3301,13 @@
         <w:jc w:val="both"/>
         <w:rPr>
           <w:rFonts w:ascii="Arial" w:hAnsi="Arial" w:cs="Arial"/>
-          <w:sz w:val="20"/>
-        </w:rPr>
-      </w:pPr>
-      <w:r>
-        <w:rPr>
-          <w:rFonts w:ascii="Arial" w:hAnsi="Arial" w:cs="Arial"/>
-          <w:sz w:val="20"/>
+          <w:sz w:val="18"/>
+        </w:rPr>
+      </w:pPr>
+      <w:r>
+        <w:rPr>
+          <w:rFonts w:ascii="Arial" w:hAnsi="Arial" w:cs="Arial"/>
+          <w:sz w:val="18"/>
         </w:rPr>
         <w:t xml:space="preserve">Implemented asynchronous processing with </w:t>
       </w:r>
@@ -3735,14 +3315,14 @@
         <w:rPr>
           <w:rStyle w:val="Strong"/>
           <w:rFonts w:ascii="Arial" w:hAnsi="Arial" w:cs="Arial"/>
-          <w:sz w:val="20"/>
+          <w:sz w:val="18"/>
         </w:rPr>
         <w:t>Kafka</w:t>
       </w:r>
       <w:r>
         <w:rPr>
           <w:rFonts w:ascii="Arial" w:hAnsi="Arial" w:cs="Arial"/>
-          <w:sz w:val="20"/>
+          <w:sz w:val="18"/>
         </w:rPr>
         <w:t xml:space="preserve"> and </w:t>
       </w:r>
@@ -3751,7 +3331,7 @@
         <w:rPr>
           <w:rStyle w:val="Strong"/>
           <w:rFonts w:ascii="Arial" w:hAnsi="Arial" w:cs="Arial"/>
-          <w:sz w:val="20"/>
+          <w:sz w:val="18"/>
         </w:rPr>
         <w:t>RabbitMQ</w:t>
       </w:r>
@@ -3759,7 +3339,7 @@
       <w:r>
         <w:rPr>
           <w:rFonts w:ascii="Arial" w:hAnsi="Arial" w:cs="Arial"/>
-          <w:sz w:val="20"/>
+          <w:sz w:val="18"/>
         </w:rPr>
         <w:t>, adding idempotent consumers and replay-safe semantics that prevented duplicates during partial outages.</w:t>
       </w:r>
@@ -3774,13 +3354,13 @@
         <w:jc w:val="both"/>
         <w:rPr>
           <w:rFonts w:ascii="Arial" w:hAnsi="Arial" w:cs="Arial"/>
-          <w:sz w:val="20"/>
-        </w:rPr>
-      </w:pPr>
-      <w:r>
-        <w:rPr>
-          <w:rFonts w:ascii="Arial" w:hAnsi="Arial" w:cs="Arial"/>
-          <w:sz w:val="20"/>
+          <w:sz w:val="18"/>
+        </w:rPr>
+      </w:pPr>
+      <w:r>
+        <w:rPr>
+          <w:rFonts w:ascii="Arial" w:hAnsi="Arial" w:cs="Arial"/>
+          <w:sz w:val="18"/>
         </w:rPr>
         <w:t xml:space="preserve">Delivered resilient workflows on </w:t>
       </w:r>
@@ -3788,14 +3368,14 @@
         <w:rPr>
           <w:rStyle w:val="Strong"/>
           <w:rFonts w:ascii="Arial" w:hAnsi="Arial" w:cs="Arial"/>
-          <w:sz w:val="20"/>
+          <w:sz w:val="18"/>
         </w:rPr>
         <w:t>AWS</w:t>
       </w:r>
       <w:r>
         <w:rPr>
           <w:rFonts w:ascii="Arial" w:hAnsi="Arial" w:cs="Arial"/>
-          <w:sz w:val="20"/>
+          <w:sz w:val="18"/>
         </w:rPr>
         <w:t xml:space="preserve"> using </w:t>
       </w:r>
@@ -3803,14 +3383,14 @@
         <w:rPr>
           <w:rStyle w:val="Strong"/>
           <w:rFonts w:ascii="Arial" w:hAnsi="Arial" w:cs="Arial"/>
-          <w:sz w:val="20"/>
+          <w:sz w:val="18"/>
         </w:rPr>
         <w:t>Lambda</w:t>
       </w:r>
       <w:r>
         <w:rPr>
           <w:rFonts w:ascii="Arial" w:hAnsi="Arial" w:cs="Arial"/>
-          <w:sz w:val="20"/>
+          <w:sz w:val="18"/>
         </w:rPr>
         <w:t xml:space="preserve">, </w:t>
       </w:r>
@@ -3818,14 +3398,14 @@
         <w:rPr>
           <w:rStyle w:val="Strong"/>
           <w:rFonts w:ascii="Arial" w:hAnsi="Arial" w:cs="Arial"/>
-          <w:sz w:val="20"/>
+          <w:sz w:val="18"/>
         </w:rPr>
         <w:t>S3</w:t>
       </w:r>
       <w:r>
         <w:rPr>
           <w:rFonts w:ascii="Arial" w:hAnsi="Arial" w:cs="Arial"/>
-          <w:sz w:val="20"/>
+          <w:sz w:val="18"/>
         </w:rPr>
         <w:t xml:space="preserve">, </w:t>
       </w:r>
@@ -3833,14 +3413,14 @@
         <w:rPr>
           <w:rStyle w:val="Strong"/>
           <w:rFonts w:ascii="Arial" w:hAnsi="Arial" w:cs="Arial"/>
-          <w:sz w:val="20"/>
+          <w:sz w:val="18"/>
         </w:rPr>
         <w:t>RDS</w:t>
       </w:r>
       <w:r>
         <w:rPr>
           <w:rFonts w:ascii="Arial" w:hAnsi="Arial" w:cs="Arial"/>
-          <w:sz w:val="20"/>
+          <w:sz w:val="18"/>
         </w:rPr>
         <w:t xml:space="preserve">, and </w:t>
       </w:r>
@@ -3848,14 +3428,14 @@
         <w:rPr>
           <w:rStyle w:val="Strong"/>
           <w:rFonts w:ascii="Arial" w:hAnsi="Arial" w:cs="Arial"/>
-          <w:sz w:val="20"/>
+          <w:sz w:val="18"/>
         </w:rPr>
         <w:t>IAM</w:t>
       </w:r>
       <w:r>
         <w:rPr>
           <w:rFonts w:ascii="Arial" w:hAnsi="Arial" w:cs="Arial"/>
-          <w:sz w:val="20"/>
+          <w:sz w:val="18"/>
         </w:rPr>
         <w:t>, combining least-privilege access with secure secret handling and auditability.</w:t>
       </w:r>
@@ -3870,13 +3450,13 @@
         <w:jc w:val="both"/>
         <w:rPr>
           <w:rFonts w:ascii="Arial" w:hAnsi="Arial" w:cs="Arial"/>
-          <w:sz w:val="20"/>
-        </w:rPr>
-      </w:pPr>
-      <w:r>
-        <w:rPr>
-          <w:rFonts w:ascii="Arial" w:hAnsi="Arial" w:cs="Arial"/>
-          <w:sz w:val="20"/>
+          <w:sz w:val="18"/>
+        </w:rPr>
+      </w:pPr>
+      <w:r>
+        <w:rPr>
+          <w:rFonts w:ascii="Arial" w:hAnsi="Arial" w:cs="Arial"/>
+          <w:sz w:val="18"/>
         </w:rPr>
         <w:t xml:space="preserve">Tuned database performance across </w:t>
       </w:r>
@@ -3884,14 +3464,14 @@
         <w:rPr>
           <w:rStyle w:val="Strong"/>
           <w:rFonts w:ascii="Arial" w:hAnsi="Arial" w:cs="Arial"/>
-          <w:sz w:val="20"/>
+          <w:sz w:val="18"/>
         </w:rPr>
         <w:t>MySQL</w:t>
       </w:r>
       <w:r>
         <w:rPr>
           <w:rFonts w:ascii="Arial" w:hAnsi="Arial" w:cs="Arial"/>
-          <w:sz w:val="20"/>
+          <w:sz w:val="18"/>
         </w:rPr>
         <w:t xml:space="preserve"> and </w:t>
       </w:r>
@@ -3900,7 +3480,7 @@
         <w:rPr>
           <w:rStyle w:val="Strong"/>
           <w:rFonts w:ascii="Arial" w:hAnsi="Arial" w:cs="Arial"/>
-          <w:sz w:val="20"/>
+          <w:sz w:val="18"/>
         </w:rPr>
         <w:t>PostgreSQL</w:t>
       </w:r>
@@ -3908,7 +3488,7 @@
       <w:r>
         <w:rPr>
           <w:rFonts w:ascii="Arial" w:hAnsi="Arial" w:cs="Arial"/>
-          <w:sz w:val="20"/>
+          <w:sz w:val="18"/>
         </w:rPr>
         <w:t>, applying indexing strategies and query refactors that improved response times in high-traffic endpoints.</w:t>
       </w:r>
@@ -3923,13 +3503,13 @@
         <w:jc w:val="both"/>
         <w:rPr>
           <w:rFonts w:ascii="Arial" w:hAnsi="Arial" w:cs="Arial"/>
-          <w:sz w:val="20"/>
-        </w:rPr>
-      </w:pPr>
-      <w:r>
-        <w:rPr>
-          <w:rFonts w:ascii="Arial" w:hAnsi="Arial" w:cs="Arial"/>
-          <w:sz w:val="20"/>
+          <w:sz w:val="18"/>
+        </w:rPr>
+      </w:pPr>
+      <w:r>
+        <w:rPr>
+          <w:rFonts w:ascii="Arial" w:hAnsi="Arial" w:cs="Arial"/>
+          <w:sz w:val="18"/>
         </w:rPr>
         <w:t xml:space="preserve">Introduced caching with </w:t>
       </w:r>
@@ -3938,7 +3518,7 @@
         <w:rPr>
           <w:rStyle w:val="Strong"/>
           <w:rFonts w:ascii="Arial" w:hAnsi="Arial" w:cs="Arial"/>
-          <w:sz w:val="20"/>
+          <w:sz w:val="18"/>
         </w:rPr>
         <w:t>Redis</w:t>
       </w:r>
@@ -3946,7 +3526,7 @@
       <w:r>
         <w:rPr>
           <w:rFonts w:ascii="Arial" w:hAnsi="Arial" w:cs="Arial"/>
-          <w:sz w:val="20"/>
+          <w:sz w:val="18"/>
         </w:rPr>
         <w:t xml:space="preserve"> for read-heavy lookups and session-adjacent data, documenting invalidation rules to keep incidents explainable and reversible.</w:t>
       </w:r>
@@ -3961,13 +3541,13 @@
         <w:jc w:val="both"/>
         <w:rPr>
           <w:rFonts w:ascii="Arial" w:hAnsi="Arial" w:cs="Arial"/>
-          <w:sz w:val="20"/>
-        </w:rPr>
-      </w:pPr>
-      <w:r>
-        <w:rPr>
-          <w:rFonts w:ascii="Arial" w:hAnsi="Arial" w:cs="Arial"/>
-          <w:sz w:val="20"/>
+          <w:sz w:val="18"/>
+        </w:rPr>
+      </w:pPr>
+      <w:r>
+        <w:rPr>
+          <w:rFonts w:ascii="Arial" w:hAnsi="Arial" w:cs="Arial"/>
+          <w:sz w:val="18"/>
         </w:rPr>
         <w:t xml:space="preserve">Added search and filtering capabilities via </w:t>
       </w:r>
@@ -3975,7 +3555,7 @@
         <w:rPr>
           <w:rStyle w:val="Strong"/>
           <w:rFonts w:ascii="Arial" w:hAnsi="Arial" w:cs="Arial"/>
-          <w:sz w:val="20"/>
+          <w:sz w:val="18"/>
         </w:rPr>
         <w:t>OpenSearch/</w:t>
       </w:r>
@@ -3984,7 +3564,7 @@
         <w:rPr>
           <w:rStyle w:val="Strong"/>
           <w:rFonts w:ascii="Arial" w:hAnsi="Arial" w:cs="Arial"/>
-          <w:sz w:val="20"/>
+          <w:sz w:val="18"/>
         </w:rPr>
         <w:t>Elasticsearch</w:t>
       </w:r>
@@ -3992,7 +3572,7 @@
       <w:r>
         <w:rPr>
           <w:rFonts w:ascii="Arial" w:hAnsi="Arial" w:cs="Arial"/>
-          <w:sz w:val="20"/>
+          <w:sz w:val="18"/>
         </w:rPr>
         <w:t xml:space="preserve">, coordinating index lifecycle, </w:t>
       </w:r>
@@ -4000,7 +3580,7 @@
       <w:r>
         <w:rPr>
           <w:rFonts w:ascii="Arial" w:hAnsi="Arial" w:cs="Arial"/>
-          <w:sz w:val="20"/>
+          <w:sz w:val="18"/>
         </w:rPr>
         <w:t>reindex</w:t>
       </w:r>
@@ -4008,7 +3588,7 @@
       <w:r>
         <w:rPr>
           <w:rFonts w:ascii="Arial" w:hAnsi="Arial" w:cs="Arial"/>
-          <w:sz w:val="20"/>
+          <w:sz w:val="18"/>
         </w:rPr>
         <w:t xml:space="preserve"> strategies, and query patterns for predictable relevance.</w:t>
       </w:r>
@@ -4023,13 +3603,13 @@
         <w:jc w:val="both"/>
         <w:rPr>
           <w:rFonts w:ascii="Arial" w:hAnsi="Arial" w:cs="Arial"/>
-          <w:sz w:val="20"/>
-        </w:rPr>
-      </w:pPr>
-      <w:r>
-        <w:rPr>
-          <w:rFonts w:ascii="Arial" w:hAnsi="Arial" w:cs="Arial"/>
-          <w:sz w:val="20"/>
+          <w:sz w:val="18"/>
+        </w:rPr>
+      </w:pPr>
+      <w:r>
+        <w:rPr>
+          <w:rFonts w:ascii="Arial" w:hAnsi="Arial" w:cs="Arial"/>
+          <w:sz w:val="18"/>
         </w:rPr>
         <w:t xml:space="preserve">Improved </w:t>
       </w:r>
@@ -4037,7 +3617,7 @@
       <w:r>
         <w:rPr>
           <w:rFonts w:ascii="Arial" w:hAnsi="Arial" w:cs="Arial"/>
-          <w:sz w:val="20"/>
+          <w:sz w:val="18"/>
         </w:rPr>
         <w:t>observability</w:t>
       </w:r>
@@ -4045,7 +3625,7 @@
       <w:r>
         <w:rPr>
           <w:rFonts w:ascii="Arial" w:hAnsi="Arial" w:cs="Arial"/>
-          <w:sz w:val="20"/>
+          <w:sz w:val="18"/>
         </w:rPr>
         <w:t xml:space="preserve"> using </w:t>
       </w:r>
@@ -4054,7 +3634,7 @@
         <w:rPr>
           <w:rStyle w:val="Strong"/>
           <w:rFonts w:ascii="Arial" w:hAnsi="Arial" w:cs="Arial"/>
-          <w:sz w:val="20"/>
+          <w:sz w:val="18"/>
         </w:rPr>
         <w:t>OpenTelemetry</w:t>
       </w:r>
@@ -4062,7 +3642,7 @@
       <w:r>
         <w:rPr>
           <w:rFonts w:ascii="Arial" w:hAnsi="Arial" w:cs="Arial"/>
-          <w:sz w:val="20"/>
+          <w:sz w:val="18"/>
         </w:rPr>
         <w:t xml:space="preserve"> and structured logging, building dashboards in </w:t>
       </w:r>
@@ -4071,7 +3651,7 @@
         <w:rPr>
           <w:rStyle w:val="Strong"/>
           <w:rFonts w:ascii="Arial" w:hAnsi="Arial" w:cs="Arial"/>
-          <w:sz w:val="20"/>
+          <w:sz w:val="18"/>
         </w:rPr>
         <w:t>Datadog</w:t>
       </w:r>
@@ -4079,7 +3659,7 @@
       <w:r>
         <w:rPr>
           <w:rFonts w:ascii="Arial" w:hAnsi="Arial" w:cs="Arial"/>
-          <w:sz w:val="20"/>
+          <w:sz w:val="18"/>
         </w:rPr>
         <w:t xml:space="preserve"> and </w:t>
       </w:r>
@@ -4088,7 +3668,7 @@
         <w:rPr>
           <w:rStyle w:val="Strong"/>
           <w:rFonts w:ascii="Arial" w:hAnsi="Arial" w:cs="Arial"/>
-          <w:sz w:val="20"/>
+          <w:sz w:val="18"/>
         </w:rPr>
         <w:t>Grafana</w:t>
       </w:r>
@@ -4096,7 +3676,7 @@
       <w:r>
         <w:rPr>
           <w:rFonts w:ascii="Arial" w:hAnsi="Arial" w:cs="Arial"/>
-          <w:sz w:val="20"/>
+          <w:sz w:val="18"/>
         </w:rPr>
         <w:t xml:space="preserve"> that correlated user actions to service behavior.</w:t>
       </w:r>
@@ -4111,13 +3691,13 @@
         <w:jc w:val="both"/>
         <w:rPr>
           <w:rFonts w:ascii="Arial" w:hAnsi="Arial" w:cs="Arial"/>
-          <w:sz w:val="20"/>
-        </w:rPr>
-      </w:pPr>
-      <w:r>
-        <w:rPr>
-          <w:rFonts w:ascii="Arial" w:hAnsi="Arial" w:cs="Arial"/>
-          <w:sz w:val="20"/>
+          <w:sz w:val="18"/>
+        </w:rPr>
+      </w:pPr>
+      <w:r>
+        <w:rPr>
+          <w:rFonts w:ascii="Arial" w:hAnsi="Arial" w:cs="Arial"/>
+          <w:sz w:val="18"/>
         </w:rPr>
         <w:t xml:space="preserve">Created alerting and on-call </w:t>
       </w:r>
@@ -4125,7 +3705,7 @@
       <w:r>
         <w:rPr>
           <w:rFonts w:ascii="Arial" w:hAnsi="Arial" w:cs="Arial"/>
-          <w:sz w:val="20"/>
+          <w:sz w:val="18"/>
         </w:rPr>
         <w:t>runbooks</w:t>
       </w:r>
@@ -4133,7 +3713,7 @@
       <w:r>
         <w:rPr>
           <w:rFonts w:ascii="Arial" w:hAnsi="Arial" w:cs="Arial"/>
-          <w:sz w:val="20"/>
+          <w:sz w:val="18"/>
         </w:rPr>
         <w:t xml:space="preserve">, reducing noisy pages by tightening </w:t>
       </w:r>
@@ -4142,7 +3722,7 @@
         <w:rPr>
           <w:rStyle w:val="Strong"/>
           <w:rFonts w:ascii="Arial" w:hAnsi="Arial" w:cs="Arial"/>
-          <w:sz w:val="20"/>
+          <w:sz w:val="18"/>
         </w:rPr>
         <w:t>CloudWatch</w:t>
       </w:r>
@@ -4150,7 +3730,7 @@
       <w:r>
         <w:rPr>
           <w:rFonts w:ascii="Arial" w:hAnsi="Arial" w:cs="Arial"/>
-          <w:sz w:val="20"/>
+          <w:sz w:val="18"/>
         </w:rPr>
         <w:t xml:space="preserve"> signals and using SLO-style thresholds tied to user-impact KPIs.</w:t>
       </w:r>
@@ -4165,13 +3745,13 @@
         <w:jc w:val="both"/>
         <w:rPr>
           <w:rFonts w:ascii="Arial" w:hAnsi="Arial" w:cs="Arial"/>
-          <w:sz w:val="20"/>
-        </w:rPr>
-      </w:pPr>
-      <w:r>
-        <w:rPr>
-          <w:rFonts w:ascii="Arial" w:hAnsi="Arial" w:cs="Arial"/>
-          <w:sz w:val="20"/>
+          <w:sz w:val="18"/>
+        </w:rPr>
+      </w:pPr>
+      <w:r>
+        <w:rPr>
+          <w:rFonts w:ascii="Arial" w:hAnsi="Arial" w:cs="Arial"/>
+          <w:sz w:val="18"/>
         </w:rPr>
         <w:t xml:space="preserve">Strengthened security with </w:t>
       </w:r>
@@ -4179,14 +3759,14 @@
         <w:rPr>
           <w:rStyle w:val="Strong"/>
           <w:rFonts w:ascii="Arial" w:hAnsi="Arial" w:cs="Arial"/>
-          <w:sz w:val="20"/>
+          <w:sz w:val="18"/>
         </w:rPr>
         <w:t>JWT</w:t>
       </w:r>
       <w:r>
         <w:rPr>
           <w:rFonts w:ascii="Arial" w:hAnsi="Arial" w:cs="Arial"/>
-          <w:sz w:val="20"/>
+          <w:sz w:val="18"/>
         </w:rPr>
         <w:t xml:space="preserve">, </w:t>
       </w:r>
@@ -4194,14 +3774,14 @@
         <w:rPr>
           <w:rStyle w:val="Strong"/>
           <w:rFonts w:ascii="Arial" w:hAnsi="Arial" w:cs="Arial"/>
-          <w:sz w:val="20"/>
+          <w:sz w:val="18"/>
         </w:rPr>
         <w:t>OAuth2</w:t>
       </w:r>
       <w:r>
         <w:rPr>
           <w:rFonts w:ascii="Arial" w:hAnsi="Arial" w:cs="Arial"/>
-          <w:sz w:val="20"/>
+          <w:sz w:val="18"/>
         </w:rPr>
         <w:t xml:space="preserve">, request throttling, and endpoint-level </w:t>
       </w:r>
@@ -4209,14 +3789,14 @@
         <w:rPr>
           <w:rStyle w:val="Strong"/>
           <w:rFonts w:ascii="Arial" w:hAnsi="Arial" w:cs="Arial"/>
-          <w:sz w:val="20"/>
+          <w:sz w:val="18"/>
         </w:rPr>
         <w:t>RBAC/ABAC</w:t>
       </w:r>
       <w:r>
         <w:rPr>
           <w:rFonts w:ascii="Arial" w:hAnsi="Arial" w:cs="Arial"/>
-          <w:sz w:val="20"/>
+          <w:sz w:val="18"/>
         </w:rPr>
         <w:t>, ensuring permissions aligned with real operational roles.</w:t>
       </w:r>
@@ -4231,13 +3811,13 @@
         <w:jc w:val="both"/>
         <w:rPr>
           <w:rFonts w:ascii="Arial" w:hAnsi="Arial" w:cs="Arial"/>
-          <w:sz w:val="20"/>
-        </w:rPr>
-      </w:pPr>
-      <w:r>
-        <w:rPr>
-          <w:rFonts w:ascii="Arial" w:hAnsi="Arial" w:cs="Arial"/>
-          <w:sz w:val="20"/>
+          <w:sz w:val="18"/>
+        </w:rPr>
+      </w:pPr>
+      <w:r>
+        <w:rPr>
+          <w:rFonts w:ascii="Arial" w:hAnsi="Arial" w:cs="Arial"/>
+          <w:sz w:val="18"/>
         </w:rPr>
         <w:t xml:space="preserve">Built a quality pipeline using </w:t>
       </w:r>
@@ -4245,14 +3825,14 @@
         <w:rPr>
           <w:rStyle w:val="Strong"/>
           <w:rFonts w:ascii="Arial" w:hAnsi="Arial" w:cs="Arial"/>
-          <w:sz w:val="20"/>
+          <w:sz w:val="18"/>
         </w:rPr>
         <w:t>Jest</w:t>
       </w:r>
       <w:r>
         <w:rPr>
           <w:rFonts w:ascii="Arial" w:hAnsi="Arial" w:cs="Arial"/>
-          <w:sz w:val="20"/>
+          <w:sz w:val="18"/>
         </w:rPr>
         <w:t xml:space="preserve">, </w:t>
       </w:r>
@@ -4260,14 +3840,14 @@
         <w:rPr>
           <w:rStyle w:val="Strong"/>
           <w:rFonts w:ascii="Arial" w:hAnsi="Arial" w:cs="Arial"/>
-          <w:sz w:val="20"/>
+          <w:sz w:val="18"/>
         </w:rPr>
         <w:t>Mocha/Chai</w:t>
       </w:r>
       <w:r>
         <w:rPr>
           <w:rFonts w:ascii="Arial" w:hAnsi="Arial" w:cs="Arial"/>
-          <w:sz w:val="20"/>
+          <w:sz w:val="18"/>
         </w:rPr>
         <w:t xml:space="preserve">, </w:t>
       </w:r>
@@ -4275,14 +3855,14 @@
         <w:rPr>
           <w:rStyle w:val="Strong"/>
           <w:rFonts w:ascii="Arial" w:hAnsi="Arial" w:cs="Arial"/>
-          <w:sz w:val="20"/>
+          <w:sz w:val="18"/>
         </w:rPr>
         <w:t>Cypress</w:t>
       </w:r>
       <w:r>
         <w:rPr>
           <w:rFonts w:ascii="Arial" w:hAnsi="Arial" w:cs="Arial"/>
-          <w:sz w:val="20"/>
+          <w:sz w:val="18"/>
         </w:rPr>
         <w:t xml:space="preserve">, and selective </w:t>
       </w:r>
@@ -4290,14 +3870,14 @@
         <w:rPr>
           <w:rStyle w:val="Strong"/>
           <w:rFonts w:ascii="Arial" w:hAnsi="Arial" w:cs="Arial"/>
-          <w:sz w:val="20"/>
+          <w:sz w:val="18"/>
         </w:rPr>
         <w:t>Playwright</w:t>
       </w:r>
       <w:r>
         <w:rPr>
           <w:rFonts w:ascii="Arial" w:hAnsi="Arial" w:cs="Arial"/>
-          <w:sz w:val="20"/>
+          <w:sz w:val="18"/>
         </w:rPr>
         <w:t xml:space="preserve"> journeys, keeping critical flows stable while increasing release frequency.</w:t>
       </w:r>
@@ -4312,13 +3892,13 @@
         <w:jc w:val="both"/>
         <w:rPr>
           <w:rFonts w:ascii="Arial" w:hAnsi="Arial" w:cs="Arial"/>
-          <w:sz w:val="20"/>
-        </w:rPr>
-      </w:pPr>
-      <w:r>
-        <w:rPr>
-          <w:rFonts w:ascii="Arial" w:hAnsi="Arial" w:cs="Arial"/>
-          <w:sz w:val="20"/>
+          <w:sz w:val="18"/>
+        </w:rPr>
+      </w:pPr>
+      <w:r>
+        <w:rPr>
+          <w:rFonts w:ascii="Arial" w:hAnsi="Arial" w:cs="Arial"/>
+          <w:sz w:val="18"/>
         </w:rPr>
         <w:t xml:space="preserve">Implemented CI workflows with </w:t>
       </w:r>
@@ -4326,7 +3906,7 @@
         <w:rPr>
           <w:rStyle w:val="Strong"/>
           <w:rFonts w:ascii="Arial" w:hAnsi="Arial" w:cs="Arial"/>
-          <w:sz w:val="20"/>
+          <w:sz w:val="18"/>
         </w:rPr>
         <w:t xml:space="preserve">Azure </w:t>
       </w:r>
@@ -4335,7 +3915,7 @@
         <w:rPr>
           <w:rStyle w:val="Strong"/>
           <w:rFonts w:ascii="Arial" w:hAnsi="Arial" w:cs="Arial"/>
-          <w:sz w:val="20"/>
+          <w:sz w:val="18"/>
         </w:rPr>
         <w:t>DevOps</w:t>
       </w:r>
@@ -4343,7 +3923,7 @@
       <w:r>
         <w:rPr>
           <w:rFonts w:ascii="Arial" w:hAnsi="Arial" w:cs="Arial"/>
-          <w:sz w:val="20"/>
+          <w:sz w:val="18"/>
         </w:rPr>
         <w:t xml:space="preserve"> and </w:t>
       </w:r>
@@ -4352,7 +3932,7 @@
         <w:rPr>
           <w:rStyle w:val="Strong"/>
           <w:rFonts w:ascii="Arial" w:hAnsi="Arial" w:cs="Arial"/>
-          <w:sz w:val="20"/>
+          <w:sz w:val="18"/>
         </w:rPr>
         <w:t>CircleCI</w:t>
       </w:r>
@@ -4360,7 +3940,7 @@
       <w:r>
         <w:rPr>
           <w:rFonts w:ascii="Arial" w:hAnsi="Arial" w:cs="Arial"/>
-          <w:sz w:val="20"/>
+          <w:sz w:val="18"/>
         </w:rPr>
         <w:t>, standardizing build/test steps and adding deployment gates for staged rollouts.</w:t>
       </w:r>
@@ -4375,13 +3955,13 @@
         <w:jc w:val="both"/>
         <w:rPr>
           <w:rFonts w:ascii="Arial" w:hAnsi="Arial" w:cs="Arial"/>
-          <w:sz w:val="20"/>
-        </w:rPr>
-      </w:pPr>
-      <w:r>
-        <w:rPr>
-          <w:rFonts w:ascii="Arial" w:hAnsi="Arial" w:cs="Arial"/>
-          <w:sz w:val="20"/>
+          <w:sz w:val="18"/>
+        </w:rPr>
+      </w:pPr>
+      <w:r>
+        <w:rPr>
+          <w:rFonts w:ascii="Arial" w:hAnsi="Arial" w:cs="Arial"/>
+          <w:sz w:val="18"/>
         </w:rPr>
         <w:t>Partnered with product and operations stakeholders to convert ambiguous requests into scoped increments, documenting tradeoffs and shipping iteratively with measurable outcomes.</w:t>
       </w:r>
@@ -4451,30 +4031,39 @@
         <w:jc w:val="both"/>
         <w:rPr>
           <w:rFonts w:ascii="Arial" w:hAnsi="Arial" w:cs="Arial"/>
-          <w:sz w:val="20"/>
-        </w:rPr>
-      </w:pPr>
-      <w:r>
-        <w:rPr>
-          <w:rFonts w:ascii="Arial" w:hAnsi="Arial" w:cs="Arial"/>
-          <w:sz w:val="20"/>
-        </w:rPr>
-        <w:t xml:space="preserve">Delivered incremental migration from server-rendered pages to </w:t>
+          <w:sz w:val="18"/>
+        </w:rPr>
+      </w:pPr>
+      <w:r>
+        <w:rPr>
+          <w:rFonts w:ascii="Arial" w:hAnsi="Arial" w:cs="Arial"/>
+          <w:sz w:val="18"/>
+        </w:rPr>
+        <w:t>Delivered incremental migration from server-rendered pages to</w:t>
+      </w:r>
+      <w:bookmarkStart w:id="0" w:name="_GoBack"/>
+      <w:r>
+        <w:rPr>
+          <w:rFonts w:ascii="Arial" w:hAnsi="Arial" w:cs="Arial"/>
+          <w:sz w:val="18"/>
+        </w:rPr>
+        <w:t xml:space="preserve"> </w:t>
       </w:r>
       <w:proofErr w:type="gramStart"/>
       <w:r>
         <w:rPr>
           <w:rStyle w:val="Strong"/>
           <w:rFonts w:ascii="Arial" w:hAnsi="Arial" w:cs="Arial"/>
-          <w:sz w:val="20"/>
+          <w:sz w:val="18"/>
         </w:rPr>
         <w:t>React</w:t>
       </w:r>
+      <w:bookmarkEnd w:id="0"/>
       <w:proofErr w:type="gramEnd"/>
       <w:r>
         <w:rPr>
           <w:rFonts w:ascii="Arial" w:hAnsi="Arial" w:cs="Arial"/>
-          <w:sz w:val="20"/>
+          <w:sz w:val="18"/>
         </w:rPr>
         <w:t xml:space="preserve"> modules, preserving behavior while improving usability and front-end performance.</w:t>
       </w:r>
@@ -4489,13 +4078,13 @@
         <w:jc w:val="both"/>
         <w:rPr>
           <w:rFonts w:ascii="Arial" w:hAnsi="Arial" w:cs="Arial"/>
-          <w:sz w:val="20"/>
-        </w:rPr>
-      </w:pPr>
-      <w:r>
-        <w:rPr>
-          <w:rFonts w:ascii="Arial" w:hAnsi="Arial" w:cs="Arial"/>
-          <w:sz w:val="20"/>
+          <w:sz w:val="18"/>
+        </w:rPr>
+      </w:pPr>
+      <w:r>
+        <w:rPr>
+          <w:rFonts w:ascii="Arial" w:hAnsi="Arial" w:cs="Arial"/>
+          <w:sz w:val="18"/>
         </w:rPr>
         <w:t xml:space="preserve">Built backend modules in </w:t>
       </w:r>
@@ -4503,14 +4092,14 @@
         <w:rPr>
           <w:rStyle w:val="Strong"/>
           <w:rFonts w:ascii="Arial" w:hAnsi="Arial" w:cs="Arial"/>
-          <w:sz w:val="20"/>
+          <w:sz w:val="18"/>
         </w:rPr>
         <w:t>.NET</w:t>
       </w:r>
       <w:r>
         <w:rPr>
           <w:rFonts w:ascii="Arial" w:hAnsi="Arial" w:cs="Arial"/>
-          <w:sz w:val="20"/>
+          <w:sz w:val="18"/>
         </w:rPr>
         <w:t xml:space="preserve"> with clean separation and consistent contracts, reducing ambiguity for support teams and simplifying integration debugging.</w:t>
       </w:r>
@@ -4525,13 +4114,13 @@
         <w:jc w:val="both"/>
         <w:rPr>
           <w:rFonts w:ascii="Arial" w:hAnsi="Arial" w:cs="Arial"/>
-          <w:sz w:val="20"/>
-        </w:rPr>
-      </w:pPr>
-      <w:r>
-        <w:rPr>
-          <w:rFonts w:ascii="Arial" w:hAnsi="Arial" w:cs="Arial"/>
-          <w:sz w:val="20"/>
+          <w:sz w:val="18"/>
+        </w:rPr>
+      </w:pPr>
+      <w:r>
+        <w:rPr>
+          <w:rFonts w:ascii="Arial" w:hAnsi="Arial" w:cs="Arial"/>
+          <w:sz w:val="18"/>
         </w:rPr>
         <w:t xml:space="preserve">Implemented data-heavy features backed by </w:t>
       </w:r>
@@ -4539,14 +4128,14 @@
         <w:rPr>
           <w:rStyle w:val="Strong"/>
           <w:rFonts w:ascii="Arial" w:hAnsi="Arial" w:cs="Arial"/>
-          <w:sz w:val="20"/>
+          <w:sz w:val="18"/>
         </w:rPr>
         <w:t>SQL Server</w:t>
       </w:r>
       <w:r>
         <w:rPr>
           <w:rFonts w:ascii="Arial" w:hAnsi="Arial" w:cs="Arial"/>
-          <w:sz w:val="20"/>
+          <w:sz w:val="18"/>
         </w:rPr>
         <w:t xml:space="preserve"> and </w:t>
       </w:r>
@@ -4554,14 +4143,14 @@
         <w:rPr>
           <w:rStyle w:val="Strong"/>
           <w:rFonts w:ascii="Arial" w:hAnsi="Arial" w:cs="Arial"/>
-          <w:sz w:val="20"/>
+          <w:sz w:val="18"/>
         </w:rPr>
         <w:t>MySQL</w:t>
       </w:r>
       <w:r>
         <w:rPr>
           <w:rFonts w:ascii="Arial" w:hAnsi="Arial" w:cs="Arial"/>
-          <w:sz w:val="20"/>
+          <w:sz w:val="18"/>
         </w:rPr>
         <w:t>, tuning queries and indexes to improve latency under realistic production loads.</w:t>
       </w:r>
@@ -4576,13 +4165,13 @@
         <w:jc w:val="both"/>
         <w:rPr>
           <w:rFonts w:ascii="Arial" w:hAnsi="Arial" w:cs="Arial"/>
-          <w:sz w:val="20"/>
-        </w:rPr>
-      </w:pPr>
-      <w:r>
-        <w:rPr>
-          <w:rFonts w:ascii="Arial" w:hAnsi="Arial" w:cs="Arial"/>
-          <w:sz w:val="20"/>
+          <w:sz w:val="18"/>
+        </w:rPr>
+      </w:pPr>
+      <w:r>
+        <w:rPr>
+          <w:rFonts w:ascii="Arial" w:hAnsi="Arial" w:cs="Arial"/>
+          <w:sz w:val="18"/>
         </w:rPr>
         <w:t xml:space="preserve">Introduced </w:t>
       </w:r>
@@ -4591,7 +4180,7 @@
         <w:rPr>
           <w:rStyle w:val="Strong"/>
           <w:rFonts w:ascii="Arial" w:hAnsi="Arial" w:cs="Arial"/>
-          <w:sz w:val="20"/>
+          <w:sz w:val="18"/>
         </w:rPr>
         <w:t>MongoDB</w:t>
       </w:r>
@@ -4599,7 +4188,7 @@
       <w:r>
         <w:rPr>
           <w:rFonts w:ascii="Arial" w:hAnsi="Arial" w:cs="Arial"/>
-          <w:sz w:val="20"/>
+          <w:sz w:val="18"/>
         </w:rPr>
         <w:t xml:space="preserve"> for document-oriented payloads where schema flexibility improved delivery speed without sacrificing operational clarity.</w:t>
       </w:r>
@@ -4614,13 +4203,13 @@
         <w:jc w:val="both"/>
         <w:rPr>
           <w:rFonts w:ascii="Arial" w:hAnsi="Arial" w:cs="Arial"/>
-          <w:sz w:val="20"/>
-        </w:rPr>
-      </w:pPr>
-      <w:r>
-        <w:rPr>
-          <w:rFonts w:ascii="Arial" w:hAnsi="Arial" w:cs="Arial"/>
-          <w:sz w:val="20"/>
+          <w:sz w:val="18"/>
+        </w:rPr>
+      </w:pPr>
+      <w:r>
+        <w:rPr>
+          <w:rFonts w:ascii="Arial" w:hAnsi="Arial" w:cs="Arial"/>
+          <w:sz w:val="18"/>
         </w:rPr>
         <w:t>Developed background workers and scheduled jobs, applying retries, rate limits, and safe failure handling to keep workflows reliable during downstream instability.</w:t>
       </w:r>
@@ -4635,29 +4224,28 @@
         <w:jc w:val="both"/>
         <w:rPr>
           <w:rFonts w:ascii="Arial" w:hAnsi="Arial" w:cs="Arial"/>
-          <w:sz w:val="20"/>
-        </w:rPr>
-      </w:pPr>
-      <w:r>
-        <w:rPr>
-          <w:rFonts w:ascii="Arial" w:hAnsi="Arial" w:cs="Arial"/>
-          <w:sz w:val="20"/>
-        </w:rPr>
-        <w:lastRenderedPageBreak/>
+          <w:sz w:val="18"/>
+        </w:rPr>
+      </w:pPr>
+      <w:r>
+        <w:rPr>
+          <w:rFonts w:ascii="Arial" w:hAnsi="Arial" w:cs="Arial"/>
+          <w:sz w:val="18"/>
+        </w:rPr>
         <w:t xml:space="preserve">Implemented storage and file flows aligned with </w:t>
       </w:r>
       <w:r>
         <w:rPr>
           <w:rStyle w:val="Strong"/>
           <w:rFonts w:ascii="Arial" w:hAnsi="Arial" w:cs="Arial"/>
-          <w:sz w:val="20"/>
+          <w:sz w:val="18"/>
         </w:rPr>
         <w:t>S3-style</w:t>
       </w:r>
       <w:r>
         <w:rPr>
           <w:rFonts w:ascii="Arial" w:hAnsi="Arial" w:cs="Arial"/>
-          <w:sz w:val="20"/>
+          <w:sz w:val="18"/>
         </w:rPr>
         <w:t xml:space="preserve"> patterns, including streaming uploads/downloads and integrity checks for large artifacts.</w:t>
       </w:r>
@@ -4672,13 +4260,13 @@
         <w:jc w:val="both"/>
         <w:rPr>
           <w:rFonts w:ascii="Arial" w:hAnsi="Arial" w:cs="Arial"/>
-          <w:sz w:val="20"/>
-        </w:rPr>
-      </w:pPr>
-      <w:r>
-        <w:rPr>
-          <w:rFonts w:ascii="Arial" w:hAnsi="Arial" w:cs="Arial"/>
-          <w:sz w:val="20"/>
+          <w:sz w:val="18"/>
+        </w:rPr>
+      </w:pPr>
+      <w:r>
+        <w:rPr>
+          <w:rFonts w:ascii="Arial" w:hAnsi="Arial" w:cs="Arial"/>
+          <w:sz w:val="18"/>
         </w:rPr>
         <w:t xml:space="preserve">Added early </w:t>
       </w:r>
@@ -4686,7 +4274,7 @@
       <w:r>
         <w:rPr>
           <w:rFonts w:ascii="Arial" w:hAnsi="Arial" w:cs="Arial"/>
-          <w:sz w:val="20"/>
+          <w:sz w:val="18"/>
         </w:rPr>
         <w:t>observability</w:t>
       </w:r>
@@ -4694,7 +4282,7 @@
       <w:r>
         <w:rPr>
           <w:rFonts w:ascii="Arial" w:hAnsi="Arial" w:cs="Arial"/>
-          <w:sz w:val="20"/>
+          <w:sz w:val="18"/>
         </w:rPr>
         <w:t xml:space="preserve"> improvements with structured logs and correlation IDs, enabling faster diagnosis and reducing “can’t reproduce” production issues.</w:t>
       </w:r>
@@ -4709,13 +4297,13 @@
         <w:jc w:val="both"/>
         <w:rPr>
           <w:rFonts w:ascii="Arial" w:hAnsi="Arial" w:cs="Arial"/>
-          <w:sz w:val="20"/>
-        </w:rPr>
-      </w:pPr>
-      <w:r>
-        <w:rPr>
-          <w:rFonts w:ascii="Arial" w:hAnsi="Arial" w:cs="Arial"/>
-          <w:sz w:val="20"/>
+          <w:sz w:val="18"/>
+        </w:rPr>
+      </w:pPr>
+      <w:r>
+        <w:rPr>
+          <w:rFonts w:ascii="Arial" w:hAnsi="Arial" w:cs="Arial"/>
+          <w:sz w:val="18"/>
         </w:rPr>
         <w:t>Strengthened test coverage for critical paths, using pragmatic automation that supported refactoring without slowing delivery velocity.</w:t>
       </w:r>
@@ -4730,13 +4318,13 @@
         <w:jc w:val="both"/>
         <w:rPr>
           <w:rFonts w:ascii="Arial" w:hAnsi="Arial" w:cs="Arial"/>
-          <w:sz w:val="20"/>
-        </w:rPr>
-      </w:pPr>
-      <w:r>
-        <w:rPr>
-          <w:rFonts w:ascii="Arial" w:hAnsi="Arial" w:cs="Arial"/>
-          <w:sz w:val="20"/>
+          <w:sz w:val="18"/>
+        </w:rPr>
+      </w:pPr>
+      <w:r>
+        <w:rPr>
+          <w:rFonts w:ascii="Arial" w:hAnsi="Arial" w:cs="Arial"/>
+          <w:sz w:val="18"/>
         </w:rPr>
         <w:t xml:space="preserve">Contributed to containerized development and deployment practices using </w:t>
       </w:r>
@@ -4745,7 +4333,7 @@
         <w:rPr>
           <w:rStyle w:val="Strong"/>
           <w:rFonts w:ascii="Arial" w:hAnsi="Arial" w:cs="Arial"/>
-          <w:sz w:val="20"/>
+          <w:sz w:val="18"/>
         </w:rPr>
         <w:t>Docker</w:t>
       </w:r>
@@ -4753,7 +4341,7 @@
       <w:r>
         <w:rPr>
           <w:rFonts w:ascii="Arial" w:hAnsi="Arial" w:cs="Arial"/>
-          <w:sz w:val="20"/>
+          <w:sz w:val="18"/>
         </w:rPr>
         <w:t>, improving environment consistency across developer machines and CI agents.</w:t>
       </w:r>
@@ -4768,13 +4356,13 @@
         <w:jc w:val="both"/>
         <w:rPr>
           <w:rFonts w:ascii="Arial" w:hAnsi="Arial" w:cs="Arial"/>
-          <w:sz w:val="20"/>
-        </w:rPr>
-      </w:pPr>
-      <w:r>
-        <w:rPr>
-          <w:rFonts w:ascii="Arial" w:hAnsi="Arial" w:cs="Arial"/>
-          <w:sz w:val="20"/>
+          <w:sz w:val="18"/>
+        </w:rPr>
+      </w:pPr>
+      <w:r>
+        <w:rPr>
+          <w:rFonts w:ascii="Arial" w:hAnsi="Arial" w:cs="Arial"/>
+          <w:sz w:val="18"/>
         </w:rPr>
         <w:t xml:space="preserve">Supported releases with </w:t>
       </w:r>
@@ -4782,14 +4370,14 @@
         <w:rPr>
           <w:rStyle w:val="Strong"/>
           <w:rFonts w:ascii="Arial" w:hAnsi="Arial" w:cs="Arial"/>
-          <w:sz w:val="20"/>
+          <w:sz w:val="18"/>
         </w:rPr>
         <w:t>Jenkins</w:t>
       </w:r>
       <w:r>
         <w:rPr>
           <w:rFonts w:ascii="Arial" w:hAnsi="Arial" w:cs="Arial"/>
-          <w:sz w:val="20"/>
+          <w:sz w:val="18"/>
         </w:rPr>
         <w:t xml:space="preserve"> pipelines, adding pre-merge checks and repeatable deploy steps that reduced manual error and improved rollback readiness.</w:t>
       </w:r>
@@ -4804,13 +4392,13 @@
         <w:jc w:val="both"/>
         <w:rPr>
           <w:rFonts w:ascii="Arial" w:hAnsi="Arial" w:cs="Arial"/>
-          <w:sz w:val="20"/>
-        </w:rPr>
-      </w:pPr>
-      <w:r>
-        <w:rPr>
-          <w:rFonts w:ascii="Arial" w:hAnsi="Arial" w:cs="Arial"/>
-          <w:sz w:val="20"/>
+          <w:sz w:val="18"/>
+        </w:rPr>
+      </w:pPr>
+      <w:r>
+        <w:rPr>
+          <w:rFonts w:ascii="Arial" w:hAnsi="Arial" w:cs="Arial"/>
+          <w:sz w:val="18"/>
         </w:rPr>
         <w:t>Partnered with designers and product owners to ship scoped enhancements, maintaining a strong quality bar while keeping delivery predictable.</w:t>
       </w:r>
@@ -4825,6 +4413,7 @@
           <w:sz w:val="25"/>
           <w:szCs w:val="25"/>
         </w:rPr>
+        <w:lastRenderedPageBreak/>
         <w:t>Software Engineer Intern</w:t>
       </w:r>
     </w:p>
@@ -4860,13 +4449,13 @@
         <w:jc w:val="both"/>
         <w:rPr>
           <w:rFonts w:ascii="Arial" w:hAnsi="Arial" w:cs="Arial"/>
-          <w:sz w:val="20"/>
-        </w:rPr>
-      </w:pPr>
-      <w:r>
-        <w:rPr>
-          <w:rFonts w:ascii="Arial" w:hAnsi="Arial" w:cs="Arial"/>
-          <w:sz w:val="20"/>
+          <w:sz w:val="18"/>
+        </w:rPr>
+      </w:pPr>
+      <w:r>
+        <w:rPr>
+          <w:rFonts w:ascii="Arial" w:hAnsi="Arial" w:cs="Arial"/>
+          <w:sz w:val="18"/>
         </w:rPr>
         <w:t xml:space="preserve">Shipped UI enhancements and reliability fixes through structured review gates, aligning with team standards for </w:t>
       </w:r>
@@ -4874,14 +4463,14 @@
         <w:rPr>
           <w:rStyle w:val="Strong"/>
           <w:rFonts w:ascii="Arial" w:hAnsi="Arial" w:cs="Arial"/>
-          <w:sz w:val="20"/>
+          <w:sz w:val="18"/>
         </w:rPr>
         <w:t>quality</w:t>
       </w:r>
       <w:r>
         <w:rPr>
           <w:rFonts w:ascii="Arial" w:hAnsi="Arial" w:cs="Arial"/>
-          <w:sz w:val="20"/>
+          <w:sz w:val="18"/>
         </w:rPr>
         <w:t xml:space="preserve"> and operational safety.</w:t>
       </w:r>
@@ -4896,13 +4485,13 @@
         <w:jc w:val="both"/>
         <w:rPr>
           <w:rFonts w:ascii="Arial" w:hAnsi="Arial" w:cs="Arial"/>
-          <w:sz w:val="20"/>
-        </w:rPr>
-      </w:pPr>
-      <w:r>
-        <w:rPr>
-          <w:rFonts w:ascii="Arial" w:hAnsi="Arial" w:cs="Arial"/>
-          <w:sz w:val="20"/>
+          <w:sz w:val="18"/>
+        </w:rPr>
+      </w:pPr>
+      <w:r>
+        <w:rPr>
+          <w:rFonts w:ascii="Arial" w:hAnsi="Arial" w:cs="Arial"/>
+          <w:sz w:val="18"/>
         </w:rPr>
         <w:t>Built small service utilities with strong validation and predictable outputs, improving internal workflows and reducing repetitive manual steps.</w:t>
       </w:r>
@@ -4917,13 +4506,13 @@
         <w:jc w:val="both"/>
         <w:rPr>
           <w:rFonts w:ascii="Arial" w:hAnsi="Arial" w:cs="Arial"/>
-          <w:sz w:val="20"/>
-        </w:rPr>
-      </w:pPr>
-      <w:r>
-        <w:rPr>
-          <w:rFonts w:ascii="Arial" w:hAnsi="Arial" w:cs="Arial"/>
-          <w:sz w:val="20"/>
+          <w:sz w:val="18"/>
+        </w:rPr>
+      </w:pPr>
+      <w:r>
+        <w:rPr>
+          <w:rFonts w:ascii="Arial" w:hAnsi="Arial" w:cs="Arial"/>
+          <w:sz w:val="18"/>
         </w:rPr>
         <w:t xml:space="preserve">Assisted incident triage by reproducing issues, validating fixes, and contributing concise </w:t>
       </w:r>
@@ -4931,7 +4520,7 @@
       <w:r>
         <w:rPr>
           <w:rFonts w:ascii="Arial" w:hAnsi="Arial" w:cs="Arial"/>
-          <w:sz w:val="20"/>
+          <w:sz w:val="18"/>
         </w:rPr>
         <w:t>writeups</w:t>
       </w:r>
@@ -4939,7 +4528,7 @@
       <w:r>
         <w:rPr>
           <w:rFonts w:ascii="Arial" w:hAnsi="Arial" w:cs="Arial"/>
-          <w:sz w:val="20"/>
+          <w:sz w:val="18"/>
         </w:rPr>
         <w:t xml:space="preserve"> that accelerated root-cause resolution.</w:t>
       </w:r>
@@ -4954,13 +4543,13 @@
         <w:jc w:val="both"/>
         <w:rPr>
           <w:rFonts w:ascii="Arial" w:hAnsi="Arial" w:cs="Arial"/>
-          <w:sz w:val="20"/>
-        </w:rPr>
-      </w:pPr>
-      <w:r>
-        <w:rPr>
-          <w:rFonts w:ascii="Arial" w:hAnsi="Arial" w:cs="Arial"/>
-          <w:sz w:val="20"/>
+          <w:sz w:val="18"/>
+        </w:rPr>
+      </w:pPr>
+      <w:r>
+        <w:rPr>
+          <w:rFonts w:ascii="Arial" w:hAnsi="Arial" w:cs="Arial"/>
+          <w:sz w:val="18"/>
         </w:rPr>
         <w:t xml:space="preserve">Contributed to documentation and lightweight </w:t>
       </w:r>
@@ -4968,7 +4557,7 @@
       <w:r>
         <w:rPr>
           <w:rFonts w:ascii="Arial" w:hAnsi="Arial" w:cs="Arial"/>
-          <w:sz w:val="20"/>
+          <w:sz w:val="18"/>
         </w:rPr>
         <w:t>runbooks</w:t>
       </w:r>
@@ -4976,7 +4565,7 @@
       <w:r>
         <w:rPr>
           <w:rFonts w:ascii="Arial" w:hAnsi="Arial" w:cs="Arial"/>
-          <w:sz w:val="20"/>
+          <w:sz w:val="18"/>
         </w:rPr>
         <w:t xml:space="preserve"> so recurring issues became repeatable fixes instead of ad-hoc debugging.</w:t>
       </w:r>
@@ -4991,13 +4580,13 @@
         <w:jc w:val="both"/>
         <w:rPr>
           <w:rFonts w:ascii="Arial" w:hAnsi="Arial" w:cs="Arial"/>
-          <w:sz w:val="20"/>
-        </w:rPr>
-      </w:pPr>
-      <w:r>
-        <w:rPr>
-          <w:rFonts w:ascii="Arial" w:hAnsi="Arial" w:cs="Arial"/>
-          <w:sz w:val="20"/>
+          <w:sz w:val="18"/>
+        </w:rPr>
+      </w:pPr>
+      <w:r>
+        <w:rPr>
+          <w:rFonts w:ascii="Arial" w:hAnsi="Arial" w:cs="Arial"/>
+          <w:sz w:val="18"/>
         </w:rPr>
         <w:t>Practiced pragmatic testing habits and deployment hygiene, ensuring changes were safe to integrate frequently.</w:t>
       </w:r>
@@ -5012,13 +4601,13 @@
         <w:jc w:val="both"/>
         <w:rPr>
           <w:rFonts w:ascii="Arial" w:hAnsi="Arial" w:cs="Arial"/>
-          <w:sz w:val="20"/>
-        </w:rPr>
-      </w:pPr>
-      <w:r>
-        <w:rPr>
-          <w:rFonts w:ascii="Arial" w:hAnsi="Arial" w:cs="Arial"/>
-          <w:sz w:val="20"/>
+          <w:sz w:val="18"/>
+        </w:rPr>
+      </w:pPr>
+      <w:r>
+        <w:rPr>
+          <w:rFonts w:ascii="Arial" w:hAnsi="Arial" w:cs="Arial"/>
+          <w:sz w:val="18"/>
         </w:rPr>
         <w:t>Collaborated cross-functionally to break work into small deliverables, keeping progress visible and reducing delivery risk.</w:t>
       </w:r>
@@ -5121,12 +4710,13 @@
         </w:numPr>
         <w:rPr>
           <w:rFonts w:ascii="Arial" w:hAnsi="Arial" w:cs="Arial"/>
-        </w:rPr>
-      </w:pPr>
-      <w:bookmarkStart w:id="0" w:name="_GoBack"/>
-      <w:r>
-        <w:rPr>
-          <w:rFonts w:ascii="Arial" w:hAnsi="Arial" w:cs="Arial"/>
+          <w:sz w:val="18"/>
+        </w:rPr>
+      </w:pPr>
+      <w:r>
+        <w:rPr>
+          <w:rFonts w:ascii="Arial" w:hAnsi="Arial" w:cs="Arial"/>
+          <w:sz w:val="18"/>
         </w:rPr>
         <w:t xml:space="preserve">Focused on strong fundamentals in </w:t>
       </w:r>
@@ -5134,12 +4724,14 @@
         <w:rPr>
           <w:rStyle w:val="Strong"/>
           <w:rFonts w:ascii="Arial" w:hAnsi="Arial" w:cs="Arial"/>
+          <w:sz w:val="18"/>
         </w:rPr>
         <w:t>algorithms, systems, and software engineering</w:t>
       </w:r>
       <w:r>
         <w:rPr>
           <w:rFonts w:ascii="Arial" w:hAnsi="Arial" w:cs="Arial"/>
+          <w:sz w:val="18"/>
         </w:rPr>
         <w:t xml:space="preserve">, with coursework that supported long-term growth in </w:t>
       </w:r>
@@ -5147,16 +4739,17 @@
         <w:rPr>
           <w:rStyle w:val="Strong"/>
           <w:rFonts w:ascii="Arial" w:hAnsi="Arial" w:cs="Arial"/>
+          <w:sz w:val="18"/>
         </w:rPr>
         <w:t>distributed systems</w:t>
       </w:r>
       <w:r>
         <w:rPr>
           <w:rFonts w:ascii="Arial" w:hAnsi="Arial" w:cs="Arial"/>
+          <w:sz w:val="18"/>
         </w:rPr>
         <w:t xml:space="preserve"> and production-grade development.</w:t>
       </w:r>
-      <w:bookmarkEnd w:id="0"/>
     </w:p>
     <w:p>
       <w:pPr>
@@ -5190,7 +4783,7 @@
         <w:rPr>
           <w:rFonts w:ascii="Arial" w:hAnsi="Arial" w:cs="Arial"/>
           <w:color w:val="auto"/>
-          <w:sz w:val="20"/>
+          <w:sz w:val="18"/>
         </w:rPr>
       </w:pPr>
       <w:r>
@@ -5199,7 +4792,7 @@
           <w:rFonts w:ascii="Arial" w:hAnsi="Arial" w:cs="Arial"/>
           <w:bCs w:val="0"/>
           <w:color w:val="auto"/>
-          <w:sz w:val="20"/>
+          <w:sz w:val="18"/>
         </w:rPr>
         <w:t>Event-Driven Workflow Platform (API Jobs + Search + Analytics)</w:t>
       </w:r>
@@ -5214,13 +4807,13 @@
         <w:jc w:val="both"/>
         <w:rPr>
           <w:rFonts w:ascii="Arial" w:hAnsi="Arial" w:cs="Arial"/>
-          <w:sz w:val="20"/>
-        </w:rPr>
-      </w:pPr>
-      <w:r>
-        <w:rPr>
-          <w:rFonts w:ascii="Arial" w:hAnsi="Arial" w:cs="Arial"/>
-          <w:sz w:val="20"/>
+          <w:sz w:val="18"/>
+        </w:rPr>
+      </w:pPr>
+      <w:r>
+        <w:rPr>
+          <w:rFonts w:ascii="Arial" w:hAnsi="Arial" w:cs="Arial"/>
+          <w:sz w:val="18"/>
         </w:rPr>
         <w:t xml:space="preserve">Built a multi-tenant workflow platform where user actions trigger orchestration via </w:t>
       </w:r>
@@ -5228,14 +4821,14 @@
         <w:rPr>
           <w:rStyle w:val="Strong"/>
           <w:rFonts w:ascii="Arial" w:hAnsi="Arial" w:cs="Arial"/>
-          <w:sz w:val="20"/>
+          <w:sz w:val="18"/>
         </w:rPr>
         <w:t>AWS SQS/SNS</w:t>
       </w:r>
       <w:r>
         <w:rPr>
           <w:rFonts w:ascii="Arial" w:hAnsi="Arial" w:cs="Arial"/>
-          <w:sz w:val="20"/>
+          <w:sz w:val="18"/>
         </w:rPr>
         <w:t xml:space="preserve">, </w:t>
       </w:r>
@@ -5244,7 +4837,7 @@
         <w:rPr>
           <w:rStyle w:val="Strong"/>
           <w:rFonts w:ascii="Arial" w:hAnsi="Arial" w:cs="Arial"/>
-          <w:sz w:val="20"/>
+          <w:sz w:val="18"/>
         </w:rPr>
         <w:t>EventBridge</w:t>
       </w:r>
@@ -5252,7 +4845,7 @@
       <w:r>
         <w:rPr>
           <w:rFonts w:ascii="Arial" w:hAnsi="Arial" w:cs="Arial"/>
-          <w:sz w:val="20"/>
+          <w:sz w:val="18"/>
         </w:rPr>
         <w:t xml:space="preserve">, and </w:t>
       </w:r>
@@ -5260,14 +4853,14 @@
         <w:rPr>
           <w:rStyle w:val="Strong"/>
           <w:rFonts w:ascii="Arial" w:hAnsi="Arial" w:cs="Arial"/>
-          <w:sz w:val="20"/>
+          <w:sz w:val="18"/>
         </w:rPr>
         <w:t>Kafka</w:t>
       </w:r>
       <w:r>
         <w:rPr>
           <w:rFonts w:ascii="Arial" w:hAnsi="Arial" w:cs="Arial"/>
-          <w:sz w:val="20"/>
+          <w:sz w:val="18"/>
         </w:rPr>
         <w:t xml:space="preserve">, with replay-safe processing using </w:t>
       </w:r>
@@ -5276,7 +4869,7 @@
         <w:rPr>
           <w:rStyle w:val="Strong"/>
           <w:rFonts w:ascii="Arial" w:hAnsi="Arial" w:cs="Arial"/>
-          <w:sz w:val="20"/>
+          <w:sz w:val="18"/>
         </w:rPr>
         <w:t>idempotency</w:t>
       </w:r>
@@ -5285,14 +4878,14 @@
         <w:rPr>
           <w:rStyle w:val="Strong"/>
           <w:rFonts w:ascii="Arial" w:hAnsi="Arial" w:cs="Arial"/>
-          <w:sz w:val="20"/>
+          <w:sz w:val="18"/>
         </w:rPr>
         <w:t xml:space="preserve"> keys</w:t>
       </w:r>
       <w:r>
         <w:rPr>
           <w:rFonts w:ascii="Arial" w:hAnsi="Arial" w:cs="Arial"/>
-          <w:sz w:val="20"/>
+          <w:sz w:val="18"/>
         </w:rPr>
         <w:t xml:space="preserve"> and DLQ recovery playbooks.</w:t>
       </w:r>
@@ -5307,13 +4900,13 @@
         <w:jc w:val="both"/>
         <w:rPr>
           <w:rFonts w:ascii="Arial" w:hAnsi="Arial" w:cs="Arial"/>
-          <w:sz w:val="20"/>
-        </w:rPr>
-      </w:pPr>
-      <w:r>
-        <w:rPr>
-          <w:rFonts w:ascii="Arial" w:hAnsi="Arial" w:cs="Arial"/>
-          <w:sz w:val="20"/>
+          <w:sz w:val="18"/>
+        </w:rPr>
+      </w:pPr>
+      <w:r>
+        <w:rPr>
+          <w:rFonts w:ascii="Arial" w:hAnsi="Arial" w:cs="Arial"/>
+          <w:sz w:val="18"/>
         </w:rPr>
         <w:t xml:space="preserve">Exposed stable APIs through </w:t>
       </w:r>
@@ -5321,14 +4914,14 @@
         <w:rPr>
           <w:rStyle w:val="Strong"/>
           <w:rFonts w:ascii="Arial" w:hAnsi="Arial" w:cs="Arial"/>
-          <w:sz w:val="20"/>
+          <w:sz w:val="18"/>
         </w:rPr>
         <w:t>API Gateway</w:t>
       </w:r>
       <w:r>
         <w:rPr>
           <w:rFonts w:ascii="Arial" w:hAnsi="Arial" w:cs="Arial"/>
-          <w:sz w:val="20"/>
+          <w:sz w:val="18"/>
         </w:rPr>
         <w:t xml:space="preserve"> and a </w:t>
       </w:r>
@@ -5336,7 +4929,7 @@
         <w:rPr>
           <w:rStyle w:val="Strong"/>
           <w:rFonts w:ascii="Arial" w:hAnsi="Arial" w:cs="Arial"/>
-          <w:sz w:val="20"/>
+          <w:sz w:val="18"/>
         </w:rPr>
         <w:t>Node.js (</w:t>
       </w:r>
@@ -5345,7 +4938,7 @@
         <w:rPr>
           <w:rStyle w:val="Strong"/>
           <w:rFonts w:ascii="Arial" w:hAnsi="Arial" w:cs="Arial"/>
-          <w:sz w:val="20"/>
+          <w:sz w:val="18"/>
         </w:rPr>
         <w:t>NestJS</w:t>
       </w:r>
@@ -5354,14 +4947,14 @@
         <w:rPr>
           <w:rStyle w:val="Strong"/>
           <w:rFonts w:ascii="Arial" w:hAnsi="Arial" w:cs="Arial"/>
-          <w:sz w:val="20"/>
+          <w:sz w:val="18"/>
         </w:rPr>
         <w:t>)</w:t>
       </w:r>
       <w:r>
         <w:rPr>
           <w:rFonts w:ascii="Arial" w:hAnsi="Arial" w:cs="Arial"/>
-          <w:sz w:val="20"/>
+          <w:sz w:val="18"/>
         </w:rPr>
         <w:t xml:space="preserve"> BFF, enforcing </w:t>
       </w:r>
@@ -5369,14 +4962,14 @@
         <w:rPr>
           <w:rStyle w:val="Strong"/>
           <w:rFonts w:ascii="Arial" w:hAnsi="Arial" w:cs="Arial"/>
-          <w:sz w:val="20"/>
+          <w:sz w:val="18"/>
         </w:rPr>
         <w:t>OAuth2/OIDC</w:t>
       </w:r>
       <w:r>
         <w:rPr>
           <w:rFonts w:ascii="Arial" w:hAnsi="Arial" w:cs="Arial"/>
-          <w:sz w:val="20"/>
+          <w:sz w:val="18"/>
         </w:rPr>
         <w:t xml:space="preserve">, </w:t>
       </w:r>
@@ -5384,14 +4977,14 @@
         <w:rPr>
           <w:rStyle w:val="Strong"/>
           <w:rFonts w:ascii="Arial" w:hAnsi="Arial" w:cs="Arial"/>
-          <w:sz w:val="20"/>
+          <w:sz w:val="18"/>
         </w:rPr>
         <w:t>JWT</w:t>
       </w:r>
       <w:r>
         <w:rPr>
           <w:rFonts w:ascii="Arial" w:hAnsi="Arial" w:cs="Arial"/>
-          <w:sz w:val="20"/>
+          <w:sz w:val="18"/>
         </w:rPr>
         <w:t xml:space="preserve">, </w:t>
       </w:r>
@@ -5399,14 +4992,14 @@
         <w:rPr>
           <w:rStyle w:val="Strong"/>
           <w:rFonts w:ascii="Arial" w:hAnsi="Arial" w:cs="Arial"/>
-          <w:sz w:val="20"/>
+          <w:sz w:val="18"/>
         </w:rPr>
         <w:t>RBAC/ABAC</w:t>
       </w:r>
       <w:r>
         <w:rPr>
           <w:rFonts w:ascii="Arial" w:hAnsi="Arial" w:cs="Arial"/>
-          <w:sz w:val="20"/>
+          <w:sz w:val="18"/>
         </w:rPr>
         <w:t xml:space="preserve">, rate limiting, and </w:t>
       </w:r>
@@ -5414,14 +5007,14 @@
         <w:rPr>
           <w:rStyle w:val="Strong"/>
           <w:rFonts w:ascii="Arial" w:hAnsi="Arial" w:cs="Arial"/>
-          <w:sz w:val="20"/>
+          <w:sz w:val="18"/>
         </w:rPr>
         <w:t>audit logging</w:t>
       </w:r>
       <w:r>
         <w:rPr>
           <w:rFonts w:ascii="Arial" w:hAnsi="Arial" w:cs="Arial"/>
-          <w:sz w:val="20"/>
+          <w:sz w:val="18"/>
         </w:rPr>
         <w:t xml:space="preserve"> for compliance-ready access patterns.</w:t>
       </w:r>
@@ -5436,13 +5029,13 @@
         <w:jc w:val="both"/>
         <w:rPr>
           <w:rFonts w:ascii="Arial" w:hAnsi="Arial" w:cs="Arial"/>
-          <w:sz w:val="20"/>
-        </w:rPr>
-      </w:pPr>
-      <w:r>
-        <w:rPr>
-          <w:rFonts w:ascii="Arial" w:hAnsi="Arial" w:cs="Arial"/>
-          <w:sz w:val="20"/>
+          <w:sz w:val="18"/>
+        </w:rPr>
+      </w:pPr>
+      <w:r>
+        <w:rPr>
+          <w:rFonts w:ascii="Arial" w:hAnsi="Arial" w:cs="Arial"/>
+          <w:sz w:val="18"/>
         </w:rPr>
         <w:t xml:space="preserve">Implemented persistence across </w:t>
       </w:r>
@@ -5451,7 +5044,7 @@
         <w:rPr>
           <w:rStyle w:val="Strong"/>
           <w:rFonts w:ascii="Arial" w:hAnsi="Arial" w:cs="Arial"/>
-          <w:sz w:val="20"/>
+          <w:sz w:val="18"/>
         </w:rPr>
         <w:t>PostgreSQL</w:t>
       </w:r>
@@ -5459,7 +5052,7 @@
       <w:r>
         <w:rPr>
           <w:rFonts w:ascii="Arial" w:hAnsi="Arial" w:cs="Arial"/>
-          <w:sz w:val="20"/>
+          <w:sz w:val="18"/>
         </w:rPr>
         <w:t xml:space="preserve">, </w:t>
       </w:r>
@@ -5468,7 +5061,7 @@
         <w:rPr>
           <w:rStyle w:val="Strong"/>
           <w:rFonts w:ascii="Arial" w:hAnsi="Arial" w:cs="Arial"/>
-          <w:sz w:val="20"/>
+          <w:sz w:val="18"/>
         </w:rPr>
         <w:t>DynamoDB</w:t>
       </w:r>
@@ -5476,7 +5069,7 @@
       <w:r>
         <w:rPr>
           <w:rFonts w:ascii="Arial" w:hAnsi="Arial" w:cs="Arial"/>
-          <w:sz w:val="20"/>
+          <w:sz w:val="18"/>
         </w:rPr>
         <w:t xml:space="preserve">, and </w:t>
       </w:r>
@@ -5485,7 +5078,7 @@
         <w:rPr>
           <w:rStyle w:val="Strong"/>
           <w:rFonts w:ascii="Arial" w:hAnsi="Arial" w:cs="Arial"/>
-          <w:sz w:val="20"/>
+          <w:sz w:val="18"/>
         </w:rPr>
         <w:t>Redis</w:t>
       </w:r>
@@ -5494,7 +5087,7 @@
         <w:rPr>
           <w:rStyle w:val="Strong"/>
           <w:rFonts w:ascii="Arial" w:hAnsi="Arial" w:cs="Arial"/>
-          <w:sz w:val="20"/>
+          <w:sz w:val="18"/>
         </w:rPr>
         <w:t xml:space="preserve"> (</w:t>
       </w:r>
@@ -5503,7 +5096,7 @@
         <w:rPr>
           <w:rStyle w:val="Strong"/>
           <w:rFonts w:ascii="Arial" w:hAnsi="Arial" w:cs="Arial"/>
-          <w:sz w:val="20"/>
+          <w:sz w:val="18"/>
         </w:rPr>
         <w:t>ElastiCache</w:t>
       </w:r>
@@ -5512,14 +5105,14 @@
         <w:rPr>
           <w:rStyle w:val="Strong"/>
           <w:rFonts w:ascii="Arial" w:hAnsi="Arial" w:cs="Arial"/>
-          <w:sz w:val="20"/>
+          <w:sz w:val="18"/>
         </w:rPr>
         <w:t>)</w:t>
       </w:r>
       <w:r>
         <w:rPr>
           <w:rFonts w:ascii="Arial" w:hAnsi="Arial" w:cs="Arial"/>
-          <w:sz w:val="20"/>
+          <w:sz w:val="18"/>
         </w:rPr>
         <w:t xml:space="preserve">, while powering discovery with </w:t>
       </w:r>
@@ -5527,7 +5120,7 @@
         <w:rPr>
           <w:rStyle w:val="Strong"/>
           <w:rFonts w:ascii="Arial" w:hAnsi="Arial" w:cs="Arial"/>
-          <w:sz w:val="20"/>
+          <w:sz w:val="18"/>
         </w:rPr>
         <w:t>OpenSearch/</w:t>
       </w:r>
@@ -5536,7 +5129,7 @@
         <w:rPr>
           <w:rStyle w:val="Strong"/>
           <w:rFonts w:ascii="Arial" w:hAnsi="Arial" w:cs="Arial"/>
-          <w:sz w:val="20"/>
+          <w:sz w:val="18"/>
         </w:rPr>
         <w:t>Elasticsearch</w:t>
       </w:r>
@@ -5544,7 +5137,7 @@
       <w:r>
         <w:rPr>
           <w:rFonts w:ascii="Arial" w:hAnsi="Arial" w:cs="Arial"/>
-          <w:sz w:val="20"/>
+          <w:sz w:val="18"/>
         </w:rPr>
         <w:t xml:space="preserve"> and publishing analytics feeds into </w:t>
       </w:r>
@@ -5552,14 +5145,14 @@
         <w:rPr>
           <w:rStyle w:val="Strong"/>
           <w:rFonts w:ascii="Arial" w:hAnsi="Arial" w:cs="Arial"/>
-          <w:sz w:val="20"/>
+          <w:sz w:val="18"/>
         </w:rPr>
         <w:t>Redshift</w:t>
       </w:r>
       <w:r>
         <w:rPr>
           <w:rFonts w:ascii="Arial" w:hAnsi="Arial" w:cs="Arial"/>
-          <w:sz w:val="20"/>
+          <w:sz w:val="18"/>
         </w:rPr>
         <w:t xml:space="preserve"> and </w:t>
       </w:r>
@@ -5568,7 +5161,7 @@
         <w:rPr>
           <w:rStyle w:val="Strong"/>
           <w:rFonts w:ascii="Arial" w:hAnsi="Arial" w:cs="Arial"/>
-          <w:sz w:val="20"/>
+          <w:sz w:val="18"/>
         </w:rPr>
         <w:t>BigQuery</w:t>
       </w:r>
@@ -5576,7 +5169,7 @@
       <w:r>
         <w:rPr>
           <w:rFonts w:ascii="Arial" w:hAnsi="Arial" w:cs="Arial"/>
-          <w:sz w:val="20"/>
+          <w:sz w:val="18"/>
         </w:rPr>
         <w:t xml:space="preserve"> consumers.</w:t>
       </w:r>
@@ -5591,13 +5184,13 @@
         <w:jc w:val="both"/>
         <w:rPr>
           <w:rFonts w:ascii="Arial" w:hAnsi="Arial" w:cs="Arial"/>
-          <w:sz w:val="20"/>
-        </w:rPr>
-      </w:pPr>
-      <w:r>
-        <w:rPr>
-          <w:rFonts w:ascii="Arial" w:hAnsi="Arial" w:cs="Arial"/>
-          <w:sz w:val="20"/>
+          <w:sz w:val="18"/>
+        </w:rPr>
+      </w:pPr>
+      <w:r>
+        <w:rPr>
+          <w:rFonts w:ascii="Arial" w:hAnsi="Arial" w:cs="Arial"/>
+          <w:sz w:val="18"/>
         </w:rPr>
         <w:t xml:space="preserve">Operationalized delivery on </w:t>
       </w:r>
@@ -5605,14 +5198,14 @@
         <w:rPr>
           <w:rStyle w:val="Strong"/>
           <w:rFonts w:ascii="Arial" w:hAnsi="Arial" w:cs="Arial"/>
-          <w:sz w:val="20"/>
+          <w:sz w:val="18"/>
         </w:rPr>
         <w:t>EKS</w:t>
       </w:r>
       <w:r>
         <w:rPr>
           <w:rFonts w:ascii="Arial" w:hAnsi="Arial" w:cs="Arial"/>
-          <w:sz w:val="20"/>
+          <w:sz w:val="18"/>
         </w:rPr>
         <w:t xml:space="preserve"> using </w:t>
       </w:r>
@@ -5621,7 +5214,7 @@
         <w:rPr>
           <w:rStyle w:val="Strong"/>
           <w:rFonts w:ascii="Arial" w:hAnsi="Arial" w:cs="Arial"/>
-          <w:sz w:val="20"/>
+          <w:sz w:val="18"/>
         </w:rPr>
         <w:t>Docker</w:t>
       </w:r>
@@ -5629,7 +5222,7 @@
       <w:r>
         <w:rPr>
           <w:rFonts w:ascii="Arial" w:hAnsi="Arial" w:cs="Arial"/>
-          <w:sz w:val="20"/>
+          <w:sz w:val="18"/>
         </w:rPr>
         <w:t xml:space="preserve">, </w:t>
       </w:r>
@@ -5638,7 +5231,7 @@
         <w:rPr>
           <w:rStyle w:val="Strong"/>
           <w:rFonts w:ascii="Arial" w:hAnsi="Arial" w:cs="Arial"/>
-          <w:sz w:val="20"/>
+          <w:sz w:val="18"/>
         </w:rPr>
         <w:t>Kubernetes</w:t>
       </w:r>
@@ -5646,7 +5239,7 @@
       <w:r>
         <w:rPr>
           <w:rFonts w:ascii="Arial" w:hAnsi="Arial" w:cs="Arial"/>
-          <w:sz w:val="20"/>
+          <w:sz w:val="18"/>
         </w:rPr>
         <w:t xml:space="preserve">, </w:t>
       </w:r>
@@ -5654,14 +5247,14 @@
         <w:rPr>
           <w:rStyle w:val="Strong"/>
           <w:rFonts w:ascii="Arial" w:hAnsi="Arial" w:cs="Arial"/>
-          <w:sz w:val="20"/>
+          <w:sz w:val="18"/>
         </w:rPr>
         <w:t>Helm</w:t>
       </w:r>
       <w:r>
         <w:rPr>
           <w:rFonts w:ascii="Arial" w:hAnsi="Arial" w:cs="Arial"/>
-          <w:sz w:val="20"/>
+          <w:sz w:val="18"/>
         </w:rPr>
         <w:t xml:space="preserve">, </w:t>
       </w:r>
@@ -5669,14 +5262,14 @@
         <w:rPr>
           <w:rStyle w:val="Strong"/>
           <w:rFonts w:ascii="Arial" w:hAnsi="Arial" w:cs="Arial"/>
-          <w:sz w:val="20"/>
+          <w:sz w:val="18"/>
         </w:rPr>
         <w:t>Argo CD</w:t>
       </w:r>
       <w:r>
         <w:rPr>
           <w:rFonts w:ascii="Arial" w:hAnsi="Arial" w:cs="Arial"/>
-          <w:sz w:val="20"/>
+          <w:sz w:val="18"/>
         </w:rPr>
         <w:t xml:space="preserve">, and </w:t>
       </w:r>
@@ -5685,7 +5278,7 @@
         <w:rPr>
           <w:rStyle w:val="Strong"/>
           <w:rFonts w:ascii="Arial" w:hAnsi="Arial" w:cs="Arial"/>
-          <w:sz w:val="20"/>
+          <w:sz w:val="18"/>
         </w:rPr>
         <w:t>GitOps</w:t>
       </w:r>
@@ -5693,7 +5286,7 @@
       <w:r>
         <w:rPr>
           <w:rFonts w:ascii="Arial" w:hAnsi="Arial" w:cs="Arial"/>
-          <w:sz w:val="20"/>
+          <w:sz w:val="18"/>
         </w:rPr>
         <w:t xml:space="preserve">, with infrastructure defined in </w:t>
       </w:r>
@@ -5702,7 +5295,7 @@
         <w:rPr>
           <w:rStyle w:val="Strong"/>
           <w:rFonts w:ascii="Arial" w:hAnsi="Arial" w:cs="Arial"/>
-          <w:sz w:val="20"/>
+          <w:sz w:val="18"/>
         </w:rPr>
         <w:t>Terraform</w:t>
       </w:r>
@@ -5711,7 +5304,7 @@
         <w:rPr>
           <w:rStyle w:val="Strong"/>
           <w:rFonts w:ascii="Arial" w:hAnsi="Arial" w:cs="Arial"/>
-          <w:sz w:val="20"/>
+          <w:sz w:val="18"/>
         </w:rPr>
         <w:t>/</w:t>
       </w:r>
@@ -5720,7 +5313,7 @@
         <w:rPr>
           <w:rStyle w:val="Strong"/>
           <w:rFonts w:ascii="Arial" w:hAnsi="Arial" w:cs="Arial"/>
-          <w:sz w:val="20"/>
+          <w:sz w:val="18"/>
         </w:rPr>
         <w:t>CloudFormation</w:t>
       </w:r>
@@ -5728,7 +5321,7 @@
       <w:r>
         <w:rPr>
           <w:rFonts w:ascii="Arial" w:hAnsi="Arial" w:cs="Arial"/>
-          <w:sz w:val="20"/>
+          <w:sz w:val="18"/>
         </w:rPr>
         <w:t xml:space="preserve"> and pipelines across </w:t>
       </w:r>
@@ -5737,7 +5330,7 @@
         <w:rPr>
           <w:rStyle w:val="Strong"/>
           <w:rFonts w:ascii="Arial" w:hAnsi="Arial" w:cs="Arial"/>
-          <w:sz w:val="20"/>
+          <w:sz w:val="18"/>
         </w:rPr>
         <w:t>GitHub</w:t>
       </w:r>
@@ -5746,14 +5339,14 @@
         <w:rPr>
           <w:rStyle w:val="Strong"/>
           <w:rFonts w:ascii="Arial" w:hAnsi="Arial" w:cs="Arial"/>
-          <w:sz w:val="20"/>
+          <w:sz w:val="18"/>
         </w:rPr>
         <w:t xml:space="preserve"> Actions</w:t>
       </w:r>
       <w:r>
         <w:rPr>
           <w:rFonts w:ascii="Arial" w:hAnsi="Arial" w:cs="Arial"/>
-          <w:sz w:val="20"/>
+          <w:sz w:val="18"/>
         </w:rPr>
         <w:t xml:space="preserve"> and </w:t>
       </w:r>
@@ -5762,7 +5355,7 @@
         <w:rPr>
           <w:rStyle w:val="Strong"/>
           <w:rFonts w:ascii="Arial" w:hAnsi="Arial" w:cs="Arial"/>
-          <w:sz w:val="20"/>
+          <w:sz w:val="18"/>
         </w:rPr>
         <w:t>GitLab</w:t>
       </w:r>
@@ -5771,14 +5364,14 @@
         <w:rPr>
           <w:rStyle w:val="Strong"/>
           <w:rFonts w:ascii="Arial" w:hAnsi="Arial" w:cs="Arial"/>
-          <w:sz w:val="20"/>
+          <w:sz w:val="18"/>
         </w:rPr>
         <w:t xml:space="preserve"> CI</w:t>
       </w:r>
       <w:r>
         <w:rPr>
           <w:rFonts w:ascii="Arial" w:hAnsi="Arial" w:cs="Arial"/>
-          <w:sz w:val="20"/>
+          <w:sz w:val="18"/>
         </w:rPr>
         <w:t>.</w:t>
       </w:r>
@@ -5793,13 +5386,13 @@
         <w:jc w:val="both"/>
         <w:rPr>
           <w:rFonts w:ascii="Arial" w:hAnsi="Arial" w:cs="Arial"/>
-          <w:sz w:val="20"/>
-        </w:rPr>
-      </w:pPr>
-      <w:r>
-        <w:rPr>
-          <w:rFonts w:ascii="Arial" w:hAnsi="Arial" w:cs="Arial"/>
-          <w:sz w:val="20"/>
+          <w:sz w:val="18"/>
+        </w:rPr>
+      </w:pPr>
+      <w:r>
+        <w:rPr>
+          <w:rFonts w:ascii="Arial" w:hAnsi="Arial" w:cs="Arial"/>
+          <w:sz w:val="18"/>
         </w:rPr>
         <w:t xml:space="preserve">Standardized </w:t>
       </w:r>
@@ -5807,7 +5400,7 @@
       <w:r>
         <w:rPr>
           <w:rFonts w:ascii="Arial" w:hAnsi="Arial" w:cs="Arial"/>
-          <w:sz w:val="20"/>
+          <w:sz w:val="18"/>
         </w:rPr>
         <w:t>observability</w:t>
       </w:r>
@@ -5815,7 +5408,7 @@
       <w:r>
         <w:rPr>
           <w:rFonts w:ascii="Arial" w:hAnsi="Arial" w:cs="Arial"/>
-          <w:sz w:val="20"/>
+          <w:sz w:val="18"/>
         </w:rPr>
         <w:t xml:space="preserve"> with </w:t>
       </w:r>
@@ -5824,7 +5417,7 @@
         <w:rPr>
           <w:rStyle w:val="Strong"/>
           <w:rFonts w:ascii="Arial" w:hAnsi="Arial" w:cs="Arial"/>
-          <w:sz w:val="20"/>
+          <w:sz w:val="18"/>
         </w:rPr>
         <w:t>OpenTelemetry</w:t>
       </w:r>
@@ -5832,7 +5425,7 @@
       <w:r>
         <w:rPr>
           <w:rFonts w:ascii="Arial" w:hAnsi="Arial" w:cs="Arial"/>
-          <w:sz w:val="20"/>
+          <w:sz w:val="18"/>
         </w:rPr>
         <w:t xml:space="preserve"> + </w:t>
       </w:r>
@@ -5841,7 +5434,7 @@
         <w:rPr>
           <w:rStyle w:val="Strong"/>
           <w:rFonts w:ascii="Arial" w:hAnsi="Arial" w:cs="Arial"/>
-          <w:sz w:val="20"/>
+          <w:sz w:val="18"/>
         </w:rPr>
         <w:t>Datadog</w:t>
       </w:r>
@@ -5849,7 +5442,7 @@
       <w:r>
         <w:rPr>
           <w:rFonts w:ascii="Arial" w:hAnsi="Arial" w:cs="Arial"/>
-          <w:sz w:val="20"/>
+          <w:sz w:val="18"/>
         </w:rPr>
         <w:t xml:space="preserve">, dashboards in </w:t>
       </w:r>
@@ -5858,7 +5451,7 @@
         <w:rPr>
           <w:rStyle w:val="Strong"/>
           <w:rFonts w:ascii="Arial" w:hAnsi="Arial" w:cs="Arial"/>
-          <w:sz w:val="20"/>
+          <w:sz w:val="18"/>
         </w:rPr>
         <w:t>Grafana</w:t>
       </w:r>
@@ -5866,7 +5459,7 @@
       <w:r>
         <w:rPr>
           <w:rFonts w:ascii="Arial" w:hAnsi="Arial" w:cs="Arial"/>
-          <w:sz w:val="20"/>
+          <w:sz w:val="18"/>
         </w:rPr>
         <w:t xml:space="preserve">, and log aggregation via </w:t>
       </w:r>
@@ -5874,14 +5467,14 @@
         <w:rPr>
           <w:rStyle w:val="Strong"/>
           <w:rFonts w:ascii="Arial" w:hAnsi="Arial" w:cs="Arial"/>
-          <w:sz w:val="20"/>
+          <w:sz w:val="18"/>
         </w:rPr>
         <w:t>ELK/EFK</w:t>
       </w:r>
       <w:r>
         <w:rPr>
           <w:rFonts w:ascii="Arial" w:hAnsi="Arial" w:cs="Arial"/>
-          <w:sz w:val="20"/>
+          <w:sz w:val="18"/>
         </w:rPr>
         <w:t>, enabling fast triage and measurable reliability improvements.</w:t>
       </w:r>
@@ -5893,7 +5486,7 @@
         <w:rPr>
           <w:rFonts w:ascii="Arial" w:hAnsi="Arial" w:cs="Arial"/>
           <w:color w:val="auto"/>
-          <w:sz w:val="20"/>
+          <w:sz w:val="18"/>
         </w:rPr>
       </w:pPr>
       <w:r>
@@ -5902,7 +5495,7 @@
           <w:rFonts w:ascii="Arial" w:hAnsi="Arial" w:cs="Arial"/>
           <w:bCs w:val="0"/>
           <w:color w:val="auto"/>
-          <w:sz w:val="20"/>
+          <w:sz w:val="18"/>
         </w:rPr>
         <w:t>Design System + Quality Gate for Web Platforms</w:t>
       </w:r>
@@ -5917,13 +5510,13 @@
         <w:jc w:val="both"/>
         <w:rPr>
           <w:rFonts w:ascii="Arial" w:hAnsi="Arial" w:cs="Arial"/>
-          <w:sz w:val="20"/>
-        </w:rPr>
-      </w:pPr>
-      <w:r>
-        <w:rPr>
-          <w:rFonts w:ascii="Arial" w:hAnsi="Arial" w:cs="Arial"/>
-          <w:sz w:val="20"/>
+          <w:sz w:val="18"/>
+        </w:rPr>
+      </w:pPr>
+      <w:r>
+        <w:rPr>
+          <w:rFonts w:ascii="Arial" w:hAnsi="Arial" w:cs="Arial"/>
+          <w:sz w:val="18"/>
         </w:rPr>
         <w:t xml:space="preserve">Created a reusable UI system with </w:t>
       </w:r>
@@ -5931,14 +5524,14 @@
         <w:rPr>
           <w:rStyle w:val="Strong"/>
           <w:rFonts w:ascii="Arial" w:hAnsi="Arial" w:cs="Arial"/>
-          <w:sz w:val="20"/>
+          <w:sz w:val="18"/>
         </w:rPr>
         <w:t>React</w:t>
       </w:r>
       <w:r>
         <w:rPr>
           <w:rFonts w:ascii="Arial" w:hAnsi="Arial" w:cs="Arial"/>
-          <w:sz w:val="20"/>
+          <w:sz w:val="18"/>
         </w:rPr>
         <w:t xml:space="preserve">, </w:t>
       </w:r>
@@ -5947,7 +5540,7 @@
         <w:rPr>
           <w:rStyle w:val="Strong"/>
           <w:rFonts w:ascii="Arial" w:hAnsi="Arial" w:cs="Arial"/>
-          <w:sz w:val="20"/>
+          <w:sz w:val="18"/>
         </w:rPr>
         <w:t>TypeScript</w:t>
       </w:r>
@@ -5955,7 +5548,7 @@
       <w:r>
         <w:rPr>
           <w:rFonts w:ascii="Arial" w:hAnsi="Arial" w:cs="Arial"/>
-          <w:sz w:val="20"/>
+          <w:sz w:val="18"/>
         </w:rPr>
         <w:t xml:space="preserve">, and </w:t>
       </w:r>
@@ -5963,14 +5556,14 @@
         <w:rPr>
           <w:rStyle w:val="Strong"/>
           <w:rFonts w:ascii="Arial" w:hAnsi="Arial" w:cs="Arial"/>
-          <w:sz w:val="20"/>
+          <w:sz w:val="18"/>
         </w:rPr>
         <w:t>Storybook</w:t>
       </w:r>
       <w:r>
         <w:rPr>
           <w:rFonts w:ascii="Arial" w:hAnsi="Arial" w:cs="Arial"/>
-          <w:sz w:val="20"/>
+          <w:sz w:val="18"/>
         </w:rPr>
         <w:t>, including accessible primitives, form patterns, and performance guidelines aligned to real workflow needs.</w:t>
       </w:r>
@@ -5985,29 +5578,28 @@
         <w:jc w:val="both"/>
         <w:rPr>
           <w:rFonts w:ascii="Arial" w:hAnsi="Arial" w:cs="Arial"/>
-          <w:sz w:val="20"/>
-        </w:rPr>
-      </w:pPr>
-      <w:r>
-        <w:rPr>
-          <w:rFonts w:ascii="Arial" w:hAnsi="Arial" w:cs="Arial"/>
-          <w:sz w:val="20"/>
-        </w:rPr>
-        <w:lastRenderedPageBreak/>
+          <w:sz w:val="18"/>
+        </w:rPr>
+      </w:pPr>
+      <w:r>
+        <w:rPr>
+          <w:rFonts w:ascii="Arial" w:hAnsi="Arial" w:cs="Arial"/>
+          <w:sz w:val="18"/>
+        </w:rPr>
         <w:t xml:space="preserve">Enforced quality gates with </w:t>
       </w:r>
       <w:r>
         <w:rPr>
           <w:rStyle w:val="Strong"/>
           <w:rFonts w:ascii="Arial" w:hAnsi="Arial" w:cs="Arial"/>
-          <w:sz w:val="20"/>
+          <w:sz w:val="18"/>
         </w:rPr>
         <w:t>Jest</w:t>
       </w:r>
       <w:r>
         <w:rPr>
           <w:rFonts w:ascii="Arial" w:hAnsi="Arial" w:cs="Arial"/>
-          <w:sz w:val="20"/>
+          <w:sz w:val="18"/>
         </w:rPr>
         <w:t xml:space="preserve">, </w:t>
       </w:r>
@@ -6015,14 +5607,14 @@
         <w:rPr>
           <w:rStyle w:val="Strong"/>
           <w:rFonts w:ascii="Arial" w:hAnsi="Arial" w:cs="Arial"/>
-          <w:sz w:val="20"/>
+          <w:sz w:val="18"/>
         </w:rPr>
         <w:t>Mocha/Chai</w:t>
       </w:r>
       <w:r>
         <w:rPr>
           <w:rFonts w:ascii="Arial" w:hAnsi="Arial" w:cs="Arial"/>
-          <w:sz w:val="20"/>
+          <w:sz w:val="18"/>
         </w:rPr>
         <w:t xml:space="preserve">, </w:t>
       </w:r>
@@ -6030,14 +5622,14 @@
         <w:rPr>
           <w:rStyle w:val="Strong"/>
           <w:rFonts w:ascii="Arial" w:hAnsi="Arial" w:cs="Arial"/>
-          <w:sz w:val="20"/>
+          <w:sz w:val="18"/>
         </w:rPr>
         <w:t>React Testing Library</w:t>
       </w:r>
       <w:r>
         <w:rPr>
           <w:rFonts w:ascii="Arial" w:hAnsi="Arial" w:cs="Arial"/>
-          <w:sz w:val="20"/>
+          <w:sz w:val="18"/>
         </w:rPr>
         <w:t xml:space="preserve">, </w:t>
       </w:r>
@@ -6045,14 +5637,14 @@
         <w:rPr>
           <w:rStyle w:val="Strong"/>
           <w:rFonts w:ascii="Arial" w:hAnsi="Arial" w:cs="Arial"/>
-          <w:sz w:val="20"/>
+          <w:sz w:val="18"/>
         </w:rPr>
         <w:t>Cypress</w:t>
       </w:r>
       <w:r>
         <w:rPr>
           <w:rFonts w:ascii="Arial" w:hAnsi="Arial" w:cs="Arial"/>
-          <w:sz w:val="20"/>
+          <w:sz w:val="18"/>
         </w:rPr>
         <w:t xml:space="preserve">, and </w:t>
       </w:r>
@@ -6060,14 +5652,14 @@
         <w:rPr>
           <w:rStyle w:val="Strong"/>
           <w:rFonts w:ascii="Arial" w:hAnsi="Arial" w:cs="Arial"/>
-          <w:sz w:val="20"/>
+          <w:sz w:val="18"/>
         </w:rPr>
         <w:t>Playwright</w:t>
       </w:r>
       <w:r>
         <w:rPr>
           <w:rFonts w:ascii="Arial" w:hAnsi="Arial" w:cs="Arial"/>
-          <w:sz w:val="20"/>
+          <w:sz w:val="18"/>
         </w:rPr>
         <w:t>, plus Pact-style contract testing to keep client-server integration stable during iterative releases.</w:t>
       </w:r>
@@ -10184,7 +9776,7 @@
   <a:extraClrSchemeLst/>
   <a:extLst>
     <a:ext uri="{05A4C25C-085E-4340-85A3-A5531E510DB2}">
-      <thm15:themeFamily xmlns:thm15="http://schemas.microsoft.com/office/thememl/2012/main" xmlns="" name="Office Theme" id="{2E142A2C-CD16-42D6-873A-C26D2A0506FA}" vid="{1BDDFF52-6CD6-40A5-AB3C-68EB2F1E4D0A}"/>
+      <thm15:themeFamily xmlns="" xmlns:thm15="http://schemas.microsoft.com/office/thememl/2012/main" name="Office Theme" id="{2E142A2C-CD16-42D6-873A-C26D2A0506FA}" vid="{1BDDFF52-6CD6-40A5-AB3C-68EB2F1E4D0A}"/>
     </a:ext>
   </a:extLst>
 </a:theme>

--- a/idris/.NET React/Idris_Sadiq.docx
+++ b/idris/.NET React/Idris_Sadiq.docx
@@ -46,7 +46,6 @@
               <w:spacing w:after="40"/>
               <w:jc w:val="center"/>
             </w:pPr>
-            <w:proofErr w:type="spellStart"/>
             <w:r>
               <w:rPr>
                 <w:rFonts w:ascii="Arial" w:eastAsia="Arial" w:hAnsi="Arial" w:cs="Arial"/>
@@ -56,33 +55,8 @@
                 <w:sz w:val="48"/>
                 <w:szCs w:val="48"/>
               </w:rPr>
-              <w:t>Idris</w:t>
+              <w:t>Idris Sadiq</w:t>
             </w:r>
-            <w:proofErr w:type="spellEnd"/>
-            <w:r>
-              <w:rPr>
-                <w:rFonts w:ascii="Arial" w:eastAsia="Arial" w:hAnsi="Arial" w:cs="Arial"/>
-                <w:b/>
-                <w:bCs/>
-                <w:color w:val="FFFFFF"/>
-                <w:sz w:val="48"/>
-                <w:szCs w:val="48"/>
-              </w:rPr>
-              <w:t xml:space="preserve"> </w:t>
-            </w:r>
-            <w:proofErr w:type="spellStart"/>
-            <w:r>
-              <w:rPr>
-                <w:rFonts w:ascii="Arial" w:eastAsia="Arial" w:hAnsi="Arial" w:cs="Arial"/>
-                <w:b/>
-                <w:bCs/>
-                <w:color w:val="FFFFFF"/>
-                <w:sz w:val="48"/>
-                <w:szCs w:val="48"/>
-              </w:rPr>
-              <w:t>Sadiq</w:t>
-            </w:r>
-            <w:proofErr w:type="spellEnd"/>
           </w:p>
           <w:p>
             <w:pPr>
@@ -103,41 +77,27 @@
             <w:pPr>
               <w:spacing w:after="40"/>
               <w:jc w:val="center"/>
+              <w:rPr>
+                <w:rFonts w:ascii="Arial" w:eastAsia="Arial" w:hAnsi="Arial" w:cs="Arial"/>
+                <w:color w:val="BBBBBB"/>
+              </w:rPr>
             </w:pPr>
             <w:r>
               <w:rPr>
                 <w:rFonts w:ascii="Arial" w:eastAsia="Arial" w:hAnsi="Arial" w:cs="Arial"/>
                 <w:color w:val="BBBBBB"/>
               </w:rPr>
-              <w:t xml:space="preserve">Idrissdev@outlook.com  </w:t>
+              <w:t>Idrissdev@outlook.com | +1 (424) 458-6548 | Spring Valley, California, United States</w:t>
+            </w:r>
+            <w:r>
+              <w:t xml:space="preserve"> </w:t>
             </w:r>
             <w:r>
               <w:rPr>
                 <w:rFonts w:ascii="Arial" w:eastAsia="Arial" w:hAnsi="Arial" w:cs="Arial"/>
                 <w:color w:val="BBBBBB"/>
               </w:rPr>
-              <w:t>+1 (424) 458-6548</w:t>
-            </w:r>
-            <w:r>
-              <w:rPr>
-                <w:rFonts w:ascii="Arial" w:eastAsia="Arial" w:hAnsi="Arial" w:cs="Arial"/>
-                <w:color w:val="BBBBBB"/>
-              </w:rPr>
-              <w:t xml:space="preserve">|  </w:t>
-            </w:r>
-            <w:r>
-              <w:rPr>
-                <w:rFonts w:ascii="Arial" w:eastAsia="Arial" w:hAnsi="Arial" w:cs="Arial"/>
-                <w:color w:val="BBBBBB"/>
-              </w:rPr>
-              <w:t>Spring Valley</w:t>
-            </w:r>
-            <w:r>
-              <w:rPr>
-                <w:rFonts w:ascii="Arial" w:eastAsia="Arial" w:hAnsi="Arial" w:cs="Arial"/>
-                <w:color w:val="BBBBBB"/>
-              </w:rPr>
-              <w:t>, California, United States</w:t>
+              <w:t xml:space="preserve">https://www.linkedin.com/in/idris-sadiq-1b824b3b4 </w:t>
             </w:r>
           </w:p>
           <w:p>
@@ -149,15 +109,10 @@
                 <w:rFonts w:ascii="Arial" w:eastAsia="Arial" w:hAnsi="Arial" w:cs="Arial"/>
                 <w:color w:val="BBBBBB"/>
               </w:rPr>
-              <w:t xml:space="preserve">LinkedIn: </w:t>
+              <w:t>US citizen | White | English (Native)</w:t>
             </w:r>
-            <w:r>
-              <w:rPr>
-                <w:rFonts w:ascii="Arial" w:eastAsia="Arial" w:hAnsi="Arial" w:cs="Arial"/>
-                <w:color w:val="BBBBBB"/>
-              </w:rPr>
-              <w:t>https://www.linkedin.com/in/idris-sadiq-1b824b3b4</w:t>
-            </w:r>
+            <w:bookmarkStart w:id="0" w:name="_GoBack"/>
+            <w:bookmarkEnd w:id="0"/>
           </w:p>
         </w:tc>
       </w:tr>
@@ -224,17 +179,8 @@
           <w:rStyle w:val="Strong"/>
           <w:rFonts w:ascii="Arial" w:hAnsi="Arial" w:cs="Arial"/>
         </w:rPr>
-        <w:t xml:space="preserve">React + </w:t>
-      </w:r>
-      <w:proofErr w:type="spellStart"/>
-      <w:r>
-        <w:rPr>
-          <w:rStyle w:val="Strong"/>
-          <w:rFonts w:ascii="Arial" w:hAnsi="Arial" w:cs="Arial"/>
-        </w:rPr>
-        <w:t>TypeScript</w:t>
-      </w:r>
-      <w:proofErr w:type="spellEnd"/>
+        <w:t>React + TypeScript</w:t>
+      </w:r>
       <w:r>
         <w:rPr>
           <w:rFonts w:ascii="Arial" w:hAnsi="Arial" w:cs="Arial"/>
@@ -252,21 +198,7 @@
         <w:rPr>
           <w:rFonts w:ascii="Arial" w:hAnsi="Arial" w:cs="Arial"/>
         </w:rPr>
-        <w:t xml:space="preserve"> </w:t>
-      </w:r>
-      <w:proofErr w:type="spellStart"/>
-      <w:r>
-        <w:rPr>
-          <w:rFonts w:ascii="Arial" w:hAnsi="Arial" w:cs="Arial"/>
-        </w:rPr>
-        <w:t>backends</w:t>
-      </w:r>
-      <w:proofErr w:type="spellEnd"/>
-      <w:r>
-        <w:rPr>
-          <w:rFonts w:ascii="Arial" w:hAnsi="Arial" w:cs="Arial"/>
-        </w:rPr>
-        <w:t xml:space="preserve"> across </w:t>
+        <w:t xml:space="preserve"> backends across </w:t>
       </w:r>
       <w:r>
         <w:rPr>
@@ -331,14 +263,7 @@
         <w:rPr>
           <w:rFonts w:ascii="Arial" w:hAnsi="Arial" w:cs="Arial"/>
         </w:rPr>
-        <w:t xml:space="preserve">. </w:t>
-      </w:r>
-      <w:proofErr w:type="gramStart"/>
-      <w:r>
-        <w:rPr>
-          <w:rFonts w:ascii="Arial" w:hAnsi="Arial" w:cs="Arial"/>
-        </w:rPr>
-        <w:t xml:space="preserve">Strong at turning ambiguous requirements into </w:t>
+        <w:t xml:space="preserve">. Strong at turning ambiguous requirements into </w:t>
       </w:r>
       <w:r>
         <w:rPr>
@@ -371,24 +296,14 @@
           <w:rStyle w:val="Strong"/>
           <w:rFonts w:ascii="Arial" w:hAnsi="Arial" w:cs="Arial"/>
         </w:rPr>
-        <w:t xml:space="preserve">performance, reliability, and </w:t>
-      </w:r>
-      <w:proofErr w:type="spellStart"/>
-      <w:r>
-        <w:rPr>
-          <w:rStyle w:val="Strong"/>
-          <w:rFonts w:ascii="Arial" w:hAnsi="Arial" w:cs="Arial"/>
-        </w:rPr>
-        <w:t>observability</w:t>
-      </w:r>
-      <w:proofErr w:type="spellEnd"/>
+        <w:t>performance, reliability, and observability</w:t>
+      </w:r>
       <w:r>
         <w:rPr>
           <w:rFonts w:ascii="Arial" w:hAnsi="Arial" w:cs="Arial"/>
         </w:rPr>
         <w:t xml:space="preserve"> using </w:t>
       </w:r>
-      <w:proofErr w:type="spellStart"/>
       <w:r>
         <w:rPr>
           <w:rStyle w:val="Strong"/>
@@ -396,14 +311,12 @@
         </w:rPr>
         <w:t>OpenTelemetry</w:t>
       </w:r>
-      <w:proofErr w:type="spellEnd"/>
       <w:r>
         <w:rPr>
           <w:rFonts w:ascii="Arial" w:hAnsi="Arial" w:cs="Arial"/>
         </w:rPr>
         <w:t xml:space="preserve">, </w:t>
       </w:r>
-      <w:proofErr w:type="spellStart"/>
       <w:r>
         <w:rPr>
           <w:rStyle w:val="Strong"/>
@@ -411,7 +324,6 @@
         </w:rPr>
         <w:t>Datadog</w:t>
       </w:r>
-      <w:proofErr w:type="spellEnd"/>
       <w:r>
         <w:rPr>
           <w:rFonts w:ascii="Arial" w:hAnsi="Arial" w:cs="Arial"/>
@@ -423,24 +335,14 @@
           <w:rStyle w:val="Strong"/>
           <w:rFonts w:ascii="Arial" w:hAnsi="Arial" w:cs="Arial"/>
         </w:rPr>
-        <w:t>Prometheus/</w:t>
-      </w:r>
-      <w:proofErr w:type="spellStart"/>
-      <w:r>
-        <w:rPr>
-          <w:rStyle w:val="Strong"/>
-          <w:rFonts w:ascii="Arial" w:hAnsi="Arial" w:cs="Arial"/>
-        </w:rPr>
-        <w:t>Grafana</w:t>
-      </w:r>
-      <w:proofErr w:type="spellEnd"/>
+        <w:t>Prometheus/Grafana</w:t>
+      </w:r>
       <w:r>
         <w:rPr>
           <w:rFonts w:ascii="Arial" w:hAnsi="Arial" w:cs="Arial"/>
         </w:rPr>
         <w:t xml:space="preserve">, and </w:t>
       </w:r>
-      <w:proofErr w:type="spellStart"/>
       <w:r>
         <w:rPr>
           <w:rStyle w:val="Strong"/>
@@ -448,42 +350,18 @@
         </w:rPr>
         <w:t>CloudWatch</w:t>
       </w:r>
-      <w:proofErr w:type="spellEnd"/>
-      <w:r>
-        <w:rPr>
-          <w:rFonts w:ascii="Arial" w:hAnsi="Arial" w:cs="Arial"/>
-        </w:rPr>
-        <w:t>.</w:t>
-      </w:r>
-      <w:proofErr w:type="gramEnd"/>
-      <w:r>
-        <w:rPr>
-          <w:rFonts w:ascii="Arial" w:hAnsi="Arial" w:cs="Arial"/>
-        </w:rPr>
-        <w:t xml:space="preserve"> Comfortable owning end-to-end delivery—</w:t>
-      </w:r>
-      <w:r>
-        <w:rPr>
-          <w:rStyle w:val="Strong"/>
-          <w:rFonts w:ascii="Arial" w:hAnsi="Arial" w:cs="Arial"/>
-        </w:rPr>
-        <w:t xml:space="preserve">architecture, coding, testing, CI/CD, </w:t>
-      </w:r>
-      <w:proofErr w:type="spellStart"/>
-      <w:r>
-        <w:rPr>
-          <w:rStyle w:val="Strong"/>
-          <w:rFonts w:ascii="Arial" w:hAnsi="Arial" w:cs="Arial"/>
-        </w:rPr>
-        <w:t>IaC</w:t>
-      </w:r>
-      <w:proofErr w:type="spellEnd"/>
-      <w:r>
-        <w:rPr>
-          <w:rStyle w:val="Strong"/>
-          <w:rFonts w:ascii="Arial" w:hAnsi="Arial" w:cs="Arial"/>
-        </w:rPr>
-        <w:t>, and operational readiness</w:t>
+      <w:r>
+        <w:rPr>
+          <w:rFonts w:ascii="Arial" w:hAnsi="Arial" w:cs="Arial"/>
+        </w:rPr>
+        <w:t>. Comfortable owning end-to-end delivery—</w:t>
+      </w:r>
+      <w:r>
+        <w:rPr>
+          <w:rStyle w:val="Strong"/>
+          <w:rFonts w:ascii="Arial" w:hAnsi="Arial" w:cs="Arial"/>
+        </w:rPr>
+        <w:t>architecture, coding, testing, CI/CD, IaC, and operational readiness</w:t>
       </w:r>
       <w:r>
         <w:rPr>
@@ -560,7 +438,6 @@
         </w:rPr>
         <w:t xml:space="preserve">, </w:t>
       </w:r>
-      <w:proofErr w:type="spellStart"/>
       <w:r>
         <w:rPr>
           <w:rStyle w:val="Strong"/>
@@ -571,7 +448,6 @@
         </w:rPr>
         <w:t>TypeScript</w:t>
       </w:r>
-      <w:proofErr w:type="spellEnd"/>
       <w:r>
         <w:rPr>
           <w:rFonts w:ascii="Arial" w:hAnsi="Arial" w:cs="Arial"/>
@@ -600,7 +476,6 @@
         </w:rPr>
         <w:t xml:space="preserve">, </w:t>
       </w:r>
-      <w:proofErr w:type="spellStart"/>
       <w:r>
         <w:rPr>
           <w:rStyle w:val="Strong"/>
@@ -611,7 +486,6 @@
         </w:rPr>
         <w:t>Redux</w:t>
       </w:r>
-      <w:proofErr w:type="spellEnd"/>
       <w:r>
         <w:rPr>
           <w:rFonts w:ascii="Arial" w:hAnsi="Arial" w:cs="Arial"/>
@@ -640,7 +514,6 @@
         </w:rPr>
         <w:t xml:space="preserve">, </w:t>
       </w:r>
-      <w:proofErr w:type="spellStart"/>
       <w:r>
         <w:rPr>
           <w:rStyle w:val="Strong"/>
@@ -651,7 +524,6 @@
         </w:rPr>
         <w:t>Formik</w:t>
       </w:r>
-      <w:proofErr w:type="spellEnd"/>
       <w:r>
         <w:rPr>
           <w:rFonts w:ascii="Arial" w:hAnsi="Arial" w:cs="Arial"/>
@@ -661,7 +533,6 @@
         </w:rPr>
         <w:t xml:space="preserve">, </w:t>
       </w:r>
-      <w:proofErr w:type="spellStart"/>
       <w:r>
         <w:rPr>
           <w:rStyle w:val="Strong"/>
@@ -672,7 +543,6 @@
         </w:rPr>
         <w:t>Vite</w:t>
       </w:r>
-      <w:proofErr w:type="spellEnd"/>
       <w:r>
         <w:rPr>
           <w:rFonts w:ascii="Arial" w:hAnsi="Arial" w:cs="Arial"/>
@@ -682,7 +552,6 @@
         </w:rPr>
         <w:t xml:space="preserve">, </w:t>
       </w:r>
-      <w:proofErr w:type="spellStart"/>
       <w:r>
         <w:rPr>
           <w:rStyle w:val="Strong"/>
@@ -693,7 +562,6 @@
         </w:rPr>
         <w:t>Webpack</w:t>
       </w:r>
-      <w:proofErr w:type="spellEnd"/>
       <w:r>
         <w:rPr>
           <w:rFonts w:ascii="Arial" w:hAnsi="Arial" w:cs="Arial"/>
@@ -907,7 +775,6 @@
         </w:rPr>
         <w:t xml:space="preserve">, </w:t>
       </w:r>
-      <w:proofErr w:type="spellStart"/>
       <w:r>
         <w:rPr>
           <w:rStyle w:val="Strong"/>
@@ -918,7 +785,6 @@
         </w:rPr>
         <w:t>NestJS</w:t>
       </w:r>
-      <w:proofErr w:type="spellEnd"/>
       <w:r>
         <w:rPr>
           <w:rFonts w:ascii="Arial" w:hAnsi="Arial" w:cs="Arial"/>
@@ -947,7 +813,6 @@
         </w:rPr>
         <w:t xml:space="preserve">, </w:t>
       </w:r>
-      <w:proofErr w:type="spellStart"/>
       <w:r>
         <w:rPr>
           <w:rStyle w:val="Strong"/>
@@ -958,7 +823,6 @@
         </w:rPr>
         <w:t>GraphQL</w:t>
       </w:r>
-      <w:proofErr w:type="spellEnd"/>
       <w:r>
         <w:rPr>
           <w:rFonts w:ascii="Arial" w:hAnsi="Arial" w:cs="Arial"/>
@@ -968,7 +832,6 @@
         </w:rPr>
         <w:t xml:space="preserve">, </w:t>
       </w:r>
-      <w:proofErr w:type="spellStart"/>
       <w:r>
         <w:rPr>
           <w:rStyle w:val="Strong"/>
@@ -979,7 +842,6 @@
         </w:rPr>
         <w:t>WebSockets</w:t>
       </w:r>
-      <w:proofErr w:type="spellEnd"/>
       <w:r>
         <w:rPr>
           <w:rFonts w:ascii="Arial" w:hAnsi="Arial" w:cs="Arial"/>
@@ -995,27 +857,27 @@
           <w:sz w:val="18"/>
           <w:szCs w:val="18"/>
         </w:rPr>
-        <w:t xml:space="preserve"> background jobs, API versioning, </w:t>
-      </w:r>
-      <w:proofErr w:type="spellStart"/>
-      <w:r>
-        <w:rPr>
-          <w:rFonts w:ascii="Arial" w:hAnsi="Arial" w:cs="Arial"/>
+        <w:t xml:space="preserve"> background jobs, API versioning, idempotency, caching strategies, </w:t>
+      </w:r>
+      <w:r>
+        <w:rPr>
+          <w:rStyle w:val="Strong"/>
+          <w:rFonts w:ascii="Arial" w:hAnsi="Arial" w:cs="Arial"/>
+          <w:b w:val="0"/>
           <w:sz w:val="18"/>
           <w:szCs w:val="18"/>
         </w:rPr>
-        <w:t>idempotency</w:t>
-      </w:r>
-      <w:proofErr w:type="spellEnd"/>
-      <w:r>
-        <w:rPr>
-          <w:rFonts w:ascii="Arial" w:hAnsi="Arial" w:cs="Arial"/>
+        <w:t>OpenAPI/Swagger</w:t>
+      </w:r>
+      <w:r>
+        <w:rPr>
+          <w:rFonts w:ascii="Arial" w:hAnsi="Arial" w:cs="Arial"/>
+          <w:b/>
           <w:sz w:val="18"/>
           <w:szCs w:val="18"/>
         </w:rPr>
-        <w:t xml:space="preserve">, caching strategies, </w:t>
-      </w:r>
-      <w:proofErr w:type="spellStart"/>
+        <w:t xml:space="preserve">, </w:t>
+      </w:r>
       <w:r>
         <w:rPr>
           <w:rStyle w:val="Strong"/>
@@ -1024,9 +886,17 @@
           <w:sz w:val="18"/>
           <w:szCs w:val="18"/>
         </w:rPr>
-        <w:t>OpenAPI</w:t>
-      </w:r>
-      <w:proofErr w:type="spellEnd"/>
+        <w:t>OAuth2</w:t>
+      </w:r>
+      <w:r>
+        <w:rPr>
+          <w:rFonts w:ascii="Arial" w:hAnsi="Arial" w:cs="Arial"/>
+          <w:b/>
+          <w:sz w:val="18"/>
+          <w:szCs w:val="18"/>
+        </w:rPr>
+        <w:t xml:space="preserve">, </w:t>
+      </w:r>
       <w:r>
         <w:rPr>
           <w:rStyle w:val="Strong"/>
@@ -1035,7 +905,26 @@
           <w:sz w:val="18"/>
           <w:szCs w:val="18"/>
         </w:rPr>
-        <w:t>/Swagger</w:t>
+        <w:t>OpenID</w:t>
+      </w:r>
+      <w:r>
+        <w:rPr>
+          <w:rStyle w:val="Strong"/>
+          <w:rFonts w:ascii="Arial" w:hAnsi="Arial" w:cs="Arial"/>
+          <w:sz w:val="18"/>
+          <w:szCs w:val="18"/>
+        </w:rPr>
+        <w:t xml:space="preserve"> </w:t>
+      </w:r>
+      <w:r>
+        <w:rPr>
+          <w:rStyle w:val="Strong"/>
+          <w:rFonts w:ascii="Arial" w:hAnsi="Arial" w:cs="Arial"/>
+          <w:b w:val="0"/>
+          <w:sz w:val="18"/>
+          <w:szCs w:val="18"/>
+        </w:rPr>
+        <w:t>Connect</w:t>
       </w:r>
       <w:r>
         <w:rPr>
@@ -1054,92 +943,15 @@
           <w:sz w:val="18"/>
           <w:szCs w:val="18"/>
         </w:rPr>
-        <w:t>OAuth2</w:t>
-      </w:r>
-      <w:r>
-        <w:rPr>
-          <w:rFonts w:ascii="Arial" w:hAnsi="Arial" w:cs="Arial"/>
-          <w:b/>
+        <w:t>JWT</w:t>
+      </w:r>
+      <w:r>
+        <w:rPr>
+          <w:rFonts w:ascii="Arial" w:hAnsi="Arial" w:cs="Arial"/>
           <w:sz w:val="18"/>
           <w:szCs w:val="18"/>
         </w:rPr>
-        <w:t xml:space="preserve">, </w:t>
-      </w:r>
-      <w:proofErr w:type="spellStart"/>
-      <w:r>
-        <w:rPr>
-          <w:rStyle w:val="Strong"/>
-          <w:rFonts w:ascii="Arial" w:hAnsi="Arial" w:cs="Arial"/>
-          <w:b w:val="0"/>
-          <w:sz w:val="18"/>
-          <w:szCs w:val="18"/>
-        </w:rPr>
-        <w:t>OpenID</w:t>
-      </w:r>
-      <w:proofErr w:type="spellEnd"/>
-      <w:r>
-        <w:rPr>
-          <w:rStyle w:val="Strong"/>
-          <w:rFonts w:ascii="Arial" w:hAnsi="Arial" w:cs="Arial"/>
-          <w:sz w:val="18"/>
-          <w:szCs w:val="18"/>
-        </w:rPr>
-        <w:t xml:space="preserve"> </w:t>
-      </w:r>
-      <w:r>
-        <w:rPr>
-          <w:rStyle w:val="Strong"/>
-          <w:rFonts w:ascii="Arial" w:hAnsi="Arial" w:cs="Arial"/>
-          <w:b w:val="0"/>
-          <w:sz w:val="18"/>
-          <w:szCs w:val="18"/>
-        </w:rPr>
-        <w:t>Connect</w:t>
-      </w:r>
-      <w:r>
-        <w:rPr>
-          <w:rFonts w:ascii="Arial" w:hAnsi="Arial" w:cs="Arial"/>
-          <w:b/>
-          <w:sz w:val="18"/>
-          <w:szCs w:val="18"/>
-        </w:rPr>
-        <w:t xml:space="preserve">, </w:t>
-      </w:r>
-      <w:r>
-        <w:rPr>
-          <w:rStyle w:val="Strong"/>
-          <w:rFonts w:ascii="Arial" w:hAnsi="Arial" w:cs="Arial"/>
-          <w:b w:val="0"/>
-          <w:sz w:val="18"/>
-          <w:szCs w:val="18"/>
-        </w:rPr>
-        <w:t>JWT</w:t>
-      </w:r>
-      <w:r>
-        <w:rPr>
-          <w:rFonts w:ascii="Arial" w:hAnsi="Arial" w:cs="Arial"/>
-          <w:sz w:val="18"/>
-          <w:szCs w:val="18"/>
-        </w:rPr>
-        <w:t xml:space="preserve">, </w:t>
-      </w:r>
-      <w:proofErr w:type="spellStart"/>
-      <w:r>
-        <w:rPr>
-          <w:rFonts w:ascii="Arial" w:hAnsi="Arial" w:cs="Arial"/>
-          <w:sz w:val="18"/>
-          <w:szCs w:val="18"/>
-        </w:rPr>
-        <w:t>webhooks</w:t>
-      </w:r>
-      <w:proofErr w:type="spellEnd"/>
-      <w:r>
-        <w:rPr>
-          <w:rFonts w:ascii="Arial" w:hAnsi="Arial" w:cs="Arial"/>
-          <w:sz w:val="18"/>
-          <w:szCs w:val="18"/>
-        </w:rPr>
-        <w:t xml:space="preserve">, rate limiting, </w:t>
+        <w:t xml:space="preserve">, webhooks, rate limiting, </w:t>
       </w:r>
       <w:r>
         <w:rPr>
@@ -1229,29 +1041,7 @@
           <w:sz w:val="18"/>
           <w:szCs w:val="18"/>
         </w:rPr>
-        <w:t xml:space="preserve">: </w:t>
-      </w:r>
-      <w:proofErr w:type="spellStart"/>
-      <w:r>
-        <w:rPr>
-          <w:rFonts w:ascii="Arial" w:hAnsi="Arial" w:cs="Arial"/>
-          <w:bCs/>
-          <w:color w:val="000000"/>
-          <w:sz w:val="18"/>
-          <w:szCs w:val="18"/>
-        </w:rPr>
-        <w:t>PostgreSQL</w:t>
-      </w:r>
-      <w:proofErr w:type="spellEnd"/>
-      <w:r>
-        <w:rPr>
-          <w:rFonts w:ascii="Arial" w:hAnsi="Arial" w:cs="Arial"/>
-          <w:bCs/>
-          <w:color w:val="000000"/>
-          <w:sz w:val="18"/>
-          <w:szCs w:val="18"/>
-        </w:rPr>
-        <w:t>, MySQL, SQL Server</w:t>
+        <w:t>: PostgreSQL, MySQL, SQL Server</w:t>
       </w:r>
       <w:r>
         <w:rPr>
@@ -1283,9 +1073,18 @@
           <w:sz w:val="18"/>
           <w:szCs w:val="18"/>
         </w:rPr>
-        <w:t xml:space="preserve"> </w:t>
-      </w:r>
-      <w:proofErr w:type="spellStart"/>
+        <w:t xml:space="preserve"> NoSQL</w:t>
+      </w:r>
+      <w:r>
+        <w:rPr>
+          <w:rFonts w:ascii="Arial" w:hAnsi="Arial" w:cs="Arial"/>
+          <w:bCs/>
+          <w:color w:val="000000"/>
+          <w:sz w:val="18"/>
+          <w:szCs w:val="18"/>
+        </w:rPr>
+        <w:t xml:space="preserve">: Redis, MongoDB, DynamoDB • </w:t>
+      </w:r>
       <w:r>
         <w:rPr>
           <w:rFonts w:ascii="Arial" w:hAnsi="Arial" w:cs="Arial"/>
@@ -1295,9 +1094,8 @@
           <w:sz w:val="18"/>
           <w:szCs w:val="18"/>
         </w:rPr>
-        <w:t>NoSQL</w:t>
-      </w:r>
-      <w:proofErr w:type="spellEnd"/>
+        <w:t>Queues/streams</w:t>
+      </w:r>
       <w:r>
         <w:rPr>
           <w:rFonts w:ascii="Arial" w:hAnsi="Arial" w:cs="Arial"/>
@@ -1306,73 +1104,7 @@
           <w:sz w:val="18"/>
           <w:szCs w:val="18"/>
         </w:rPr>
-        <w:t xml:space="preserve">: </w:t>
-      </w:r>
-      <w:proofErr w:type="spellStart"/>
-      <w:r>
-        <w:rPr>
-          <w:rFonts w:ascii="Arial" w:hAnsi="Arial" w:cs="Arial"/>
-          <w:bCs/>
-          <w:color w:val="000000"/>
-          <w:sz w:val="18"/>
-          <w:szCs w:val="18"/>
-        </w:rPr>
-        <w:t>Redis</w:t>
-      </w:r>
-      <w:proofErr w:type="spellEnd"/>
-      <w:r>
-        <w:rPr>
-          <w:rFonts w:ascii="Arial" w:hAnsi="Arial" w:cs="Arial"/>
-          <w:bCs/>
-          <w:color w:val="000000"/>
-          <w:sz w:val="18"/>
-          <w:szCs w:val="18"/>
-        </w:rPr>
-        <w:t xml:space="preserve">, </w:t>
-      </w:r>
-      <w:proofErr w:type="spellStart"/>
-      <w:r>
-        <w:rPr>
-          <w:rFonts w:ascii="Arial" w:hAnsi="Arial" w:cs="Arial"/>
-          <w:bCs/>
-          <w:color w:val="000000"/>
-          <w:sz w:val="18"/>
-          <w:szCs w:val="18"/>
-        </w:rPr>
-        <w:t>MongoDB</w:t>
-      </w:r>
-      <w:proofErr w:type="spellEnd"/>
-      <w:r>
-        <w:rPr>
-          <w:rFonts w:ascii="Arial" w:hAnsi="Arial" w:cs="Arial"/>
-          <w:bCs/>
-          <w:color w:val="000000"/>
-          <w:sz w:val="18"/>
-          <w:szCs w:val="18"/>
-        </w:rPr>
-        <w:t xml:space="preserve">, </w:t>
-      </w:r>
-      <w:proofErr w:type="spellStart"/>
-      <w:r>
-        <w:rPr>
-          <w:rFonts w:ascii="Arial" w:hAnsi="Arial" w:cs="Arial"/>
-          <w:bCs/>
-          <w:color w:val="000000"/>
-          <w:sz w:val="18"/>
-          <w:szCs w:val="18"/>
-        </w:rPr>
-        <w:t>DynamoDB</w:t>
-      </w:r>
-      <w:proofErr w:type="spellEnd"/>
-      <w:r>
-        <w:rPr>
-          <w:rFonts w:ascii="Arial" w:hAnsi="Arial" w:cs="Arial"/>
-          <w:bCs/>
-          <w:color w:val="000000"/>
-          <w:sz w:val="18"/>
-          <w:szCs w:val="18"/>
-        </w:rPr>
-        <w:t xml:space="preserve"> • </w:t>
+        <w:t xml:space="preserve">: AWS SQS/SNS, Kafka, RabbitMQ • </w:t>
       </w:r>
       <w:r>
         <w:rPr>
@@ -1383,7 +1115,7 @@
           <w:sz w:val="18"/>
           <w:szCs w:val="18"/>
         </w:rPr>
-        <w:t>Queues/streams</w:t>
+        <w:t>Search</w:t>
       </w:r>
       <w:r>
         <w:rPr>
@@ -1393,29 +1125,7 @@
           <w:sz w:val="18"/>
           <w:szCs w:val="18"/>
         </w:rPr>
-        <w:t xml:space="preserve">: AWS SQS/SNS, Kafka, </w:t>
-      </w:r>
-      <w:proofErr w:type="spellStart"/>
-      <w:r>
-        <w:rPr>
-          <w:rFonts w:ascii="Arial" w:hAnsi="Arial" w:cs="Arial"/>
-          <w:bCs/>
-          <w:color w:val="000000"/>
-          <w:sz w:val="18"/>
-          <w:szCs w:val="18"/>
-        </w:rPr>
-        <w:t>RabbitMQ</w:t>
-      </w:r>
-      <w:proofErr w:type="spellEnd"/>
-      <w:r>
-        <w:rPr>
-          <w:rFonts w:ascii="Arial" w:hAnsi="Arial" w:cs="Arial"/>
-          <w:bCs/>
-          <w:color w:val="000000"/>
-          <w:sz w:val="18"/>
-          <w:szCs w:val="18"/>
-        </w:rPr>
-        <w:t xml:space="preserve"> • </w:t>
+        <w:t>: Elasticsearch, OpenSearch •</w:t>
       </w:r>
       <w:r>
         <w:rPr>
@@ -1426,7 +1136,7 @@
           <w:sz w:val="18"/>
           <w:szCs w:val="18"/>
         </w:rPr>
-        <w:t>Search</w:t>
+        <w:t xml:space="preserve"> Analytics</w:t>
       </w:r>
       <w:r>
         <w:rPr>
@@ -1436,63 +1146,8 @@
           <w:sz w:val="18"/>
           <w:szCs w:val="18"/>
         </w:rPr>
-        <w:t xml:space="preserve">: </w:t>
-      </w:r>
-      <w:proofErr w:type="spellStart"/>
-      <w:r>
-        <w:rPr>
-          <w:rFonts w:ascii="Arial" w:hAnsi="Arial" w:cs="Arial"/>
-          <w:bCs/>
-          <w:color w:val="000000"/>
-          <w:sz w:val="18"/>
-          <w:szCs w:val="18"/>
-        </w:rPr>
-        <w:t>Elasticsearch</w:t>
-      </w:r>
-      <w:proofErr w:type="spellEnd"/>
-      <w:r>
-        <w:rPr>
-          <w:rFonts w:ascii="Arial" w:hAnsi="Arial" w:cs="Arial"/>
-          <w:bCs/>
-          <w:color w:val="000000"/>
-          <w:sz w:val="18"/>
-          <w:szCs w:val="18"/>
-        </w:rPr>
-        <w:t>, OpenSearch •</w:t>
-      </w:r>
-      <w:r>
-        <w:rPr>
-          <w:rFonts w:ascii="Arial" w:hAnsi="Arial" w:cs="Arial"/>
-          <w:b/>
-          <w:bCs/>
-          <w:color w:val="000000"/>
-          <w:sz w:val="18"/>
-          <w:szCs w:val="18"/>
-        </w:rPr>
-        <w:t xml:space="preserve"> Analytics</w:t>
-      </w:r>
-      <w:r>
-        <w:rPr>
-          <w:rFonts w:ascii="Arial" w:hAnsi="Arial" w:cs="Arial"/>
-          <w:bCs/>
-          <w:color w:val="000000"/>
-          <w:sz w:val="18"/>
-          <w:szCs w:val="18"/>
-        </w:rPr>
-        <w:t xml:space="preserve">: Redshift, </w:t>
-      </w:r>
-      <w:proofErr w:type="spellStart"/>
-      <w:r>
-        <w:rPr>
-          <w:rFonts w:ascii="Arial" w:hAnsi="Arial" w:cs="Arial"/>
-          <w:bCs/>
-          <w:color w:val="000000"/>
-          <w:sz w:val="18"/>
-          <w:szCs w:val="18"/>
-        </w:rPr>
-        <w:t>BigQuery</w:t>
-      </w:r>
-      <w:proofErr w:type="spellEnd"/>
+        <w:t>: Redshift, BigQuery</w:t>
+      </w:r>
     </w:p>
     <w:p>
       <w:pPr>
@@ -1518,19 +1173,8 @@
           <w:sz w:val="18"/>
           <w:szCs w:val="18"/>
         </w:rPr>
-        <w:t xml:space="preserve">Cloud &amp; </w:t>
-      </w:r>
-      <w:proofErr w:type="spellStart"/>
-      <w:r>
-        <w:rPr>
-          <w:rStyle w:val="Strong"/>
-          <w:rFonts w:ascii="Arial" w:hAnsi="Arial" w:cs="Arial"/>
-          <w:sz w:val="18"/>
-          <w:szCs w:val="18"/>
-        </w:rPr>
-        <w:t>DevOps</w:t>
-      </w:r>
-      <w:proofErr w:type="spellEnd"/>
+        <w:t>Cloud &amp; DevOps</w:t>
+      </w:r>
       <w:r>
         <w:rPr>
           <w:rFonts w:ascii="Arial" w:hAnsi="Arial" w:cs="Arial"/>
@@ -1558,95 +1202,7 @@
           <w:sz w:val="18"/>
           <w:szCs w:val="22"/>
         </w:rPr>
-        <w:t xml:space="preserve">: EKS, ECS, EC2, Lambda, API Gateway, S3, </w:t>
-      </w:r>
-      <w:proofErr w:type="spellStart"/>
-      <w:r>
-        <w:rPr>
-          <w:rFonts w:ascii="Arial" w:hAnsi="Arial" w:cs="Arial"/>
-          <w:bCs/>
-          <w:color w:val="000000"/>
-          <w:sz w:val="18"/>
-          <w:szCs w:val="22"/>
-        </w:rPr>
-        <w:t>CloudFront</w:t>
-      </w:r>
-      <w:proofErr w:type="spellEnd"/>
-      <w:r>
-        <w:rPr>
-          <w:rFonts w:ascii="Arial" w:hAnsi="Arial" w:cs="Arial"/>
-          <w:bCs/>
-          <w:color w:val="000000"/>
-          <w:sz w:val="18"/>
-          <w:szCs w:val="22"/>
-        </w:rPr>
-        <w:t xml:space="preserve">, RDS, </w:t>
-      </w:r>
-      <w:proofErr w:type="spellStart"/>
-      <w:r>
-        <w:rPr>
-          <w:rFonts w:ascii="Arial" w:hAnsi="Arial" w:cs="Arial"/>
-          <w:bCs/>
-          <w:color w:val="000000"/>
-          <w:sz w:val="18"/>
-          <w:szCs w:val="22"/>
-        </w:rPr>
-        <w:t>DynamoDB</w:t>
-      </w:r>
-      <w:proofErr w:type="spellEnd"/>
-      <w:r>
-        <w:rPr>
-          <w:rFonts w:ascii="Arial" w:hAnsi="Arial" w:cs="Arial"/>
-          <w:bCs/>
-          <w:color w:val="000000"/>
-          <w:sz w:val="18"/>
-          <w:szCs w:val="22"/>
-        </w:rPr>
-        <w:t xml:space="preserve">, </w:t>
-      </w:r>
-      <w:proofErr w:type="spellStart"/>
-      <w:r>
-        <w:rPr>
-          <w:rFonts w:ascii="Arial" w:hAnsi="Arial" w:cs="Arial"/>
-          <w:bCs/>
-          <w:color w:val="000000"/>
-          <w:sz w:val="18"/>
-          <w:szCs w:val="22"/>
-        </w:rPr>
-        <w:t>ElastiCache</w:t>
-      </w:r>
-      <w:proofErr w:type="spellEnd"/>
-      <w:r>
-        <w:rPr>
-          <w:rFonts w:ascii="Arial" w:hAnsi="Arial" w:cs="Arial"/>
-          <w:bCs/>
-          <w:color w:val="000000"/>
-          <w:sz w:val="18"/>
-          <w:szCs w:val="22"/>
-        </w:rPr>
-        <w:t xml:space="preserve">, </w:t>
-      </w:r>
-      <w:proofErr w:type="spellStart"/>
-      <w:r>
-        <w:rPr>
-          <w:rFonts w:ascii="Arial" w:hAnsi="Arial" w:cs="Arial"/>
-          <w:bCs/>
-          <w:color w:val="000000"/>
-          <w:sz w:val="18"/>
-          <w:szCs w:val="22"/>
-        </w:rPr>
-        <w:t>EventBridge</w:t>
-      </w:r>
-      <w:proofErr w:type="spellEnd"/>
-      <w:r>
-        <w:rPr>
-          <w:rFonts w:ascii="Arial" w:hAnsi="Arial" w:cs="Arial"/>
-          <w:bCs/>
-          <w:color w:val="000000"/>
-          <w:sz w:val="18"/>
-          <w:szCs w:val="22"/>
-        </w:rPr>
-        <w:t xml:space="preserve">, Step Functions, IAM • </w:t>
+        <w:t xml:space="preserve">: EKS, ECS, EC2, Lambda, API Gateway, S3, CloudFront, RDS, DynamoDB, ElastiCache, EventBridge, Step Functions, IAM • </w:t>
       </w:r>
       <w:r>
         <w:rPr>
@@ -1688,29 +1244,7 @@
           <w:sz w:val="18"/>
           <w:szCs w:val="22"/>
         </w:rPr>
-        <w:t xml:space="preserve">: GKE, Cloud Run, Pub/Sub, Cloud Storage, </w:t>
-      </w:r>
-      <w:proofErr w:type="spellStart"/>
-      <w:r>
-        <w:rPr>
-          <w:rFonts w:ascii="Arial" w:hAnsi="Arial" w:cs="Arial"/>
-          <w:bCs/>
-          <w:color w:val="000000"/>
-          <w:sz w:val="18"/>
-          <w:szCs w:val="22"/>
-        </w:rPr>
-        <w:t>BigQuery</w:t>
-      </w:r>
-      <w:proofErr w:type="spellEnd"/>
-      <w:r>
-        <w:rPr>
-          <w:rFonts w:ascii="Arial" w:hAnsi="Arial" w:cs="Arial"/>
-          <w:bCs/>
-          <w:color w:val="000000"/>
-          <w:sz w:val="18"/>
-          <w:szCs w:val="22"/>
-        </w:rPr>
-        <w:t xml:space="preserve"> • </w:t>
+        <w:t xml:space="preserve">: GKE, Cloud Run, Pub/Sub, Cloud Storage, BigQuery • </w:t>
       </w:r>
     </w:p>
     <w:p>
@@ -1759,7 +1293,6 @@
         </w:rPr>
         <w:t xml:space="preserve"> Security: </w:t>
       </w:r>
-      <w:proofErr w:type="spellStart"/>
       <w:r>
         <w:rPr>
           <w:rFonts w:ascii="Arial" w:hAnsi="Arial" w:cs="Arial"/>
@@ -1768,40 +1301,7 @@
           <w:sz w:val="18"/>
           <w:szCs w:val="22"/>
         </w:rPr>
-        <w:t>Okta</w:t>
-      </w:r>
-      <w:proofErr w:type="spellEnd"/>
-      <w:r>
-        <w:rPr>
-          <w:rFonts w:ascii="Arial" w:hAnsi="Arial" w:cs="Arial"/>
-          <w:bCs/>
-          <w:color w:val="000000"/>
-          <w:sz w:val="18"/>
-          <w:szCs w:val="22"/>
-        </w:rPr>
-        <w:t xml:space="preserve">, Auth0, AWS </w:t>
-      </w:r>
-      <w:proofErr w:type="spellStart"/>
-      <w:r>
-        <w:rPr>
-          <w:rFonts w:ascii="Arial" w:hAnsi="Arial" w:cs="Arial"/>
-          <w:bCs/>
-          <w:color w:val="000000"/>
-          <w:sz w:val="18"/>
-          <w:szCs w:val="22"/>
-        </w:rPr>
-        <w:t>Cognito</w:t>
-      </w:r>
-      <w:proofErr w:type="spellEnd"/>
-      <w:r>
-        <w:rPr>
-          <w:rFonts w:ascii="Arial" w:hAnsi="Arial" w:cs="Arial"/>
-          <w:bCs/>
-          <w:color w:val="000000"/>
-          <w:sz w:val="18"/>
-          <w:szCs w:val="22"/>
-        </w:rPr>
-        <w:t>, token hardening, rate limiting, RBAC/ABAC, audit logging</w:t>
+        <w:t>Okta, Auth0, AWS Cognito, token hardening, rate limiting, RBAC/ABAC, audit logging</w:t>
       </w:r>
     </w:p>
     <w:p>
@@ -1836,8 +1336,6 @@
       </w:r>
     </w:p>
     <w:p>
-      <w:proofErr w:type="spellStart"/>
-      <w:proofErr w:type="gramStart"/>
       <w:r>
         <w:rPr>
           <w:rFonts w:ascii="Arial" w:eastAsia="Arial" w:hAnsi="Arial" w:cs="Arial"/>
@@ -1845,27 +1343,7 @@
           <w:sz w:val="21"/>
           <w:szCs w:val="21"/>
         </w:rPr>
-        <w:t>SumatoSoft</w:t>
-      </w:r>
-      <w:proofErr w:type="spellEnd"/>
-      <w:r>
-        <w:rPr>
-          <w:rFonts w:ascii="Arial" w:eastAsia="Arial" w:hAnsi="Arial" w:cs="Arial"/>
-          <w:color w:val="555555"/>
-          <w:sz w:val="21"/>
-          <w:szCs w:val="21"/>
-        </w:rPr>
-        <w:t xml:space="preserve">  |</w:t>
-      </w:r>
-      <w:proofErr w:type="gramEnd"/>
-      <w:r>
-        <w:rPr>
-          <w:rFonts w:ascii="Arial" w:eastAsia="Arial" w:hAnsi="Arial" w:cs="Arial"/>
-          <w:color w:val="555555"/>
-          <w:sz w:val="21"/>
-          <w:szCs w:val="21"/>
-        </w:rPr>
-        <w:t xml:space="preserve">  January 2021 - December 2025</w:t>
+        <w:t>SumatoSoft  |  January 2021 - December 2025</w:t>
       </w:r>
     </w:p>
     <w:p>
@@ -1894,18 +1372,8 @@
           <w:rFonts w:ascii="Arial" w:hAnsi="Arial" w:cs="Arial"/>
           <w:sz w:val="18"/>
         </w:rPr>
-        <w:t xml:space="preserve">React + </w:t>
-      </w:r>
-      <w:proofErr w:type="spellStart"/>
-      <w:r>
-        <w:rPr>
-          <w:rStyle w:val="Strong"/>
-          <w:rFonts w:ascii="Arial" w:hAnsi="Arial" w:cs="Arial"/>
-          <w:sz w:val="18"/>
-        </w:rPr>
-        <w:t>TypeScript</w:t>
-      </w:r>
-      <w:proofErr w:type="spellEnd"/>
+        <w:t>React + TypeScript</w:t>
+      </w:r>
       <w:r>
         <w:rPr>
           <w:rFonts w:ascii="Arial" w:hAnsi="Arial" w:cs="Arial"/>
@@ -2009,7 +1477,6 @@
         </w:rPr>
         <w:t xml:space="preserve">, standardizing </w:t>
       </w:r>
-      <w:proofErr w:type="spellStart"/>
       <w:r>
         <w:rPr>
           <w:rStyle w:val="Strong"/>
@@ -2018,7 +1485,6 @@
         </w:rPr>
         <w:t>OpenAPI</w:t>
       </w:r>
-      <w:proofErr w:type="spellEnd"/>
       <w:r>
         <w:rPr>
           <w:rFonts w:ascii="Arial" w:hAnsi="Arial" w:cs="Arial"/>
@@ -2077,7 +1543,6 @@
         </w:rPr>
         <w:t xml:space="preserve"> routes and edge-safe delivery via </w:t>
       </w:r>
-      <w:proofErr w:type="spellStart"/>
       <w:r>
         <w:rPr>
           <w:rStyle w:val="Strong"/>
@@ -2086,7 +1551,6 @@
         </w:rPr>
         <w:t>CloudFront</w:t>
       </w:r>
-      <w:proofErr w:type="spellEnd"/>
       <w:r>
         <w:rPr>
           <w:rFonts w:ascii="Arial" w:hAnsi="Arial" w:cs="Arial"/>
@@ -2145,7 +1609,6 @@
         </w:rPr>
         <w:t xml:space="preserve"> and </w:t>
       </w:r>
-      <w:proofErr w:type="spellStart"/>
       <w:r>
         <w:rPr>
           <w:rStyle w:val="Strong"/>
@@ -2154,7 +1617,6 @@
         </w:rPr>
         <w:t>EventBridge</w:t>
       </w:r>
-      <w:proofErr w:type="spellEnd"/>
       <w:r>
         <w:rPr>
           <w:rFonts w:ascii="Arial" w:hAnsi="Arial" w:cs="Arial"/>
@@ -2162,46 +1624,20 @@
         </w:rPr>
         <w:t xml:space="preserve">, introducing </w:t>
       </w:r>
-      <w:proofErr w:type="spellStart"/>
-      <w:r>
-        <w:rPr>
-          <w:rStyle w:val="Strong"/>
-          <w:rFonts w:ascii="Arial" w:hAnsi="Arial" w:cs="Arial"/>
-          <w:sz w:val="18"/>
-        </w:rPr>
-        <w:t>idempotency</w:t>
-      </w:r>
-      <w:proofErr w:type="spellEnd"/>
-      <w:r>
-        <w:rPr>
-          <w:rStyle w:val="Strong"/>
-          <w:rFonts w:ascii="Arial" w:hAnsi="Arial" w:cs="Arial"/>
-          <w:sz w:val="18"/>
-        </w:rPr>
-        <w:t xml:space="preserve"> keys</w:t>
-      </w:r>
-      <w:r>
-        <w:rPr>
-          <w:rFonts w:ascii="Arial" w:hAnsi="Arial" w:cs="Arial"/>
-          <w:sz w:val="18"/>
-        </w:rPr>
-        <w:t>, retry/</w:t>
-      </w:r>
-      <w:proofErr w:type="spellStart"/>
-      <w:r>
-        <w:rPr>
-          <w:rFonts w:ascii="Arial" w:hAnsi="Arial" w:cs="Arial"/>
-          <w:sz w:val="18"/>
-        </w:rPr>
-        <w:t>backoff</w:t>
-      </w:r>
-      <w:proofErr w:type="spellEnd"/>
-      <w:r>
-        <w:rPr>
-          <w:rFonts w:ascii="Arial" w:hAnsi="Arial" w:cs="Arial"/>
-          <w:sz w:val="18"/>
-        </w:rPr>
-        <w:t>, and dead-letter handling to keep long-running jobs correct under transient failures.</w:t>
+      <w:r>
+        <w:rPr>
+          <w:rStyle w:val="Strong"/>
+          <w:rFonts w:ascii="Arial" w:hAnsi="Arial" w:cs="Arial"/>
+          <w:sz w:val="18"/>
+        </w:rPr>
+        <w:t>idempotency keys</w:t>
+      </w:r>
+      <w:r>
+        <w:rPr>
+          <w:rFonts w:ascii="Arial" w:hAnsi="Arial" w:cs="Arial"/>
+          <w:sz w:val="18"/>
+        </w:rPr>
+        <w:t>, retry/backoff, and dead-letter handling to keep long-running jobs correct under transient failures.</w:t>
       </w:r>
     </w:p>
     <w:p>
@@ -2239,7 +1675,6 @@
         </w:rPr>
         <w:t xml:space="preserve"> with </w:t>
       </w:r>
-      <w:proofErr w:type="spellStart"/>
       <w:r>
         <w:rPr>
           <w:rStyle w:val="Strong"/>
@@ -2248,7 +1683,6 @@
         </w:rPr>
         <w:t>Docker</w:t>
       </w:r>
-      <w:proofErr w:type="spellEnd"/>
       <w:r>
         <w:rPr>
           <w:rFonts w:ascii="Arial" w:hAnsi="Arial" w:cs="Arial"/>
@@ -2256,7 +1690,6 @@
         </w:rPr>
         <w:t xml:space="preserve">, </w:t>
       </w:r>
-      <w:proofErr w:type="spellStart"/>
       <w:r>
         <w:rPr>
           <w:rStyle w:val="Strong"/>
@@ -2265,7 +1698,6 @@
         </w:rPr>
         <w:t>Kubernetes</w:t>
       </w:r>
-      <w:proofErr w:type="spellEnd"/>
       <w:r>
         <w:rPr>
           <w:rFonts w:ascii="Arial" w:hAnsi="Arial" w:cs="Arial"/>
@@ -2303,7 +1735,6 @@
         </w:rPr>
         <w:t xml:space="preserve"> + </w:t>
       </w:r>
-      <w:proofErr w:type="spellStart"/>
       <w:r>
         <w:rPr>
           <w:rStyle w:val="Strong"/>
@@ -2312,7 +1743,6 @@
         </w:rPr>
         <w:t>GitOps</w:t>
       </w:r>
-      <w:proofErr w:type="spellEnd"/>
       <w:r>
         <w:rPr>
           <w:rFonts w:ascii="Arial" w:hAnsi="Arial" w:cs="Arial"/>
@@ -2341,7 +1771,6 @@
         </w:rPr>
         <w:t xml:space="preserve">Codified infrastructure using </w:t>
       </w:r>
-      <w:proofErr w:type="spellStart"/>
       <w:r>
         <w:rPr>
           <w:rStyle w:val="Strong"/>
@@ -2350,7 +1779,6 @@
         </w:rPr>
         <w:t>Terraform</w:t>
       </w:r>
-      <w:proofErr w:type="spellEnd"/>
       <w:r>
         <w:rPr>
           <w:rFonts w:ascii="Arial" w:hAnsi="Arial" w:cs="Arial"/>
@@ -2358,7 +1786,6 @@
         </w:rPr>
         <w:t xml:space="preserve"> and </w:t>
       </w:r>
-      <w:proofErr w:type="spellStart"/>
       <w:r>
         <w:rPr>
           <w:rStyle w:val="Strong"/>
@@ -2367,7 +1794,6 @@
         </w:rPr>
         <w:t>CloudFormation</w:t>
       </w:r>
-      <w:proofErr w:type="spellEnd"/>
       <w:r>
         <w:rPr>
           <w:rFonts w:ascii="Arial" w:hAnsi="Arial" w:cs="Arial"/>
@@ -2411,7 +1837,6 @@
         </w:rPr>
         <w:t xml:space="preserve">Optimized relational hot paths in </w:t>
       </w:r>
-      <w:proofErr w:type="spellStart"/>
       <w:r>
         <w:rPr>
           <w:rStyle w:val="Strong"/>
@@ -2420,7 +1845,6 @@
         </w:rPr>
         <w:t>PostgreSQL</w:t>
       </w:r>
-      <w:proofErr w:type="spellEnd"/>
       <w:r>
         <w:rPr>
           <w:rFonts w:ascii="Arial" w:hAnsi="Arial" w:cs="Arial"/>
@@ -2428,41 +1852,13 @@
         </w:rPr>
         <w:t xml:space="preserve"> (indexes, query plans, pagination strategies) and applied selective caching with </w:t>
       </w:r>
-      <w:proofErr w:type="spellStart"/>
-      <w:r>
-        <w:rPr>
-          <w:rStyle w:val="Strong"/>
-          <w:rFonts w:ascii="Arial" w:hAnsi="Arial" w:cs="Arial"/>
-          <w:sz w:val="18"/>
-        </w:rPr>
-        <w:t>ElastiCache</w:t>
-      </w:r>
-      <w:proofErr w:type="spellEnd"/>
-      <w:r>
-        <w:rPr>
-          <w:rStyle w:val="Strong"/>
-          <w:rFonts w:ascii="Arial" w:hAnsi="Arial" w:cs="Arial"/>
-          <w:sz w:val="18"/>
-        </w:rPr>
-        <w:t xml:space="preserve"> (</w:t>
-      </w:r>
-      <w:proofErr w:type="spellStart"/>
-      <w:r>
-        <w:rPr>
-          <w:rStyle w:val="Strong"/>
-          <w:rFonts w:ascii="Arial" w:hAnsi="Arial" w:cs="Arial"/>
-          <w:sz w:val="18"/>
-        </w:rPr>
-        <w:t>Redis</w:t>
-      </w:r>
-      <w:proofErr w:type="spellEnd"/>
-      <w:r>
-        <w:rPr>
-          <w:rStyle w:val="Strong"/>
-          <w:rFonts w:ascii="Arial" w:hAnsi="Arial" w:cs="Arial"/>
-          <w:sz w:val="18"/>
-        </w:rPr>
-        <w:t>)</w:t>
+      <w:r>
+        <w:rPr>
+          <w:rStyle w:val="Strong"/>
+          <w:rFonts w:ascii="Arial" w:hAnsi="Arial" w:cs="Arial"/>
+          <w:sz w:val="18"/>
+        </w:rPr>
+        <w:t>ElastiCache (Redis)</w:t>
       </w:r>
       <w:r>
         <w:rPr>
@@ -2492,7 +1888,6 @@
         </w:rPr>
         <w:t xml:space="preserve">Integrated </w:t>
       </w:r>
-      <w:proofErr w:type="spellStart"/>
       <w:r>
         <w:rPr>
           <w:rStyle w:val="Strong"/>
@@ -2501,7 +1896,6 @@
         </w:rPr>
         <w:t>DynamoDB</w:t>
       </w:r>
-      <w:proofErr w:type="spellEnd"/>
       <w:r>
         <w:rPr>
           <w:rFonts w:ascii="Arial" w:hAnsi="Arial" w:cs="Arial"/>
@@ -2530,23 +1924,13 @@
         </w:rPr>
         <w:t xml:space="preserve">Built search experiences backed by </w:t>
       </w:r>
-      <w:proofErr w:type="spellStart"/>
-      <w:r>
-        <w:rPr>
-          <w:rStyle w:val="Strong"/>
-          <w:rFonts w:ascii="Arial" w:hAnsi="Arial" w:cs="Arial"/>
-          <w:sz w:val="18"/>
-        </w:rPr>
-        <w:t>Elasticsearch</w:t>
-      </w:r>
-      <w:proofErr w:type="spellEnd"/>
-      <w:r>
-        <w:rPr>
-          <w:rStyle w:val="Strong"/>
-          <w:rFonts w:ascii="Arial" w:hAnsi="Arial" w:cs="Arial"/>
-          <w:sz w:val="18"/>
-        </w:rPr>
-        <w:t>/OpenSearch</w:t>
+      <w:r>
+        <w:rPr>
+          <w:rStyle w:val="Strong"/>
+          <w:rFonts w:ascii="Arial" w:hAnsi="Arial" w:cs="Arial"/>
+          <w:sz w:val="18"/>
+        </w:rPr>
+        <w:t>Elasticsearch/OpenSearch</w:t>
       </w:r>
       <w:r>
         <w:rPr>
@@ -2591,7 +1975,6 @@
         </w:rPr>
         <w:t xml:space="preserve"> and integrating consumers into </w:t>
       </w:r>
-      <w:proofErr w:type="spellStart"/>
       <w:r>
         <w:rPr>
           <w:rStyle w:val="Strong"/>
@@ -2600,7 +1983,6 @@
         </w:rPr>
         <w:t>BigQuery</w:t>
       </w:r>
-      <w:proofErr w:type="spellEnd"/>
       <w:r>
         <w:rPr>
           <w:rFonts w:ascii="Arial" w:hAnsi="Arial" w:cs="Arial"/>
@@ -2629,7 +2011,6 @@
         </w:rPr>
         <w:t xml:space="preserve">Standardized telemetry with </w:t>
       </w:r>
-      <w:proofErr w:type="spellStart"/>
       <w:r>
         <w:rPr>
           <w:rStyle w:val="Strong"/>
@@ -2638,7 +2019,6 @@
         </w:rPr>
         <w:t>OpenTelemetry</w:t>
       </w:r>
-      <w:proofErr w:type="spellEnd"/>
       <w:r>
         <w:rPr>
           <w:rFonts w:ascii="Arial" w:hAnsi="Arial" w:cs="Arial"/>
@@ -2646,7 +2026,6 @@
         </w:rPr>
         <w:t xml:space="preserve"> (traces/metrics/logs) exported into </w:t>
       </w:r>
-      <w:proofErr w:type="spellStart"/>
       <w:r>
         <w:rPr>
           <w:rStyle w:val="Strong"/>
@@ -2655,7 +2034,6 @@
         </w:rPr>
         <w:t>Datadog</w:t>
       </w:r>
-      <w:proofErr w:type="spellEnd"/>
       <w:r>
         <w:rPr>
           <w:rFonts w:ascii="Arial" w:hAnsi="Arial" w:cs="Arial"/>
@@ -2663,7 +2041,6 @@
         </w:rPr>
         <w:t xml:space="preserve">, and created actionable dashboards in </w:t>
       </w:r>
-      <w:proofErr w:type="spellStart"/>
       <w:r>
         <w:rPr>
           <w:rStyle w:val="Strong"/>
@@ -2672,7 +2049,6 @@
         </w:rPr>
         <w:t>Grafana</w:t>
       </w:r>
-      <w:proofErr w:type="spellEnd"/>
       <w:r>
         <w:rPr>
           <w:rFonts w:ascii="Arial" w:hAnsi="Arial" w:cs="Arial"/>
@@ -2699,23 +2075,7 @@
           <w:rFonts w:ascii="Arial" w:hAnsi="Arial" w:cs="Arial"/>
           <w:sz w:val="18"/>
         </w:rPr>
-        <w:t xml:space="preserve">Reduced on-call noise by restructuring logs into consistent, </w:t>
-      </w:r>
-      <w:proofErr w:type="spellStart"/>
-      <w:r>
-        <w:rPr>
-          <w:rFonts w:ascii="Arial" w:hAnsi="Arial" w:cs="Arial"/>
-          <w:sz w:val="18"/>
-        </w:rPr>
-        <w:t>queryable</w:t>
-      </w:r>
-      <w:proofErr w:type="spellEnd"/>
-      <w:r>
-        <w:rPr>
-          <w:rFonts w:ascii="Arial" w:hAnsi="Arial" w:cs="Arial"/>
-          <w:sz w:val="18"/>
-        </w:rPr>
-        <w:t xml:space="preserve"> fields via </w:t>
+        <w:t xml:space="preserve">Reduced on-call noise by restructuring logs into consistent, queryable fields via </w:t>
       </w:r>
       <w:r>
         <w:rPr>
@@ -2732,7 +2092,6 @@
         </w:rPr>
         <w:t xml:space="preserve"> patterns and tightening </w:t>
       </w:r>
-      <w:proofErr w:type="spellStart"/>
       <w:r>
         <w:rPr>
           <w:rStyle w:val="Strong"/>
@@ -2741,7 +2100,6 @@
         </w:rPr>
         <w:t>CloudWatch</w:t>
       </w:r>
-      <w:proofErr w:type="spellEnd"/>
       <w:r>
         <w:rPr>
           <w:rFonts w:ascii="Arial" w:hAnsi="Arial" w:cs="Arial"/>
@@ -2769,49 +2127,15 @@
           <w:sz w:val="18"/>
         </w:rPr>
         <w:lastRenderedPageBreak/>
-        <w:t xml:space="preserve">Hardened </w:t>
-      </w:r>
-      <w:proofErr w:type="spellStart"/>
-      <w:r>
-        <w:rPr>
-          <w:rFonts w:ascii="Arial" w:hAnsi="Arial" w:cs="Arial"/>
-          <w:sz w:val="18"/>
-        </w:rPr>
-        <w:t>auth</w:t>
-      </w:r>
-      <w:proofErr w:type="spellEnd"/>
-      <w:r>
-        <w:rPr>
-          <w:rFonts w:ascii="Arial" w:hAnsi="Arial" w:cs="Arial"/>
-          <w:sz w:val="18"/>
-        </w:rPr>
-        <w:t xml:space="preserve"> flows with </w:t>
-      </w:r>
-      <w:r>
-        <w:rPr>
-          <w:rStyle w:val="Strong"/>
-          <w:rFonts w:ascii="Arial" w:hAnsi="Arial" w:cs="Arial"/>
-          <w:sz w:val="18"/>
-        </w:rPr>
-        <w:t>OAuth2/</w:t>
-      </w:r>
-      <w:proofErr w:type="spellStart"/>
-      <w:r>
-        <w:rPr>
-          <w:rStyle w:val="Strong"/>
-          <w:rFonts w:ascii="Arial" w:hAnsi="Arial" w:cs="Arial"/>
-          <w:sz w:val="18"/>
-        </w:rPr>
-        <w:t>OpenID</w:t>
-      </w:r>
-      <w:proofErr w:type="spellEnd"/>
-      <w:r>
-        <w:rPr>
-          <w:rStyle w:val="Strong"/>
-          <w:rFonts w:ascii="Arial" w:hAnsi="Arial" w:cs="Arial"/>
-          <w:sz w:val="18"/>
-        </w:rPr>
-        <w:t xml:space="preserve"> Connect</w:t>
+        <w:t xml:space="preserve">Hardened auth flows with </w:t>
+      </w:r>
+      <w:r>
+        <w:rPr>
+          <w:rStyle w:val="Strong"/>
+          <w:rFonts w:ascii="Arial" w:hAnsi="Arial" w:cs="Arial"/>
+          <w:sz w:val="18"/>
+        </w:rPr>
+        <w:t>OAuth2/OpenID Connect</w:t>
       </w:r>
       <w:r>
         <w:rPr>
@@ -2820,34 +2144,14 @@
         </w:rPr>
         <w:t xml:space="preserve"> integrations through </w:t>
       </w:r>
-      <w:proofErr w:type="spellStart"/>
-      <w:r>
-        <w:rPr>
-          <w:rStyle w:val="Strong"/>
-          <w:rFonts w:ascii="Arial" w:hAnsi="Arial" w:cs="Arial"/>
-          <w:sz w:val="18"/>
-        </w:rPr>
-        <w:t>Okta</w:t>
-      </w:r>
-      <w:proofErr w:type="spellEnd"/>
-      <w:r>
-        <w:rPr>
-          <w:rStyle w:val="Strong"/>
-          <w:rFonts w:ascii="Arial" w:hAnsi="Arial" w:cs="Arial"/>
-          <w:sz w:val="18"/>
-        </w:rPr>
-        <w:t xml:space="preserve">/Auth0/AWS </w:t>
-      </w:r>
-      <w:proofErr w:type="spellStart"/>
-      <w:r>
-        <w:rPr>
-          <w:rStyle w:val="Strong"/>
-          <w:rFonts w:ascii="Arial" w:hAnsi="Arial" w:cs="Arial"/>
-          <w:sz w:val="18"/>
-        </w:rPr>
-        <w:t>Cognito</w:t>
-      </w:r>
-      <w:proofErr w:type="spellEnd"/>
+      <w:r>
+        <w:rPr>
+          <w:rStyle w:val="Strong"/>
+          <w:rFonts w:ascii="Arial" w:hAnsi="Arial" w:cs="Arial"/>
+          <w:sz w:val="18"/>
+        </w:rPr>
+        <w:t>Okta/Auth0/AWS Cognito</w:t>
+      </w:r>
       <w:r>
         <w:rPr>
           <w:rFonts w:ascii="Arial" w:hAnsi="Arial" w:cs="Arial"/>
@@ -2906,23 +2210,13 @@
         </w:rPr>
         <w:t xml:space="preserve">Implemented CI/CD pipelines with </w:t>
       </w:r>
-      <w:proofErr w:type="spellStart"/>
-      <w:r>
-        <w:rPr>
-          <w:rStyle w:val="Strong"/>
-          <w:rFonts w:ascii="Arial" w:hAnsi="Arial" w:cs="Arial"/>
-          <w:sz w:val="18"/>
-        </w:rPr>
-        <w:t>GitHub</w:t>
-      </w:r>
-      <w:proofErr w:type="spellEnd"/>
-      <w:r>
-        <w:rPr>
-          <w:rStyle w:val="Strong"/>
-          <w:rFonts w:ascii="Arial" w:hAnsi="Arial" w:cs="Arial"/>
-          <w:sz w:val="18"/>
-        </w:rPr>
-        <w:t xml:space="preserve"> Actions</w:t>
+      <w:r>
+        <w:rPr>
+          <w:rStyle w:val="Strong"/>
+          <w:rFonts w:ascii="Arial" w:hAnsi="Arial" w:cs="Arial"/>
+          <w:sz w:val="18"/>
+        </w:rPr>
+        <w:t>GitHub Actions</w:t>
       </w:r>
       <w:r>
         <w:rPr>
@@ -2931,23 +2225,13 @@
         </w:rPr>
         <w:t xml:space="preserve">, </w:t>
       </w:r>
-      <w:proofErr w:type="spellStart"/>
-      <w:r>
-        <w:rPr>
-          <w:rStyle w:val="Strong"/>
-          <w:rFonts w:ascii="Arial" w:hAnsi="Arial" w:cs="Arial"/>
-          <w:sz w:val="18"/>
-        </w:rPr>
-        <w:t>GitLab</w:t>
-      </w:r>
-      <w:proofErr w:type="spellEnd"/>
-      <w:r>
-        <w:rPr>
-          <w:rStyle w:val="Strong"/>
-          <w:rFonts w:ascii="Arial" w:hAnsi="Arial" w:cs="Arial"/>
-          <w:sz w:val="18"/>
-        </w:rPr>
-        <w:t xml:space="preserve"> CI</w:t>
+      <w:r>
+        <w:rPr>
+          <w:rStyle w:val="Strong"/>
+          <w:rFonts w:ascii="Arial" w:hAnsi="Arial" w:cs="Arial"/>
+          <w:sz w:val="18"/>
+        </w:rPr>
+        <w:t>GitLab CI</w:t>
       </w:r>
       <w:r>
         <w:rPr>
@@ -3142,7 +2426,6 @@
         </w:rPr>
         <w:t xml:space="preserve">, </w:t>
       </w:r>
-      <w:proofErr w:type="spellStart"/>
       <w:r>
         <w:rPr>
           <w:rStyle w:val="Strong"/>
@@ -3151,7 +2434,6 @@
         </w:rPr>
         <w:t>BigQuery</w:t>
       </w:r>
-      <w:proofErr w:type="spellEnd"/>
       <w:r>
         <w:rPr>
           <w:rFonts w:ascii="Arial" w:hAnsi="Arial" w:cs="Arial"/>
@@ -3181,27 +2463,7 @@
           <w:sz w:val="21"/>
           <w:szCs w:val="21"/>
         </w:rPr>
-        <w:t xml:space="preserve">High Touch </w:t>
-      </w:r>
-      <w:proofErr w:type="gramStart"/>
-      <w:r>
-        <w:rPr>
-          <w:rFonts w:ascii="Arial" w:eastAsia="Arial" w:hAnsi="Arial" w:cs="Arial"/>
-          <w:color w:val="555555"/>
-          <w:sz w:val="21"/>
-          <w:szCs w:val="21"/>
-        </w:rPr>
-        <w:t>Technologies  |</w:t>
-      </w:r>
-      <w:proofErr w:type="gramEnd"/>
-      <w:r>
-        <w:rPr>
-          <w:rFonts w:ascii="Arial" w:eastAsia="Arial" w:hAnsi="Arial" w:cs="Arial"/>
-          <w:color w:val="555555"/>
-          <w:sz w:val="21"/>
-          <w:szCs w:val="21"/>
-        </w:rPr>
-        <w:t xml:space="preserve">  June 2018 - December 2020</w:t>
+        <w:t>High Touch Technologies  |  June 2018 - December 2020</w:t>
       </w:r>
     </w:p>
     <w:p>
@@ -3326,7 +2588,6 @@
         </w:rPr>
         <w:t xml:space="preserve"> and </w:t>
       </w:r>
-      <w:proofErr w:type="spellStart"/>
       <w:r>
         <w:rPr>
           <w:rStyle w:val="Strong"/>
@@ -3335,7 +2596,6 @@
         </w:rPr>
         <w:t>RabbitMQ</w:t>
       </w:r>
-      <w:proofErr w:type="spellEnd"/>
       <w:r>
         <w:rPr>
           <w:rFonts w:ascii="Arial" w:hAnsi="Arial" w:cs="Arial"/>
@@ -3475,7 +2735,6 @@
         </w:rPr>
         <w:t xml:space="preserve"> and </w:t>
       </w:r>
-      <w:proofErr w:type="spellStart"/>
       <w:r>
         <w:rPr>
           <w:rStyle w:val="Strong"/>
@@ -3484,7 +2743,6 @@
         </w:rPr>
         <w:t>PostgreSQL</w:t>
       </w:r>
-      <w:proofErr w:type="spellEnd"/>
       <w:r>
         <w:rPr>
           <w:rFonts w:ascii="Arial" w:hAnsi="Arial" w:cs="Arial"/>
@@ -3513,7 +2771,6 @@
         </w:rPr>
         <w:t xml:space="preserve">Introduced caching with </w:t>
       </w:r>
-      <w:proofErr w:type="spellStart"/>
       <w:r>
         <w:rPr>
           <w:rStyle w:val="Strong"/>
@@ -3522,7 +2779,6 @@
         </w:rPr>
         <w:t>Redis</w:t>
       </w:r>
-      <w:proofErr w:type="spellEnd"/>
       <w:r>
         <w:rPr>
           <w:rFonts w:ascii="Arial" w:hAnsi="Arial" w:cs="Arial"/>
@@ -3557,40 +2813,14 @@
           <w:rFonts w:ascii="Arial" w:hAnsi="Arial" w:cs="Arial"/>
           <w:sz w:val="18"/>
         </w:rPr>
-        <w:t>OpenSearch/</w:t>
-      </w:r>
-      <w:proofErr w:type="spellStart"/>
-      <w:r>
-        <w:rPr>
-          <w:rStyle w:val="Strong"/>
-          <w:rFonts w:ascii="Arial" w:hAnsi="Arial" w:cs="Arial"/>
-          <w:sz w:val="18"/>
-        </w:rPr>
-        <w:t>Elasticsearch</w:t>
-      </w:r>
-      <w:proofErr w:type="spellEnd"/>
-      <w:r>
-        <w:rPr>
-          <w:rFonts w:ascii="Arial" w:hAnsi="Arial" w:cs="Arial"/>
-          <w:sz w:val="18"/>
-        </w:rPr>
-        <w:t xml:space="preserve">, coordinating index lifecycle, </w:t>
-      </w:r>
-      <w:proofErr w:type="spellStart"/>
-      <w:r>
-        <w:rPr>
-          <w:rFonts w:ascii="Arial" w:hAnsi="Arial" w:cs="Arial"/>
-          <w:sz w:val="18"/>
-        </w:rPr>
-        <w:t>reindex</w:t>
-      </w:r>
-      <w:proofErr w:type="spellEnd"/>
-      <w:r>
-        <w:rPr>
-          <w:rFonts w:ascii="Arial" w:hAnsi="Arial" w:cs="Arial"/>
-          <w:sz w:val="18"/>
-        </w:rPr>
-        <w:t xml:space="preserve"> strategies, and query patterns for predictable relevance.</w:t>
+        <w:t>OpenSearch/Elasticsearch</w:t>
+      </w:r>
+      <w:r>
+        <w:rPr>
+          <w:rFonts w:ascii="Arial" w:hAnsi="Arial" w:cs="Arial"/>
+          <w:sz w:val="18"/>
+        </w:rPr>
+        <w:t>, coordinating index lifecycle, reindex strategies, and query patterns for predictable relevance.</w:t>
       </w:r>
     </w:p>
     <w:p>
@@ -3611,25 +2841,8 @@
           <w:rFonts w:ascii="Arial" w:hAnsi="Arial" w:cs="Arial"/>
           <w:sz w:val="18"/>
         </w:rPr>
-        <w:t xml:space="preserve">Improved </w:t>
-      </w:r>
-      <w:proofErr w:type="spellStart"/>
-      <w:r>
-        <w:rPr>
-          <w:rFonts w:ascii="Arial" w:hAnsi="Arial" w:cs="Arial"/>
-          <w:sz w:val="18"/>
-        </w:rPr>
-        <w:t>observability</w:t>
-      </w:r>
-      <w:proofErr w:type="spellEnd"/>
-      <w:r>
-        <w:rPr>
-          <w:rFonts w:ascii="Arial" w:hAnsi="Arial" w:cs="Arial"/>
-          <w:sz w:val="18"/>
-        </w:rPr>
-        <w:t xml:space="preserve"> using </w:t>
-      </w:r>
-      <w:proofErr w:type="spellStart"/>
+        <w:t xml:space="preserve">Improved observability using </w:t>
+      </w:r>
       <w:r>
         <w:rPr>
           <w:rStyle w:val="Strong"/>
@@ -3638,7 +2851,6 @@
         </w:rPr>
         <w:t>OpenTelemetry</w:t>
       </w:r>
-      <w:proofErr w:type="spellEnd"/>
       <w:r>
         <w:rPr>
           <w:rFonts w:ascii="Arial" w:hAnsi="Arial" w:cs="Arial"/>
@@ -3646,7 +2858,6 @@
         </w:rPr>
         <w:t xml:space="preserve"> and structured logging, building dashboards in </w:t>
       </w:r>
-      <w:proofErr w:type="spellStart"/>
       <w:r>
         <w:rPr>
           <w:rStyle w:val="Strong"/>
@@ -3655,7 +2866,6 @@
         </w:rPr>
         <w:t>Datadog</w:t>
       </w:r>
-      <w:proofErr w:type="spellEnd"/>
       <w:r>
         <w:rPr>
           <w:rFonts w:ascii="Arial" w:hAnsi="Arial" w:cs="Arial"/>
@@ -3663,7 +2873,6 @@
         </w:rPr>
         <w:t xml:space="preserve"> and </w:t>
       </w:r>
-      <w:proofErr w:type="spellStart"/>
       <w:r>
         <w:rPr>
           <w:rStyle w:val="Strong"/>
@@ -3672,7 +2881,6 @@
         </w:rPr>
         <w:t>Grafana</w:t>
       </w:r>
-      <w:proofErr w:type="spellEnd"/>
       <w:r>
         <w:rPr>
           <w:rFonts w:ascii="Arial" w:hAnsi="Arial" w:cs="Arial"/>
@@ -3699,25 +2907,8 @@
           <w:rFonts w:ascii="Arial" w:hAnsi="Arial" w:cs="Arial"/>
           <w:sz w:val="18"/>
         </w:rPr>
-        <w:t xml:space="preserve">Created alerting and on-call </w:t>
-      </w:r>
-      <w:proofErr w:type="spellStart"/>
-      <w:r>
-        <w:rPr>
-          <w:rFonts w:ascii="Arial" w:hAnsi="Arial" w:cs="Arial"/>
-          <w:sz w:val="18"/>
-        </w:rPr>
-        <w:t>runbooks</w:t>
-      </w:r>
-      <w:proofErr w:type="spellEnd"/>
-      <w:r>
-        <w:rPr>
-          <w:rFonts w:ascii="Arial" w:hAnsi="Arial" w:cs="Arial"/>
-          <w:sz w:val="18"/>
-        </w:rPr>
-        <w:t xml:space="preserve">, reducing noisy pages by tightening </w:t>
-      </w:r>
-      <w:proofErr w:type="spellStart"/>
+        <w:t xml:space="preserve">Created alerting and on-call runbooks, reducing noisy pages by tightening </w:t>
+      </w:r>
       <w:r>
         <w:rPr>
           <w:rStyle w:val="Strong"/>
@@ -3726,7 +2917,6 @@
         </w:rPr>
         <w:t>CloudWatch</w:t>
       </w:r>
-      <w:proofErr w:type="spellEnd"/>
       <w:r>
         <w:rPr>
           <w:rFonts w:ascii="Arial" w:hAnsi="Arial" w:cs="Arial"/>
@@ -3908,18 +3098,8 @@
           <w:rFonts w:ascii="Arial" w:hAnsi="Arial" w:cs="Arial"/>
           <w:sz w:val="18"/>
         </w:rPr>
-        <w:t xml:space="preserve">Azure </w:t>
-      </w:r>
-      <w:proofErr w:type="spellStart"/>
-      <w:r>
-        <w:rPr>
-          <w:rStyle w:val="Strong"/>
-          <w:rFonts w:ascii="Arial" w:hAnsi="Arial" w:cs="Arial"/>
-          <w:sz w:val="18"/>
-        </w:rPr>
-        <w:t>DevOps</w:t>
-      </w:r>
-      <w:proofErr w:type="spellEnd"/>
+        <w:t>Azure DevOps</w:t>
+      </w:r>
       <w:r>
         <w:rPr>
           <w:rFonts w:ascii="Arial" w:hAnsi="Arial" w:cs="Arial"/>
@@ -3927,7 +3107,6 @@
         </w:rPr>
         <w:t xml:space="preserve"> and </w:t>
       </w:r>
-      <w:proofErr w:type="spellStart"/>
       <w:r>
         <w:rPr>
           <w:rStyle w:val="Strong"/>
@@ -3936,7 +3115,6 @@
         </w:rPr>
         <w:t>CircleCI</w:t>
       </w:r>
-      <w:proofErr w:type="spellEnd"/>
       <w:r>
         <w:rPr>
           <w:rFonts w:ascii="Arial" w:hAnsi="Arial" w:cs="Arial"/>
@@ -3980,7 +3158,6 @@
       </w:r>
     </w:p>
     <w:p>
-      <w:proofErr w:type="gramStart"/>
       <w:r>
         <w:rPr>
           <w:rFonts w:ascii="Arial" w:eastAsia="Arial" w:hAnsi="Arial" w:cs="Arial"/>
@@ -3988,37 +3165,7 @@
           <w:sz w:val="21"/>
           <w:szCs w:val="21"/>
         </w:rPr>
-        <w:t>Centric Tech Inc.</w:t>
-      </w:r>
-      <w:proofErr w:type="gramEnd"/>
-      <w:r>
-        <w:rPr>
-          <w:rFonts w:ascii="Arial" w:eastAsia="Arial" w:hAnsi="Arial" w:cs="Arial"/>
-          <w:color w:val="555555"/>
-          <w:sz w:val="21"/>
-          <w:szCs w:val="21"/>
-        </w:rPr>
-        <w:t xml:space="preserve">  </w:t>
-      </w:r>
-      <w:proofErr w:type="gramStart"/>
-      <w:r>
-        <w:rPr>
-          <w:rFonts w:ascii="Arial" w:eastAsia="Arial" w:hAnsi="Arial" w:cs="Arial"/>
-          <w:color w:val="555555"/>
-          <w:sz w:val="21"/>
-          <w:szCs w:val="21"/>
-        </w:rPr>
-        <w:t>|  September</w:t>
-      </w:r>
-      <w:proofErr w:type="gramEnd"/>
-      <w:r>
-        <w:rPr>
-          <w:rFonts w:ascii="Arial" w:eastAsia="Arial" w:hAnsi="Arial" w:cs="Arial"/>
-          <w:color w:val="555555"/>
-          <w:sz w:val="21"/>
-          <w:szCs w:val="21"/>
-        </w:rPr>
-        <w:t xml:space="preserve"> 2015 - May 2018</w:t>
+        <w:t>Centric Tech Inc.  |  September 2015 - May 2018</w:t>
       </w:r>
     </w:p>
     <w:p>
@@ -4039,17 +3186,8 @@
           <w:rFonts w:ascii="Arial" w:hAnsi="Arial" w:cs="Arial"/>
           <w:sz w:val="18"/>
         </w:rPr>
-        <w:t>Delivered incremental migration from server-rendered pages to</w:t>
-      </w:r>
-      <w:bookmarkStart w:id="0" w:name="_GoBack"/>
-      <w:r>
-        <w:rPr>
-          <w:rFonts w:ascii="Arial" w:hAnsi="Arial" w:cs="Arial"/>
-          <w:sz w:val="18"/>
-        </w:rPr>
-        <w:t xml:space="preserve"> </w:t>
-      </w:r>
-      <w:proofErr w:type="gramStart"/>
+        <w:t xml:space="preserve">Delivered incremental migration from server-rendered pages to </w:t>
+      </w:r>
       <w:r>
         <w:rPr>
           <w:rStyle w:val="Strong"/>
@@ -4058,8 +3196,6 @@
         </w:rPr>
         <w:t>React</w:t>
       </w:r>
-      <w:bookmarkEnd w:id="0"/>
-      <w:proofErr w:type="gramEnd"/>
       <w:r>
         <w:rPr>
           <w:rFonts w:ascii="Arial" w:hAnsi="Arial" w:cs="Arial"/>
@@ -4175,7 +3311,6 @@
         </w:rPr>
         <w:t xml:space="preserve">Introduced </w:t>
       </w:r>
-      <w:proofErr w:type="spellStart"/>
       <w:r>
         <w:rPr>
           <w:rStyle w:val="Strong"/>
@@ -4184,7 +3319,6 @@
         </w:rPr>
         <w:t>MongoDB</w:t>
       </w:r>
-      <w:proofErr w:type="spellEnd"/>
       <w:r>
         <w:rPr>
           <w:rFonts w:ascii="Arial" w:hAnsi="Arial" w:cs="Arial"/>
@@ -4268,23 +3402,7 @@
           <w:rFonts w:ascii="Arial" w:hAnsi="Arial" w:cs="Arial"/>
           <w:sz w:val="18"/>
         </w:rPr>
-        <w:t xml:space="preserve">Added early </w:t>
-      </w:r>
-      <w:proofErr w:type="spellStart"/>
-      <w:r>
-        <w:rPr>
-          <w:rFonts w:ascii="Arial" w:hAnsi="Arial" w:cs="Arial"/>
-          <w:sz w:val="18"/>
-        </w:rPr>
-        <w:t>observability</w:t>
-      </w:r>
-      <w:proofErr w:type="spellEnd"/>
-      <w:r>
-        <w:rPr>
-          <w:rFonts w:ascii="Arial" w:hAnsi="Arial" w:cs="Arial"/>
-          <w:sz w:val="18"/>
-        </w:rPr>
-        <w:t xml:space="preserve"> improvements with structured logs and correlation IDs, enabling faster diagnosis and reducing “can’t reproduce” production issues.</w:t>
+        <w:t>Added early observability improvements with structured logs and correlation IDs, enabling faster diagnosis and reducing “can’t reproduce” production issues.</w:t>
       </w:r>
     </w:p>
     <w:p>
@@ -4328,7 +3446,6 @@
         </w:rPr>
         <w:t xml:space="preserve">Contributed to containerized development and deployment practices using </w:t>
       </w:r>
-      <w:proofErr w:type="spellStart"/>
       <w:r>
         <w:rPr>
           <w:rStyle w:val="Strong"/>
@@ -4337,7 +3454,6 @@
         </w:rPr>
         <w:t>Docker</w:t>
       </w:r>
-      <w:proofErr w:type="spellEnd"/>
       <w:r>
         <w:rPr>
           <w:rFonts w:ascii="Arial" w:hAnsi="Arial" w:cs="Arial"/>
@@ -4418,7 +3534,6 @@
       </w:r>
     </w:p>
     <w:p>
-      <w:proofErr w:type="gramStart"/>
       <w:r>
         <w:rPr>
           <w:rFonts w:ascii="Arial" w:eastAsia="Arial" w:hAnsi="Arial" w:cs="Arial"/>
@@ -4426,17 +3541,7 @@
           <w:sz w:val="21"/>
           <w:szCs w:val="21"/>
         </w:rPr>
-        <w:t>Microsoft  |</w:t>
-      </w:r>
-      <w:proofErr w:type="gramEnd"/>
-      <w:r>
-        <w:rPr>
-          <w:rFonts w:ascii="Arial" w:eastAsia="Arial" w:hAnsi="Arial" w:cs="Arial"/>
-          <w:color w:val="555555"/>
-          <w:sz w:val="21"/>
-          <w:szCs w:val="21"/>
-        </w:rPr>
-        <w:t xml:space="preserve">  September 2014 - August 2015</w:t>
+        <w:t>Microsoft  |  September 2014 - August 2015</w:t>
       </w:r>
     </w:p>
     <w:p>
@@ -4514,23 +3619,7 @@
           <w:rFonts w:ascii="Arial" w:hAnsi="Arial" w:cs="Arial"/>
           <w:sz w:val="18"/>
         </w:rPr>
-        <w:t xml:space="preserve">Assisted incident triage by reproducing issues, validating fixes, and contributing concise </w:t>
-      </w:r>
-      <w:proofErr w:type="spellStart"/>
-      <w:r>
-        <w:rPr>
-          <w:rFonts w:ascii="Arial" w:hAnsi="Arial" w:cs="Arial"/>
-          <w:sz w:val="18"/>
-        </w:rPr>
-        <w:t>writeups</w:t>
-      </w:r>
-      <w:proofErr w:type="spellEnd"/>
-      <w:r>
-        <w:rPr>
-          <w:rFonts w:ascii="Arial" w:hAnsi="Arial" w:cs="Arial"/>
-          <w:sz w:val="18"/>
-        </w:rPr>
-        <w:t xml:space="preserve"> that accelerated root-cause resolution.</w:t>
+        <w:t>Assisted incident triage by reproducing issues, validating fixes, and contributing concise writeups that accelerated root-cause resolution.</w:t>
       </w:r>
     </w:p>
     <w:p>
@@ -4551,23 +3640,7 @@
           <w:rFonts w:ascii="Arial" w:hAnsi="Arial" w:cs="Arial"/>
           <w:sz w:val="18"/>
         </w:rPr>
-        <w:t xml:space="preserve">Contributed to documentation and lightweight </w:t>
-      </w:r>
-      <w:proofErr w:type="spellStart"/>
-      <w:r>
-        <w:rPr>
-          <w:rFonts w:ascii="Arial" w:hAnsi="Arial" w:cs="Arial"/>
-          <w:sz w:val="18"/>
-        </w:rPr>
-        <w:t>runbooks</w:t>
-      </w:r>
-      <w:proofErr w:type="spellEnd"/>
-      <w:r>
-        <w:rPr>
-          <w:rFonts w:ascii="Arial" w:hAnsi="Arial" w:cs="Arial"/>
-          <w:sz w:val="18"/>
-        </w:rPr>
-        <w:t xml:space="preserve"> so recurring issues became repeatable fixes instead of ad-hoc debugging.</w:t>
+        <w:t>Contributed to documentation and lightweight runbooks so recurring issues became repeatable fixes instead of ad-hoc debugging.</w:t>
       </w:r>
     </w:p>
     <w:p>
@@ -4832,7 +3905,6 @@
         </w:rPr>
         <w:t xml:space="preserve">, </w:t>
       </w:r>
-      <w:proofErr w:type="spellStart"/>
       <w:r>
         <w:rPr>
           <w:rStyle w:val="Strong"/>
@@ -4841,7 +3913,6 @@
         </w:rPr>
         <w:t>EventBridge</w:t>
       </w:r>
-      <w:proofErr w:type="spellEnd"/>
       <w:r>
         <w:rPr>
           <w:rFonts w:ascii="Arial" w:hAnsi="Arial" w:cs="Arial"/>
@@ -4864,23 +3935,13 @@
         </w:rPr>
         <w:t xml:space="preserve">, with replay-safe processing using </w:t>
       </w:r>
-      <w:proofErr w:type="spellStart"/>
-      <w:r>
-        <w:rPr>
-          <w:rStyle w:val="Strong"/>
-          <w:rFonts w:ascii="Arial" w:hAnsi="Arial" w:cs="Arial"/>
-          <w:sz w:val="18"/>
-        </w:rPr>
-        <w:t>idempotency</w:t>
-      </w:r>
-      <w:proofErr w:type="spellEnd"/>
-      <w:r>
-        <w:rPr>
-          <w:rStyle w:val="Strong"/>
-          <w:rFonts w:ascii="Arial" w:hAnsi="Arial" w:cs="Arial"/>
-          <w:sz w:val="18"/>
-        </w:rPr>
-        <w:t xml:space="preserve"> keys</w:t>
+      <w:r>
+        <w:rPr>
+          <w:rStyle w:val="Strong"/>
+          <w:rFonts w:ascii="Arial" w:hAnsi="Arial" w:cs="Arial"/>
+          <w:sz w:val="18"/>
+        </w:rPr>
+        <w:t>idempotency keys</w:t>
       </w:r>
       <w:r>
         <w:rPr>
@@ -4931,25 +3992,7 @@
           <w:rFonts w:ascii="Arial" w:hAnsi="Arial" w:cs="Arial"/>
           <w:sz w:val="18"/>
         </w:rPr>
-        <w:t>Node.js (</w:t>
-      </w:r>
-      <w:proofErr w:type="spellStart"/>
-      <w:r>
-        <w:rPr>
-          <w:rStyle w:val="Strong"/>
-          <w:rFonts w:ascii="Arial" w:hAnsi="Arial" w:cs="Arial"/>
-          <w:sz w:val="18"/>
-        </w:rPr>
-        <w:t>NestJS</w:t>
-      </w:r>
-      <w:proofErr w:type="spellEnd"/>
-      <w:r>
-        <w:rPr>
-          <w:rStyle w:val="Strong"/>
-          <w:rFonts w:ascii="Arial" w:hAnsi="Arial" w:cs="Arial"/>
-          <w:sz w:val="18"/>
-        </w:rPr>
-        <w:t>)</w:t>
+        <w:t>Node.js (NestJS)</w:t>
       </w:r>
       <w:r>
         <w:rPr>
@@ -5039,7 +4082,6 @@
         </w:rPr>
         <w:t xml:space="preserve">Implemented persistence across </w:t>
       </w:r>
-      <w:proofErr w:type="spellStart"/>
       <w:r>
         <w:rPr>
           <w:rStyle w:val="Strong"/>
@@ -5048,7 +4090,6 @@
         </w:rPr>
         <w:t>PostgreSQL</w:t>
       </w:r>
-      <w:proofErr w:type="spellEnd"/>
       <w:r>
         <w:rPr>
           <w:rFonts w:ascii="Arial" w:hAnsi="Arial" w:cs="Arial"/>
@@ -5056,7 +4097,6 @@
         </w:rPr>
         <w:t xml:space="preserve">, </w:t>
       </w:r>
-      <w:proofErr w:type="spellStart"/>
       <w:r>
         <w:rPr>
           <w:rStyle w:val="Strong"/>
@@ -5065,7 +4105,6 @@
         </w:rPr>
         <w:t>DynamoDB</w:t>
       </w:r>
-      <w:proofErr w:type="spellEnd"/>
       <w:r>
         <w:rPr>
           <w:rFonts w:ascii="Arial" w:hAnsi="Arial" w:cs="Arial"/>
@@ -5073,41 +4112,13 @@
         </w:rPr>
         <w:t xml:space="preserve">, and </w:t>
       </w:r>
-      <w:proofErr w:type="spellStart"/>
-      <w:r>
-        <w:rPr>
-          <w:rStyle w:val="Strong"/>
-          <w:rFonts w:ascii="Arial" w:hAnsi="Arial" w:cs="Arial"/>
-          <w:sz w:val="18"/>
-        </w:rPr>
-        <w:t>Redis</w:t>
-      </w:r>
-      <w:proofErr w:type="spellEnd"/>
-      <w:r>
-        <w:rPr>
-          <w:rStyle w:val="Strong"/>
-          <w:rFonts w:ascii="Arial" w:hAnsi="Arial" w:cs="Arial"/>
-          <w:sz w:val="18"/>
-        </w:rPr>
-        <w:t xml:space="preserve"> (</w:t>
-      </w:r>
-      <w:proofErr w:type="spellStart"/>
-      <w:r>
-        <w:rPr>
-          <w:rStyle w:val="Strong"/>
-          <w:rFonts w:ascii="Arial" w:hAnsi="Arial" w:cs="Arial"/>
-          <w:sz w:val="18"/>
-        </w:rPr>
-        <w:t>ElastiCache</w:t>
-      </w:r>
-      <w:proofErr w:type="spellEnd"/>
-      <w:r>
-        <w:rPr>
-          <w:rStyle w:val="Strong"/>
-          <w:rFonts w:ascii="Arial" w:hAnsi="Arial" w:cs="Arial"/>
-          <w:sz w:val="18"/>
-        </w:rPr>
-        <w:t>)</w:t>
+      <w:r>
+        <w:rPr>
+          <w:rStyle w:val="Strong"/>
+          <w:rFonts w:ascii="Arial" w:hAnsi="Arial" w:cs="Arial"/>
+          <w:sz w:val="18"/>
+        </w:rPr>
+        <w:t>Redis (ElastiCache)</w:t>
       </w:r>
       <w:r>
         <w:rPr>
@@ -5122,18 +4133,8 @@
           <w:rFonts w:ascii="Arial" w:hAnsi="Arial" w:cs="Arial"/>
           <w:sz w:val="18"/>
         </w:rPr>
-        <w:t>OpenSearch/</w:t>
-      </w:r>
-      <w:proofErr w:type="spellStart"/>
-      <w:r>
-        <w:rPr>
-          <w:rStyle w:val="Strong"/>
-          <w:rFonts w:ascii="Arial" w:hAnsi="Arial" w:cs="Arial"/>
-          <w:sz w:val="18"/>
-        </w:rPr>
-        <w:t>Elasticsearch</w:t>
-      </w:r>
-      <w:proofErr w:type="spellEnd"/>
+        <w:t>OpenSearch/Elasticsearch</w:t>
+      </w:r>
       <w:r>
         <w:rPr>
           <w:rFonts w:ascii="Arial" w:hAnsi="Arial" w:cs="Arial"/>
@@ -5156,7 +4157,6 @@
         </w:rPr>
         <w:t xml:space="preserve"> and </w:t>
       </w:r>
-      <w:proofErr w:type="spellStart"/>
       <w:r>
         <w:rPr>
           <w:rStyle w:val="Strong"/>
@@ -5165,7 +4165,6 @@
         </w:rPr>
         <w:t>BigQuery</w:t>
       </w:r>
-      <w:proofErr w:type="spellEnd"/>
       <w:r>
         <w:rPr>
           <w:rFonts w:ascii="Arial" w:hAnsi="Arial" w:cs="Arial"/>
@@ -5209,7 +4208,6 @@
         </w:rPr>
         <w:t xml:space="preserve"> using </w:t>
       </w:r>
-      <w:proofErr w:type="spellStart"/>
       <w:r>
         <w:rPr>
           <w:rStyle w:val="Strong"/>
@@ -5218,7 +4216,6 @@
         </w:rPr>
         <w:t>Docker</w:t>
       </w:r>
-      <w:proofErr w:type="spellEnd"/>
       <w:r>
         <w:rPr>
           <w:rFonts w:ascii="Arial" w:hAnsi="Arial" w:cs="Arial"/>
@@ -5226,7 +4223,6 @@
         </w:rPr>
         <w:t xml:space="preserve">, </w:t>
       </w:r>
-      <w:proofErr w:type="spellStart"/>
       <w:r>
         <w:rPr>
           <w:rStyle w:val="Strong"/>
@@ -5235,7 +4231,6 @@
         </w:rPr>
         <w:t>Kubernetes</w:t>
       </w:r>
-      <w:proofErr w:type="spellEnd"/>
       <w:r>
         <w:rPr>
           <w:rFonts w:ascii="Arial" w:hAnsi="Arial" w:cs="Arial"/>
@@ -5273,7 +4268,6 @@
         </w:rPr>
         <w:t xml:space="preserve">, and </w:t>
       </w:r>
-      <w:proofErr w:type="spellStart"/>
       <w:r>
         <w:rPr>
           <w:rStyle w:val="Strong"/>
@@ -5282,7 +4276,6 @@
         </w:rPr>
         <w:t>GitOps</w:t>
       </w:r>
-      <w:proofErr w:type="spellEnd"/>
       <w:r>
         <w:rPr>
           <w:rFonts w:ascii="Arial" w:hAnsi="Arial" w:cs="Arial"/>
@@ -5290,34 +4283,14 @@
         </w:rPr>
         <w:t xml:space="preserve">, with infrastructure defined in </w:t>
       </w:r>
-      <w:proofErr w:type="spellStart"/>
-      <w:r>
-        <w:rPr>
-          <w:rStyle w:val="Strong"/>
-          <w:rFonts w:ascii="Arial" w:hAnsi="Arial" w:cs="Arial"/>
-          <w:sz w:val="18"/>
-        </w:rPr>
-        <w:t>Terraform</w:t>
-      </w:r>
-      <w:proofErr w:type="spellEnd"/>
-      <w:r>
-        <w:rPr>
-          <w:rStyle w:val="Strong"/>
-          <w:rFonts w:ascii="Arial" w:hAnsi="Arial" w:cs="Arial"/>
-          <w:sz w:val="18"/>
-        </w:rPr>
-        <w:t>/</w:t>
-      </w:r>
-      <w:proofErr w:type="spellStart"/>
-      <w:r>
-        <w:rPr>
-          <w:rStyle w:val="Strong"/>
-          <w:rFonts w:ascii="Arial" w:hAnsi="Arial" w:cs="Arial"/>
-          <w:sz w:val="18"/>
-        </w:rPr>
-        <w:t>CloudFormation</w:t>
-      </w:r>
-      <w:proofErr w:type="spellEnd"/>
+      <w:r>
+        <w:rPr>
+          <w:rStyle w:val="Strong"/>
+          <w:rFonts w:ascii="Arial" w:hAnsi="Arial" w:cs="Arial"/>
+          <w:sz w:val="18"/>
+        </w:rPr>
+        <w:t>Terraform/CloudFormation</w:t>
+      </w:r>
       <w:r>
         <w:rPr>
           <w:rFonts w:ascii="Arial" w:hAnsi="Arial" w:cs="Arial"/>
@@ -5325,23 +4298,13 @@
         </w:rPr>
         <w:t xml:space="preserve"> and pipelines across </w:t>
       </w:r>
-      <w:proofErr w:type="spellStart"/>
-      <w:r>
-        <w:rPr>
-          <w:rStyle w:val="Strong"/>
-          <w:rFonts w:ascii="Arial" w:hAnsi="Arial" w:cs="Arial"/>
-          <w:sz w:val="18"/>
-        </w:rPr>
-        <w:t>GitHub</w:t>
-      </w:r>
-      <w:proofErr w:type="spellEnd"/>
-      <w:r>
-        <w:rPr>
-          <w:rStyle w:val="Strong"/>
-          <w:rFonts w:ascii="Arial" w:hAnsi="Arial" w:cs="Arial"/>
-          <w:sz w:val="18"/>
-        </w:rPr>
-        <w:t xml:space="preserve"> Actions</w:t>
+      <w:r>
+        <w:rPr>
+          <w:rStyle w:val="Strong"/>
+          <w:rFonts w:ascii="Arial" w:hAnsi="Arial" w:cs="Arial"/>
+          <w:sz w:val="18"/>
+        </w:rPr>
+        <w:t>GitHub Actions</w:t>
       </w:r>
       <w:r>
         <w:rPr>
@@ -5350,23 +4313,13 @@
         </w:rPr>
         <w:t xml:space="preserve"> and </w:t>
       </w:r>
-      <w:proofErr w:type="spellStart"/>
-      <w:r>
-        <w:rPr>
-          <w:rStyle w:val="Strong"/>
-          <w:rFonts w:ascii="Arial" w:hAnsi="Arial" w:cs="Arial"/>
-          <w:sz w:val="18"/>
-        </w:rPr>
-        <w:t>GitLab</w:t>
-      </w:r>
-      <w:proofErr w:type="spellEnd"/>
-      <w:r>
-        <w:rPr>
-          <w:rStyle w:val="Strong"/>
-          <w:rFonts w:ascii="Arial" w:hAnsi="Arial" w:cs="Arial"/>
-          <w:sz w:val="18"/>
-        </w:rPr>
-        <w:t xml:space="preserve"> CI</w:t>
+      <w:r>
+        <w:rPr>
+          <w:rStyle w:val="Strong"/>
+          <w:rFonts w:ascii="Arial" w:hAnsi="Arial" w:cs="Arial"/>
+          <w:sz w:val="18"/>
+        </w:rPr>
+        <w:t>GitLab CI</w:t>
       </w:r>
       <w:r>
         <w:rPr>
@@ -5394,25 +4347,8 @@
           <w:rFonts w:ascii="Arial" w:hAnsi="Arial" w:cs="Arial"/>
           <w:sz w:val="18"/>
         </w:rPr>
-        <w:t xml:space="preserve">Standardized </w:t>
-      </w:r>
-      <w:proofErr w:type="spellStart"/>
-      <w:r>
-        <w:rPr>
-          <w:rFonts w:ascii="Arial" w:hAnsi="Arial" w:cs="Arial"/>
-          <w:sz w:val="18"/>
-        </w:rPr>
-        <w:t>observability</w:t>
-      </w:r>
-      <w:proofErr w:type="spellEnd"/>
-      <w:r>
-        <w:rPr>
-          <w:rFonts w:ascii="Arial" w:hAnsi="Arial" w:cs="Arial"/>
-          <w:sz w:val="18"/>
-        </w:rPr>
-        <w:t xml:space="preserve"> with </w:t>
-      </w:r>
-      <w:proofErr w:type="spellStart"/>
+        <w:t xml:space="preserve">Standardized observability with </w:t>
+      </w:r>
       <w:r>
         <w:rPr>
           <w:rStyle w:val="Strong"/>
@@ -5421,7 +4357,6 @@
         </w:rPr>
         <w:t>OpenTelemetry</w:t>
       </w:r>
-      <w:proofErr w:type="spellEnd"/>
       <w:r>
         <w:rPr>
           <w:rFonts w:ascii="Arial" w:hAnsi="Arial" w:cs="Arial"/>
@@ -5429,7 +4364,6 @@
         </w:rPr>
         <w:t xml:space="preserve"> + </w:t>
       </w:r>
-      <w:proofErr w:type="spellStart"/>
       <w:r>
         <w:rPr>
           <w:rStyle w:val="Strong"/>
@@ -5438,7 +4372,6 @@
         </w:rPr>
         <w:t>Datadog</w:t>
       </w:r>
-      <w:proofErr w:type="spellEnd"/>
       <w:r>
         <w:rPr>
           <w:rFonts w:ascii="Arial" w:hAnsi="Arial" w:cs="Arial"/>
@@ -5446,7 +4379,6 @@
         </w:rPr>
         <w:t xml:space="preserve">, dashboards in </w:t>
       </w:r>
-      <w:proofErr w:type="spellStart"/>
       <w:r>
         <w:rPr>
           <w:rStyle w:val="Strong"/>
@@ -5455,7 +4387,6 @@
         </w:rPr>
         <w:t>Grafana</w:t>
       </w:r>
-      <w:proofErr w:type="spellEnd"/>
       <w:r>
         <w:rPr>
           <w:rFonts w:ascii="Arial" w:hAnsi="Arial" w:cs="Arial"/>
@@ -5535,7 +4466,6 @@
         </w:rPr>
         <w:t xml:space="preserve">, </w:t>
       </w:r>
-      <w:proofErr w:type="spellStart"/>
       <w:r>
         <w:rPr>
           <w:rStyle w:val="Strong"/>
@@ -5544,7 +4474,6 @@
         </w:rPr>
         <w:t>TypeScript</w:t>
       </w:r>
-      <w:proofErr w:type="spellEnd"/>
       <w:r>
         <w:rPr>
           <w:rFonts w:ascii="Arial" w:hAnsi="Arial" w:cs="Arial"/>
@@ -9776,7 +8705,7 @@
   <a:extraClrSchemeLst/>
   <a:extLst>
     <a:ext uri="{05A4C25C-085E-4340-85A3-A5531E510DB2}">
-      <thm15:themeFamily xmlns="" xmlns:thm15="http://schemas.microsoft.com/office/thememl/2012/main" name="Office Theme" id="{2E142A2C-CD16-42D6-873A-C26D2A0506FA}" vid="{1BDDFF52-6CD6-40A5-AB3C-68EB2F1E4D0A}"/>
+      <thm15:themeFamily xmlns:thm15="http://schemas.microsoft.com/office/thememl/2012/main" xmlns="" name="Office Theme" id="{2E142A2C-CD16-42D6-873A-C26D2A0506FA}" vid="{1BDDFF52-6CD6-40A5-AB3C-68EB2F1E4D0A}"/>
     </a:ext>
   </a:extLst>
 </a:theme>
